--- a/Doc/H-P_POO-gillhorset-RapportDeProjet.docx
+++ b/Doc/H-P_POO-gillhorset-RapportDeProjet.docx
@@ -1,19 +1,25 @@
 
 <file path=word/document.xml><?xml version="1.0" encoding="utf-8"?>
-<w:document xmlns:wpc="http://schemas.microsoft.com/office/word/2010/wordprocessingCanvas" xmlns:cx="http://schemas.microsoft.com/office/drawing/2014/chartex" xmlns:cx1="http://schemas.microsoft.com/office/drawing/2015/9/8/chartex" xmlns:cx2="http://schemas.microsoft.com/office/drawing/2015/10/21/chartex" xmlns:cx3="http://schemas.microsoft.com/office/drawing/2016/5/9/chartex" xmlns:cx4="http://schemas.microsoft.com/office/drawing/2016/5/10/chartex" xmlns:cx5="http://schemas.microsoft.com/office/drawing/2016/5/11/chartex" xmlns:cx6="http://schemas.microsoft.com/office/drawing/2016/5/12/chartex" xmlns:cx7="http://schemas.microsoft.com/office/drawing/2016/5/13/chartex" xmlns:cx8="http://schemas.microsoft.com/office/drawing/2016/5/14/chartex" xmlns:mc="http://schemas.openxmlformats.org/markup-compatibility/2006" xmlns:aink="http://schemas.microsoft.com/office/drawing/2016/ink" xmlns:am3d="http://schemas.microsoft.com/office/drawing/2017/model3d" xmlns:o="urn:schemas-microsoft-com:office:office" xmlns:oel="http://schemas.microsoft.com/office/2019/extlst" xmlns:r="http://schemas.openxmlformats.org/officeDocument/2006/relationships" xmlns:m="http://schemas.openxmlformats.org/officeDocument/2006/math" xmlns:v="urn:schemas-microsoft-com:vml" xmlns:wp14="http://schemas.microsoft.com/office/word/2010/wordprocessingDrawing" xmlns:wp="http://schemas.openxmlformats.org/drawingml/2006/wordprocessingDrawing" xmlns:w10="urn:schemas-microsoft-com:office:word" xmlns:w="http://schemas.openxmlformats.org/wordprocessingml/2006/main" xmlns:w14="http://schemas.microsoft.com/office/word/2010/wordml" xmlns:w15="http://schemas.microsoft.com/office/word/2012/wordml" xmlns:w16cex="http://schemas.microsoft.com/office/word/2018/wordml/cex" xmlns:w16cid="http://schemas.microsoft.com/office/word/2016/wordml/cid" xmlns:w16="http://schemas.microsoft.com/office/word/2018/wordml" xmlns:w16sdtdh="http://schemas.microsoft.com/office/word/2020/wordml/sdtdatahash" xmlns:w16se="http://schemas.microsoft.com/office/word/2015/wordml/symex" xmlns:wpg="http://schemas.microsoft.com/office/word/2010/wordprocessingGroup" xmlns:wpi="http://schemas.microsoft.com/office/word/2010/wordprocessingInk" xmlns:wne="http://schemas.microsoft.com/office/word/2006/wordml" xmlns:wps="http://schemas.microsoft.com/office/word/2010/wordprocessingShape" mc:Ignorable="w14 w15 w16se w16cid w16 w16cex w16sdtdh wp14">
+<w:document xmlns:wpc="http://schemas.microsoft.com/office/word/2010/wordprocessingCanvas" xmlns:cx="http://schemas.microsoft.com/office/drawing/2014/chartex" xmlns:cx1="http://schemas.microsoft.com/office/drawing/2015/9/8/chartex" xmlns:cx2="http://schemas.microsoft.com/office/drawing/2015/10/21/chartex" xmlns:cx3="http://schemas.microsoft.com/office/drawing/2016/5/9/chartex" xmlns:cx4="http://schemas.microsoft.com/office/drawing/2016/5/10/chartex" xmlns:cx5="http://schemas.microsoft.com/office/drawing/2016/5/11/chartex" xmlns:cx6="http://schemas.microsoft.com/office/drawing/2016/5/12/chartex" xmlns:cx7="http://schemas.microsoft.com/office/drawing/2016/5/13/chartex" xmlns:cx8="http://schemas.microsoft.com/office/drawing/2016/5/14/chartex" xmlns:mc="http://schemas.openxmlformats.org/markup-compatibility/2006" xmlns:aink="http://schemas.microsoft.com/office/drawing/2016/ink" xmlns:am3d="http://schemas.microsoft.com/office/drawing/2017/model3d" xmlns:o="urn:schemas-microsoft-com:office:office" xmlns:oel="http://schemas.microsoft.com/office/2019/extlst" xmlns:r="http://schemas.openxmlformats.org/officeDocument/2006/relationships" xmlns:m="http://schemas.openxmlformats.org/officeDocument/2006/math" xmlns:v="urn:schemas-microsoft-com:vml" xmlns:wp14="http://schemas.microsoft.com/office/word/2010/wordprocessingDrawing" xmlns:wp="http://schemas.openxmlformats.org/drawingml/2006/wordprocessingDrawing" xmlns:w10="urn:schemas-microsoft-com:office:word" xmlns:w="http://schemas.openxmlformats.org/wordprocessingml/2006/main" xmlns:w14="http://schemas.microsoft.com/office/word/2010/wordml" xmlns:w15="http://schemas.microsoft.com/office/word/2012/wordml" xmlns:w16cex="http://schemas.microsoft.com/office/word/2018/wordml/cex" xmlns:w16cid="http://schemas.microsoft.com/office/word/2016/wordml/cid" xmlns:w16="http://schemas.microsoft.com/office/word/2018/wordml" xmlns:w16du="http://schemas.microsoft.com/office/word/2023/wordml/word16du" xmlns:w16sdtdh="http://schemas.microsoft.com/office/word/2020/wordml/sdtdatahash" xmlns:w16sdtfl="http://schemas.microsoft.com/office/word/2024/wordml/sdtformatlock" xmlns:w16se="http://schemas.microsoft.com/office/word/2015/wordml/symex" xmlns:wpg="http://schemas.microsoft.com/office/word/2010/wordprocessingGroup" xmlns:wpi="http://schemas.microsoft.com/office/word/2010/wordprocessingInk" xmlns:wne="http://schemas.microsoft.com/office/word/2006/wordml" xmlns:wps="http://schemas.microsoft.com/office/word/2010/wordprocessingShape" mc:Ignorable="w14 w15 w16se w16cid w16 w16cex w16sdtdh w16sdtfl w16du wp14">
   <w:body>
     <w:p>
       <w:pPr>
         <w:pStyle w:val="Titre"/>
-      </w:pPr>
-      <w:r>
-        <w:t xml:space="preserve">Titre </w:t>
-      </w:r>
-      <w:r>
-        <w:t xml:space="preserve">(nom) </w:t>
-      </w:r>
-      <w:r>
-        <w:t>du projet</w:t>
+        <w:rPr>
+          <w:lang w:val="en-US"/>
+        </w:rPr>
+      </w:pPr>
+      <w:r>
+        <w:rPr>
+          <w:lang w:val="en-US"/>
+        </w:rPr>
+        <w:t>P_POO – Shoot Em U</w:t>
+      </w:r>
+      <w:r>
+        <w:rPr>
+          <w:lang w:val="en-US"/>
+        </w:rPr>
+        <w:t>p</w:t>
       </w:r>
     </w:p>
     <w:p>
@@ -34,9 +40,9 @@
           <w:szCs w:val="22"/>
         </w:rPr>
         <w:drawing>
-          <wp:inline distT="0" distB="0" distL="0" distR="0" wp14:anchorId="718062C7" wp14:editId="655A660D">
-            <wp:extent cx="3134995" cy="2558415"/>
-            <wp:effectExtent l="19050" t="0" r="8255" b="0"/>
+          <wp:inline distT="0" distB="0" distL="0" distR="0" wp14:anchorId="718062C7" wp14:editId="50A2EDFE">
+            <wp:extent cx="2558415" cy="2558415"/>
+            <wp:effectExtent l="0" t="0" r="0" b="0"/>
             <wp:docPr id="3" name="Image 3"/>
             <wp:cNvGraphicFramePr>
               <a:graphicFrameLocks xmlns:a="http://schemas.openxmlformats.org/drawingml/2006/main" noChangeAspect="1"/>
@@ -45,14 +51,19 @@
               <a:graphicData uri="http://schemas.openxmlformats.org/drawingml/2006/picture">
                 <pic:pic xmlns:pic="http://schemas.openxmlformats.org/drawingml/2006/picture">
                   <pic:nvPicPr>
-                    <pic:cNvPr id="0" name="Picture 3"/>
+                    <pic:cNvPr id="3" name="Image 3"/>
                     <pic:cNvPicPr>
                       <a:picLocks noChangeAspect="1" noChangeArrowheads="1"/>
                     </pic:cNvPicPr>
                   </pic:nvPicPr>
                   <pic:blipFill>
-                    <a:blip r:embed="rId11" cstate="print"/>
-                    <a:srcRect/>
+                    <a:blip r:embed="rId11">
+                      <a:extLst>
+                        <a:ext uri="{28A0092B-C50C-407E-A947-70E740481C1C}">
+                          <a14:useLocalDpi xmlns:a14="http://schemas.microsoft.com/office/drawing/2010/main" val="0"/>
+                        </a:ext>
+                      </a:extLst>
+                    </a:blip>
                     <a:stretch>
                       <a:fillRect/>
                     </a:stretch>
@@ -60,7 +71,7 @@
                   <pic:spPr bwMode="auto">
                     <a:xfrm>
                       <a:off x="0" y="0"/>
-                      <a:ext cx="3134995" cy="2558415"/>
+                      <a:ext cx="2558415" cy="2558415"/>
                     </a:xfrm>
                     <a:prstGeom prst="rect">
                       <a:avLst/>
@@ -82,25 +93,11 @@
     </w:p>
     <w:p>
       <w:pPr>
-        <w:jc w:val="center"/>
-      </w:pPr>
-      <w:r>
-        <w:t>(</w:t>
-      </w:r>
-      <w:r>
-        <w:t>Une</w:t>
-      </w:r>
-      <w:r>
-        <w:t xml:space="preserve"> image originale représentant le projet)</w:t>
-      </w:r>
-    </w:p>
-    <w:p>
-      <w:pPr>
         <w:spacing w:before="2000"/>
         <w:jc w:val="center"/>
       </w:pPr>
       <w:r>
-        <w:t>Nom de l’auteur – Classe</w:t>
+        <w:t>Gillian L’Horset – CIN2B</w:t>
       </w:r>
     </w:p>
     <w:p>
@@ -108,7 +105,7 @@
         <w:jc w:val="center"/>
       </w:pPr>
       <w:r>
-        <w:t>Lieu</w:t>
+        <w:t>Vennes</w:t>
       </w:r>
     </w:p>
     <w:p>
@@ -116,7 +113,7 @@
         <w:jc w:val="center"/>
       </w:pPr>
       <w:r>
-        <w:t>Durée</w:t>
+        <w:t>32 periodes</w:t>
       </w:r>
     </w:p>
     <w:p>
@@ -124,15 +121,7 @@
         <w:jc w:val="center"/>
       </w:pPr>
       <w:r>
-        <w:t>Nom du chef de projet</w:t>
-      </w:r>
-    </w:p>
-    <w:p>
-      <w:pPr>
-        <w:jc w:val="center"/>
-      </w:pPr>
-      <w:r>
-        <w:t>(Nom et adresse du mandant)</w:t>
+        <w:t>Xavier Carrel</w:t>
       </w:r>
     </w:p>
     <w:p>
@@ -155,13 +144,15 @@
           <w:tab w:val="right" w:leader="dot" w:pos="9060"/>
         </w:tabs>
         <w:rPr>
-          <w:rFonts w:eastAsiaTheme="minorEastAsia" w:cstheme="minorBidi"/>
+          <w:rFonts w:asciiTheme="minorHAnsi" w:eastAsiaTheme="minorEastAsia" w:hAnsiTheme="minorHAnsi" w:cstheme="minorBidi"/>
           <w:b w:val="0"/>
           <w:bCs w:val="0"/>
           <w:caps w:val="0"/>
           <w:noProof/>
-          <w:sz w:val="22"/>
-          <w:szCs w:val="22"/>
+          <w:kern w:val="2"/>
+          <w:sz w:val="24"/>
+          <w:szCs w:val="24"/>
+          <w14:ligatures w14:val="standardContextual"/>
         </w:rPr>
       </w:pPr>
       <w:r>
@@ -197,7 +188,7 @@
         </w:rPr>
         <w:fldChar w:fldCharType="separate"/>
       </w:r>
-      <w:hyperlink w:anchor="_Toc308526316" w:history="1">
+      <w:hyperlink w:anchor="_Toc212934602" w:history="1">
         <w:r>
           <w:rPr>
             <w:rStyle w:val="Lienhypertexte"/>
@@ -207,13 +198,15 @@
         </w:r>
         <w:r>
           <w:rPr>
-            <w:rFonts w:eastAsiaTheme="minorEastAsia" w:cstheme="minorBidi"/>
+            <w:rFonts w:asciiTheme="minorHAnsi" w:eastAsiaTheme="minorEastAsia" w:hAnsiTheme="minorHAnsi" w:cstheme="minorBidi"/>
             <w:b w:val="0"/>
             <w:bCs w:val="0"/>
             <w:caps w:val="0"/>
             <w:noProof/>
-            <w:sz w:val="22"/>
-            <w:szCs w:val="22"/>
+            <w:kern w:val="2"/>
+            <w:sz w:val="24"/>
+            <w:szCs w:val="24"/>
+            <w14:ligatures w14:val="standardContextual"/>
           </w:rPr>
           <w:tab/>
         </w:r>
@@ -243,7 +236,7 @@
             <w:noProof/>
             <w:webHidden/>
           </w:rPr>
-          <w:instrText xml:space="preserve"> PAGEREF _Toc308526316 \h </w:instrText>
+          <w:instrText xml:space="preserve"> PAGEREF _Toc212934602 \h </w:instrText>
         </w:r>
         <w:r>
           <w:rPr>
@@ -282,14 +275,16 @@
           <w:tab w:val="right" w:leader="dot" w:pos="9060"/>
         </w:tabs>
         <w:rPr>
-          <w:rFonts w:eastAsiaTheme="minorEastAsia" w:cstheme="minorBidi"/>
+          <w:rFonts w:asciiTheme="minorHAnsi" w:eastAsiaTheme="minorEastAsia" w:hAnsiTheme="minorHAnsi" w:cstheme="minorBidi"/>
           <w:smallCaps w:val="0"/>
           <w:noProof/>
-          <w:sz w:val="22"/>
-          <w:szCs w:val="22"/>
+          <w:kern w:val="2"/>
+          <w:sz w:val="24"/>
+          <w:szCs w:val="24"/>
+          <w14:ligatures w14:val="standardContextual"/>
         </w:rPr>
       </w:pPr>
-      <w:hyperlink w:anchor="_Toc308526317" w:history="1">
+      <w:hyperlink w:anchor="_Toc212934603" w:history="1">
         <w:r>
           <w:rPr>
             <w:rStyle w:val="Lienhypertexte"/>
@@ -299,11 +294,13 @@
         </w:r>
         <w:r>
           <w:rPr>
-            <w:rFonts w:eastAsiaTheme="minorEastAsia" w:cstheme="minorBidi"/>
+            <w:rFonts w:asciiTheme="minorHAnsi" w:eastAsiaTheme="minorEastAsia" w:hAnsiTheme="minorHAnsi" w:cstheme="minorBidi"/>
             <w:smallCaps w:val="0"/>
             <w:noProof/>
-            <w:sz w:val="22"/>
-            <w:szCs w:val="22"/>
+            <w:kern w:val="2"/>
+            <w:sz w:val="24"/>
+            <w:szCs w:val="24"/>
+            <w14:ligatures w14:val="standardContextual"/>
           </w:rPr>
           <w:tab/>
         </w:r>
@@ -312,7 +309,7 @@
             <w:rStyle w:val="Lienhypertexte"/>
             <w:noProof/>
           </w:rPr>
-          <w:t>Titre</w:t>
+          <w:t>Introduction</w:t>
         </w:r>
         <w:r>
           <w:rPr>
@@ -333,7 +330,7 @@
             <w:noProof/>
             <w:webHidden/>
           </w:rPr>
-          <w:instrText xml:space="preserve"> PAGEREF _Toc308526317 \h </w:instrText>
+          <w:instrText xml:space="preserve"> PAGEREF _Toc212934603 \h </w:instrText>
         </w:r>
         <w:r>
           <w:rPr>
@@ -372,14 +369,16 @@
           <w:tab w:val="right" w:leader="dot" w:pos="9060"/>
         </w:tabs>
         <w:rPr>
-          <w:rFonts w:eastAsiaTheme="minorEastAsia" w:cstheme="minorBidi"/>
+          <w:rFonts w:asciiTheme="minorHAnsi" w:eastAsiaTheme="minorEastAsia" w:hAnsiTheme="minorHAnsi" w:cstheme="minorBidi"/>
           <w:smallCaps w:val="0"/>
           <w:noProof/>
-          <w:sz w:val="22"/>
-          <w:szCs w:val="22"/>
+          <w:kern w:val="2"/>
+          <w:sz w:val="24"/>
+          <w:szCs w:val="24"/>
+          <w14:ligatures w14:val="standardContextual"/>
         </w:rPr>
       </w:pPr>
-      <w:hyperlink w:anchor="_Toc308526318" w:history="1">
+      <w:hyperlink w:anchor="_Toc212934604" w:history="1">
         <w:r>
           <w:rPr>
             <w:rStyle w:val="Lienhypertexte"/>
@@ -389,11 +388,13 @@
         </w:r>
         <w:r>
           <w:rPr>
-            <w:rFonts w:eastAsiaTheme="minorEastAsia" w:cstheme="minorBidi"/>
+            <w:rFonts w:asciiTheme="minorHAnsi" w:eastAsiaTheme="minorEastAsia" w:hAnsiTheme="minorHAnsi" w:cstheme="minorBidi"/>
             <w:smallCaps w:val="0"/>
             <w:noProof/>
-            <w:sz w:val="22"/>
-            <w:szCs w:val="22"/>
+            <w:kern w:val="2"/>
+            <w:sz w:val="24"/>
+            <w:szCs w:val="24"/>
+            <w14:ligatures w14:val="standardContextual"/>
           </w:rPr>
           <w:tab/>
         </w:r>
@@ -402,7 +403,7 @@
             <w:rStyle w:val="Lienhypertexte"/>
             <w:noProof/>
           </w:rPr>
-          <w:t>Description</w:t>
+          <w:t>Matériel et logiciels à disposition</w:t>
         </w:r>
         <w:r>
           <w:rPr>
@@ -423,7 +424,7 @@
             <w:noProof/>
             <w:webHidden/>
           </w:rPr>
-          <w:instrText xml:space="preserve"> PAGEREF _Toc308526318 \h </w:instrText>
+          <w:instrText xml:space="preserve"> PAGEREF _Toc212934604 \h </w:instrText>
         </w:r>
         <w:r>
           <w:rPr>
@@ -462,14 +463,16 @@
           <w:tab w:val="right" w:leader="dot" w:pos="9060"/>
         </w:tabs>
         <w:rPr>
-          <w:rFonts w:eastAsiaTheme="minorEastAsia" w:cstheme="minorBidi"/>
+          <w:rFonts w:asciiTheme="minorHAnsi" w:eastAsiaTheme="minorEastAsia" w:hAnsiTheme="minorHAnsi" w:cstheme="minorBidi"/>
           <w:smallCaps w:val="0"/>
           <w:noProof/>
-          <w:sz w:val="22"/>
-          <w:szCs w:val="22"/>
+          <w:kern w:val="2"/>
+          <w:sz w:val="24"/>
+          <w:szCs w:val="24"/>
+          <w14:ligatures w14:val="standardContextual"/>
         </w:rPr>
       </w:pPr>
-      <w:hyperlink w:anchor="_Toc308526319" w:history="1">
+      <w:hyperlink w:anchor="_Toc212934605" w:history="1">
         <w:r>
           <w:rPr>
             <w:rStyle w:val="Lienhypertexte"/>
@@ -479,11 +482,13 @@
         </w:r>
         <w:r>
           <w:rPr>
-            <w:rFonts w:eastAsiaTheme="minorEastAsia" w:cstheme="minorBidi"/>
+            <w:rFonts w:asciiTheme="minorHAnsi" w:eastAsiaTheme="minorEastAsia" w:hAnsiTheme="minorHAnsi" w:cstheme="minorBidi"/>
             <w:smallCaps w:val="0"/>
             <w:noProof/>
-            <w:sz w:val="22"/>
-            <w:szCs w:val="22"/>
+            <w:kern w:val="2"/>
+            <w:sz w:val="24"/>
+            <w:szCs w:val="24"/>
+            <w14:ligatures w14:val="standardContextual"/>
           </w:rPr>
           <w:tab/>
         </w:r>
@@ -492,7 +497,7 @@
             <w:rStyle w:val="Lienhypertexte"/>
             <w:noProof/>
           </w:rPr>
-          <w:t>Matériel et logiciels à disposition</w:t>
+          <w:t>Cahier des charges</w:t>
         </w:r>
         <w:r>
           <w:rPr>
@@ -513,7 +518,297 @@
             <w:noProof/>
             <w:webHidden/>
           </w:rPr>
-          <w:instrText xml:space="preserve"> PAGEREF _Toc308526319 \h </w:instrText>
+          <w:instrText xml:space="preserve"> PAGEREF _Toc212934605 \h </w:instrText>
+        </w:r>
+        <w:r>
+          <w:rPr>
+            <w:noProof/>
+            <w:webHidden/>
+          </w:rPr>
+        </w:r>
+        <w:r>
+          <w:rPr>
+            <w:noProof/>
+            <w:webHidden/>
+          </w:rPr>
+          <w:fldChar w:fldCharType="separate"/>
+        </w:r>
+        <w:r>
+          <w:rPr>
+            <w:noProof/>
+            <w:webHidden/>
+          </w:rPr>
+          <w:t>3</w:t>
+        </w:r>
+        <w:r>
+          <w:rPr>
+            <w:noProof/>
+            <w:webHidden/>
+          </w:rPr>
+          <w:fldChar w:fldCharType="end"/>
+        </w:r>
+      </w:hyperlink>
+    </w:p>
+    <w:p>
+      <w:pPr>
+        <w:pStyle w:val="TM3"/>
+        <w:tabs>
+          <w:tab w:val="left" w:pos="1200"/>
+          <w:tab w:val="right" w:leader="dot" w:pos="9060"/>
+        </w:tabs>
+        <w:rPr>
+          <w:rFonts w:asciiTheme="minorHAnsi" w:eastAsiaTheme="minorEastAsia" w:hAnsiTheme="minorHAnsi" w:cstheme="minorBidi"/>
+          <w:i w:val="0"/>
+          <w:iCs w:val="0"/>
+          <w:noProof/>
+          <w:kern w:val="2"/>
+          <w:sz w:val="24"/>
+          <w:szCs w:val="24"/>
+          <w14:ligatures w14:val="standardContextual"/>
+        </w:rPr>
+      </w:pPr>
+      <w:hyperlink w:anchor="_Toc212934606" w:history="1">
+        <w:r>
+          <w:rPr>
+            <w:rStyle w:val="Lienhypertexte"/>
+            <w:noProof/>
+          </w:rPr>
+          <w:t>1.3.1</w:t>
+        </w:r>
+        <w:r>
+          <w:rPr>
+            <w:rFonts w:asciiTheme="minorHAnsi" w:eastAsiaTheme="minorEastAsia" w:hAnsiTheme="minorHAnsi" w:cstheme="minorBidi"/>
+            <w:i w:val="0"/>
+            <w:iCs w:val="0"/>
+            <w:noProof/>
+            <w:kern w:val="2"/>
+            <w:sz w:val="24"/>
+            <w:szCs w:val="24"/>
+            <w14:ligatures w14:val="standardContextual"/>
+          </w:rPr>
+          <w:tab/>
+        </w:r>
+        <w:r>
+          <w:rPr>
+            <w:rStyle w:val="Lienhypertexte"/>
+            <w:noProof/>
+          </w:rPr>
+          <w:t>Fonctionnalités requises (du point de vue de l’utilisateur)</w:t>
+        </w:r>
+        <w:r>
+          <w:rPr>
+            <w:noProof/>
+            <w:webHidden/>
+          </w:rPr>
+          <w:tab/>
+        </w:r>
+        <w:r>
+          <w:rPr>
+            <w:noProof/>
+            <w:webHidden/>
+          </w:rPr>
+          <w:fldChar w:fldCharType="begin"/>
+        </w:r>
+        <w:r>
+          <w:rPr>
+            <w:noProof/>
+            <w:webHidden/>
+          </w:rPr>
+          <w:instrText xml:space="preserve"> PAGEREF _Toc212934606 \h </w:instrText>
+        </w:r>
+        <w:r>
+          <w:rPr>
+            <w:noProof/>
+            <w:webHidden/>
+          </w:rPr>
+        </w:r>
+        <w:r>
+          <w:rPr>
+            <w:noProof/>
+            <w:webHidden/>
+          </w:rPr>
+          <w:fldChar w:fldCharType="separate"/>
+        </w:r>
+        <w:r>
+          <w:rPr>
+            <w:noProof/>
+            <w:webHidden/>
+          </w:rPr>
+          <w:t>3</w:t>
+        </w:r>
+        <w:r>
+          <w:rPr>
+            <w:noProof/>
+            <w:webHidden/>
+          </w:rPr>
+          <w:fldChar w:fldCharType="end"/>
+        </w:r>
+      </w:hyperlink>
+    </w:p>
+    <w:p>
+      <w:pPr>
+        <w:pStyle w:val="TM3"/>
+        <w:tabs>
+          <w:tab w:val="left" w:pos="1200"/>
+          <w:tab w:val="right" w:leader="dot" w:pos="9060"/>
+        </w:tabs>
+        <w:rPr>
+          <w:rFonts w:asciiTheme="minorHAnsi" w:eastAsiaTheme="minorEastAsia" w:hAnsiTheme="minorHAnsi" w:cstheme="minorBidi"/>
+          <w:i w:val="0"/>
+          <w:iCs w:val="0"/>
+          <w:noProof/>
+          <w:kern w:val="2"/>
+          <w:sz w:val="24"/>
+          <w:szCs w:val="24"/>
+          <w14:ligatures w14:val="standardContextual"/>
+        </w:rPr>
+      </w:pPr>
+      <w:hyperlink w:anchor="_Toc212934607" w:history="1">
+        <w:r>
+          <w:rPr>
+            <w:rStyle w:val="Lienhypertexte"/>
+            <w:noProof/>
+          </w:rPr>
+          <w:t>1.3.2</w:t>
+        </w:r>
+        <w:r>
+          <w:rPr>
+            <w:rFonts w:asciiTheme="minorHAnsi" w:eastAsiaTheme="minorEastAsia" w:hAnsiTheme="minorHAnsi" w:cstheme="minorBidi"/>
+            <w:i w:val="0"/>
+            <w:iCs w:val="0"/>
+            <w:noProof/>
+            <w:kern w:val="2"/>
+            <w:sz w:val="24"/>
+            <w:szCs w:val="24"/>
+            <w14:ligatures w14:val="standardContextual"/>
+          </w:rPr>
+          <w:tab/>
+        </w:r>
+        <w:r>
+          <w:rPr>
+            <w:rStyle w:val="Lienhypertexte"/>
+            <w:noProof/>
+          </w:rPr>
+          <w:t>Contraintes</w:t>
+        </w:r>
+        <w:r>
+          <w:rPr>
+            <w:noProof/>
+            <w:webHidden/>
+          </w:rPr>
+          <w:tab/>
+        </w:r>
+        <w:r>
+          <w:rPr>
+            <w:noProof/>
+            <w:webHidden/>
+          </w:rPr>
+          <w:fldChar w:fldCharType="begin"/>
+        </w:r>
+        <w:r>
+          <w:rPr>
+            <w:noProof/>
+            <w:webHidden/>
+          </w:rPr>
+          <w:instrText xml:space="preserve"> PAGEREF _Toc212934607 \h </w:instrText>
+        </w:r>
+        <w:r>
+          <w:rPr>
+            <w:noProof/>
+            <w:webHidden/>
+          </w:rPr>
+        </w:r>
+        <w:r>
+          <w:rPr>
+            <w:noProof/>
+            <w:webHidden/>
+          </w:rPr>
+          <w:fldChar w:fldCharType="separate"/>
+        </w:r>
+        <w:r>
+          <w:rPr>
+            <w:noProof/>
+            <w:webHidden/>
+          </w:rPr>
+          <w:t>3</w:t>
+        </w:r>
+        <w:r>
+          <w:rPr>
+            <w:noProof/>
+            <w:webHidden/>
+          </w:rPr>
+          <w:fldChar w:fldCharType="end"/>
+        </w:r>
+      </w:hyperlink>
+    </w:p>
+    <w:p>
+      <w:pPr>
+        <w:pStyle w:val="TM10"/>
+        <w:tabs>
+          <w:tab w:val="left" w:pos="400"/>
+          <w:tab w:val="right" w:leader="dot" w:pos="9060"/>
+        </w:tabs>
+        <w:rPr>
+          <w:rFonts w:asciiTheme="minorHAnsi" w:eastAsiaTheme="minorEastAsia" w:hAnsiTheme="minorHAnsi" w:cstheme="minorBidi"/>
+          <w:b w:val="0"/>
+          <w:bCs w:val="0"/>
+          <w:caps w:val="0"/>
+          <w:noProof/>
+          <w:kern w:val="2"/>
+          <w:sz w:val="24"/>
+          <w:szCs w:val="24"/>
+          <w14:ligatures w14:val="standardContextual"/>
+        </w:rPr>
+      </w:pPr>
+      <w:hyperlink w:anchor="_Toc212934608" w:history="1">
+        <w:r>
+          <w:rPr>
+            <w:rStyle w:val="Lienhypertexte"/>
+            <w:noProof/>
+          </w:rPr>
+          <w:t>2</w:t>
+        </w:r>
+        <w:r>
+          <w:rPr>
+            <w:rFonts w:asciiTheme="minorHAnsi" w:eastAsiaTheme="minorEastAsia" w:hAnsiTheme="minorHAnsi" w:cstheme="minorBidi"/>
+            <w:b w:val="0"/>
+            <w:bCs w:val="0"/>
+            <w:caps w:val="0"/>
+            <w:noProof/>
+            <w:kern w:val="2"/>
+            <w:sz w:val="24"/>
+            <w:szCs w:val="24"/>
+            <w14:ligatures w14:val="standardContextual"/>
+          </w:rPr>
+          <w:tab/>
+        </w:r>
+        <w:r>
+          <w:rPr>
+            <w:rStyle w:val="Lienhypertexte"/>
+            <w:noProof/>
+          </w:rPr>
+          <w:t>Analyse</w:t>
+        </w:r>
+        <w:r>
+          <w:rPr>
+            <w:noProof/>
+            <w:webHidden/>
+          </w:rPr>
+          <w:tab/>
+        </w:r>
+        <w:r>
+          <w:rPr>
+            <w:noProof/>
+            <w:webHidden/>
+          </w:rPr>
+          <w:fldChar w:fldCharType="begin"/>
+        </w:r>
+        <w:r>
+          <w:rPr>
+            <w:noProof/>
+            <w:webHidden/>
+          </w:rPr>
+          <w:instrText xml:space="preserve"> PAGEREF _Toc212934608 \h </w:instrText>
         </w:r>
         <w:r>
           <w:rPr>
@@ -552,28 +847,32 @@
           <w:tab w:val="right" w:leader="dot" w:pos="9060"/>
         </w:tabs>
         <w:rPr>
-          <w:rFonts w:eastAsiaTheme="minorEastAsia" w:cstheme="minorBidi"/>
+          <w:rFonts w:asciiTheme="minorHAnsi" w:eastAsiaTheme="minorEastAsia" w:hAnsiTheme="minorHAnsi" w:cstheme="minorBidi"/>
           <w:smallCaps w:val="0"/>
           <w:noProof/>
-          <w:sz w:val="22"/>
-          <w:szCs w:val="22"/>
+          <w:kern w:val="2"/>
+          <w:sz w:val="24"/>
+          <w:szCs w:val="24"/>
+          <w14:ligatures w14:val="standardContextual"/>
         </w:rPr>
       </w:pPr>
-      <w:hyperlink w:anchor="_Toc308526320" w:history="1">
+      <w:hyperlink w:anchor="_Toc212934609" w:history="1">
         <w:r>
           <w:rPr>
             <w:rStyle w:val="Lienhypertexte"/>
             <w:noProof/>
           </w:rPr>
-          <w:t>1.4</w:t>
-        </w:r>
-        <w:r>
-          <w:rPr>
-            <w:rFonts w:eastAsiaTheme="minorEastAsia" w:cstheme="minorBidi"/>
+          <w:t>2.1</w:t>
+        </w:r>
+        <w:r>
+          <w:rPr>
+            <w:rFonts w:asciiTheme="minorHAnsi" w:eastAsiaTheme="minorEastAsia" w:hAnsiTheme="minorHAnsi" w:cstheme="minorBidi"/>
             <w:smallCaps w:val="0"/>
             <w:noProof/>
-            <w:sz w:val="22"/>
-            <w:szCs w:val="22"/>
+            <w:kern w:val="2"/>
+            <w:sz w:val="24"/>
+            <w:szCs w:val="24"/>
+            <w14:ligatures w14:val="standardContextual"/>
           </w:rPr>
           <w:tab/>
         </w:r>
@@ -582,7 +881,7 @@
             <w:rStyle w:val="Lienhypertexte"/>
             <w:noProof/>
           </w:rPr>
-          <w:t>Prérequis</w:t>
+          <w:t>Planification</w:t>
         </w:r>
         <w:r>
           <w:rPr>
@@ -603,7 +902,7 @@
             <w:noProof/>
             <w:webHidden/>
           </w:rPr>
-          <w:instrText xml:space="preserve"> PAGEREF _Toc308526320 \h </w:instrText>
+          <w:instrText xml:space="preserve"> PAGEREF _Toc212934609 \h </w:instrText>
         </w:r>
         <w:r>
           <w:rPr>
@@ -642,28 +941,32 @@
           <w:tab w:val="right" w:leader="dot" w:pos="9060"/>
         </w:tabs>
         <w:rPr>
-          <w:rFonts w:eastAsiaTheme="minorEastAsia" w:cstheme="minorBidi"/>
+          <w:rFonts w:asciiTheme="minorHAnsi" w:eastAsiaTheme="minorEastAsia" w:hAnsiTheme="minorHAnsi" w:cstheme="minorBidi"/>
           <w:smallCaps w:val="0"/>
           <w:noProof/>
-          <w:sz w:val="22"/>
-          <w:szCs w:val="22"/>
+          <w:kern w:val="2"/>
+          <w:sz w:val="24"/>
+          <w:szCs w:val="24"/>
+          <w14:ligatures w14:val="standardContextual"/>
         </w:rPr>
       </w:pPr>
-      <w:hyperlink w:anchor="_Toc308526321" w:history="1">
+      <w:hyperlink w:anchor="_Toc212934610" w:history="1">
         <w:r>
           <w:rPr>
             <w:rStyle w:val="Lienhypertexte"/>
             <w:noProof/>
           </w:rPr>
-          <w:t>1.5</w:t>
-        </w:r>
-        <w:r>
-          <w:rPr>
-            <w:rFonts w:eastAsiaTheme="minorEastAsia" w:cstheme="minorBidi"/>
+          <w:t>2.2</w:t>
+        </w:r>
+        <w:r>
+          <w:rPr>
+            <w:rFonts w:asciiTheme="minorHAnsi" w:eastAsiaTheme="minorEastAsia" w:hAnsiTheme="minorHAnsi" w:cstheme="minorBidi"/>
             <w:smallCaps w:val="0"/>
             <w:noProof/>
-            <w:sz w:val="22"/>
-            <w:szCs w:val="22"/>
+            <w:kern w:val="2"/>
+            <w:sz w:val="24"/>
+            <w:szCs w:val="24"/>
+            <w14:ligatures w14:val="standardContextual"/>
           </w:rPr>
           <w:tab/>
         </w:r>
@@ -672,7 +975,7 @@
             <w:rStyle w:val="Lienhypertexte"/>
             <w:noProof/>
           </w:rPr>
-          <w:t>Cahier des charges</w:t>
+          <w:t>Analyse fonctionnelle</w:t>
         </w:r>
         <w:r>
           <w:rPr>
@@ -693,7 +996,7 @@
             <w:noProof/>
             <w:webHidden/>
           </w:rPr>
-          <w:instrText xml:space="preserve"> PAGEREF _Toc308526321 \h </w:instrText>
+          <w:instrText xml:space="preserve"> PAGEREF _Toc212934610 \h </w:instrText>
         </w:r>
         <w:r>
           <w:rPr>
@@ -713,7 +1016,101 @@
             <w:noProof/>
             <w:webHidden/>
           </w:rPr>
-          <w:t>3</w:t>
+          <w:t>4</w:t>
+        </w:r>
+        <w:r>
+          <w:rPr>
+            <w:noProof/>
+            <w:webHidden/>
+          </w:rPr>
+          <w:fldChar w:fldCharType="end"/>
+        </w:r>
+      </w:hyperlink>
+    </w:p>
+    <w:p>
+      <w:pPr>
+        <w:pStyle w:val="TM2"/>
+        <w:tabs>
+          <w:tab w:val="left" w:pos="800"/>
+          <w:tab w:val="right" w:leader="dot" w:pos="9060"/>
+        </w:tabs>
+        <w:rPr>
+          <w:rFonts w:asciiTheme="minorHAnsi" w:eastAsiaTheme="minorEastAsia" w:hAnsiTheme="minorHAnsi" w:cstheme="minorBidi"/>
+          <w:smallCaps w:val="0"/>
+          <w:noProof/>
+          <w:kern w:val="2"/>
+          <w:sz w:val="24"/>
+          <w:szCs w:val="24"/>
+          <w14:ligatures w14:val="standardContextual"/>
+        </w:rPr>
+      </w:pPr>
+      <w:hyperlink w:anchor="_Toc212934611" w:history="1">
+        <w:r>
+          <w:rPr>
+            <w:rStyle w:val="Lienhypertexte"/>
+            <w:noProof/>
+          </w:rPr>
+          <w:t>2.3</w:t>
+        </w:r>
+        <w:r>
+          <w:rPr>
+            <w:rFonts w:asciiTheme="minorHAnsi" w:eastAsiaTheme="minorEastAsia" w:hAnsiTheme="minorHAnsi" w:cstheme="minorBidi"/>
+            <w:smallCaps w:val="0"/>
+            <w:noProof/>
+            <w:kern w:val="2"/>
+            <w:sz w:val="24"/>
+            <w:szCs w:val="24"/>
+            <w14:ligatures w14:val="standardContextual"/>
+          </w:rPr>
+          <w:tab/>
+        </w:r>
+        <w:r>
+          <w:rPr>
+            <w:rStyle w:val="Lienhypertexte"/>
+            <w:noProof/>
+          </w:rPr>
+          <w:t>User stories</w:t>
+        </w:r>
+        <w:r>
+          <w:rPr>
+            <w:noProof/>
+            <w:webHidden/>
+          </w:rPr>
+          <w:tab/>
+        </w:r>
+        <w:r>
+          <w:rPr>
+            <w:noProof/>
+            <w:webHidden/>
+          </w:rPr>
+          <w:fldChar w:fldCharType="begin"/>
+        </w:r>
+        <w:r>
+          <w:rPr>
+            <w:noProof/>
+            <w:webHidden/>
+          </w:rPr>
+          <w:instrText xml:space="preserve"> PAGEREF _Toc212934611 \h </w:instrText>
+        </w:r>
+        <w:r>
+          <w:rPr>
+            <w:noProof/>
+            <w:webHidden/>
+          </w:rPr>
+        </w:r>
+        <w:r>
+          <w:rPr>
+            <w:noProof/>
+            <w:webHidden/>
+          </w:rPr>
+          <w:fldChar w:fldCharType="separate"/>
+        </w:r>
+        <w:r>
+          <w:rPr>
+            <w:noProof/>
+            <w:webHidden/>
+          </w:rPr>
+          <w:t>4</w:t>
         </w:r>
         <w:r>
           <w:rPr>
@@ -732,30 +1129,34 @@
           <w:tab w:val="right" w:leader="dot" w:pos="9060"/>
         </w:tabs>
         <w:rPr>
-          <w:rFonts w:eastAsiaTheme="minorEastAsia" w:cstheme="minorBidi"/>
+          <w:rFonts w:asciiTheme="minorHAnsi" w:eastAsiaTheme="minorEastAsia" w:hAnsiTheme="minorHAnsi" w:cstheme="minorBidi"/>
           <w:i w:val="0"/>
           <w:iCs w:val="0"/>
           <w:noProof/>
-          <w:sz w:val="22"/>
-          <w:szCs w:val="22"/>
+          <w:kern w:val="2"/>
+          <w:sz w:val="24"/>
+          <w:szCs w:val="24"/>
+          <w14:ligatures w14:val="standardContextual"/>
         </w:rPr>
       </w:pPr>
-      <w:hyperlink w:anchor="_Toc308526322" w:history="1">
+      <w:hyperlink w:anchor="_Toc212934612" w:history="1">
         <w:r>
           <w:rPr>
             <w:rStyle w:val="Lienhypertexte"/>
             <w:noProof/>
           </w:rPr>
-          <w:t>1.5.1</w:t>
-        </w:r>
-        <w:r>
-          <w:rPr>
-            <w:rFonts w:eastAsiaTheme="minorEastAsia" w:cstheme="minorBidi"/>
+          <w:t>2.3.1</w:t>
+        </w:r>
+        <w:r>
+          <w:rPr>
+            <w:rFonts w:asciiTheme="minorHAnsi" w:eastAsiaTheme="minorEastAsia" w:hAnsiTheme="minorHAnsi" w:cstheme="minorBidi"/>
             <w:i w:val="0"/>
             <w:iCs w:val="0"/>
             <w:noProof/>
-            <w:sz w:val="22"/>
-            <w:szCs w:val="22"/>
+            <w:kern w:val="2"/>
+            <w:sz w:val="24"/>
+            <w:szCs w:val="24"/>
+            <w14:ligatures w14:val="standardContextual"/>
           </w:rPr>
           <w:tab/>
         </w:r>
@@ -764,7 +1165,7 @@
             <w:rStyle w:val="Lienhypertexte"/>
             <w:noProof/>
           </w:rPr>
-          <w:t>Objectifs et portée du projet (objectifs SMART)</w:t>
+          <w:t>Déplacement</w:t>
         </w:r>
         <w:r>
           <w:rPr>
@@ -785,7 +1186,7 @@
             <w:noProof/>
             <w:webHidden/>
           </w:rPr>
-          <w:instrText xml:space="preserve"> PAGEREF _Toc308526322 \h </w:instrText>
+          <w:instrText xml:space="preserve"> PAGEREF _Toc212934612 \h </w:instrText>
         </w:r>
         <w:r>
           <w:rPr>
@@ -805,7 +1206,7 @@
             <w:noProof/>
             <w:webHidden/>
           </w:rPr>
-          <w:t>3</w:t>
+          <w:t>4</w:t>
         </w:r>
         <w:r>
           <w:rPr>
@@ -824,30 +1225,34 @@
           <w:tab w:val="right" w:leader="dot" w:pos="9060"/>
         </w:tabs>
         <w:rPr>
-          <w:rFonts w:eastAsiaTheme="minorEastAsia" w:cstheme="minorBidi"/>
+          <w:rFonts w:asciiTheme="minorHAnsi" w:eastAsiaTheme="minorEastAsia" w:hAnsiTheme="minorHAnsi" w:cstheme="minorBidi"/>
           <w:i w:val="0"/>
           <w:iCs w:val="0"/>
           <w:noProof/>
-          <w:sz w:val="22"/>
-          <w:szCs w:val="22"/>
+          <w:kern w:val="2"/>
+          <w:sz w:val="24"/>
+          <w:szCs w:val="24"/>
+          <w14:ligatures w14:val="standardContextual"/>
         </w:rPr>
       </w:pPr>
-      <w:hyperlink w:anchor="_Toc308526323" w:history="1">
+      <w:hyperlink w:anchor="_Toc212934613" w:history="1">
         <w:r>
           <w:rPr>
             <w:rStyle w:val="Lienhypertexte"/>
             <w:noProof/>
           </w:rPr>
-          <w:t>1.5.2</w:t>
-        </w:r>
-        <w:r>
-          <w:rPr>
-            <w:rFonts w:eastAsiaTheme="minorEastAsia" w:cstheme="minorBidi"/>
+          <w:t>2.3.2</w:t>
+        </w:r>
+        <w:r>
+          <w:rPr>
+            <w:rFonts w:asciiTheme="minorHAnsi" w:eastAsiaTheme="minorEastAsia" w:hAnsiTheme="minorHAnsi" w:cstheme="minorBidi"/>
             <w:i w:val="0"/>
             <w:iCs w:val="0"/>
             <w:noProof/>
-            <w:sz w:val="22"/>
-            <w:szCs w:val="22"/>
+            <w:kern w:val="2"/>
+            <w:sz w:val="24"/>
+            <w:szCs w:val="24"/>
+            <w14:ligatures w14:val="standardContextual"/>
           </w:rPr>
           <w:tab/>
         </w:r>
@@ -856,7 +1261,7 @@
             <w:rStyle w:val="Lienhypertexte"/>
             <w:noProof/>
           </w:rPr>
-          <w:t>Caractéristiques des utilisateurs et impacts</w:t>
+          <w:t>Obstacle</w:t>
         </w:r>
         <w:r>
           <w:rPr>
@@ -877,7 +1282,7 @@
             <w:noProof/>
             <w:webHidden/>
           </w:rPr>
-          <w:instrText xml:space="preserve"> PAGEREF _Toc308526323 \h </w:instrText>
+          <w:instrText xml:space="preserve"> PAGEREF _Toc212934613 \h </w:instrText>
         </w:r>
         <w:r>
           <w:rPr>
@@ -897,7 +1302,7 @@
             <w:noProof/>
             <w:webHidden/>
           </w:rPr>
-          <w:t>3</w:t>
+          <w:t>4</w:t>
         </w:r>
         <w:r>
           <w:rPr>
@@ -916,30 +1321,34 @@
           <w:tab w:val="right" w:leader="dot" w:pos="9060"/>
         </w:tabs>
         <w:rPr>
-          <w:rFonts w:eastAsiaTheme="minorEastAsia" w:cstheme="minorBidi"/>
+          <w:rFonts w:asciiTheme="minorHAnsi" w:eastAsiaTheme="minorEastAsia" w:hAnsiTheme="minorHAnsi" w:cstheme="minorBidi"/>
           <w:i w:val="0"/>
           <w:iCs w:val="0"/>
           <w:noProof/>
-          <w:sz w:val="22"/>
-          <w:szCs w:val="22"/>
+          <w:kern w:val="2"/>
+          <w:sz w:val="24"/>
+          <w:szCs w:val="24"/>
+          <w14:ligatures w14:val="standardContextual"/>
         </w:rPr>
       </w:pPr>
-      <w:hyperlink w:anchor="_Toc308526324" w:history="1">
+      <w:hyperlink w:anchor="_Toc212934614" w:history="1">
         <w:r>
           <w:rPr>
             <w:rStyle w:val="Lienhypertexte"/>
             <w:noProof/>
           </w:rPr>
-          <w:t>1.5.3</w:t>
-        </w:r>
-        <w:r>
-          <w:rPr>
-            <w:rFonts w:eastAsiaTheme="minorEastAsia" w:cstheme="minorBidi"/>
+          <w:t>2.3.3</w:t>
+        </w:r>
+        <w:r>
+          <w:rPr>
+            <w:rFonts w:asciiTheme="minorHAnsi" w:eastAsiaTheme="minorEastAsia" w:hAnsiTheme="minorHAnsi" w:cstheme="minorBidi"/>
             <w:i w:val="0"/>
             <w:iCs w:val="0"/>
             <w:noProof/>
-            <w:sz w:val="22"/>
-            <w:szCs w:val="22"/>
+            <w:kern w:val="2"/>
+            <w:sz w:val="24"/>
+            <w:szCs w:val="24"/>
+            <w14:ligatures w14:val="standardContextual"/>
           </w:rPr>
           <w:tab/>
         </w:r>
@@ -948,7 +1357,7 @@
             <w:rStyle w:val="Lienhypertexte"/>
             <w:noProof/>
           </w:rPr>
-          <w:t>Fonctionnalités requises (du point de vue de l’utilisateur)</w:t>
+          <w:t>Point de vie</w:t>
         </w:r>
         <w:r>
           <w:rPr>
@@ -969,7 +1378,7 @@
             <w:noProof/>
             <w:webHidden/>
           </w:rPr>
-          <w:instrText xml:space="preserve"> PAGEREF _Toc308526324 \h </w:instrText>
+          <w:instrText xml:space="preserve"> PAGEREF _Toc212934614 \h </w:instrText>
         </w:r>
         <w:r>
           <w:rPr>
@@ -989,7 +1398,7 @@
             <w:noProof/>
             <w:webHidden/>
           </w:rPr>
-          <w:t>3</w:t>
+          <w:t>5</w:t>
         </w:r>
         <w:r>
           <w:rPr>
@@ -1008,30 +1417,34 @@
           <w:tab w:val="right" w:leader="dot" w:pos="9060"/>
         </w:tabs>
         <w:rPr>
-          <w:rFonts w:eastAsiaTheme="minorEastAsia" w:cstheme="minorBidi"/>
+          <w:rFonts w:asciiTheme="minorHAnsi" w:eastAsiaTheme="minorEastAsia" w:hAnsiTheme="minorHAnsi" w:cstheme="minorBidi"/>
           <w:i w:val="0"/>
           <w:iCs w:val="0"/>
           <w:noProof/>
-          <w:sz w:val="22"/>
-          <w:szCs w:val="22"/>
+          <w:kern w:val="2"/>
+          <w:sz w:val="24"/>
+          <w:szCs w:val="24"/>
+          <w14:ligatures w14:val="standardContextual"/>
         </w:rPr>
       </w:pPr>
-      <w:hyperlink w:anchor="_Toc308526325" w:history="1">
+      <w:hyperlink w:anchor="_Toc212934615" w:history="1">
         <w:r>
           <w:rPr>
             <w:rStyle w:val="Lienhypertexte"/>
             <w:noProof/>
           </w:rPr>
-          <w:t>1.5.4</w:t>
-        </w:r>
-        <w:r>
-          <w:rPr>
-            <w:rFonts w:eastAsiaTheme="minorEastAsia" w:cstheme="minorBidi"/>
+          <w:t>2.3.4</w:t>
+        </w:r>
+        <w:r>
+          <w:rPr>
+            <w:rFonts w:asciiTheme="minorHAnsi" w:eastAsiaTheme="minorEastAsia" w:hAnsiTheme="minorHAnsi" w:cstheme="minorBidi"/>
             <w:i w:val="0"/>
             <w:iCs w:val="0"/>
             <w:noProof/>
-            <w:sz w:val="22"/>
-            <w:szCs w:val="22"/>
+            <w:kern w:val="2"/>
+            <w:sz w:val="24"/>
+            <w:szCs w:val="24"/>
+            <w14:ligatures w14:val="standardContextual"/>
           </w:rPr>
           <w:tab/>
         </w:r>
@@ -1040,7 +1453,7 @@
             <w:rStyle w:val="Lienhypertexte"/>
             <w:noProof/>
           </w:rPr>
-          <w:t>Contraintes</w:t>
+          <w:t>Types d’ennemis</w:t>
         </w:r>
         <w:r>
           <w:rPr>
@@ -1061,7 +1474,7 @@
             <w:noProof/>
             <w:webHidden/>
           </w:rPr>
-          <w:instrText xml:space="preserve"> PAGEREF _Toc308526325 \h </w:instrText>
+          <w:instrText xml:space="preserve"> PAGEREF _Toc212934615 \h </w:instrText>
         </w:r>
         <w:r>
           <w:rPr>
@@ -1081,7 +1494,7 @@
             <w:noProof/>
             <w:webHidden/>
           </w:rPr>
-          <w:t>3</w:t>
+          <w:t>5</w:t>
         </w:r>
         <w:r>
           <w:rPr>
@@ -1100,30 +1513,34 @@
           <w:tab w:val="right" w:leader="dot" w:pos="9060"/>
         </w:tabs>
         <w:rPr>
-          <w:rFonts w:eastAsiaTheme="minorEastAsia" w:cstheme="minorBidi"/>
+          <w:rFonts w:asciiTheme="minorHAnsi" w:eastAsiaTheme="minorEastAsia" w:hAnsiTheme="minorHAnsi" w:cstheme="minorBidi"/>
           <w:i w:val="0"/>
           <w:iCs w:val="0"/>
           <w:noProof/>
-          <w:sz w:val="22"/>
-          <w:szCs w:val="22"/>
+          <w:kern w:val="2"/>
+          <w:sz w:val="24"/>
+          <w:szCs w:val="24"/>
+          <w14:ligatures w14:val="standardContextual"/>
         </w:rPr>
       </w:pPr>
-      <w:hyperlink w:anchor="_Toc308526326" w:history="1">
+      <w:hyperlink w:anchor="_Toc212934616" w:history="1">
         <w:r>
           <w:rPr>
             <w:rStyle w:val="Lienhypertexte"/>
             <w:noProof/>
           </w:rPr>
-          <w:t>1.5.5</w:t>
-        </w:r>
-        <w:r>
-          <w:rPr>
-            <w:rFonts w:eastAsiaTheme="minorEastAsia" w:cstheme="minorBidi"/>
+          <w:t>2.3.5</w:t>
+        </w:r>
+        <w:r>
+          <w:rPr>
+            <w:rFonts w:asciiTheme="minorHAnsi" w:eastAsiaTheme="minorEastAsia" w:hAnsiTheme="minorHAnsi" w:cstheme="minorBidi"/>
             <w:i w:val="0"/>
             <w:iCs w:val="0"/>
             <w:noProof/>
-            <w:sz w:val="22"/>
-            <w:szCs w:val="22"/>
+            <w:kern w:val="2"/>
+            <w:sz w:val="24"/>
+            <w:szCs w:val="24"/>
+            <w14:ligatures w14:val="standardContextual"/>
           </w:rPr>
           <w:tab/>
         </w:r>
@@ -1132,7 +1549,7 @@
             <w:rStyle w:val="Lienhypertexte"/>
             <w:noProof/>
           </w:rPr>
-          <w:t>Travail à réaliser par l'apprenti</w:t>
+          <w:t>Tirs</w:t>
         </w:r>
         <w:r>
           <w:rPr>
@@ -1153,7 +1570,7 @@
             <w:noProof/>
             <w:webHidden/>
           </w:rPr>
-          <w:instrText xml:space="preserve"> PAGEREF _Toc308526326 \h </w:instrText>
+          <w:instrText xml:space="preserve"> PAGEREF _Toc212934616 \h </w:instrText>
         </w:r>
         <w:r>
           <w:rPr>
@@ -1173,7 +1590,7 @@
             <w:noProof/>
             <w:webHidden/>
           </w:rPr>
-          <w:t>4</w:t>
+          <w:t>5</w:t>
         </w:r>
         <w:r>
           <w:rPr>
@@ -1192,30 +1609,34 @@
           <w:tab w:val="right" w:leader="dot" w:pos="9060"/>
         </w:tabs>
         <w:rPr>
-          <w:rFonts w:eastAsiaTheme="minorEastAsia" w:cstheme="minorBidi"/>
+          <w:rFonts w:asciiTheme="minorHAnsi" w:eastAsiaTheme="minorEastAsia" w:hAnsiTheme="minorHAnsi" w:cstheme="minorBidi"/>
           <w:i w:val="0"/>
           <w:iCs w:val="0"/>
           <w:noProof/>
-          <w:sz w:val="22"/>
-          <w:szCs w:val="22"/>
+          <w:kern w:val="2"/>
+          <w:sz w:val="24"/>
+          <w:szCs w:val="24"/>
+          <w14:ligatures w14:val="standardContextual"/>
         </w:rPr>
       </w:pPr>
-      <w:hyperlink w:anchor="_Toc308526327" w:history="1">
+      <w:hyperlink w:anchor="_Toc212934617" w:history="1">
         <w:r>
           <w:rPr>
             <w:rStyle w:val="Lienhypertexte"/>
             <w:noProof/>
           </w:rPr>
-          <w:t>1.5.6</w:t>
-        </w:r>
-        <w:r>
-          <w:rPr>
-            <w:rFonts w:eastAsiaTheme="minorEastAsia" w:cstheme="minorBidi"/>
+          <w:t>2.3.6</w:t>
+        </w:r>
+        <w:r>
+          <w:rPr>
+            <w:rFonts w:asciiTheme="minorHAnsi" w:eastAsiaTheme="minorEastAsia" w:hAnsiTheme="minorHAnsi" w:cstheme="minorBidi"/>
             <w:i w:val="0"/>
             <w:iCs w:val="0"/>
             <w:noProof/>
-            <w:sz w:val="22"/>
-            <w:szCs w:val="22"/>
+            <w:kern w:val="2"/>
+            <w:sz w:val="24"/>
+            <w:szCs w:val="24"/>
+            <w14:ligatures w14:val="standardContextual"/>
           </w:rPr>
           <w:tab/>
         </w:r>
@@ -1224,7 +1645,7 @@
             <w:rStyle w:val="Lienhypertexte"/>
             <w:noProof/>
           </w:rPr>
-          <w:t>Si le temps le permet …</w:t>
+          <w:t>Système de dégât</w:t>
         </w:r>
         <w:r>
           <w:rPr>
@@ -1245,7 +1666,7 @@
             <w:noProof/>
             <w:webHidden/>
           </w:rPr>
-          <w:instrText xml:space="preserve"> PAGEREF _Toc308526327 \h </w:instrText>
+          <w:instrText xml:space="preserve"> PAGEREF _Toc212934617 \h </w:instrText>
         </w:r>
         <w:r>
           <w:rPr>
@@ -1265,7 +1686,7 @@
             <w:noProof/>
             <w:webHidden/>
           </w:rPr>
-          <w:t>4</w:t>
+          <w:t>5</w:t>
         </w:r>
         <w:r>
           <w:rPr>
@@ -1284,30 +1705,34 @@
           <w:tab w:val="right" w:leader="dot" w:pos="9060"/>
         </w:tabs>
         <w:rPr>
-          <w:rFonts w:eastAsiaTheme="minorEastAsia" w:cstheme="minorBidi"/>
+          <w:rFonts w:asciiTheme="minorHAnsi" w:eastAsiaTheme="minorEastAsia" w:hAnsiTheme="minorHAnsi" w:cstheme="minorBidi"/>
           <w:i w:val="0"/>
           <w:iCs w:val="0"/>
           <w:noProof/>
-          <w:sz w:val="22"/>
-          <w:szCs w:val="22"/>
+          <w:kern w:val="2"/>
+          <w:sz w:val="24"/>
+          <w:szCs w:val="24"/>
+          <w14:ligatures w14:val="standardContextual"/>
         </w:rPr>
       </w:pPr>
-      <w:hyperlink w:anchor="_Toc308526328" w:history="1">
+      <w:hyperlink w:anchor="_Toc212934618" w:history="1">
         <w:r>
           <w:rPr>
             <w:rStyle w:val="Lienhypertexte"/>
             <w:noProof/>
           </w:rPr>
-          <w:t>1.5.7</w:t>
-        </w:r>
-        <w:r>
-          <w:rPr>
-            <w:rFonts w:eastAsiaTheme="minorEastAsia" w:cstheme="minorBidi"/>
+          <w:t>2.3.7</w:t>
+        </w:r>
+        <w:r>
+          <w:rPr>
+            <w:rFonts w:asciiTheme="minorHAnsi" w:eastAsiaTheme="minorEastAsia" w:hAnsiTheme="minorHAnsi" w:cstheme="minorBidi"/>
             <w:i w:val="0"/>
             <w:iCs w:val="0"/>
             <w:noProof/>
-            <w:sz w:val="22"/>
-            <w:szCs w:val="22"/>
+            <w:kern w:val="2"/>
+            <w:sz w:val="24"/>
+            <w:szCs w:val="24"/>
+            <w14:ligatures w14:val="standardContextual"/>
           </w:rPr>
           <w:tab/>
         </w:r>
@@ -1316,7 +1741,7 @@
             <w:rStyle w:val="Lienhypertexte"/>
             <w:noProof/>
           </w:rPr>
-          <w:t>Méthodes de validation des solutions</w:t>
+          <w:t>Tir du joueur</w:t>
         </w:r>
         <w:r>
           <w:rPr>
@@ -1337,7 +1762,7 @@
             <w:noProof/>
             <w:webHidden/>
           </w:rPr>
-          <w:instrText xml:space="preserve"> PAGEREF _Toc308526328 \h </w:instrText>
+          <w:instrText xml:space="preserve"> PAGEREF _Toc212934618 \h </w:instrText>
         </w:r>
         <w:r>
           <w:rPr>
@@ -1357,7 +1782,7 @@
             <w:noProof/>
             <w:webHidden/>
           </w:rPr>
-          <w:t>4</w:t>
+          <w:t>5</w:t>
         </w:r>
         <w:r>
           <w:rPr>
@@ -1376,28 +1801,32 @@
           <w:tab w:val="right" w:leader="dot" w:pos="9060"/>
         </w:tabs>
         <w:rPr>
-          <w:rFonts w:eastAsiaTheme="minorEastAsia" w:cstheme="minorBidi"/>
+          <w:rFonts w:asciiTheme="minorHAnsi" w:eastAsiaTheme="minorEastAsia" w:hAnsiTheme="minorHAnsi" w:cstheme="minorBidi"/>
           <w:smallCaps w:val="0"/>
           <w:noProof/>
-          <w:sz w:val="22"/>
-          <w:szCs w:val="22"/>
+          <w:kern w:val="2"/>
+          <w:sz w:val="24"/>
+          <w:szCs w:val="24"/>
+          <w14:ligatures w14:val="standardContextual"/>
         </w:rPr>
       </w:pPr>
-      <w:hyperlink w:anchor="_Toc308526329" w:history="1">
+      <w:hyperlink w:anchor="_Toc212934619" w:history="1">
         <w:r>
           <w:rPr>
             <w:rStyle w:val="Lienhypertexte"/>
             <w:noProof/>
           </w:rPr>
-          <w:t>1.6</w:t>
-        </w:r>
-        <w:r>
-          <w:rPr>
-            <w:rFonts w:eastAsiaTheme="minorEastAsia" w:cstheme="minorBidi"/>
+          <w:t>2.4</w:t>
+        </w:r>
+        <w:r>
+          <w:rPr>
+            <w:rFonts w:asciiTheme="minorHAnsi" w:eastAsiaTheme="minorEastAsia" w:hAnsiTheme="minorHAnsi" w:cstheme="minorBidi"/>
             <w:smallCaps w:val="0"/>
             <w:noProof/>
-            <w:sz w:val="22"/>
-            <w:szCs w:val="22"/>
+            <w:kern w:val="2"/>
+            <w:sz w:val="24"/>
+            <w:szCs w:val="24"/>
+            <w14:ligatures w14:val="standardContextual"/>
           </w:rPr>
           <w:tab/>
         </w:r>
@@ -1406,7 +1835,7 @@
             <w:rStyle w:val="Lienhypertexte"/>
             <w:noProof/>
           </w:rPr>
-          <w:t>Les points suivants seront évalués</w:t>
+          <w:t>Diagramme UML</w:t>
         </w:r>
         <w:r>
           <w:rPr>
@@ -1427,7 +1856,7 @@
             <w:noProof/>
             <w:webHidden/>
           </w:rPr>
-          <w:instrText xml:space="preserve"> PAGEREF _Toc308526329 \h </w:instrText>
+          <w:instrText xml:space="preserve"> PAGEREF _Toc212934619 \h </w:instrText>
         </w:r>
         <w:r>
           <w:rPr>
@@ -1447,7 +1876,585 @@
             <w:noProof/>
             <w:webHidden/>
           </w:rPr>
-          <w:t>4</w:t>
+          <w:t>5</w:t>
+        </w:r>
+        <w:r>
+          <w:rPr>
+            <w:noProof/>
+            <w:webHidden/>
+          </w:rPr>
+          <w:fldChar w:fldCharType="end"/>
+        </w:r>
+      </w:hyperlink>
+    </w:p>
+    <w:p>
+      <w:pPr>
+        <w:pStyle w:val="TM3"/>
+        <w:tabs>
+          <w:tab w:val="left" w:pos="1200"/>
+          <w:tab w:val="right" w:leader="dot" w:pos="9060"/>
+        </w:tabs>
+        <w:rPr>
+          <w:rFonts w:asciiTheme="minorHAnsi" w:eastAsiaTheme="minorEastAsia" w:hAnsiTheme="minorHAnsi" w:cstheme="minorBidi"/>
+          <w:i w:val="0"/>
+          <w:iCs w:val="0"/>
+          <w:noProof/>
+          <w:kern w:val="2"/>
+          <w:sz w:val="24"/>
+          <w:szCs w:val="24"/>
+          <w14:ligatures w14:val="standardContextual"/>
+        </w:rPr>
+      </w:pPr>
+      <w:hyperlink w:anchor="_Toc212934620" w:history="1">
+        <w:r>
+          <w:rPr>
+            <w:rStyle w:val="Lienhypertexte"/>
+            <w:noProof/>
+          </w:rPr>
+          <w:t>2.4.1</w:t>
+        </w:r>
+        <w:r>
+          <w:rPr>
+            <w:rFonts w:asciiTheme="minorHAnsi" w:eastAsiaTheme="minorEastAsia" w:hAnsiTheme="minorHAnsi" w:cstheme="minorBidi"/>
+            <w:i w:val="0"/>
+            <w:iCs w:val="0"/>
+            <w:noProof/>
+            <w:kern w:val="2"/>
+            <w:sz w:val="24"/>
+            <w:szCs w:val="24"/>
+            <w14:ligatures w14:val="standardContextual"/>
+          </w:rPr>
+          <w:tab/>
+        </w:r>
+        <w:r>
+          <w:rPr>
+            <w:rStyle w:val="Lienhypertexte"/>
+            <w:noProof/>
+          </w:rPr>
+          <w:t>Enemy</w:t>
+        </w:r>
+        <w:r>
+          <w:rPr>
+            <w:noProof/>
+            <w:webHidden/>
+          </w:rPr>
+          <w:tab/>
+        </w:r>
+        <w:r>
+          <w:rPr>
+            <w:noProof/>
+            <w:webHidden/>
+          </w:rPr>
+          <w:fldChar w:fldCharType="begin"/>
+        </w:r>
+        <w:r>
+          <w:rPr>
+            <w:noProof/>
+            <w:webHidden/>
+          </w:rPr>
+          <w:instrText xml:space="preserve"> PAGEREF _Toc212934620 \h </w:instrText>
+        </w:r>
+        <w:r>
+          <w:rPr>
+            <w:noProof/>
+            <w:webHidden/>
+          </w:rPr>
+        </w:r>
+        <w:r>
+          <w:rPr>
+            <w:noProof/>
+            <w:webHidden/>
+          </w:rPr>
+          <w:fldChar w:fldCharType="separate"/>
+        </w:r>
+        <w:r>
+          <w:rPr>
+            <w:noProof/>
+            <w:webHidden/>
+          </w:rPr>
+          <w:t>6</w:t>
+        </w:r>
+        <w:r>
+          <w:rPr>
+            <w:noProof/>
+            <w:webHidden/>
+          </w:rPr>
+          <w:fldChar w:fldCharType="end"/>
+        </w:r>
+      </w:hyperlink>
+    </w:p>
+    <w:p>
+      <w:pPr>
+        <w:pStyle w:val="TM3"/>
+        <w:tabs>
+          <w:tab w:val="left" w:pos="1200"/>
+          <w:tab w:val="right" w:leader="dot" w:pos="9060"/>
+        </w:tabs>
+        <w:rPr>
+          <w:rFonts w:asciiTheme="minorHAnsi" w:eastAsiaTheme="minorEastAsia" w:hAnsiTheme="minorHAnsi" w:cstheme="minorBidi"/>
+          <w:i w:val="0"/>
+          <w:iCs w:val="0"/>
+          <w:noProof/>
+          <w:kern w:val="2"/>
+          <w:sz w:val="24"/>
+          <w:szCs w:val="24"/>
+          <w14:ligatures w14:val="standardContextual"/>
+        </w:rPr>
+      </w:pPr>
+      <w:hyperlink w:anchor="_Toc212934621" w:history="1">
+        <w:r>
+          <w:rPr>
+            <w:rStyle w:val="Lienhypertexte"/>
+            <w:noProof/>
+          </w:rPr>
+          <w:t>2.4.2</w:t>
+        </w:r>
+        <w:r>
+          <w:rPr>
+            <w:rFonts w:asciiTheme="minorHAnsi" w:eastAsiaTheme="minorEastAsia" w:hAnsiTheme="minorHAnsi" w:cstheme="minorBidi"/>
+            <w:i w:val="0"/>
+            <w:iCs w:val="0"/>
+            <w:noProof/>
+            <w:kern w:val="2"/>
+            <w:sz w:val="24"/>
+            <w:szCs w:val="24"/>
+            <w14:ligatures w14:val="standardContextual"/>
+          </w:rPr>
+          <w:tab/>
+        </w:r>
+        <w:r>
+          <w:rPr>
+            <w:rStyle w:val="Lienhypertexte"/>
+            <w:noProof/>
+          </w:rPr>
+          <w:t>Shoot</w:t>
+        </w:r>
+        <w:r>
+          <w:rPr>
+            <w:noProof/>
+            <w:webHidden/>
+          </w:rPr>
+          <w:tab/>
+        </w:r>
+        <w:r>
+          <w:rPr>
+            <w:noProof/>
+            <w:webHidden/>
+          </w:rPr>
+          <w:fldChar w:fldCharType="begin"/>
+        </w:r>
+        <w:r>
+          <w:rPr>
+            <w:noProof/>
+            <w:webHidden/>
+          </w:rPr>
+          <w:instrText xml:space="preserve"> PAGEREF _Toc212934621 \h </w:instrText>
+        </w:r>
+        <w:r>
+          <w:rPr>
+            <w:noProof/>
+            <w:webHidden/>
+          </w:rPr>
+        </w:r>
+        <w:r>
+          <w:rPr>
+            <w:noProof/>
+            <w:webHidden/>
+          </w:rPr>
+          <w:fldChar w:fldCharType="separate"/>
+        </w:r>
+        <w:r>
+          <w:rPr>
+            <w:noProof/>
+            <w:webHidden/>
+          </w:rPr>
+          <w:t>6</w:t>
+        </w:r>
+        <w:r>
+          <w:rPr>
+            <w:noProof/>
+            <w:webHidden/>
+          </w:rPr>
+          <w:fldChar w:fldCharType="end"/>
+        </w:r>
+      </w:hyperlink>
+    </w:p>
+    <w:p>
+      <w:pPr>
+        <w:pStyle w:val="TM3"/>
+        <w:tabs>
+          <w:tab w:val="left" w:pos="1200"/>
+          <w:tab w:val="right" w:leader="dot" w:pos="9060"/>
+        </w:tabs>
+        <w:rPr>
+          <w:rFonts w:asciiTheme="minorHAnsi" w:eastAsiaTheme="minorEastAsia" w:hAnsiTheme="minorHAnsi" w:cstheme="minorBidi"/>
+          <w:i w:val="0"/>
+          <w:iCs w:val="0"/>
+          <w:noProof/>
+          <w:kern w:val="2"/>
+          <w:sz w:val="24"/>
+          <w:szCs w:val="24"/>
+          <w14:ligatures w14:val="standardContextual"/>
+        </w:rPr>
+      </w:pPr>
+      <w:hyperlink w:anchor="_Toc212934622" w:history="1">
+        <w:r>
+          <w:rPr>
+            <w:rStyle w:val="Lienhypertexte"/>
+            <w:noProof/>
+          </w:rPr>
+          <w:t>2.4.3</w:t>
+        </w:r>
+        <w:r>
+          <w:rPr>
+            <w:rFonts w:asciiTheme="minorHAnsi" w:eastAsiaTheme="minorEastAsia" w:hAnsiTheme="minorHAnsi" w:cstheme="minorBidi"/>
+            <w:i w:val="0"/>
+            <w:iCs w:val="0"/>
+            <w:noProof/>
+            <w:kern w:val="2"/>
+            <w:sz w:val="24"/>
+            <w:szCs w:val="24"/>
+            <w14:ligatures w14:val="standardContextual"/>
+          </w:rPr>
+          <w:tab/>
+        </w:r>
+        <w:r>
+          <w:rPr>
+            <w:rStyle w:val="Lienhypertexte"/>
+            <w:noProof/>
+          </w:rPr>
+          <w:t>Ship</w:t>
+        </w:r>
+        <w:r>
+          <w:rPr>
+            <w:noProof/>
+            <w:webHidden/>
+          </w:rPr>
+          <w:tab/>
+        </w:r>
+        <w:r>
+          <w:rPr>
+            <w:noProof/>
+            <w:webHidden/>
+          </w:rPr>
+          <w:fldChar w:fldCharType="begin"/>
+        </w:r>
+        <w:r>
+          <w:rPr>
+            <w:noProof/>
+            <w:webHidden/>
+          </w:rPr>
+          <w:instrText xml:space="preserve"> PAGEREF _Toc212934622 \h </w:instrText>
+        </w:r>
+        <w:r>
+          <w:rPr>
+            <w:noProof/>
+            <w:webHidden/>
+          </w:rPr>
+        </w:r>
+        <w:r>
+          <w:rPr>
+            <w:noProof/>
+            <w:webHidden/>
+          </w:rPr>
+          <w:fldChar w:fldCharType="separate"/>
+        </w:r>
+        <w:r>
+          <w:rPr>
+            <w:noProof/>
+            <w:webHidden/>
+          </w:rPr>
+          <w:t>6</w:t>
+        </w:r>
+        <w:r>
+          <w:rPr>
+            <w:noProof/>
+            <w:webHidden/>
+          </w:rPr>
+          <w:fldChar w:fldCharType="end"/>
+        </w:r>
+      </w:hyperlink>
+    </w:p>
+    <w:p>
+      <w:pPr>
+        <w:pStyle w:val="TM3"/>
+        <w:tabs>
+          <w:tab w:val="left" w:pos="1200"/>
+          <w:tab w:val="right" w:leader="dot" w:pos="9060"/>
+        </w:tabs>
+        <w:rPr>
+          <w:rFonts w:asciiTheme="minorHAnsi" w:eastAsiaTheme="minorEastAsia" w:hAnsiTheme="minorHAnsi" w:cstheme="minorBidi"/>
+          <w:i w:val="0"/>
+          <w:iCs w:val="0"/>
+          <w:noProof/>
+          <w:kern w:val="2"/>
+          <w:sz w:val="24"/>
+          <w:szCs w:val="24"/>
+          <w14:ligatures w14:val="standardContextual"/>
+        </w:rPr>
+      </w:pPr>
+      <w:hyperlink w:anchor="_Toc212934623" w:history="1">
+        <w:r>
+          <w:rPr>
+            <w:rStyle w:val="Lienhypertexte"/>
+            <w:noProof/>
+          </w:rPr>
+          <w:t>2.4.4</w:t>
+        </w:r>
+        <w:r>
+          <w:rPr>
+            <w:rFonts w:asciiTheme="minorHAnsi" w:eastAsiaTheme="minorEastAsia" w:hAnsiTheme="minorHAnsi" w:cstheme="minorBidi"/>
+            <w:i w:val="0"/>
+            <w:iCs w:val="0"/>
+            <w:noProof/>
+            <w:kern w:val="2"/>
+            <w:sz w:val="24"/>
+            <w:szCs w:val="24"/>
+            <w14:ligatures w14:val="standardContextual"/>
+          </w:rPr>
+          <w:tab/>
+        </w:r>
+        <w:r>
+          <w:rPr>
+            <w:rStyle w:val="Lienhypertexte"/>
+            <w:noProof/>
+          </w:rPr>
+          <w:t>AirSpace</w:t>
+        </w:r>
+        <w:r>
+          <w:rPr>
+            <w:noProof/>
+            <w:webHidden/>
+          </w:rPr>
+          <w:tab/>
+        </w:r>
+        <w:r>
+          <w:rPr>
+            <w:noProof/>
+            <w:webHidden/>
+          </w:rPr>
+          <w:fldChar w:fldCharType="begin"/>
+        </w:r>
+        <w:r>
+          <w:rPr>
+            <w:noProof/>
+            <w:webHidden/>
+          </w:rPr>
+          <w:instrText xml:space="preserve"> PAGEREF _Toc212934623 \h </w:instrText>
+        </w:r>
+        <w:r>
+          <w:rPr>
+            <w:noProof/>
+            <w:webHidden/>
+          </w:rPr>
+        </w:r>
+        <w:r>
+          <w:rPr>
+            <w:noProof/>
+            <w:webHidden/>
+          </w:rPr>
+          <w:fldChar w:fldCharType="separate"/>
+        </w:r>
+        <w:r>
+          <w:rPr>
+            <w:noProof/>
+            <w:webHidden/>
+          </w:rPr>
+          <w:t>6</w:t>
+        </w:r>
+        <w:r>
+          <w:rPr>
+            <w:noProof/>
+            <w:webHidden/>
+          </w:rPr>
+          <w:fldChar w:fldCharType="end"/>
+        </w:r>
+      </w:hyperlink>
+    </w:p>
+    <w:p>
+      <w:pPr>
+        <w:pStyle w:val="TM3"/>
+        <w:tabs>
+          <w:tab w:val="left" w:pos="1200"/>
+          <w:tab w:val="right" w:leader="dot" w:pos="9060"/>
+        </w:tabs>
+        <w:rPr>
+          <w:rFonts w:asciiTheme="minorHAnsi" w:eastAsiaTheme="minorEastAsia" w:hAnsiTheme="minorHAnsi" w:cstheme="minorBidi"/>
+          <w:i w:val="0"/>
+          <w:iCs w:val="0"/>
+          <w:noProof/>
+          <w:kern w:val="2"/>
+          <w:sz w:val="24"/>
+          <w:szCs w:val="24"/>
+          <w14:ligatures w14:val="standardContextual"/>
+        </w:rPr>
+      </w:pPr>
+      <w:hyperlink w:anchor="_Toc212934624" w:history="1">
+        <w:r>
+          <w:rPr>
+            <w:rStyle w:val="Lienhypertexte"/>
+            <w:noProof/>
+          </w:rPr>
+          <w:t>2.4.5</w:t>
+        </w:r>
+        <w:r>
+          <w:rPr>
+            <w:rFonts w:asciiTheme="minorHAnsi" w:eastAsiaTheme="minorEastAsia" w:hAnsiTheme="minorHAnsi" w:cstheme="minorBidi"/>
+            <w:i w:val="0"/>
+            <w:iCs w:val="0"/>
+            <w:noProof/>
+            <w:kern w:val="2"/>
+            <w:sz w:val="24"/>
+            <w:szCs w:val="24"/>
+            <w14:ligatures w14:val="standardContextual"/>
+          </w:rPr>
+          <w:tab/>
+        </w:r>
+        <w:r>
+          <w:rPr>
+            <w:rStyle w:val="Lienhypertexte"/>
+            <w:noProof/>
+          </w:rPr>
+          <w:t>Autre</w:t>
+        </w:r>
+        <w:r>
+          <w:rPr>
+            <w:noProof/>
+            <w:webHidden/>
+          </w:rPr>
+          <w:tab/>
+        </w:r>
+        <w:r>
+          <w:rPr>
+            <w:noProof/>
+            <w:webHidden/>
+          </w:rPr>
+          <w:fldChar w:fldCharType="begin"/>
+        </w:r>
+        <w:r>
+          <w:rPr>
+            <w:noProof/>
+            <w:webHidden/>
+          </w:rPr>
+          <w:instrText xml:space="preserve"> PAGEREF _Toc212934624 \h </w:instrText>
+        </w:r>
+        <w:r>
+          <w:rPr>
+            <w:noProof/>
+            <w:webHidden/>
+          </w:rPr>
+        </w:r>
+        <w:r>
+          <w:rPr>
+            <w:noProof/>
+            <w:webHidden/>
+          </w:rPr>
+          <w:fldChar w:fldCharType="separate"/>
+        </w:r>
+        <w:r>
+          <w:rPr>
+            <w:noProof/>
+            <w:webHidden/>
+          </w:rPr>
+          <w:t>6</w:t>
+        </w:r>
+        <w:r>
+          <w:rPr>
+            <w:noProof/>
+            <w:webHidden/>
+          </w:rPr>
+          <w:fldChar w:fldCharType="end"/>
+        </w:r>
+      </w:hyperlink>
+    </w:p>
+    <w:p>
+      <w:pPr>
+        <w:pStyle w:val="TM10"/>
+        <w:tabs>
+          <w:tab w:val="left" w:pos="400"/>
+          <w:tab w:val="right" w:leader="dot" w:pos="9060"/>
+        </w:tabs>
+        <w:rPr>
+          <w:rFonts w:asciiTheme="minorHAnsi" w:eastAsiaTheme="minorEastAsia" w:hAnsiTheme="minorHAnsi" w:cstheme="minorBidi"/>
+          <w:b w:val="0"/>
+          <w:bCs w:val="0"/>
+          <w:caps w:val="0"/>
+          <w:noProof/>
+          <w:kern w:val="2"/>
+          <w:sz w:val="24"/>
+          <w:szCs w:val="24"/>
+          <w14:ligatures w14:val="standardContextual"/>
+        </w:rPr>
+      </w:pPr>
+      <w:hyperlink w:anchor="_Toc212934625" w:history="1">
+        <w:r>
+          <w:rPr>
+            <w:rStyle w:val="Lienhypertexte"/>
+            <w:noProof/>
+          </w:rPr>
+          <w:t>3</w:t>
+        </w:r>
+        <w:r>
+          <w:rPr>
+            <w:rFonts w:asciiTheme="minorHAnsi" w:eastAsiaTheme="minorEastAsia" w:hAnsiTheme="minorHAnsi" w:cstheme="minorBidi"/>
+            <w:b w:val="0"/>
+            <w:bCs w:val="0"/>
+            <w:caps w:val="0"/>
+            <w:noProof/>
+            <w:kern w:val="2"/>
+            <w:sz w:val="24"/>
+            <w:szCs w:val="24"/>
+            <w14:ligatures w14:val="standardContextual"/>
+          </w:rPr>
+          <w:tab/>
+        </w:r>
+        <w:r>
+          <w:rPr>
+            <w:rStyle w:val="Lienhypertexte"/>
+            <w:noProof/>
+          </w:rPr>
+          <w:t>Réalisation</w:t>
+        </w:r>
+        <w:r>
+          <w:rPr>
+            <w:noProof/>
+            <w:webHidden/>
+          </w:rPr>
+          <w:tab/>
+        </w:r>
+        <w:r>
+          <w:rPr>
+            <w:noProof/>
+            <w:webHidden/>
+          </w:rPr>
+          <w:fldChar w:fldCharType="begin"/>
+        </w:r>
+        <w:r>
+          <w:rPr>
+            <w:noProof/>
+            <w:webHidden/>
+          </w:rPr>
+          <w:instrText xml:space="preserve"> PAGEREF _Toc212934625 \h </w:instrText>
+        </w:r>
+        <w:r>
+          <w:rPr>
+            <w:noProof/>
+            <w:webHidden/>
+          </w:rPr>
+        </w:r>
+        <w:r>
+          <w:rPr>
+            <w:noProof/>
+            <w:webHidden/>
+          </w:rPr>
+          <w:fldChar w:fldCharType="separate"/>
+        </w:r>
+        <w:r>
+          <w:rPr>
+            <w:noProof/>
+            <w:webHidden/>
+          </w:rPr>
+          <w:t>7</w:t>
         </w:r>
         <w:r>
           <w:rPr>
@@ -1466,28 +2473,32 @@
           <w:tab w:val="right" w:leader="dot" w:pos="9060"/>
         </w:tabs>
         <w:rPr>
-          <w:rFonts w:eastAsiaTheme="minorEastAsia" w:cstheme="minorBidi"/>
+          <w:rFonts w:asciiTheme="minorHAnsi" w:eastAsiaTheme="minorEastAsia" w:hAnsiTheme="minorHAnsi" w:cstheme="minorBidi"/>
           <w:smallCaps w:val="0"/>
           <w:noProof/>
-          <w:sz w:val="22"/>
-          <w:szCs w:val="22"/>
+          <w:kern w:val="2"/>
+          <w:sz w:val="24"/>
+          <w:szCs w:val="24"/>
+          <w14:ligatures w14:val="standardContextual"/>
         </w:rPr>
       </w:pPr>
-      <w:hyperlink w:anchor="_Toc308526330" w:history="1">
+      <w:hyperlink w:anchor="_Toc212934626" w:history="1">
         <w:r>
           <w:rPr>
             <w:rStyle w:val="Lienhypertexte"/>
             <w:noProof/>
           </w:rPr>
-          <w:t>1.7</w:t>
-        </w:r>
-        <w:r>
-          <w:rPr>
-            <w:rFonts w:eastAsiaTheme="minorEastAsia" w:cstheme="minorBidi"/>
+          <w:t>3.1</w:t>
+        </w:r>
+        <w:r>
+          <w:rPr>
+            <w:rFonts w:asciiTheme="minorHAnsi" w:eastAsiaTheme="minorEastAsia" w:hAnsiTheme="minorHAnsi" w:cstheme="minorBidi"/>
             <w:smallCaps w:val="0"/>
             <w:noProof/>
-            <w:sz w:val="22"/>
-            <w:szCs w:val="22"/>
+            <w:kern w:val="2"/>
+            <w:sz w:val="24"/>
+            <w:szCs w:val="24"/>
+            <w14:ligatures w14:val="standardContextual"/>
           </w:rPr>
           <w:tab/>
         </w:r>
@@ -1496,7 +2507,7 @@
             <w:rStyle w:val="Lienhypertexte"/>
             <w:noProof/>
           </w:rPr>
-          <w:t>Validation et conditions de réussite</w:t>
+          <w:t>Dossier de Réalisation</w:t>
         </w:r>
         <w:r>
           <w:rPr>
@@ -1517,7 +2528,7 @@
             <w:noProof/>
             <w:webHidden/>
           </w:rPr>
-          <w:instrText xml:space="preserve"> PAGEREF _Toc308526330 \h </w:instrText>
+          <w:instrText xml:space="preserve"> PAGEREF _Toc212934626 \h </w:instrText>
         </w:r>
         <w:r>
           <w:rPr>
@@ -1537,7 +2548,965 @@
             <w:noProof/>
             <w:webHidden/>
           </w:rPr>
-          <w:t>4</w:t>
+          <w:t>7</w:t>
+        </w:r>
+        <w:r>
+          <w:rPr>
+            <w:noProof/>
+            <w:webHidden/>
+          </w:rPr>
+          <w:fldChar w:fldCharType="end"/>
+        </w:r>
+      </w:hyperlink>
+    </w:p>
+    <w:p>
+      <w:pPr>
+        <w:pStyle w:val="TM3"/>
+        <w:tabs>
+          <w:tab w:val="left" w:pos="1200"/>
+          <w:tab w:val="right" w:leader="dot" w:pos="9060"/>
+        </w:tabs>
+        <w:rPr>
+          <w:rFonts w:asciiTheme="minorHAnsi" w:eastAsiaTheme="minorEastAsia" w:hAnsiTheme="minorHAnsi" w:cstheme="minorBidi"/>
+          <w:i w:val="0"/>
+          <w:iCs w:val="0"/>
+          <w:noProof/>
+          <w:kern w:val="2"/>
+          <w:sz w:val="24"/>
+          <w:szCs w:val="24"/>
+          <w14:ligatures w14:val="standardContextual"/>
+        </w:rPr>
+      </w:pPr>
+      <w:hyperlink w:anchor="_Toc212934627" w:history="1">
+        <w:r>
+          <w:rPr>
+            <w:rStyle w:val="Lienhypertexte"/>
+            <w:noProof/>
+          </w:rPr>
+          <w:t>3.1.1</w:t>
+        </w:r>
+        <w:r>
+          <w:rPr>
+            <w:rFonts w:asciiTheme="minorHAnsi" w:eastAsiaTheme="minorEastAsia" w:hAnsiTheme="minorHAnsi" w:cstheme="minorBidi"/>
+            <w:i w:val="0"/>
+            <w:iCs w:val="0"/>
+            <w:noProof/>
+            <w:kern w:val="2"/>
+            <w:sz w:val="24"/>
+            <w:szCs w:val="24"/>
+            <w14:ligatures w14:val="standardContextual"/>
+          </w:rPr>
+          <w:tab/>
+        </w:r>
+        <w:r>
+          <w:rPr>
+            <w:rStyle w:val="Lienhypertexte"/>
+            <w:noProof/>
+          </w:rPr>
+          <w:t>Gameplay</w:t>
+        </w:r>
+        <w:r>
+          <w:rPr>
+            <w:noProof/>
+            <w:webHidden/>
+          </w:rPr>
+          <w:tab/>
+        </w:r>
+        <w:r>
+          <w:rPr>
+            <w:noProof/>
+            <w:webHidden/>
+          </w:rPr>
+          <w:fldChar w:fldCharType="begin"/>
+        </w:r>
+        <w:r>
+          <w:rPr>
+            <w:noProof/>
+            <w:webHidden/>
+          </w:rPr>
+          <w:instrText xml:space="preserve"> PAGEREF _Toc212934627 \h </w:instrText>
+        </w:r>
+        <w:r>
+          <w:rPr>
+            <w:noProof/>
+            <w:webHidden/>
+          </w:rPr>
+        </w:r>
+        <w:r>
+          <w:rPr>
+            <w:noProof/>
+            <w:webHidden/>
+          </w:rPr>
+          <w:fldChar w:fldCharType="separate"/>
+        </w:r>
+        <w:r>
+          <w:rPr>
+            <w:noProof/>
+            <w:webHidden/>
+          </w:rPr>
+          <w:t>7</w:t>
+        </w:r>
+        <w:r>
+          <w:rPr>
+            <w:noProof/>
+            <w:webHidden/>
+          </w:rPr>
+          <w:fldChar w:fldCharType="end"/>
+        </w:r>
+      </w:hyperlink>
+    </w:p>
+    <w:p>
+      <w:pPr>
+        <w:pStyle w:val="TM3"/>
+        <w:tabs>
+          <w:tab w:val="left" w:pos="1200"/>
+          <w:tab w:val="right" w:leader="dot" w:pos="9060"/>
+        </w:tabs>
+        <w:rPr>
+          <w:rFonts w:asciiTheme="minorHAnsi" w:eastAsiaTheme="minorEastAsia" w:hAnsiTheme="minorHAnsi" w:cstheme="minorBidi"/>
+          <w:i w:val="0"/>
+          <w:iCs w:val="0"/>
+          <w:noProof/>
+          <w:kern w:val="2"/>
+          <w:sz w:val="24"/>
+          <w:szCs w:val="24"/>
+          <w14:ligatures w14:val="standardContextual"/>
+        </w:rPr>
+      </w:pPr>
+      <w:hyperlink w:anchor="_Toc212934628" w:history="1">
+        <w:r>
+          <w:rPr>
+            <w:rStyle w:val="Lienhypertexte"/>
+            <w:noProof/>
+          </w:rPr>
+          <w:t>3.1.2</w:t>
+        </w:r>
+        <w:r>
+          <w:rPr>
+            <w:rFonts w:asciiTheme="minorHAnsi" w:eastAsiaTheme="minorEastAsia" w:hAnsiTheme="minorHAnsi" w:cstheme="minorBidi"/>
+            <w:i w:val="0"/>
+            <w:iCs w:val="0"/>
+            <w:noProof/>
+            <w:kern w:val="2"/>
+            <w:sz w:val="24"/>
+            <w:szCs w:val="24"/>
+            <w14:ligatures w14:val="standardContextual"/>
+          </w:rPr>
+          <w:tab/>
+        </w:r>
+        <w:r>
+          <w:rPr>
+            <w:rStyle w:val="Lienhypertexte"/>
+            <w:noProof/>
+          </w:rPr>
+          <w:t>Le joueur</w:t>
+        </w:r>
+        <w:r>
+          <w:rPr>
+            <w:noProof/>
+            <w:webHidden/>
+          </w:rPr>
+          <w:tab/>
+        </w:r>
+        <w:r>
+          <w:rPr>
+            <w:noProof/>
+            <w:webHidden/>
+          </w:rPr>
+          <w:fldChar w:fldCharType="begin"/>
+        </w:r>
+        <w:r>
+          <w:rPr>
+            <w:noProof/>
+            <w:webHidden/>
+          </w:rPr>
+          <w:instrText xml:space="preserve"> PAGEREF _Toc212934628 \h </w:instrText>
+        </w:r>
+        <w:r>
+          <w:rPr>
+            <w:noProof/>
+            <w:webHidden/>
+          </w:rPr>
+        </w:r>
+        <w:r>
+          <w:rPr>
+            <w:noProof/>
+            <w:webHidden/>
+          </w:rPr>
+          <w:fldChar w:fldCharType="separate"/>
+        </w:r>
+        <w:r>
+          <w:rPr>
+            <w:noProof/>
+            <w:webHidden/>
+          </w:rPr>
+          <w:t>7</w:t>
+        </w:r>
+        <w:r>
+          <w:rPr>
+            <w:noProof/>
+            <w:webHidden/>
+          </w:rPr>
+          <w:fldChar w:fldCharType="end"/>
+        </w:r>
+      </w:hyperlink>
+    </w:p>
+    <w:p>
+      <w:pPr>
+        <w:pStyle w:val="TM3"/>
+        <w:tabs>
+          <w:tab w:val="left" w:pos="1200"/>
+          <w:tab w:val="right" w:leader="dot" w:pos="9060"/>
+        </w:tabs>
+        <w:rPr>
+          <w:rFonts w:asciiTheme="minorHAnsi" w:eastAsiaTheme="minorEastAsia" w:hAnsiTheme="minorHAnsi" w:cstheme="minorBidi"/>
+          <w:i w:val="0"/>
+          <w:iCs w:val="0"/>
+          <w:noProof/>
+          <w:kern w:val="2"/>
+          <w:sz w:val="24"/>
+          <w:szCs w:val="24"/>
+          <w14:ligatures w14:val="standardContextual"/>
+        </w:rPr>
+      </w:pPr>
+      <w:hyperlink w:anchor="_Toc212934629" w:history="1">
+        <w:r>
+          <w:rPr>
+            <w:rStyle w:val="Lienhypertexte"/>
+            <w:noProof/>
+          </w:rPr>
+          <w:t>3.1.3</w:t>
+        </w:r>
+        <w:r>
+          <w:rPr>
+            <w:rFonts w:asciiTheme="minorHAnsi" w:eastAsiaTheme="minorEastAsia" w:hAnsiTheme="minorHAnsi" w:cstheme="minorBidi"/>
+            <w:i w:val="0"/>
+            <w:iCs w:val="0"/>
+            <w:noProof/>
+            <w:kern w:val="2"/>
+            <w:sz w:val="24"/>
+            <w:szCs w:val="24"/>
+            <w14:ligatures w14:val="standardContextual"/>
+          </w:rPr>
+          <w:tab/>
+        </w:r>
+        <w:r>
+          <w:rPr>
+            <w:rStyle w:val="Lienhypertexte"/>
+            <w:noProof/>
+          </w:rPr>
+          <w:t>Tirs</w:t>
+        </w:r>
+        <w:r>
+          <w:rPr>
+            <w:noProof/>
+            <w:webHidden/>
+          </w:rPr>
+          <w:tab/>
+        </w:r>
+        <w:r>
+          <w:rPr>
+            <w:noProof/>
+            <w:webHidden/>
+          </w:rPr>
+          <w:fldChar w:fldCharType="begin"/>
+        </w:r>
+        <w:r>
+          <w:rPr>
+            <w:noProof/>
+            <w:webHidden/>
+          </w:rPr>
+          <w:instrText xml:space="preserve"> PAGEREF _Toc212934629 \h </w:instrText>
+        </w:r>
+        <w:r>
+          <w:rPr>
+            <w:noProof/>
+            <w:webHidden/>
+          </w:rPr>
+        </w:r>
+        <w:r>
+          <w:rPr>
+            <w:noProof/>
+            <w:webHidden/>
+          </w:rPr>
+          <w:fldChar w:fldCharType="separate"/>
+        </w:r>
+        <w:r>
+          <w:rPr>
+            <w:noProof/>
+            <w:webHidden/>
+          </w:rPr>
+          <w:t>7</w:t>
+        </w:r>
+        <w:r>
+          <w:rPr>
+            <w:noProof/>
+            <w:webHidden/>
+          </w:rPr>
+          <w:fldChar w:fldCharType="end"/>
+        </w:r>
+      </w:hyperlink>
+    </w:p>
+    <w:p>
+      <w:pPr>
+        <w:pStyle w:val="TM3"/>
+        <w:tabs>
+          <w:tab w:val="left" w:pos="1200"/>
+          <w:tab w:val="right" w:leader="dot" w:pos="9060"/>
+        </w:tabs>
+        <w:rPr>
+          <w:rFonts w:asciiTheme="minorHAnsi" w:eastAsiaTheme="minorEastAsia" w:hAnsiTheme="minorHAnsi" w:cstheme="minorBidi"/>
+          <w:i w:val="0"/>
+          <w:iCs w:val="0"/>
+          <w:noProof/>
+          <w:kern w:val="2"/>
+          <w:sz w:val="24"/>
+          <w:szCs w:val="24"/>
+          <w14:ligatures w14:val="standardContextual"/>
+        </w:rPr>
+      </w:pPr>
+      <w:hyperlink w:anchor="_Toc212934630" w:history="1">
+        <w:r>
+          <w:rPr>
+            <w:rStyle w:val="Lienhypertexte"/>
+            <w:noProof/>
+          </w:rPr>
+          <w:t>3.1.4</w:t>
+        </w:r>
+        <w:r>
+          <w:rPr>
+            <w:rFonts w:asciiTheme="minorHAnsi" w:eastAsiaTheme="minorEastAsia" w:hAnsiTheme="minorHAnsi" w:cstheme="minorBidi"/>
+            <w:i w:val="0"/>
+            <w:iCs w:val="0"/>
+            <w:noProof/>
+            <w:kern w:val="2"/>
+            <w:sz w:val="24"/>
+            <w:szCs w:val="24"/>
+            <w14:ligatures w14:val="standardContextual"/>
+          </w:rPr>
+          <w:tab/>
+        </w:r>
+        <w:r>
+          <w:rPr>
+            <w:rStyle w:val="Lienhypertexte"/>
+            <w:noProof/>
+          </w:rPr>
+          <w:t>Ennemis</w:t>
+        </w:r>
+        <w:r>
+          <w:rPr>
+            <w:noProof/>
+            <w:webHidden/>
+          </w:rPr>
+          <w:tab/>
+        </w:r>
+        <w:r>
+          <w:rPr>
+            <w:noProof/>
+            <w:webHidden/>
+          </w:rPr>
+          <w:fldChar w:fldCharType="begin"/>
+        </w:r>
+        <w:r>
+          <w:rPr>
+            <w:noProof/>
+            <w:webHidden/>
+          </w:rPr>
+          <w:instrText xml:space="preserve"> PAGEREF _Toc212934630 \h </w:instrText>
+        </w:r>
+        <w:r>
+          <w:rPr>
+            <w:noProof/>
+            <w:webHidden/>
+          </w:rPr>
+        </w:r>
+        <w:r>
+          <w:rPr>
+            <w:noProof/>
+            <w:webHidden/>
+          </w:rPr>
+          <w:fldChar w:fldCharType="separate"/>
+        </w:r>
+        <w:r>
+          <w:rPr>
+            <w:noProof/>
+            <w:webHidden/>
+          </w:rPr>
+          <w:t>7</w:t>
+        </w:r>
+        <w:r>
+          <w:rPr>
+            <w:noProof/>
+            <w:webHidden/>
+          </w:rPr>
+          <w:fldChar w:fldCharType="end"/>
+        </w:r>
+      </w:hyperlink>
+    </w:p>
+    <w:p>
+      <w:pPr>
+        <w:pStyle w:val="TM3"/>
+        <w:tabs>
+          <w:tab w:val="left" w:pos="1200"/>
+          <w:tab w:val="right" w:leader="dot" w:pos="9060"/>
+        </w:tabs>
+        <w:rPr>
+          <w:rFonts w:asciiTheme="minorHAnsi" w:eastAsiaTheme="minorEastAsia" w:hAnsiTheme="minorHAnsi" w:cstheme="minorBidi"/>
+          <w:i w:val="0"/>
+          <w:iCs w:val="0"/>
+          <w:noProof/>
+          <w:kern w:val="2"/>
+          <w:sz w:val="24"/>
+          <w:szCs w:val="24"/>
+          <w14:ligatures w14:val="standardContextual"/>
+        </w:rPr>
+      </w:pPr>
+      <w:hyperlink w:anchor="_Toc212934631" w:history="1">
+        <w:r>
+          <w:rPr>
+            <w:rStyle w:val="Lienhypertexte"/>
+            <w:noProof/>
+          </w:rPr>
+          <w:t>3.1.5</w:t>
+        </w:r>
+        <w:r>
+          <w:rPr>
+            <w:rFonts w:asciiTheme="minorHAnsi" w:eastAsiaTheme="minorEastAsia" w:hAnsiTheme="minorHAnsi" w:cstheme="minorBidi"/>
+            <w:i w:val="0"/>
+            <w:iCs w:val="0"/>
+            <w:noProof/>
+            <w:kern w:val="2"/>
+            <w:sz w:val="24"/>
+            <w:szCs w:val="24"/>
+            <w14:ligatures w14:val="standardContextual"/>
+          </w:rPr>
+          <w:tab/>
+        </w:r>
+        <w:r>
+          <w:rPr>
+            <w:rStyle w:val="Lienhypertexte"/>
+            <w:noProof/>
+          </w:rPr>
+          <w:t>Points de vie</w:t>
+        </w:r>
+        <w:r>
+          <w:rPr>
+            <w:noProof/>
+            <w:webHidden/>
+          </w:rPr>
+          <w:tab/>
+        </w:r>
+        <w:r>
+          <w:rPr>
+            <w:noProof/>
+            <w:webHidden/>
+          </w:rPr>
+          <w:fldChar w:fldCharType="begin"/>
+        </w:r>
+        <w:r>
+          <w:rPr>
+            <w:noProof/>
+            <w:webHidden/>
+          </w:rPr>
+          <w:instrText xml:space="preserve"> PAGEREF _Toc212934631 \h </w:instrText>
+        </w:r>
+        <w:r>
+          <w:rPr>
+            <w:noProof/>
+            <w:webHidden/>
+          </w:rPr>
+        </w:r>
+        <w:r>
+          <w:rPr>
+            <w:noProof/>
+            <w:webHidden/>
+          </w:rPr>
+          <w:fldChar w:fldCharType="separate"/>
+        </w:r>
+        <w:r>
+          <w:rPr>
+            <w:noProof/>
+            <w:webHidden/>
+          </w:rPr>
+          <w:t>8</w:t>
+        </w:r>
+        <w:r>
+          <w:rPr>
+            <w:noProof/>
+            <w:webHidden/>
+          </w:rPr>
+          <w:fldChar w:fldCharType="end"/>
+        </w:r>
+      </w:hyperlink>
+    </w:p>
+    <w:p>
+      <w:pPr>
+        <w:pStyle w:val="TM2"/>
+        <w:tabs>
+          <w:tab w:val="left" w:pos="800"/>
+          <w:tab w:val="right" w:leader="dot" w:pos="9060"/>
+        </w:tabs>
+        <w:rPr>
+          <w:rFonts w:asciiTheme="minorHAnsi" w:eastAsiaTheme="minorEastAsia" w:hAnsiTheme="minorHAnsi" w:cstheme="minorBidi"/>
+          <w:smallCaps w:val="0"/>
+          <w:noProof/>
+          <w:kern w:val="2"/>
+          <w:sz w:val="24"/>
+          <w:szCs w:val="24"/>
+          <w14:ligatures w14:val="standardContextual"/>
+        </w:rPr>
+      </w:pPr>
+      <w:hyperlink w:anchor="_Toc212934632" w:history="1">
+        <w:r>
+          <w:rPr>
+            <w:rStyle w:val="Lienhypertexte"/>
+            <w:noProof/>
+          </w:rPr>
+          <w:t>3.2</w:t>
+        </w:r>
+        <w:r>
+          <w:rPr>
+            <w:rFonts w:asciiTheme="minorHAnsi" w:eastAsiaTheme="minorEastAsia" w:hAnsiTheme="minorHAnsi" w:cstheme="minorBidi"/>
+            <w:smallCaps w:val="0"/>
+            <w:noProof/>
+            <w:kern w:val="2"/>
+            <w:sz w:val="24"/>
+            <w:szCs w:val="24"/>
+            <w14:ligatures w14:val="standardContextual"/>
+          </w:rPr>
+          <w:tab/>
+        </w:r>
+        <w:r>
+          <w:rPr>
+            <w:rStyle w:val="Lienhypertexte"/>
+            <w:noProof/>
+          </w:rPr>
+          <w:t>Réalisation technique</w:t>
+        </w:r>
+        <w:r>
+          <w:rPr>
+            <w:noProof/>
+            <w:webHidden/>
+          </w:rPr>
+          <w:tab/>
+        </w:r>
+        <w:r>
+          <w:rPr>
+            <w:noProof/>
+            <w:webHidden/>
+          </w:rPr>
+          <w:fldChar w:fldCharType="begin"/>
+        </w:r>
+        <w:r>
+          <w:rPr>
+            <w:noProof/>
+            <w:webHidden/>
+          </w:rPr>
+          <w:instrText xml:space="preserve"> PAGEREF _Toc212934632 \h </w:instrText>
+        </w:r>
+        <w:r>
+          <w:rPr>
+            <w:noProof/>
+            <w:webHidden/>
+          </w:rPr>
+        </w:r>
+        <w:r>
+          <w:rPr>
+            <w:noProof/>
+            <w:webHidden/>
+          </w:rPr>
+          <w:fldChar w:fldCharType="separate"/>
+        </w:r>
+        <w:r>
+          <w:rPr>
+            <w:noProof/>
+            <w:webHidden/>
+          </w:rPr>
+          <w:t>8</w:t>
+        </w:r>
+        <w:r>
+          <w:rPr>
+            <w:noProof/>
+            <w:webHidden/>
+          </w:rPr>
+          <w:fldChar w:fldCharType="end"/>
+        </w:r>
+      </w:hyperlink>
+    </w:p>
+    <w:p>
+      <w:pPr>
+        <w:pStyle w:val="TM3"/>
+        <w:tabs>
+          <w:tab w:val="left" w:pos="1200"/>
+          <w:tab w:val="right" w:leader="dot" w:pos="9060"/>
+        </w:tabs>
+        <w:rPr>
+          <w:rFonts w:asciiTheme="minorHAnsi" w:eastAsiaTheme="minorEastAsia" w:hAnsiTheme="minorHAnsi" w:cstheme="minorBidi"/>
+          <w:i w:val="0"/>
+          <w:iCs w:val="0"/>
+          <w:noProof/>
+          <w:kern w:val="2"/>
+          <w:sz w:val="24"/>
+          <w:szCs w:val="24"/>
+          <w14:ligatures w14:val="standardContextual"/>
+        </w:rPr>
+      </w:pPr>
+      <w:hyperlink w:anchor="_Toc212934633" w:history="1">
+        <w:r>
+          <w:rPr>
+            <w:rStyle w:val="Lienhypertexte"/>
+            <w:noProof/>
+          </w:rPr>
+          <w:t>3.2.1</w:t>
+        </w:r>
+        <w:r>
+          <w:rPr>
+            <w:rFonts w:asciiTheme="minorHAnsi" w:eastAsiaTheme="minorEastAsia" w:hAnsiTheme="minorHAnsi" w:cstheme="minorBidi"/>
+            <w:i w:val="0"/>
+            <w:iCs w:val="0"/>
+            <w:noProof/>
+            <w:kern w:val="2"/>
+            <w:sz w:val="24"/>
+            <w:szCs w:val="24"/>
+            <w14:ligatures w14:val="standardContextual"/>
+          </w:rPr>
+          <w:tab/>
+        </w:r>
+        <w:r>
+          <w:rPr>
+            <w:rStyle w:val="Lienhypertexte"/>
+            <w:noProof/>
+          </w:rPr>
+          <w:t>Ship</w:t>
+        </w:r>
+        <w:r>
+          <w:rPr>
+            <w:noProof/>
+            <w:webHidden/>
+          </w:rPr>
+          <w:tab/>
+        </w:r>
+        <w:r>
+          <w:rPr>
+            <w:noProof/>
+            <w:webHidden/>
+          </w:rPr>
+          <w:fldChar w:fldCharType="begin"/>
+        </w:r>
+        <w:r>
+          <w:rPr>
+            <w:noProof/>
+            <w:webHidden/>
+          </w:rPr>
+          <w:instrText xml:space="preserve"> PAGEREF _Toc212934633 \h </w:instrText>
+        </w:r>
+        <w:r>
+          <w:rPr>
+            <w:noProof/>
+            <w:webHidden/>
+          </w:rPr>
+        </w:r>
+        <w:r>
+          <w:rPr>
+            <w:noProof/>
+            <w:webHidden/>
+          </w:rPr>
+          <w:fldChar w:fldCharType="separate"/>
+        </w:r>
+        <w:r>
+          <w:rPr>
+            <w:noProof/>
+            <w:webHidden/>
+          </w:rPr>
+          <w:t>8</w:t>
+        </w:r>
+        <w:r>
+          <w:rPr>
+            <w:noProof/>
+            <w:webHidden/>
+          </w:rPr>
+          <w:fldChar w:fldCharType="end"/>
+        </w:r>
+      </w:hyperlink>
+    </w:p>
+    <w:p>
+      <w:pPr>
+        <w:pStyle w:val="TM3"/>
+        <w:tabs>
+          <w:tab w:val="left" w:pos="1200"/>
+          <w:tab w:val="right" w:leader="dot" w:pos="9060"/>
+        </w:tabs>
+        <w:rPr>
+          <w:rFonts w:asciiTheme="minorHAnsi" w:eastAsiaTheme="minorEastAsia" w:hAnsiTheme="minorHAnsi" w:cstheme="minorBidi"/>
+          <w:i w:val="0"/>
+          <w:iCs w:val="0"/>
+          <w:noProof/>
+          <w:kern w:val="2"/>
+          <w:sz w:val="24"/>
+          <w:szCs w:val="24"/>
+          <w14:ligatures w14:val="standardContextual"/>
+        </w:rPr>
+      </w:pPr>
+      <w:hyperlink w:anchor="_Toc212934634" w:history="1">
+        <w:r>
+          <w:rPr>
+            <w:rStyle w:val="Lienhypertexte"/>
+            <w:noProof/>
+          </w:rPr>
+          <w:t>3.2.2</w:t>
+        </w:r>
+        <w:r>
+          <w:rPr>
+            <w:rFonts w:asciiTheme="minorHAnsi" w:eastAsiaTheme="minorEastAsia" w:hAnsiTheme="minorHAnsi" w:cstheme="minorBidi"/>
+            <w:i w:val="0"/>
+            <w:iCs w:val="0"/>
+            <w:noProof/>
+            <w:kern w:val="2"/>
+            <w:sz w:val="24"/>
+            <w:szCs w:val="24"/>
+            <w14:ligatures w14:val="standardContextual"/>
+          </w:rPr>
+          <w:tab/>
+        </w:r>
+        <w:r>
+          <w:rPr>
+            <w:rStyle w:val="Lienhypertexte"/>
+            <w:noProof/>
+          </w:rPr>
+          <w:t>Ennemis</w:t>
+        </w:r>
+        <w:r>
+          <w:rPr>
+            <w:noProof/>
+            <w:webHidden/>
+          </w:rPr>
+          <w:tab/>
+        </w:r>
+        <w:r>
+          <w:rPr>
+            <w:noProof/>
+            <w:webHidden/>
+          </w:rPr>
+          <w:fldChar w:fldCharType="begin"/>
+        </w:r>
+        <w:r>
+          <w:rPr>
+            <w:noProof/>
+            <w:webHidden/>
+          </w:rPr>
+          <w:instrText xml:space="preserve"> PAGEREF _Toc212934634 \h </w:instrText>
+        </w:r>
+        <w:r>
+          <w:rPr>
+            <w:noProof/>
+            <w:webHidden/>
+          </w:rPr>
+        </w:r>
+        <w:r>
+          <w:rPr>
+            <w:noProof/>
+            <w:webHidden/>
+          </w:rPr>
+          <w:fldChar w:fldCharType="separate"/>
+        </w:r>
+        <w:r>
+          <w:rPr>
+            <w:noProof/>
+            <w:webHidden/>
+          </w:rPr>
+          <w:t>8</w:t>
+        </w:r>
+        <w:r>
+          <w:rPr>
+            <w:noProof/>
+            <w:webHidden/>
+          </w:rPr>
+          <w:fldChar w:fldCharType="end"/>
+        </w:r>
+      </w:hyperlink>
+    </w:p>
+    <w:p>
+      <w:pPr>
+        <w:pStyle w:val="TM3"/>
+        <w:tabs>
+          <w:tab w:val="left" w:pos="1200"/>
+          <w:tab w:val="right" w:leader="dot" w:pos="9060"/>
+        </w:tabs>
+        <w:rPr>
+          <w:rFonts w:asciiTheme="minorHAnsi" w:eastAsiaTheme="minorEastAsia" w:hAnsiTheme="minorHAnsi" w:cstheme="minorBidi"/>
+          <w:i w:val="0"/>
+          <w:iCs w:val="0"/>
+          <w:noProof/>
+          <w:kern w:val="2"/>
+          <w:sz w:val="24"/>
+          <w:szCs w:val="24"/>
+          <w14:ligatures w14:val="standardContextual"/>
+        </w:rPr>
+      </w:pPr>
+      <w:hyperlink w:anchor="_Toc212934635" w:history="1">
+        <w:r>
+          <w:rPr>
+            <w:rStyle w:val="Lienhypertexte"/>
+            <w:noProof/>
+          </w:rPr>
+          <w:t>3.2.3</w:t>
+        </w:r>
+        <w:r>
+          <w:rPr>
+            <w:rFonts w:asciiTheme="minorHAnsi" w:eastAsiaTheme="minorEastAsia" w:hAnsiTheme="minorHAnsi" w:cstheme="minorBidi"/>
+            <w:i w:val="0"/>
+            <w:iCs w:val="0"/>
+            <w:noProof/>
+            <w:kern w:val="2"/>
+            <w:sz w:val="24"/>
+            <w:szCs w:val="24"/>
+            <w14:ligatures w14:val="standardContextual"/>
+          </w:rPr>
+          <w:tab/>
+        </w:r>
+        <w:r>
+          <w:rPr>
+            <w:rStyle w:val="Lienhypertexte"/>
+            <w:noProof/>
+          </w:rPr>
+          <w:t>Shoot</w:t>
+        </w:r>
+        <w:r>
+          <w:rPr>
+            <w:noProof/>
+            <w:webHidden/>
+          </w:rPr>
+          <w:tab/>
+        </w:r>
+        <w:r>
+          <w:rPr>
+            <w:noProof/>
+            <w:webHidden/>
+          </w:rPr>
+          <w:fldChar w:fldCharType="begin"/>
+        </w:r>
+        <w:r>
+          <w:rPr>
+            <w:noProof/>
+            <w:webHidden/>
+          </w:rPr>
+          <w:instrText xml:space="preserve"> PAGEREF _Toc212934635 \h </w:instrText>
+        </w:r>
+        <w:r>
+          <w:rPr>
+            <w:noProof/>
+            <w:webHidden/>
+          </w:rPr>
+        </w:r>
+        <w:r>
+          <w:rPr>
+            <w:noProof/>
+            <w:webHidden/>
+          </w:rPr>
+          <w:fldChar w:fldCharType="separate"/>
+        </w:r>
+        <w:r>
+          <w:rPr>
+            <w:noProof/>
+            <w:webHidden/>
+          </w:rPr>
+          <w:t>8</w:t>
+        </w:r>
+        <w:r>
+          <w:rPr>
+            <w:noProof/>
+            <w:webHidden/>
+          </w:rPr>
+          <w:fldChar w:fldCharType="end"/>
+        </w:r>
+      </w:hyperlink>
+    </w:p>
+    <w:p>
+      <w:pPr>
+        <w:pStyle w:val="TM3"/>
+        <w:tabs>
+          <w:tab w:val="left" w:pos="1200"/>
+          <w:tab w:val="right" w:leader="dot" w:pos="9060"/>
+        </w:tabs>
+        <w:rPr>
+          <w:rFonts w:asciiTheme="minorHAnsi" w:eastAsiaTheme="minorEastAsia" w:hAnsiTheme="minorHAnsi" w:cstheme="minorBidi"/>
+          <w:i w:val="0"/>
+          <w:iCs w:val="0"/>
+          <w:noProof/>
+          <w:kern w:val="2"/>
+          <w:sz w:val="24"/>
+          <w:szCs w:val="24"/>
+          <w14:ligatures w14:val="standardContextual"/>
+        </w:rPr>
+      </w:pPr>
+      <w:hyperlink w:anchor="_Toc212934636" w:history="1">
+        <w:r>
+          <w:rPr>
+            <w:rStyle w:val="Lienhypertexte"/>
+            <w:noProof/>
+          </w:rPr>
+          <w:t>3.2.4</w:t>
+        </w:r>
+        <w:r>
+          <w:rPr>
+            <w:rFonts w:asciiTheme="minorHAnsi" w:eastAsiaTheme="minorEastAsia" w:hAnsiTheme="minorHAnsi" w:cstheme="minorBidi"/>
+            <w:i w:val="0"/>
+            <w:iCs w:val="0"/>
+            <w:noProof/>
+            <w:kern w:val="2"/>
+            <w:sz w:val="24"/>
+            <w:szCs w:val="24"/>
+            <w14:ligatures w14:val="standardContextual"/>
+          </w:rPr>
+          <w:tab/>
+        </w:r>
+        <w:r>
+          <w:rPr>
+            <w:rStyle w:val="Lienhypertexte"/>
+            <w:noProof/>
+          </w:rPr>
+          <w:t>AirSpace</w:t>
+        </w:r>
+        <w:r>
+          <w:rPr>
+            <w:noProof/>
+            <w:webHidden/>
+          </w:rPr>
+          <w:tab/>
+        </w:r>
+        <w:r>
+          <w:rPr>
+            <w:noProof/>
+            <w:webHidden/>
+          </w:rPr>
+          <w:fldChar w:fldCharType="begin"/>
+        </w:r>
+        <w:r>
+          <w:rPr>
+            <w:noProof/>
+            <w:webHidden/>
+          </w:rPr>
+          <w:instrText xml:space="preserve"> PAGEREF _Toc212934636 \h </w:instrText>
+        </w:r>
+        <w:r>
+          <w:rPr>
+            <w:noProof/>
+            <w:webHidden/>
+          </w:rPr>
+        </w:r>
+        <w:r>
+          <w:rPr>
+            <w:noProof/>
+            <w:webHidden/>
+          </w:rPr>
+          <w:fldChar w:fldCharType="separate"/>
+        </w:r>
+        <w:r>
+          <w:rPr>
+            <w:noProof/>
+            <w:webHidden/>
+          </w:rPr>
+          <w:t>9</w:t>
         </w:r>
         <w:r>
           <w:rPr>
@@ -1556,32 +3525,36 @@
           <w:tab w:val="right" w:leader="dot" w:pos="9060"/>
         </w:tabs>
         <w:rPr>
-          <w:rFonts w:eastAsiaTheme="minorEastAsia" w:cstheme="minorBidi"/>
+          <w:rFonts w:asciiTheme="minorHAnsi" w:eastAsiaTheme="minorEastAsia" w:hAnsiTheme="minorHAnsi" w:cstheme="minorBidi"/>
           <w:b w:val="0"/>
           <w:bCs w:val="0"/>
           <w:caps w:val="0"/>
           <w:noProof/>
-          <w:sz w:val="22"/>
-          <w:szCs w:val="22"/>
+          <w:kern w:val="2"/>
+          <w:sz w:val="24"/>
+          <w:szCs w:val="24"/>
+          <w14:ligatures w14:val="standardContextual"/>
         </w:rPr>
       </w:pPr>
-      <w:hyperlink w:anchor="_Toc308526331" w:history="1">
+      <w:hyperlink w:anchor="_Toc212934637" w:history="1">
         <w:r>
           <w:rPr>
             <w:rStyle w:val="Lienhypertexte"/>
             <w:noProof/>
           </w:rPr>
-          <w:t>2</w:t>
-        </w:r>
-        <w:r>
-          <w:rPr>
-            <w:rFonts w:eastAsiaTheme="minorEastAsia" w:cstheme="minorBidi"/>
+          <w:t>4</w:t>
+        </w:r>
+        <w:r>
+          <w:rPr>
+            <w:rFonts w:asciiTheme="minorHAnsi" w:eastAsiaTheme="minorEastAsia" w:hAnsiTheme="minorHAnsi" w:cstheme="minorBidi"/>
             <w:b w:val="0"/>
             <w:bCs w:val="0"/>
             <w:caps w:val="0"/>
             <w:noProof/>
-            <w:sz w:val="22"/>
-            <w:szCs w:val="22"/>
+            <w:kern w:val="2"/>
+            <w:sz w:val="24"/>
+            <w:szCs w:val="24"/>
+            <w14:ligatures w14:val="standardContextual"/>
           </w:rPr>
           <w:tab/>
         </w:r>
@@ -1590,7 +3563,7 @@
             <w:rStyle w:val="Lienhypertexte"/>
             <w:noProof/>
           </w:rPr>
-          <w:t>Planification Initiale</w:t>
+          <w:t>Conclusion</w:t>
         </w:r>
         <w:r>
           <w:rPr>
@@ -1611,7 +3584,7 @@
             <w:noProof/>
             <w:webHidden/>
           </w:rPr>
-          <w:instrText xml:space="preserve"> PAGEREF _Toc308526331 \h </w:instrText>
+          <w:instrText xml:space="preserve"> PAGEREF _Toc212934637 \h </w:instrText>
         </w:r>
         <w:r>
           <w:rPr>
@@ -1631,7 +3604,289 @@
             <w:noProof/>
             <w:webHidden/>
           </w:rPr>
-          <w:t>4</w:t>
+          <w:t>9</w:t>
+        </w:r>
+        <w:r>
+          <w:rPr>
+            <w:noProof/>
+            <w:webHidden/>
+          </w:rPr>
+          <w:fldChar w:fldCharType="end"/>
+        </w:r>
+      </w:hyperlink>
+    </w:p>
+    <w:p>
+      <w:pPr>
+        <w:pStyle w:val="TM2"/>
+        <w:tabs>
+          <w:tab w:val="left" w:pos="800"/>
+          <w:tab w:val="right" w:leader="dot" w:pos="9060"/>
+        </w:tabs>
+        <w:rPr>
+          <w:rFonts w:asciiTheme="minorHAnsi" w:eastAsiaTheme="minorEastAsia" w:hAnsiTheme="minorHAnsi" w:cstheme="minorBidi"/>
+          <w:smallCaps w:val="0"/>
+          <w:noProof/>
+          <w:kern w:val="2"/>
+          <w:sz w:val="24"/>
+          <w:szCs w:val="24"/>
+          <w14:ligatures w14:val="standardContextual"/>
+        </w:rPr>
+      </w:pPr>
+      <w:hyperlink w:anchor="_Toc212934638" w:history="1">
+        <w:r>
+          <w:rPr>
+            <w:rStyle w:val="Lienhypertexte"/>
+            <w:noProof/>
+          </w:rPr>
+          <w:t>4.1</w:t>
+        </w:r>
+        <w:r>
+          <w:rPr>
+            <w:rFonts w:asciiTheme="minorHAnsi" w:eastAsiaTheme="minorEastAsia" w:hAnsiTheme="minorHAnsi" w:cstheme="minorBidi"/>
+            <w:smallCaps w:val="0"/>
+            <w:noProof/>
+            <w:kern w:val="2"/>
+            <w:sz w:val="24"/>
+            <w:szCs w:val="24"/>
+            <w14:ligatures w14:val="standardContextual"/>
+          </w:rPr>
+          <w:tab/>
+        </w:r>
+        <w:r>
+          <w:rPr>
+            <w:rStyle w:val="Lienhypertexte"/>
+            <w:noProof/>
+          </w:rPr>
+          <w:t>Bilan des fonctionnalités demandées</w:t>
+        </w:r>
+        <w:r>
+          <w:rPr>
+            <w:noProof/>
+            <w:webHidden/>
+          </w:rPr>
+          <w:tab/>
+        </w:r>
+        <w:r>
+          <w:rPr>
+            <w:noProof/>
+            <w:webHidden/>
+          </w:rPr>
+          <w:fldChar w:fldCharType="begin"/>
+        </w:r>
+        <w:r>
+          <w:rPr>
+            <w:noProof/>
+            <w:webHidden/>
+          </w:rPr>
+          <w:instrText xml:space="preserve"> PAGEREF _Toc212934638 \h </w:instrText>
+        </w:r>
+        <w:r>
+          <w:rPr>
+            <w:noProof/>
+            <w:webHidden/>
+          </w:rPr>
+        </w:r>
+        <w:r>
+          <w:rPr>
+            <w:noProof/>
+            <w:webHidden/>
+          </w:rPr>
+          <w:fldChar w:fldCharType="separate"/>
+        </w:r>
+        <w:r>
+          <w:rPr>
+            <w:noProof/>
+            <w:webHidden/>
+          </w:rPr>
+          <w:t>9</w:t>
+        </w:r>
+        <w:r>
+          <w:rPr>
+            <w:noProof/>
+            <w:webHidden/>
+          </w:rPr>
+          <w:fldChar w:fldCharType="end"/>
+        </w:r>
+      </w:hyperlink>
+    </w:p>
+    <w:p>
+      <w:pPr>
+        <w:pStyle w:val="TM2"/>
+        <w:tabs>
+          <w:tab w:val="left" w:pos="800"/>
+          <w:tab w:val="right" w:leader="dot" w:pos="9060"/>
+        </w:tabs>
+        <w:rPr>
+          <w:rFonts w:asciiTheme="minorHAnsi" w:eastAsiaTheme="minorEastAsia" w:hAnsiTheme="minorHAnsi" w:cstheme="minorBidi"/>
+          <w:smallCaps w:val="0"/>
+          <w:noProof/>
+          <w:kern w:val="2"/>
+          <w:sz w:val="24"/>
+          <w:szCs w:val="24"/>
+          <w14:ligatures w14:val="standardContextual"/>
+        </w:rPr>
+      </w:pPr>
+      <w:hyperlink w:anchor="_Toc212934639" w:history="1">
+        <w:r>
+          <w:rPr>
+            <w:rStyle w:val="Lienhypertexte"/>
+            <w:noProof/>
+          </w:rPr>
+          <w:t>4.2</w:t>
+        </w:r>
+        <w:r>
+          <w:rPr>
+            <w:rFonts w:asciiTheme="minorHAnsi" w:eastAsiaTheme="minorEastAsia" w:hAnsiTheme="minorHAnsi" w:cstheme="minorBidi"/>
+            <w:smallCaps w:val="0"/>
+            <w:noProof/>
+            <w:kern w:val="2"/>
+            <w:sz w:val="24"/>
+            <w:szCs w:val="24"/>
+            <w14:ligatures w14:val="standardContextual"/>
+          </w:rPr>
+          <w:tab/>
+        </w:r>
+        <w:r>
+          <w:rPr>
+            <w:rStyle w:val="Lienhypertexte"/>
+            <w:noProof/>
+          </w:rPr>
+          <w:t>Bilan de la planification</w:t>
+        </w:r>
+        <w:r>
+          <w:rPr>
+            <w:noProof/>
+            <w:webHidden/>
+          </w:rPr>
+          <w:tab/>
+        </w:r>
+        <w:r>
+          <w:rPr>
+            <w:noProof/>
+            <w:webHidden/>
+          </w:rPr>
+          <w:fldChar w:fldCharType="begin"/>
+        </w:r>
+        <w:r>
+          <w:rPr>
+            <w:noProof/>
+            <w:webHidden/>
+          </w:rPr>
+          <w:instrText xml:space="preserve"> PAGEREF _Toc212934639 \h </w:instrText>
+        </w:r>
+        <w:r>
+          <w:rPr>
+            <w:noProof/>
+            <w:webHidden/>
+          </w:rPr>
+        </w:r>
+        <w:r>
+          <w:rPr>
+            <w:noProof/>
+            <w:webHidden/>
+          </w:rPr>
+          <w:fldChar w:fldCharType="separate"/>
+        </w:r>
+        <w:r>
+          <w:rPr>
+            <w:noProof/>
+            <w:webHidden/>
+          </w:rPr>
+          <w:t>9</w:t>
+        </w:r>
+        <w:r>
+          <w:rPr>
+            <w:noProof/>
+            <w:webHidden/>
+          </w:rPr>
+          <w:fldChar w:fldCharType="end"/>
+        </w:r>
+      </w:hyperlink>
+    </w:p>
+    <w:p>
+      <w:pPr>
+        <w:pStyle w:val="TM2"/>
+        <w:tabs>
+          <w:tab w:val="left" w:pos="800"/>
+          <w:tab w:val="right" w:leader="dot" w:pos="9060"/>
+        </w:tabs>
+        <w:rPr>
+          <w:rFonts w:asciiTheme="minorHAnsi" w:eastAsiaTheme="minorEastAsia" w:hAnsiTheme="minorHAnsi" w:cstheme="minorBidi"/>
+          <w:smallCaps w:val="0"/>
+          <w:noProof/>
+          <w:kern w:val="2"/>
+          <w:sz w:val="24"/>
+          <w:szCs w:val="24"/>
+          <w14:ligatures w14:val="standardContextual"/>
+        </w:rPr>
+      </w:pPr>
+      <w:hyperlink w:anchor="_Toc212934640" w:history="1">
+        <w:r>
+          <w:rPr>
+            <w:rStyle w:val="Lienhypertexte"/>
+            <w:noProof/>
+          </w:rPr>
+          <w:t>4.3</w:t>
+        </w:r>
+        <w:r>
+          <w:rPr>
+            <w:rFonts w:asciiTheme="minorHAnsi" w:eastAsiaTheme="minorEastAsia" w:hAnsiTheme="minorHAnsi" w:cstheme="minorBidi"/>
+            <w:smallCaps w:val="0"/>
+            <w:noProof/>
+            <w:kern w:val="2"/>
+            <w:sz w:val="24"/>
+            <w:szCs w:val="24"/>
+            <w14:ligatures w14:val="standardContextual"/>
+          </w:rPr>
+          <w:tab/>
+        </w:r>
+        <w:r>
+          <w:rPr>
+            <w:rStyle w:val="Lienhypertexte"/>
+            <w:noProof/>
+          </w:rPr>
+          <w:t>Bilan personnel</w:t>
+        </w:r>
+        <w:r>
+          <w:rPr>
+            <w:noProof/>
+            <w:webHidden/>
+          </w:rPr>
+          <w:tab/>
+        </w:r>
+        <w:r>
+          <w:rPr>
+            <w:noProof/>
+            <w:webHidden/>
+          </w:rPr>
+          <w:fldChar w:fldCharType="begin"/>
+        </w:r>
+        <w:r>
+          <w:rPr>
+            <w:noProof/>
+            <w:webHidden/>
+          </w:rPr>
+          <w:instrText xml:space="preserve"> PAGEREF _Toc212934640 \h </w:instrText>
+        </w:r>
+        <w:r>
+          <w:rPr>
+            <w:noProof/>
+            <w:webHidden/>
+          </w:rPr>
+        </w:r>
+        <w:r>
+          <w:rPr>
+            <w:noProof/>
+            <w:webHidden/>
+          </w:rPr>
+          <w:fldChar w:fldCharType="separate"/>
+        </w:r>
+        <w:r>
+          <w:rPr>
+            <w:noProof/>
+            <w:webHidden/>
+          </w:rPr>
+          <w:t>9</w:t>
         </w:r>
         <w:r>
           <w:rPr>
@@ -1650,32 +3905,36 @@
           <w:tab w:val="right" w:leader="dot" w:pos="9060"/>
         </w:tabs>
         <w:rPr>
-          <w:rFonts w:eastAsiaTheme="minorEastAsia" w:cstheme="minorBidi"/>
+          <w:rFonts w:asciiTheme="minorHAnsi" w:eastAsiaTheme="minorEastAsia" w:hAnsiTheme="minorHAnsi" w:cstheme="minorBidi"/>
           <w:b w:val="0"/>
           <w:bCs w:val="0"/>
           <w:caps w:val="0"/>
           <w:noProof/>
-          <w:sz w:val="22"/>
-          <w:szCs w:val="22"/>
+          <w:kern w:val="2"/>
+          <w:sz w:val="24"/>
+          <w:szCs w:val="24"/>
+          <w14:ligatures w14:val="standardContextual"/>
         </w:rPr>
       </w:pPr>
-      <w:hyperlink w:anchor="_Toc308526332" w:history="1">
+      <w:hyperlink w:anchor="_Toc212934641" w:history="1">
         <w:r>
           <w:rPr>
             <w:rStyle w:val="Lienhypertexte"/>
             <w:noProof/>
           </w:rPr>
-          <w:t>3</w:t>
-        </w:r>
-        <w:r>
-          <w:rPr>
-            <w:rFonts w:eastAsiaTheme="minorEastAsia" w:cstheme="minorBidi"/>
+          <w:t>5</w:t>
+        </w:r>
+        <w:r>
+          <w:rPr>
+            <w:rFonts w:asciiTheme="minorHAnsi" w:eastAsiaTheme="minorEastAsia" w:hAnsiTheme="minorHAnsi" w:cstheme="minorBidi"/>
             <w:b w:val="0"/>
             <w:bCs w:val="0"/>
             <w:caps w:val="0"/>
             <w:noProof/>
-            <w:sz w:val="22"/>
-            <w:szCs w:val="22"/>
+            <w:kern w:val="2"/>
+            <w:sz w:val="24"/>
+            <w:szCs w:val="24"/>
+            <w14:ligatures w14:val="standardContextual"/>
           </w:rPr>
           <w:tab/>
         </w:r>
@@ -1684,7 +3943,7 @@
             <w:rStyle w:val="Lienhypertexte"/>
             <w:noProof/>
           </w:rPr>
-          <w:t>Analyse</w:t>
+          <w:t>Divers</w:t>
         </w:r>
         <w:r>
           <w:rPr>
@@ -1705,7 +3964,7 @@
             <w:noProof/>
             <w:webHidden/>
           </w:rPr>
-          <w:instrText xml:space="preserve"> PAGEREF _Toc308526332 \h </w:instrText>
+          <w:instrText xml:space="preserve"> PAGEREF _Toc212934641 \h </w:instrText>
         </w:r>
         <w:r>
           <w:rPr>
@@ -1725,7 +3984,7 @@
             <w:noProof/>
             <w:webHidden/>
           </w:rPr>
-          <w:t>4</w:t>
+          <w:t>9</w:t>
         </w:r>
         <w:r>
           <w:rPr>
@@ -1744,28 +4003,32 @@
           <w:tab w:val="right" w:leader="dot" w:pos="9060"/>
         </w:tabs>
         <w:rPr>
-          <w:rFonts w:eastAsiaTheme="minorEastAsia" w:cstheme="minorBidi"/>
+          <w:rFonts w:asciiTheme="minorHAnsi" w:eastAsiaTheme="minorEastAsia" w:hAnsiTheme="minorHAnsi" w:cstheme="minorBidi"/>
           <w:smallCaps w:val="0"/>
           <w:noProof/>
-          <w:sz w:val="22"/>
-          <w:szCs w:val="22"/>
+          <w:kern w:val="2"/>
+          <w:sz w:val="24"/>
+          <w:szCs w:val="24"/>
+          <w14:ligatures w14:val="standardContextual"/>
         </w:rPr>
       </w:pPr>
-      <w:hyperlink w:anchor="_Toc308526333" w:history="1">
+      <w:hyperlink w:anchor="_Toc212934642" w:history="1">
         <w:r>
           <w:rPr>
             <w:rStyle w:val="Lienhypertexte"/>
             <w:noProof/>
           </w:rPr>
-          <w:t>3.1</w:t>
-        </w:r>
-        <w:r>
-          <w:rPr>
-            <w:rFonts w:eastAsiaTheme="minorEastAsia" w:cstheme="minorBidi"/>
+          <w:t>5.1</w:t>
+        </w:r>
+        <w:r>
+          <w:rPr>
+            <w:rFonts w:asciiTheme="minorHAnsi" w:eastAsiaTheme="minorEastAsia" w:hAnsiTheme="minorHAnsi" w:cstheme="minorBidi"/>
             <w:smallCaps w:val="0"/>
             <w:noProof/>
-            <w:sz w:val="22"/>
-            <w:szCs w:val="22"/>
+            <w:kern w:val="2"/>
+            <w:sz w:val="24"/>
+            <w:szCs w:val="24"/>
+            <w14:ligatures w14:val="standardContextual"/>
           </w:rPr>
           <w:tab/>
         </w:r>
@@ -1774,7 +4037,7 @@
             <w:rStyle w:val="Lienhypertexte"/>
             <w:noProof/>
           </w:rPr>
-          <w:t>Opportunités</w:t>
+          <w:t>Journal de travail</w:t>
         </w:r>
         <w:r>
           <w:rPr>
@@ -1795,7 +4058,7 @@
             <w:noProof/>
             <w:webHidden/>
           </w:rPr>
-          <w:instrText xml:space="preserve"> PAGEREF _Toc308526333 \h </w:instrText>
+          <w:instrText xml:space="preserve"> PAGEREF _Toc212934642 \h </w:instrText>
         </w:r>
         <w:r>
           <w:rPr>
@@ -1815,7 +4078,7 @@
             <w:noProof/>
             <w:webHidden/>
           </w:rPr>
-          <w:t>4</w:t>
+          <w:t>9</w:t>
         </w:r>
         <w:r>
           <w:rPr>
@@ -1834,28 +4097,32 @@
           <w:tab w:val="right" w:leader="dot" w:pos="9060"/>
         </w:tabs>
         <w:rPr>
-          <w:rFonts w:eastAsiaTheme="minorEastAsia" w:cstheme="minorBidi"/>
+          <w:rFonts w:asciiTheme="minorHAnsi" w:eastAsiaTheme="minorEastAsia" w:hAnsiTheme="minorHAnsi" w:cstheme="minorBidi"/>
           <w:smallCaps w:val="0"/>
           <w:noProof/>
-          <w:sz w:val="22"/>
-          <w:szCs w:val="22"/>
+          <w:kern w:val="2"/>
+          <w:sz w:val="24"/>
+          <w:szCs w:val="24"/>
+          <w14:ligatures w14:val="standardContextual"/>
         </w:rPr>
       </w:pPr>
-      <w:hyperlink w:anchor="_Toc308526334" w:history="1">
+      <w:hyperlink w:anchor="_Toc212934643" w:history="1">
         <w:r>
           <w:rPr>
             <w:rStyle w:val="Lienhypertexte"/>
             <w:noProof/>
           </w:rPr>
-          <w:t>3.2</w:t>
-        </w:r>
-        <w:r>
-          <w:rPr>
-            <w:rFonts w:eastAsiaTheme="minorEastAsia" w:cstheme="minorBidi"/>
+          <w:t>5.2</w:t>
+        </w:r>
+        <w:r>
+          <w:rPr>
+            <w:rFonts w:asciiTheme="minorHAnsi" w:eastAsiaTheme="minorEastAsia" w:hAnsiTheme="minorHAnsi" w:cstheme="minorBidi"/>
             <w:smallCaps w:val="0"/>
             <w:noProof/>
-            <w:sz w:val="22"/>
-            <w:szCs w:val="22"/>
+            <w:kern w:val="2"/>
+            <w:sz w:val="24"/>
+            <w:szCs w:val="24"/>
+            <w14:ligatures w14:val="standardContextual"/>
           </w:rPr>
           <w:tab/>
         </w:r>
@@ -1864,7 +4131,7 @@
             <w:rStyle w:val="Lienhypertexte"/>
             <w:noProof/>
           </w:rPr>
-          <w:t>Document d’analyse et conception</w:t>
+          <w:t>Webographie</w:t>
         </w:r>
         <w:r>
           <w:rPr>
@@ -1885,7 +4152,7 @@
             <w:noProof/>
             <w:webHidden/>
           </w:rPr>
-          <w:instrText xml:space="preserve"> PAGEREF _Toc308526334 \h </w:instrText>
+          <w:instrText xml:space="preserve"> PAGEREF _Toc212934643 \h </w:instrText>
         </w:r>
         <w:r>
           <w:rPr>
@@ -1905,187 +4172,7 @@
             <w:noProof/>
             <w:webHidden/>
           </w:rPr>
-          <w:t>4</w:t>
-        </w:r>
-        <w:r>
-          <w:rPr>
-            <w:noProof/>
-            <w:webHidden/>
-          </w:rPr>
-          <w:fldChar w:fldCharType="end"/>
-        </w:r>
-      </w:hyperlink>
-    </w:p>
-    <w:p>
-      <w:pPr>
-        <w:pStyle w:val="TM2"/>
-        <w:tabs>
-          <w:tab w:val="left" w:pos="800"/>
-          <w:tab w:val="right" w:leader="dot" w:pos="9060"/>
-        </w:tabs>
-        <w:rPr>
-          <w:rFonts w:eastAsiaTheme="minorEastAsia" w:cstheme="minorBidi"/>
-          <w:smallCaps w:val="0"/>
-          <w:noProof/>
-          <w:sz w:val="22"/>
-          <w:szCs w:val="22"/>
-        </w:rPr>
-      </w:pPr>
-      <w:hyperlink w:anchor="_Toc308526335" w:history="1">
-        <w:r>
-          <w:rPr>
-            <w:rStyle w:val="Lienhypertexte"/>
-            <w:noProof/>
-          </w:rPr>
-          <w:t>3.3</w:t>
-        </w:r>
-        <w:r>
-          <w:rPr>
-            <w:rFonts w:eastAsiaTheme="minorEastAsia" w:cstheme="minorBidi"/>
-            <w:smallCaps w:val="0"/>
-            <w:noProof/>
-            <w:sz w:val="22"/>
-            <w:szCs w:val="22"/>
-          </w:rPr>
-          <w:tab/>
-        </w:r>
-        <w:r>
-          <w:rPr>
-            <w:rStyle w:val="Lienhypertexte"/>
-            <w:noProof/>
-          </w:rPr>
-          <w:t>Conception des tests</w:t>
-        </w:r>
-        <w:r>
-          <w:rPr>
-            <w:noProof/>
-            <w:webHidden/>
-          </w:rPr>
-          <w:tab/>
-        </w:r>
-        <w:r>
-          <w:rPr>
-            <w:noProof/>
-            <w:webHidden/>
-          </w:rPr>
-          <w:fldChar w:fldCharType="begin"/>
-        </w:r>
-        <w:r>
-          <w:rPr>
-            <w:noProof/>
-            <w:webHidden/>
-          </w:rPr>
-          <w:instrText xml:space="preserve"> PAGEREF _Toc308526335 \h </w:instrText>
-        </w:r>
-        <w:r>
-          <w:rPr>
-            <w:noProof/>
-            <w:webHidden/>
-          </w:rPr>
-        </w:r>
-        <w:r>
-          <w:rPr>
-            <w:noProof/>
-            <w:webHidden/>
-          </w:rPr>
-          <w:fldChar w:fldCharType="separate"/>
-        </w:r>
-        <w:r>
-          <w:rPr>
-            <w:noProof/>
-            <w:webHidden/>
-          </w:rPr>
-          <w:t>5</w:t>
-        </w:r>
-        <w:r>
-          <w:rPr>
-            <w:noProof/>
-            <w:webHidden/>
-          </w:rPr>
-          <w:fldChar w:fldCharType="end"/>
-        </w:r>
-      </w:hyperlink>
-    </w:p>
-    <w:p>
-      <w:pPr>
-        <w:pStyle w:val="TM2"/>
-        <w:tabs>
-          <w:tab w:val="left" w:pos="800"/>
-          <w:tab w:val="right" w:leader="dot" w:pos="9060"/>
-        </w:tabs>
-        <w:rPr>
-          <w:rFonts w:eastAsiaTheme="minorEastAsia" w:cstheme="minorBidi"/>
-          <w:smallCaps w:val="0"/>
-          <w:noProof/>
-          <w:sz w:val="22"/>
-          <w:szCs w:val="22"/>
-        </w:rPr>
-      </w:pPr>
-      <w:hyperlink w:anchor="_Toc308526336" w:history="1">
-        <w:r>
-          <w:rPr>
-            <w:rStyle w:val="Lienhypertexte"/>
-            <w:noProof/>
-          </w:rPr>
-          <w:t>3.4</w:t>
-        </w:r>
-        <w:r>
-          <w:rPr>
-            <w:rFonts w:eastAsiaTheme="minorEastAsia" w:cstheme="minorBidi"/>
-            <w:smallCaps w:val="0"/>
-            <w:noProof/>
-            <w:sz w:val="22"/>
-            <w:szCs w:val="22"/>
-          </w:rPr>
-          <w:tab/>
-        </w:r>
-        <w:r>
-          <w:rPr>
-            <w:rStyle w:val="Lienhypertexte"/>
-            <w:noProof/>
-          </w:rPr>
-          <w:t>Planification détaillée</w:t>
-        </w:r>
-        <w:r>
-          <w:rPr>
-            <w:noProof/>
-            <w:webHidden/>
-          </w:rPr>
-          <w:tab/>
-        </w:r>
-        <w:r>
-          <w:rPr>
-            <w:noProof/>
-            <w:webHidden/>
-          </w:rPr>
-          <w:fldChar w:fldCharType="begin"/>
-        </w:r>
-        <w:r>
-          <w:rPr>
-            <w:noProof/>
-            <w:webHidden/>
-          </w:rPr>
-          <w:instrText xml:space="preserve"> PAGEREF _Toc308526336 \h </w:instrText>
-        </w:r>
-        <w:r>
-          <w:rPr>
-            <w:noProof/>
-            <w:webHidden/>
-          </w:rPr>
-        </w:r>
-        <w:r>
-          <w:rPr>
-            <w:noProof/>
-            <w:webHidden/>
-          </w:rPr>
-          <w:fldChar w:fldCharType="separate"/>
-        </w:r>
-        <w:r>
-          <w:rPr>
-            <w:noProof/>
-            <w:webHidden/>
-          </w:rPr>
-          <w:t>5</w:t>
+          <w:t>9</w:t>
         </w:r>
         <w:r>
           <w:rPr>
@@ -2104,32 +4191,36 @@
           <w:tab w:val="right" w:leader="dot" w:pos="9060"/>
         </w:tabs>
         <w:rPr>
-          <w:rFonts w:eastAsiaTheme="minorEastAsia" w:cstheme="minorBidi"/>
+          <w:rFonts w:asciiTheme="minorHAnsi" w:eastAsiaTheme="minorEastAsia" w:hAnsiTheme="minorHAnsi" w:cstheme="minorBidi"/>
           <w:b w:val="0"/>
           <w:bCs w:val="0"/>
           <w:caps w:val="0"/>
           <w:noProof/>
-          <w:sz w:val="22"/>
-          <w:szCs w:val="22"/>
+          <w:kern w:val="2"/>
+          <w:sz w:val="24"/>
+          <w:szCs w:val="24"/>
+          <w14:ligatures w14:val="standardContextual"/>
         </w:rPr>
       </w:pPr>
-      <w:hyperlink w:anchor="_Toc308526337" w:history="1">
+      <w:hyperlink w:anchor="_Toc212934644" w:history="1">
         <w:r>
           <w:rPr>
             <w:rStyle w:val="Lienhypertexte"/>
             <w:noProof/>
           </w:rPr>
-          <w:t>4</w:t>
-        </w:r>
-        <w:r>
-          <w:rPr>
-            <w:rFonts w:eastAsiaTheme="minorEastAsia" w:cstheme="minorBidi"/>
+          <w:t>6</w:t>
+        </w:r>
+        <w:r>
+          <w:rPr>
+            <w:rFonts w:asciiTheme="minorHAnsi" w:eastAsiaTheme="minorEastAsia" w:hAnsiTheme="minorHAnsi" w:cstheme="minorBidi"/>
             <w:b w:val="0"/>
             <w:bCs w:val="0"/>
             <w:caps w:val="0"/>
             <w:noProof/>
-            <w:sz w:val="22"/>
-            <w:szCs w:val="22"/>
+            <w:kern w:val="2"/>
+            <w:sz w:val="24"/>
+            <w:szCs w:val="24"/>
+            <w14:ligatures w14:val="standardContextual"/>
           </w:rPr>
           <w:tab/>
         </w:r>
@@ -2138,7 +4229,7 @@
             <w:rStyle w:val="Lienhypertexte"/>
             <w:noProof/>
           </w:rPr>
-          <w:t>Réalisation</w:t>
+          <w:t>Annexes</w:t>
         </w:r>
         <w:r>
           <w:rPr>
@@ -2159,7 +4250,7 @@
             <w:noProof/>
             <w:webHidden/>
           </w:rPr>
-          <w:instrText xml:space="preserve"> PAGEREF _Toc308526337 \h </w:instrText>
+          <w:instrText xml:space="preserve"> PAGEREF _Toc212934644 \h </w:instrText>
         </w:r>
         <w:r>
           <w:rPr>
@@ -2179,1193 +4270,7 @@
             <w:noProof/>
             <w:webHidden/>
           </w:rPr>
-          <w:t>5</w:t>
-        </w:r>
-        <w:r>
-          <w:rPr>
-            <w:noProof/>
-            <w:webHidden/>
-          </w:rPr>
-          <w:fldChar w:fldCharType="end"/>
-        </w:r>
-      </w:hyperlink>
-    </w:p>
-    <w:p>
-      <w:pPr>
-        <w:pStyle w:val="TM2"/>
-        <w:tabs>
-          <w:tab w:val="left" w:pos="800"/>
-          <w:tab w:val="right" w:leader="dot" w:pos="9060"/>
-        </w:tabs>
-        <w:rPr>
-          <w:rFonts w:eastAsiaTheme="minorEastAsia" w:cstheme="minorBidi"/>
-          <w:smallCaps w:val="0"/>
-          <w:noProof/>
-          <w:sz w:val="22"/>
-          <w:szCs w:val="22"/>
-        </w:rPr>
-      </w:pPr>
-      <w:hyperlink w:anchor="_Toc308526338" w:history="1">
-        <w:r>
-          <w:rPr>
-            <w:rStyle w:val="Lienhypertexte"/>
-            <w:noProof/>
-          </w:rPr>
-          <w:t>4.1</w:t>
-        </w:r>
-        <w:r>
-          <w:rPr>
-            <w:rFonts w:eastAsiaTheme="minorEastAsia" w:cstheme="minorBidi"/>
-            <w:smallCaps w:val="0"/>
-            <w:noProof/>
-            <w:sz w:val="22"/>
-            <w:szCs w:val="22"/>
-          </w:rPr>
-          <w:tab/>
-        </w:r>
-        <w:r>
-          <w:rPr>
-            <w:rStyle w:val="Lienhypertexte"/>
-            <w:noProof/>
-          </w:rPr>
-          <w:t>Dossier de Réalisation</w:t>
-        </w:r>
-        <w:r>
-          <w:rPr>
-            <w:noProof/>
-            <w:webHidden/>
-          </w:rPr>
-          <w:tab/>
-        </w:r>
-        <w:r>
-          <w:rPr>
-            <w:noProof/>
-            <w:webHidden/>
-          </w:rPr>
-          <w:fldChar w:fldCharType="begin"/>
-        </w:r>
-        <w:r>
-          <w:rPr>
-            <w:noProof/>
-            <w:webHidden/>
-          </w:rPr>
-          <w:instrText xml:space="preserve"> PAGEREF _Toc308526338 \h </w:instrText>
-        </w:r>
-        <w:r>
-          <w:rPr>
-            <w:noProof/>
-            <w:webHidden/>
-          </w:rPr>
-        </w:r>
-        <w:r>
-          <w:rPr>
-            <w:noProof/>
-            <w:webHidden/>
-          </w:rPr>
-          <w:fldChar w:fldCharType="separate"/>
-        </w:r>
-        <w:r>
-          <w:rPr>
-            <w:noProof/>
-            <w:webHidden/>
-          </w:rPr>
-          <w:t>5</w:t>
-        </w:r>
-        <w:r>
-          <w:rPr>
-            <w:noProof/>
-            <w:webHidden/>
-          </w:rPr>
-          <w:fldChar w:fldCharType="end"/>
-        </w:r>
-      </w:hyperlink>
-    </w:p>
-    <w:p>
-      <w:pPr>
-        <w:pStyle w:val="TM2"/>
-        <w:tabs>
-          <w:tab w:val="left" w:pos="800"/>
-          <w:tab w:val="right" w:leader="dot" w:pos="9060"/>
-        </w:tabs>
-        <w:rPr>
-          <w:rFonts w:eastAsiaTheme="minorEastAsia" w:cstheme="minorBidi"/>
-          <w:smallCaps w:val="0"/>
-          <w:noProof/>
-          <w:sz w:val="22"/>
-          <w:szCs w:val="22"/>
-        </w:rPr>
-      </w:pPr>
-      <w:hyperlink w:anchor="_Toc308526339" w:history="1">
-        <w:r>
-          <w:rPr>
-            <w:rStyle w:val="Lienhypertexte"/>
-            <w:noProof/>
-          </w:rPr>
-          <w:t>4.2</w:t>
-        </w:r>
-        <w:r>
-          <w:rPr>
-            <w:rFonts w:eastAsiaTheme="minorEastAsia" w:cstheme="minorBidi"/>
-            <w:smallCaps w:val="0"/>
-            <w:noProof/>
-            <w:sz w:val="22"/>
-            <w:szCs w:val="22"/>
-          </w:rPr>
-          <w:tab/>
-        </w:r>
-        <w:r>
-          <w:rPr>
-            <w:rStyle w:val="Lienhypertexte"/>
-            <w:noProof/>
-          </w:rPr>
-          <w:t>Modifications</w:t>
-        </w:r>
-        <w:r>
-          <w:rPr>
-            <w:noProof/>
-            <w:webHidden/>
-          </w:rPr>
-          <w:tab/>
-        </w:r>
-        <w:r>
-          <w:rPr>
-            <w:noProof/>
-            <w:webHidden/>
-          </w:rPr>
-          <w:fldChar w:fldCharType="begin"/>
-        </w:r>
-        <w:r>
-          <w:rPr>
-            <w:noProof/>
-            <w:webHidden/>
-          </w:rPr>
-          <w:instrText xml:space="preserve"> PAGEREF _Toc308526339 \h </w:instrText>
-        </w:r>
-        <w:r>
-          <w:rPr>
-            <w:noProof/>
-            <w:webHidden/>
-          </w:rPr>
-        </w:r>
-        <w:r>
-          <w:rPr>
-            <w:noProof/>
-            <w:webHidden/>
-          </w:rPr>
-          <w:fldChar w:fldCharType="separate"/>
-        </w:r>
-        <w:r>
-          <w:rPr>
-            <w:noProof/>
-            <w:webHidden/>
-          </w:rPr>
-          <w:t>5</w:t>
-        </w:r>
-        <w:r>
-          <w:rPr>
-            <w:noProof/>
-            <w:webHidden/>
-          </w:rPr>
-          <w:fldChar w:fldCharType="end"/>
-        </w:r>
-      </w:hyperlink>
-    </w:p>
-    <w:p>
-      <w:pPr>
-        <w:pStyle w:val="TM10"/>
-        <w:tabs>
-          <w:tab w:val="left" w:pos="400"/>
-          <w:tab w:val="right" w:leader="dot" w:pos="9060"/>
-        </w:tabs>
-        <w:rPr>
-          <w:rFonts w:eastAsiaTheme="minorEastAsia" w:cstheme="minorBidi"/>
-          <w:b w:val="0"/>
-          <w:bCs w:val="0"/>
-          <w:caps w:val="0"/>
-          <w:noProof/>
-          <w:sz w:val="22"/>
-          <w:szCs w:val="22"/>
-        </w:rPr>
-      </w:pPr>
-      <w:hyperlink w:anchor="_Toc308526340" w:history="1">
-        <w:r>
-          <w:rPr>
-            <w:rStyle w:val="Lienhypertexte"/>
-            <w:noProof/>
-          </w:rPr>
-          <w:t>5</w:t>
-        </w:r>
-        <w:r>
-          <w:rPr>
-            <w:rFonts w:eastAsiaTheme="minorEastAsia" w:cstheme="minorBidi"/>
-            <w:b w:val="0"/>
-            <w:bCs w:val="0"/>
-            <w:caps w:val="0"/>
-            <w:noProof/>
-            <w:sz w:val="22"/>
-            <w:szCs w:val="22"/>
-          </w:rPr>
-          <w:tab/>
-        </w:r>
-        <w:r>
-          <w:rPr>
-            <w:rStyle w:val="Lienhypertexte"/>
-            <w:noProof/>
-          </w:rPr>
-          <w:t>Tests</w:t>
-        </w:r>
-        <w:r>
-          <w:rPr>
-            <w:noProof/>
-            <w:webHidden/>
-          </w:rPr>
-          <w:tab/>
-        </w:r>
-        <w:r>
-          <w:rPr>
-            <w:noProof/>
-            <w:webHidden/>
-          </w:rPr>
-          <w:fldChar w:fldCharType="begin"/>
-        </w:r>
-        <w:r>
-          <w:rPr>
-            <w:noProof/>
-            <w:webHidden/>
-          </w:rPr>
-          <w:instrText xml:space="preserve"> PAGEREF _Toc308526340 \h </w:instrText>
-        </w:r>
-        <w:r>
-          <w:rPr>
-            <w:noProof/>
-            <w:webHidden/>
-          </w:rPr>
-        </w:r>
-        <w:r>
-          <w:rPr>
-            <w:noProof/>
-            <w:webHidden/>
-          </w:rPr>
-          <w:fldChar w:fldCharType="separate"/>
-        </w:r>
-        <w:r>
-          <w:rPr>
-            <w:noProof/>
-            <w:webHidden/>
-          </w:rPr>
-          <w:t>5</w:t>
-        </w:r>
-        <w:r>
-          <w:rPr>
-            <w:noProof/>
-            <w:webHidden/>
-          </w:rPr>
-          <w:fldChar w:fldCharType="end"/>
-        </w:r>
-      </w:hyperlink>
-    </w:p>
-    <w:p>
-      <w:pPr>
-        <w:pStyle w:val="TM2"/>
-        <w:tabs>
-          <w:tab w:val="left" w:pos="800"/>
-          <w:tab w:val="right" w:leader="dot" w:pos="9060"/>
-        </w:tabs>
-        <w:rPr>
-          <w:rFonts w:eastAsiaTheme="minorEastAsia" w:cstheme="minorBidi"/>
-          <w:smallCaps w:val="0"/>
-          <w:noProof/>
-          <w:sz w:val="22"/>
-          <w:szCs w:val="22"/>
-        </w:rPr>
-      </w:pPr>
-      <w:hyperlink w:anchor="_Toc308526341" w:history="1">
-        <w:r>
-          <w:rPr>
-            <w:rStyle w:val="Lienhypertexte"/>
-            <w:noProof/>
-          </w:rPr>
-          <w:t>5.1</w:t>
-        </w:r>
-        <w:r>
-          <w:rPr>
-            <w:rFonts w:eastAsiaTheme="minorEastAsia" w:cstheme="minorBidi"/>
-            <w:smallCaps w:val="0"/>
-            <w:noProof/>
-            <w:sz w:val="22"/>
-            <w:szCs w:val="22"/>
-          </w:rPr>
-          <w:tab/>
-        </w:r>
-        <w:r>
-          <w:rPr>
-            <w:rStyle w:val="Lienhypertexte"/>
-            <w:noProof/>
-          </w:rPr>
-          <w:t>Dossier des tests</w:t>
-        </w:r>
-        <w:r>
-          <w:rPr>
-            <w:noProof/>
-            <w:webHidden/>
-          </w:rPr>
-          <w:tab/>
-        </w:r>
-        <w:r>
-          <w:rPr>
-            <w:noProof/>
-            <w:webHidden/>
-          </w:rPr>
-          <w:fldChar w:fldCharType="begin"/>
-        </w:r>
-        <w:r>
-          <w:rPr>
-            <w:noProof/>
-            <w:webHidden/>
-          </w:rPr>
-          <w:instrText xml:space="preserve"> PAGEREF _Toc308526341 \h </w:instrText>
-        </w:r>
-        <w:r>
-          <w:rPr>
-            <w:noProof/>
-            <w:webHidden/>
-          </w:rPr>
-        </w:r>
-        <w:r>
-          <w:rPr>
-            <w:noProof/>
-            <w:webHidden/>
-          </w:rPr>
-          <w:fldChar w:fldCharType="separate"/>
-        </w:r>
-        <w:r>
-          <w:rPr>
-            <w:noProof/>
-            <w:webHidden/>
-          </w:rPr>
-          <w:t>5</w:t>
-        </w:r>
-        <w:r>
-          <w:rPr>
-            <w:noProof/>
-            <w:webHidden/>
-          </w:rPr>
-          <w:fldChar w:fldCharType="end"/>
-        </w:r>
-      </w:hyperlink>
-    </w:p>
-    <w:p>
-      <w:pPr>
-        <w:pStyle w:val="TM10"/>
-        <w:tabs>
-          <w:tab w:val="left" w:pos="400"/>
-          <w:tab w:val="right" w:leader="dot" w:pos="9060"/>
-        </w:tabs>
-        <w:rPr>
-          <w:rFonts w:eastAsiaTheme="minorEastAsia" w:cstheme="minorBidi"/>
-          <w:b w:val="0"/>
-          <w:bCs w:val="0"/>
-          <w:caps w:val="0"/>
-          <w:noProof/>
-          <w:sz w:val="22"/>
-          <w:szCs w:val="22"/>
-        </w:rPr>
-      </w:pPr>
-      <w:hyperlink w:anchor="_Toc308526342" w:history="1">
-        <w:r>
-          <w:rPr>
-            <w:rStyle w:val="Lienhypertexte"/>
-            <w:noProof/>
-          </w:rPr>
-          <w:t>6</w:t>
-        </w:r>
-        <w:r>
-          <w:rPr>
-            <w:rFonts w:eastAsiaTheme="minorEastAsia" w:cstheme="minorBidi"/>
-            <w:b w:val="0"/>
-            <w:bCs w:val="0"/>
-            <w:caps w:val="0"/>
-            <w:noProof/>
-            <w:sz w:val="22"/>
-            <w:szCs w:val="22"/>
-          </w:rPr>
-          <w:tab/>
-        </w:r>
-        <w:r>
-          <w:rPr>
-            <w:rStyle w:val="Lienhypertexte"/>
-            <w:noProof/>
-          </w:rPr>
-          <w:t>Conclusion</w:t>
-        </w:r>
-        <w:r>
-          <w:rPr>
-            <w:noProof/>
-            <w:webHidden/>
-          </w:rPr>
-          <w:tab/>
-        </w:r>
-        <w:r>
-          <w:rPr>
-            <w:noProof/>
-            <w:webHidden/>
-          </w:rPr>
-          <w:fldChar w:fldCharType="begin"/>
-        </w:r>
-        <w:r>
-          <w:rPr>
-            <w:noProof/>
-            <w:webHidden/>
-          </w:rPr>
-          <w:instrText xml:space="preserve"> PAGEREF _Toc308526342 \h </w:instrText>
-        </w:r>
-        <w:r>
-          <w:rPr>
-            <w:noProof/>
-            <w:webHidden/>
-          </w:rPr>
-        </w:r>
-        <w:r>
-          <w:rPr>
-            <w:noProof/>
-            <w:webHidden/>
-          </w:rPr>
-          <w:fldChar w:fldCharType="separate"/>
-        </w:r>
-        <w:r>
-          <w:rPr>
-            <w:noProof/>
-            <w:webHidden/>
-          </w:rPr>
-          <w:t>5</w:t>
-        </w:r>
-        <w:r>
-          <w:rPr>
-            <w:noProof/>
-            <w:webHidden/>
-          </w:rPr>
-          <w:fldChar w:fldCharType="end"/>
-        </w:r>
-      </w:hyperlink>
-    </w:p>
-    <w:p>
-      <w:pPr>
-        <w:pStyle w:val="TM2"/>
-        <w:tabs>
-          <w:tab w:val="left" w:pos="800"/>
-          <w:tab w:val="right" w:leader="dot" w:pos="9060"/>
-        </w:tabs>
-        <w:rPr>
-          <w:rFonts w:eastAsiaTheme="minorEastAsia" w:cstheme="minorBidi"/>
-          <w:smallCaps w:val="0"/>
-          <w:noProof/>
-          <w:sz w:val="22"/>
-          <w:szCs w:val="22"/>
-        </w:rPr>
-      </w:pPr>
-      <w:hyperlink w:anchor="_Toc308526343" w:history="1">
-        <w:r>
-          <w:rPr>
-            <w:rStyle w:val="Lienhypertexte"/>
-            <w:noProof/>
-          </w:rPr>
-          <w:t>6.1</w:t>
-        </w:r>
-        <w:r>
-          <w:rPr>
-            <w:rFonts w:eastAsiaTheme="minorEastAsia" w:cstheme="minorBidi"/>
-            <w:smallCaps w:val="0"/>
-            <w:noProof/>
-            <w:sz w:val="22"/>
-            <w:szCs w:val="22"/>
-          </w:rPr>
-          <w:tab/>
-        </w:r>
-        <w:r>
-          <w:rPr>
-            <w:rStyle w:val="Lienhypertexte"/>
-            <w:noProof/>
-          </w:rPr>
-          <w:t>Bilan des fonctionnalités demandées</w:t>
-        </w:r>
-        <w:r>
-          <w:rPr>
-            <w:noProof/>
-            <w:webHidden/>
-          </w:rPr>
-          <w:tab/>
-        </w:r>
-        <w:r>
-          <w:rPr>
-            <w:noProof/>
-            <w:webHidden/>
-          </w:rPr>
-          <w:fldChar w:fldCharType="begin"/>
-        </w:r>
-        <w:r>
-          <w:rPr>
-            <w:noProof/>
-            <w:webHidden/>
-          </w:rPr>
-          <w:instrText xml:space="preserve"> PAGEREF _Toc308526343 \h </w:instrText>
-        </w:r>
-        <w:r>
-          <w:rPr>
-            <w:noProof/>
-            <w:webHidden/>
-          </w:rPr>
-        </w:r>
-        <w:r>
-          <w:rPr>
-            <w:noProof/>
-            <w:webHidden/>
-          </w:rPr>
-          <w:fldChar w:fldCharType="separate"/>
-        </w:r>
-        <w:r>
-          <w:rPr>
-            <w:noProof/>
-            <w:webHidden/>
-          </w:rPr>
-          <w:t>5</w:t>
-        </w:r>
-        <w:r>
-          <w:rPr>
-            <w:noProof/>
-            <w:webHidden/>
-          </w:rPr>
-          <w:fldChar w:fldCharType="end"/>
-        </w:r>
-      </w:hyperlink>
-    </w:p>
-    <w:p>
-      <w:pPr>
-        <w:pStyle w:val="TM2"/>
-        <w:tabs>
-          <w:tab w:val="left" w:pos="800"/>
-          <w:tab w:val="right" w:leader="dot" w:pos="9060"/>
-        </w:tabs>
-        <w:rPr>
-          <w:rFonts w:eastAsiaTheme="minorEastAsia" w:cstheme="minorBidi"/>
-          <w:smallCaps w:val="0"/>
-          <w:noProof/>
-          <w:sz w:val="22"/>
-          <w:szCs w:val="22"/>
-        </w:rPr>
-      </w:pPr>
-      <w:hyperlink w:anchor="_Toc308526344" w:history="1">
-        <w:r>
-          <w:rPr>
-            <w:rStyle w:val="Lienhypertexte"/>
-            <w:noProof/>
-          </w:rPr>
-          <w:t>6.2</w:t>
-        </w:r>
-        <w:r>
-          <w:rPr>
-            <w:rFonts w:eastAsiaTheme="minorEastAsia" w:cstheme="minorBidi"/>
-            <w:smallCaps w:val="0"/>
-            <w:noProof/>
-            <w:sz w:val="22"/>
-            <w:szCs w:val="22"/>
-          </w:rPr>
-          <w:tab/>
-        </w:r>
-        <w:r>
-          <w:rPr>
-            <w:rStyle w:val="Lienhypertexte"/>
-            <w:noProof/>
-          </w:rPr>
-          <w:t>Bilan de la planification</w:t>
-        </w:r>
-        <w:r>
-          <w:rPr>
-            <w:noProof/>
-            <w:webHidden/>
-          </w:rPr>
-          <w:tab/>
-        </w:r>
-        <w:r>
-          <w:rPr>
-            <w:noProof/>
-            <w:webHidden/>
-          </w:rPr>
-          <w:fldChar w:fldCharType="begin"/>
-        </w:r>
-        <w:r>
-          <w:rPr>
-            <w:noProof/>
-            <w:webHidden/>
-          </w:rPr>
-          <w:instrText xml:space="preserve"> PAGEREF _Toc308526344 \h </w:instrText>
-        </w:r>
-        <w:r>
-          <w:rPr>
-            <w:noProof/>
-            <w:webHidden/>
-          </w:rPr>
-        </w:r>
-        <w:r>
-          <w:rPr>
-            <w:noProof/>
-            <w:webHidden/>
-          </w:rPr>
-          <w:fldChar w:fldCharType="separate"/>
-        </w:r>
-        <w:r>
-          <w:rPr>
-            <w:noProof/>
-            <w:webHidden/>
-          </w:rPr>
-          <w:t>5</w:t>
-        </w:r>
-        <w:r>
-          <w:rPr>
-            <w:noProof/>
-            <w:webHidden/>
-          </w:rPr>
-          <w:fldChar w:fldCharType="end"/>
-        </w:r>
-      </w:hyperlink>
-    </w:p>
-    <w:p>
-      <w:pPr>
-        <w:pStyle w:val="TM2"/>
-        <w:tabs>
-          <w:tab w:val="left" w:pos="800"/>
-          <w:tab w:val="right" w:leader="dot" w:pos="9060"/>
-        </w:tabs>
-        <w:rPr>
-          <w:rFonts w:eastAsiaTheme="minorEastAsia" w:cstheme="minorBidi"/>
-          <w:smallCaps w:val="0"/>
-          <w:noProof/>
-          <w:sz w:val="22"/>
-          <w:szCs w:val="22"/>
-        </w:rPr>
-      </w:pPr>
-      <w:hyperlink w:anchor="_Toc308526345" w:history="1">
-        <w:r>
-          <w:rPr>
-            <w:rStyle w:val="Lienhypertexte"/>
-            <w:noProof/>
-          </w:rPr>
-          <w:t>6.3</w:t>
-        </w:r>
-        <w:r>
-          <w:rPr>
-            <w:rFonts w:eastAsiaTheme="minorEastAsia" w:cstheme="minorBidi"/>
-            <w:smallCaps w:val="0"/>
-            <w:noProof/>
-            <w:sz w:val="22"/>
-            <w:szCs w:val="22"/>
-          </w:rPr>
-          <w:tab/>
-        </w:r>
-        <w:r>
-          <w:rPr>
-            <w:rStyle w:val="Lienhypertexte"/>
-            <w:noProof/>
-          </w:rPr>
-          <w:t>Bilan personnel</w:t>
-        </w:r>
-        <w:r>
-          <w:rPr>
-            <w:noProof/>
-            <w:webHidden/>
-          </w:rPr>
-          <w:tab/>
-        </w:r>
-        <w:r>
-          <w:rPr>
-            <w:noProof/>
-            <w:webHidden/>
-          </w:rPr>
-          <w:fldChar w:fldCharType="begin"/>
-        </w:r>
-        <w:r>
-          <w:rPr>
-            <w:noProof/>
-            <w:webHidden/>
-          </w:rPr>
-          <w:instrText xml:space="preserve"> PAGEREF _Toc308526345 \h </w:instrText>
-        </w:r>
-        <w:r>
-          <w:rPr>
-            <w:noProof/>
-            <w:webHidden/>
-          </w:rPr>
-        </w:r>
-        <w:r>
-          <w:rPr>
-            <w:noProof/>
-            <w:webHidden/>
-          </w:rPr>
-          <w:fldChar w:fldCharType="separate"/>
-        </w:r>
-        <w:r>
-          <w:rPr>
-            <w:noProof/>
-            <w:webHidden/>
-          </w:rPr>
-          <w:t>5</w:t>
-        </w:r>
-        <w:r>
-          <w:rPr>
-            <w:noProof/>
-            <w:webHidden/>
-          </w:rPr>
-          <w:fldChar w:fldCharType="end"/>
-        </w:r>
-      </w:hyperlink>
-    </w:p>
-    <w:p>
-      <w:pPr>
-        <w:pStyle w:val="TM10"/>
-        <w:tabs>
-          <w:tab w:val="left" w:pos="400"/>
-          <w:tab w:val="right" w:leader="dot" w:pos="9060"/>
-        </w:tabs>
-        <w:rPr>
-          <w:rFonts w:eastAsiaTheme="minorEastAsia" w:cstheme="minorBidi"/>
-          <w:b w:val="0"/>
-          <w:bCs w:val="0"/>
-          <w:caps w:val="0"/>
-          <w:noProof/>
-          <w:sz w:val="22"/>
-          <w:szCs w:val="22"/>
-        </w:rPr>
-      </w:pPr>
-      <w:hyperlink w:anchor="_Toc308526346" w:history="1">
-        <w:r>
-          <w:rPr>
-            <w:rStyle w:val="Lienhypertexte"/>
-            <w:noProof/>
-          </w:rPr>
-          <w:t>7</w:t>
-        </w:r>
-        <w:r>
-          <w:rPr>
-            <w:rFonts w:eastAsiaTheme="minorEastAsia" w:cstheme="minorBidi"/>
-            <w:b w:val="0"/>
-            <w:bCs w:val="0"/>
-            <w:caps w:val="0"/>
-            <w:noProof/>
-            <w:sz w:val="22"/>
-            <w:szCs w:val="22"/>
-          </w:rPr>
-          <w:tab/>
-        </w:r>
-        <w:r>
-          <w:rPr>
-            <w:rStyle w:val="Lienhypertexte"/>
-            <w:noProof/>
-          </w:rPr>
-          <w:t>Divers</w:t>
-        </w:r>
-        <w:r>
-          <w:rPr>
-            <w:noProof/>
-            <w:webHidden/>
-          </w:rPr>
-          <w:tab/>
-        </w:r>
-        <w:r>
-          <w:rPr>
-            <w:noProof/>
-            <w:webHidden/>
-          </w:rPr>
-          <w:fldChar w:fldCharType="begin"/>
-        </w:r>
-        <w:r>
-          <w:rPr>
-            <w:noProof/>
-            <w:webHidden/>
-          </w:rPr>
-          <w:instrText xml:space="preserve"> PAGEREF _Toc308526346 \h </w:instrText>
-        </w:r>
-        <w:r>
-          <w:rPr>
-            <w:noProof/>
-            <w:webHidden/>
-          </w:rPr>
-        </w:r>
-        <w:r>
-          <w:rPr>
-            <w:noProof/>
-            <w:webHidden/>
-          </w:rPr>
-          <w:fldChar w:fldCharType="separate"/>
-        </w:r>
-        <w:r>
-          <w:rPr>
-            <w:noProof/>
-            <w:webHidden/>
-          </w:rPr>
-          <w:t>6</w:t>
-        </w:r>
-        <w:r>
-          <w:rPr>
-            <w:noProof/>
-            <w:webHidden/>
-          </w:rPr>
-          <w:fldChar w:fldCharType="end"/>
-        </w:r>
-      </w:hyperlink>
-    </w:p>
-    <w:p>
-      <w:pPr>
-        <w:pStyle w:val="TM2"/>
-        <w:tabs>
-          <w:tab w:val="left" w:pos="800"/>
-          <w:tab w:val="right" w:leader="dot" w:pos="9060"/>
-        </w:tabs>
-        <w:rPr>
-          <w:rFonts w:eastAsiaTheme="minorEastAsia" w:cstheme="minorBidi"/>
-          <w:smallCaps w:val="0"/>
-          <w:noProof/>
-          <w:sz w:val="22"/>
-          <w:szCs w:val="22"/>
-        </w:rPr>
-      </w:pPr>
-      <w:hyperlink w:anchor="_Toc308526347" w:history="1">
-        <w:r>
-          <w:rPr>
-            <w:rStyle w:val="Lienhypertexte"/>
-            <w:noProof/>
-          </w:rPr>
-          <w:t>7.1</w:t>
-        </w:r>
-        <w:r>
-          <w:rPr>
-            <w:rFonts w:eastAsiaTheme="minorEastAsia" w:cstheme="minorBidi"/>
-            <w:smallCaps w:val="0"/>
-            <w:noProof/>
-            <w:sz w:val="22"/>
-            <w:szCs w:val="22"/>
-          </w:rPr>
-          <w:tab/>
-        </w:r>
-        <w:r>
-          <w:rPr>
-            <w:rStyle w:val="Lienhypertexte"/>
-            <w:noProof/>
-          </w:rPr>
-          <w:t>Journal de travail</w:t>
-        </w:r>
-        <w:r>
-          <w:rPr>
-            <w:noProof/>
-            <w:webHidden/>
-          </w:rPr>
-          <w:tab/>
-        </w:r>
-        <w:r>
-          <w:rPr>
-            <w:noProof/>
-            <w:webHidden/>
-          </w:rPr>
-          <w:fldChar w:fldCharType="begin"/>
-        </w:r>
-        <w:r>
-          <w:rPr>
-            <w:noProof/>
-            <w:webHidden/>
-          </w:rPr>
-          <w:instrText xml:space="preserve"> PAGEREF _Toc308526347 \h </w:instrText>
-        </w:r>
-        <w:r>
-          <w:rPr>
-            <w:noProof/>
-            <w:webHidden/>
-          </w:rPr>
-        </w:r>
-        <w:r>
-          <w:rPr>
-            <w:noProof/>
-            <w:webHidden/>
-          </w:rPr>
-          <w:fldChar w:fldCharType="separate"/>
-        </w:r>
-        <w:r>
-          <w:rPr>
-            <w:noProof/>
-            <w:webHidden/>
-          </w:rPr>
-          <w:t>6</w:t>
-        </w:r>
-        <w:r>
-          <w:rPr>
-            <w:noProof/>
-            <w:webHidden/>
-          </w:rPr>
-          <w:fldChar w:fldCharType="end"/>
-        </w:r>
-      </w:hyperlink>
-    </w:p>
-    <w:p>
-      <w:pPr>
-        <w:pStyle w:val="TM2"/>
-        <w:tabs>
-          <w:tab w:val="left" w:pos="800"/>
-          <w:tab w:val="right" w:leader="dot" w:pos="9060"/>
-        </w:tabs>
-        <w:rPr>
-          <w:rFonts w:eastAsiaTheme="minorEastAsia" w:cstheme="minorBidi"/>
-          <w:smallCaps w:val="0"/>
-          <w:noProof/>
-          <w:sz w:val="22"/>
-          <w:szCs w:val="22"/>
-        </w:rPr>
-      </w:pPr>
-      <w:hyperlink w:anchor="_Toc308526348" w:history="1">
-        <w:r>
-          <w:rPr>
-            <w:rStyle w:val="Lienhypertexte"/>
-            <w:noProof/>
-          </w:rPr>
-          <w:t>7.2</w:t>
-        </w:r>
-        <w:r>
-          <w:rPr>
-            <w:rFonts w:eastAsiaTheme="minorEastAsia" w:cstheme="minorBidi"/>
-            <w:smallCaps w:val="0"/>
-            <w:noProof/>
-            <w:sz w:val="22"/>
-            <w:szCs w:val="22"/>
-          </w:rPr>
-          <w:tab/>
-        </w:r>
-        <w:r>
-          <w:rPr>
-            <w:rStyle w:val="Lienhypertexte"/>
-            <w:noProof/>
-          </w:rPr>
-          <w:t>Bibliographie</w:t>
-        </w:r>
-        <w:r>
-          <w:rPr>
-            <w:noProof/>
-            <w:webHidden/>
-          </w:rPr>
-          <w:tab/>
-        </w:r>
-        <w:r>
-          <w:rPr>
-            <w:noProof/>
-            <w:webHidden/>
-          </w:rPr>
-          <w:fldChar w:fldCharType="begin"/>
-        </w:r>
-        <w:r>
-          <w:rPr>
-            <w:noProof/>
-            <w:webHidden/>
-          </w:rPr>
-          <w:instrText xml:space="preserve"> PAGEREF _Toc308526348 \h </w:instrText>
-        </w:r>
-        <w:r>
-          <w:rPr>
-            <w:noProof/>
-            <w:webHidden/>
-          </w:rPr>
-        </w:r>
-        <w:r>
-          <w:rPr>
-            <w:noProof/>
-            <w:webHidden/>
-          </w:rPr>
-          <w:fldChar w:fldCharType="separate"/>
-        </w:r>
-        <w:r>
-          <w:rPr>
-            <w:noProof/>
-            <w:webHidden/>
-          </w:rPr>
-          <w:t>6</w:t>
-        </w:r>
-        <w:r>
-          <w:rPr>
-            <w:noProof/>
-            <w:webHidden/>
-          </w:rPr>
-          <w:fldChar w:fldCharType="end"/>
-        </w:r>
-      </w:hyperlink>
-    </w:p>
-    <w:p>
-      <w:pPr>
-        <w:pStyle w:val="TM2"/>
-        <w:tabs>
-          <w:tab w:val="left" w:pos="800"/>
-          <w:tab w:val="right" w:leader="dot" w:pos="9060"/>
-        </w:tabs>
-        <w:rPr>
-          <w:rFonts w:eastAsiaTheme="minorEastAsia" w:cstheme="minorBidi"/>
-          <w:smallCaps w:val="0"/>
-          <w:noProof/>
-          <w:sz w:val="22"/>
-          <w:szCs w:val="22"/>
-        </w:rPr>
-      </w:pPr>
-      <w:hyperlink w:anchor="_Toc308526349" w:history="1">
-        <w:r>
-          <w:rPr>
-            <w:rStyle w:val="Lienhypertexte"/>
-            <w:noProof/>
-          </w:rPr>
-          <w:t>7.3</w:t>
-        </w:r>
-        <w:r>
-          <w:rPr>
-            <w:rFonts w:eastAsiaTheme="minorEastAsia" w:cstheme="minorBidi"/>
-            <w:smallCaps w:val="0"/>
-            <w:noProof/>
-            <w:sz w:val="22"/>
-            <w:szCs w:val="22"/>
-          </w:rPr>
-          <w:tab/>
-        </w:r>
-        <w:r>
-          <w:rPr>
-            <w:rStyle w:val="Lienhypertexte"/>
-            <w:noProof/>
-          </w:rPr>
-          <w:t>Webographie</w:t>
-        </w:r>
-        <w:r>
-          <w:rPr>
-            <w:noProof/>
-            <w:webHidden/>
-          </w:rPr>
-          <w:tab/>
-        </w:r>
-        <w:r>
-          <w:rPr>
-            <w:noProof/>
-            <w:webHidden/>
-          </w:rPr>
-          <w:fldChar w:fldCharType="begin"/>
-        </w:r>
-        <w:r>
-          <w:rPr>
-            <w:noProof/>
-            <w:webHidden/>
-          </w:rPr>
-          <w:instrText xml:space="preserve"> PAGEREF _Toc308526349 \h </w:instrText>
-        </w:r>
-        <w:r>
-          <w:rPr>
-            <w:noProof/>
-            <w:webHidden/>
-          </w:rPr>
-        </w:r>
-        <w:r>
-          <w:rPr>
-            <w:noProof/>
-            <w:webHidden/>
-          </w:rPr>
-          <w:fldChar w:fldCharType="separate"/>
-        </w:r>
-        <w:r>
-          <w:rPr>
-            <w:noProof/>
-            <w:webHidden/>
-          </w:rPr>
-          <w:t>6</w:t>
-        </w:r>
-        <w:r>
-          <w:rPr>
-            <w:noProof/>
-            <w:webHidden/>
-          </w:rPr>
-          <w:fldChar w:fldCharType="end"/>
-        </w:r>
-      </w:hyperlink>
-    </w:p>
-    <w:p>
-      <w:pPr>
-        <w:pStyle w:val="TM10"/>
-        <w:tabs>
-          <w:tab w:val="left" w:pos="400"/>
-          <w:tab w:val="right" w:leader="dot" w:pos="9060"/>
-        </w:tabs>
-        <w:rPr>
-          <w:rFonts w:eastAsiaTheme="minorEastAsia" w:cstheme="minorBidi"/>
-          <w:b w:val="0"/>
-          <w:bCs w:val="0"/>
-          <w:caps w:val="0"/>
-          <w:noProof/>
-          <w:sz w:val="22"/>
-          <w:szCs w:val="22"/>
-        </w:rPr>
-      </w:pPr>
-      <w:hyperlink w:anchor="_Toc308526350" w:history="1">
-        <w:r>
-          <w:rPr>
-            <w:rStyle w:val="Lienhypertexte"/>
-            <w:noProof/>
-          </w:rPr>
-          <w:t>8</w:t>
-        </w:r>
-        <w:r>
-          <w:rPr>
-            <w:rFonts w:eastAsiaTheme="minorEastAsia" w:cstheme="minorBidi"/>
-            <w:b w:val="0"/>
-            <w:bCs w:val="0"/>
-            <w:caps w:val="0"/>
-            <w:noProof/>
-            <w:sz w:val="22"/>
-            <w:szCs w:val="22"/>
-          </w:rPr>
-          <w:tab/>
-        </w:r>
-        <w:r>
-          <w:rPr>
-            <w:rStyle w:val="Lienhypertexte"/>
-            <w:noProof/>
-          </w:rPr>
-          <w:t>Annexes</w:t>
-        </w:r>
-        <w:r>
-          <w:rPr>
-            <w:noProof/>
-            <w:webHidden/>
-          </w:rPr>
-          <w:tab/>
-        </w:r>
-        <w:r>
-          <w:rPr>
-            <w:noProof/>
-            <w:webHidden/>
-          </w:rPr>
-          <w:fldChar w:fldCharType="begin"/>
-        </w:r>
-        <w:r>
-          <w:rPr>
-            <w:noProof/>
-            <w:webHidden/>
-          </w:rPr>
-          <w:instrText xml:space="preserve"> PAGEREF _Toc308526350 \h </w:instrText>
-        </w:r>
-        <w:r>
-          <w:rPr>
-            <w:noProof/>
-            <w:webHidden/>
-          </w:rPr>
-        </w:r>
-        <w:r>
-          <w:rPr>
-            <w:noProof/>
-            <w:webHidden/>
-          </w:rPr>
-          <w:fldChar w:fldCharType="separate"/>
-        </w:r>
-        <w:r>
-          <w:rPr>
-            <w:noProof/>
-            <w:webHidden/>
-          </w:rPr>
-          <w:t>6</w:t>
+          <w:t>9</w:t>
         </w:r>
         <w:r>
           <w:rPr>
@@ -3398,7 +4303,7 @@
       </w:pPr>
       <w:bookmarkStart w:id="0" w:name="_Toc532179955"/>
       <w:bookmarkStart w:id="1" w:name="_Toc165969637"/>
-      <w:bookmarkStart w:id="2" w:name="_Toc308526316"/>
+      <w:bookmarkStart w:id="2" w:name="_Toc212934602"/>
       <w:r>
         <w:lastRenderedPageBreak/>
         <w:t>Spécifications</w:t>
@@ -3418,9 +4323,9 @@
       </w:pPr>
       <w:bookmarkStart w:id="3" w:name="_Toc532179969"/>
       <w:bookmarkStart w:id="4" w:name="_Toc165969639"/>
-      <w:bookmarkStart w:id="5" w:name="_Toc308526318"/>
-      <w:r>
-        <w:t>Description</w:t>
+      <w:bookmarkStart w:id="5" w:name="_Toc212934603"/>
+      <w:r>
+        <w:t>Introduction</w:t>
       </w:r>
       <w:bookmarkEnd w:id="5"/>
     </w:p>
@@ -3446,6 +4351,12 @@
         <w:t>pourrons se tirer dessus. Le but pour le joueur est de progresser dans le jeu pour atteindre le boss final, le tuer et remporter la partie.</w:t>
       </w:r>
     </w:p>
+    <w:p/>
+    <w:p>
+      <w:r>
+        <w:t>Le projet à pour but d’être une manière d’apprendre, le développement orienté objet, de manière ludique. Cela permet de stimuler la créativité, de motiver et de s’amuser tout en apprenant du code.</w:t>
+      </w:r>
+    </w:p>
     <w:p>
       <w:pPr>
         <w:pStyle w:val="Retraitcorpsdetexte"/>
@@ -3455,7 +4366,7 @@
       <w:pPr>
         <w:pStyle w:val="Titre2"/>
       </w:pPr>
-      <w:bookmarkStart w:id="6" w:name="_Toc308526319"/>
+      <w:bookmarkStart w:id="6" w:name="_Toc212934604"/>
       <w:r>
         <w:t>Matériel et logiciels à disposition</w:t>
       </w:r>
@@ -3464,15 +4375,7 @@
     <w:p/>
     <w:p>
       <w:r>
-        <w:t xml:space="preserve">Le jeu tournera sur Windows </w:t>
-      </w:r>
-      <w:proofErr w:type="spellStart"/>
-      <w:r>
-        <w:t>Form</w:t>
-      </w:r>
-      <w:proofErr w:type="spellEnd"/>
-      <w:r>
-        <w:t xml:space="preserve"> et se basera sur la version fournie par le chef de projet, nommé "scrolling".</w:t>
+        <w:t>Le jeu tournera sur Windows Form et se basera sur la version fournie par le chef de projet, nommé "scrolling".</w:t>
       </w:r>
     </w:p>
     <w:p>
@@ -3484,7 +4387,7 @@
       <w:pPr>
         <w:pStyle w:val="Titre2"/>
       </w:pPr>
-      <w:bookmarkStart w:id="7" w:name="_Toc308526321"/>
+      <w:bookmarkStart w:id="7" w:name="_Toc212934605"/>
       <w:r>
         <w:t>Cahier des charges</w:t>
       </w:r>
@@ -3499,7 +4402,7 @@
       <w:pPr>
         <w:pStyle w:val="Titre3"/>
       </w:pPr>
-      <w:bookmarkStart w:id="8" w:name="_Toc308526324"/>
+      <w:bookmarkStart w:id="8" w:name="_Toc212934606"/>
       <w:r>
         <w:t>Fonctionnalités requises (du point de vue de l’utilisateur)</w:t>
       </w:r>
@@ -3512,19 +4415,7 @@
     </w:p>
     <w:p>
       <w:r>
-        <w:t xml:space="preserve">La grande majorité des fonctionnalités demander dans le cahier des charges sont présentent dans le programme. </w:t>
-      </w:r>
-      <w:r>
-        <w:t xml:space="preserve">La seul qui n’est pas respecter, est le point a du point 7.3 du </w:t>
-      </w:r>
-      <w:r>
-        <w:t>cahier</w:t>
-      </w:r>
-      <w:r>
-        <w:t xml:space="preserve"> des charges</w:t>
-      </w:r>
-      <w:r>
-        <w:t xml:space="preserve">, </w:t>
+        <w:t xml:space="preserve">La grande majorité des fonctionnalités demander dans le cahier des charges sont présentent dans le programme. La seul qui n’est pas respecter, est le point a du point 7.3 du cahier des charges, </w:t>
       </w:r>
       <w:r>
         <w:t xml:space="preserve">le fait que </w:t>
@@ -3545,7 +4436,7 @@
       <w:pPr>
         <w:pStyle w:val="Titre3"/>
       </w:pPr>
-      <w:bookmarkStart w:id="9" w:name="_Toc308526325"/>
+      <w:bookmarkStart w:id="9" w:name="_Toc212934607"/>
       <w:r>
         <w:t>Contraintes</w:t>
       </w:r>
@@ -3564,36 +4455,32 @@
     <w:p/>
     <w:p>
       <w:r>
-        <w:t xml:space="preserve">Le jeu devant être codé en </w:t>
-      </w:r>
-      <w:proofErr w:type="spellStart"/>
-      <w:r>
-        <w:t>c#</w:t>
-      </w:r>
-      <w:proofErr w:type="spellEnd"/>
-      <w:r>
-        <w:t xml:space="preserve"> orienté objet, cela rajoute une difficulté d’apprentissage de cet orienté objet.</w:t>
-      </w:r>
-      <w:bookmarkStart w:id="10" w:name="_Toc308526331"/>
+        <w:t>Le jeu devant être codé en c# orienté objet, cela rajoute une difficulté d’apprentissage de cet orienté objet.</w:t>
+      </w:r>
     </w:p>
     <w:p>
       <w:pPr>
         <w:pStyle w:val="Titre1"/>
       </w:pPr>
-      <w:r>
-        <w:t>Planification</w:t>
-      </w:r>
+      <w:bookmarkStart w:id="10" w:name="_Toc212934608"/>
       <w:bookmarkEnd w:id="3"/>
       <w:bookmarkEnd w:id="4"/>
       <w:r>
-        <w:t xml:space="preserve"> Initiale</w:t>
+        <w:t>Analyse</w:t>
       </w:r>
       <w:bookmarkEnd w:id="10"/>
     </w:p>
     <w:p>
+      <w:pPr>
+        <w:pStyle w:val="Titre2"/>
+      </w:pPr>
       <w:bookmarkStart w:id="11" w:name="_Toc532179957"/>
       <w:bookmarkStart w:id="12" w:name="_Toc165969641"/>
-      <w:bookmarkStart w:id="13" w:name="_Toc308526332"/>
+      <w:bookmarkStart w:id="13" w:name="_Toc212934609"/>
+      <w:r>
+        <w:t>Planification</w:t>
+      </w:r>
+      <w:bookmarkEnd w:id="13"/>
     </w:p>
     <w:p>
       <w:r>
@@ -3668,6 +4555,7 @@
     <w:p/>
     <w:p>
       <w:r>
+        <w:lastRenderedPageBreak/>
         <w:t>Semaine 7 - 8</w:t>
       </w:r>
     </w:p>
@@ -3687,35 +4575,567 @@
     </w:p>
     <w:p>
       <w:pPr>
+        <w:pStyle w:val="Titre2"/>
+      </w:pPr>
+      <w:bookmarkStart w:id="14" w:name="_Toc212934610"/>
+      <w:r>
+        <w:t>Analyse fonctionnelle</w:t>
+      </w:r>
+      <w:bookmarkEnd w:id="14"/>
+    </w:p>
+    <w:p>
+      <w:r>
+        <w:t>L’analyse est relativement simple, un joueur (triangle), des ennemis, (rond) des obstacles (rectangles) et des tirs. Il s’agit d’un résumer du gameplay, le joueur et les ennemis peuvent se déplacer, les ennemis à l’aide de comportement préconfigurer. Le sol défile de droite à gauche, pour donner une impression d’avancer. Il y a également des cœurs en haut à gauche pour représenter que le joueur à de la vie</w:t>
+      </w:r>
+    </w:p>
+    <w:p/>
+    <w:p>
+      <w:r>
+        <w:rPr>
+          <w:noProof/>
+        </w:rPr>
+        <w:drawing>
+          <wp:inline distT="0" distB="0" distL="0" distR="0" wp14:anchorId="0C8568B2" wp14:editId="242A2C72">
+            <wp:extent cx="5753735" cy="4312920"/>
+            <wp:effectExtent l="0" t="0" r="0" b="0"/>
+            <wp:docPr id="1819386456" name="Image 1"/>
+            <wp:cNvGraphicFramePr>
+              <a:graphicFrameLocks xmlns:a="http://schemas.openxmlformats.org/drawingml/2006/main" noChangeAspect="1"/>
+            </wp:cNvGraphicFramePr>
+            <a:graphic xmlns:a="http://schemas.openxmlformats.org/drawingml/2006/main">
+              <a:graphicData uri="http://schemas.openxmlformats.org/drawingml/2006/picture">
+                <pic:pic xmlns:pic="http://schemas.openxmlformats.org/drawingml/2006/picture">
+                  <pic:nvPicPr>
+                    <pic:cNvPr id="0" name="Picture 2"/>
+                    <pic:cNvPicPr>
+                      <a:picLocks noChangeAspect="1" noChangeArrowheads="1"/>
+                    </pic:cNvPicPr>
+                  </pic:nvPicPr>
+                  <pic:blipFill>
+                    <a:blip r:embed="rId12">
+                      <a:extLst>
+                        <a:ext uri="{28A0092B-C50C-407E-A947-70E740481C1C}">
+                          <a14:useLocalDpi xmlns:a14="http://schemas.microsoft.com/office/drawing/2010/main" val="0"/>
+                        </a:ext>
+                      </a:extLst>
+                    </a:blip>
+                    <a:srcRect/>
+                    <a:stretch>
+                      <a:fillRect/>
+                    </a:stretch>
+                  </pic:blipFill>
+                  <pic:spPr bwMode="auto">
+                    <a:xfrm>
+                      <a:off x="0" y="0"/>
+                      <a:ext cx="5753735" cy="4312920"/>
+                    </a:xfrm>
+                    <a:prstGeom prst="rect">
+                      <a:avLst/>
+                    </a:prstGeom>
+                    <a:noFill/>
+                    <a:ln>
+                      <a:noFill/>
+                    </a:ln>
+                  </pic:spPr>
+                </pic:pic>
+              </a:graphicData>
+            </a:graphic>
+          </wp:inline>
+        </w:drawing>
+      </w:r>
+    </w:p>
+    <w:p/>
+    <w:p>
+      <w:pPr>
+        <w:pStyle w:val="Titre2"/>
+      </w:pPr>
+      <w:bookmarkStart w:id="15" w:name="_Toc212934611"/>
+      <w:r>
+        <w:t>User stories</w:t>
+      </w:r>
+      <w:bookmarkEnd w:id="15"/>
+    </w:p>
+    <w:p>
+      <w:pPr>
+        <w:pStyle w:val="Titre3"/>
+      </w:pPr>
+      <w:bookmarkStart w:id="16" w:name="_Toc212934612"/>
+      <w:r>
+        <w:t>Déplacement</w:t>
+      </w:r>
+      <w:bookmarkEnd w:id="16"/>
+    </w:p>
+    <w:p>
+      <w:r>
+        <w:t>Le système de déplacement est très simple, par exemple si le joueur appuie sur D il va à droite, sauf s’il est déjà au bord de l’écran.</w:t>
+      </w:r>
+    </w:p>
+    <w:p>
+      <w:hyperlink r:id="rId13" w:history="1">
+        <w:r>
+          <w:rPr>
+            <w:rStyle w:val="Lienhypertexte"/>
+          </w:rPr>
+          <w:t>https://github.com/Gillian-LHorset/Projet320-ShootEmUp/issues/1</w:t>
+        </w:r>
+      </w:hyperlink>
+    </w:p>
+    <w:p>
+      <w:pPr>
+        <w:pStyle w:val="Titre3"/>
+      </w:pPr>
+      <w:bookmarkStart w:id="17" w:name="_Toc212934613"/>
+      <w:r>
+        <w:t>Obstacle</w:t>
+      </w:r>
+      <w:bookmarkEnd w:id="17"/>
+    </w:p>
+    <w:p>
+      <w:r>
+        <w:t>Pour les obstacles</w:t>
+      </w:r>
+      <w:r>
+        <w:t>, il y a un sol qui est générer aléatoirement et qui défile vers la droite. Le joueur n’est pas en capacité de descendre dedans et s’il le touche (ex il est au niveau du sol et le sol monte et donc le touche) il prend un point de dégât. Ceci est représenter de manière grossière dans l’analyse fonctionnel.</w:t>
+      </w:r>
+    </w:p>
+    <w:p>
+      <w:hyperlink r:id="rId14" w:history="1">
+        <w:r>
+          <w:rPr>
+            <w:rStyle w:val="Lienhypertexte"/>
+          </w:rPr>
+          <w:t>https://github.com/Gillian-LHorset/Projet320-ShootEmUp/issues/2</w:t>
+        </w:r>
+      </w:hyperlink>
+    </w:p>
+    <w:p>
+      <w:pPr>
+        <w:pStyle w:val="Titre3"/>
+      </w:pPr>
+      <w:bookmarkStart w:id="18" w:name="_Toc212934614"/>
+      <w:r>
+        <w:lastRenderedPageBreak/>
+        <w:t>Point de vie</w:t>
+      </w:r>
+      <w:bookmarkEnd w:id="18"/>
+    </w:p>
+    <w:p>
+      <w:r>
+        <w:t>Le joueur dispose de points de vie, il peut les voir graphiquement, ses points de vie restant, i</w:t>
+      </w:r>
+      <w:r>
+        <w:t xml:space="preserve">ls sont </w:t>
+      </w:r>
+      <w:r>
+        <w:t>affich</w:t>
+      </w:r>
+      <w:r>
+        <w:t>é</w:t>
+      </w:r>
+      <w:r>
+        <w:t xml:space="preserve"> en permanence sur l’écran</w:t>
+      </w:r>
+      <w:r>
+        <w:t>. Il à la capacité de se soigné. Les dégâts reçu par le joueur, par les ennemis ou les obstacles, lui donne un temps d’invincibilité.</w:t>
+      </w:r>
+    </w:p>
+    <w:p>
+      <w:hyperlink r:id="rId15" w:history="1">
+        <w:r>
+          <w:rPr>
+            <w:rStyle w:val="Lienhypertexte"/>
+          </w:rPr>
+          <w:t>https://github.com/Gillian-LHorset/Projet320-ShootEmUp/issues/3</w:t>
+        </w:r>
+      </w:hyperlink>
+    </w:p>
+    <w:p>
+      <w:pPr>
+        <w:pStyle w:val="Titre3"/>
+      </w:pPr>
+      <w:bookmarkStart w:id="19" w:name="_Toc212934615"/>
+      <w:r>
+        <w:t>Types d’ennemis</w:t>
+      </w:r>
+      <w:bookmarkEnd w:id="19"/>
+    </w:p>
+    <w:p>
+      <w:r>
+        <w:t>Il y a des ennemis qui ont différente caractéristique, de manière générale, les ennemis se déplace de haut en bas, et tir sur le joueur.</w:t>
+      </w:r>
+    </w:p>
+    <w:p>
+      <w:hyperlink r:id="rId16" w:history="1">
+        <w:r>
+          <w:rPr>
+            <w:rStyle w:val="Lienhypertexte"/>
+          </w:rPr>
+          <w:t>https://github.com/Gillian-LHorset/Projet320-ShootEmUp/issues/4</w:t>
+        </w:r>
+      </w:hyperlink>
+    </w:p>
+    <w:p>
+      <w:pPr>
+        <w:pStyle w:val="Titre3"/>
+      </w:pPr>
+      <w:bookmarkStart w:id="20" w:name="_Toc212934616"/>
+      <w:r>
+        <w:t>Tirs</w:t>
+      </w:r>
+      <w:bookmarkEnd w:id="20"/>
+    </w:p>
+    <w:p>
+      <w:r>
+        <w:t>Les tirs sont une mécanique centrale du jeu, le joueur et les ennemis tirs pour infliger des dégâts. Le joueur doit les éviter pour ne pas perdre de vie et mourir, mais les ennemis ne cherchent pas forcément à les éviter. Il y a un missile qui inflige plus de dégât et qui peut être lâché à la mort des ennemis.</w:t>
+      </w:r>
+    </w:p>
+    <w:p>
+      <w:hyperlink r:id="rId17" w:history="1">
+        <w:r>
+          <w:rPr>
+            <w:rStyle w:val="Lienhypertexte"/>
+          </w:rPr>
+          <w:t>https://github.com/Gillian-LHorset/Projet320-ShootEmUp/issues/5</w:t>
+        </w:r>
+      </w:hyperlink>
+    </w:p>
+    <w:p>
+      <w:pPr>
+        <w:pStyle w:val="Titre3"/>
+      </w:pPr>
+      <w:bookmarkStart w:id="21" w:name="_Toc212934617"/>
+      <w:r>
+        <w:t>Système de dégât</w:t>
+      </w:r>
+      <w:bookmarkEnd w:id="21"/>
+    </w:p>
+    <w:p>
+      <w:r>
+        <w:t xml:space="preserve">Les </w:t>
+      </w:r>
+      <w:r>
+        <w:t>dégâts</w:t>
+      </w:r>
+      <w:r>
+        <w:t xml:space="preserve"> font diminuer la vie de l’entité avec laquelle il entre en collision. Ils offrent une </w:t>
+      </w:r>
+      <w:r>
+        <w:t xml:space="preserve">durée d'invulnérabilité de 2 </w:t>
+      </w:r>
+      <w:r>
+        <w:t>secondes</w:t>
+      </w:r>
+      <w:r>
+        <w:t xml:space="preserve"> au joueur après avoir été touché.</w:t>
+      </w:r>
+    </w:p>
+    <w:p>
+      <w:hyperlink r:id="rId18" w:history="1">
+        <w:r>
+          <w:rPr>
+            <w:rStyle w:val="Lienhypertexte"/>
+          </w:rPr>
+          <w:t>https://github.com/Gillian-LHorset/Projet320-ShootEmUp/issues/6</w:t>
+        </w:r>
+      </w:hyperlink>
+    </w:p>
+    <w:p>
+      <w:pPr>
+        <w:pStyle w:val="Titre3"/>
+      </w:pPr>
+      <w:bookmarkStart w:id="22" w:name="_Toc212934618"/>
+      <w:r>
+        <w:t>Tir du joueur</w:t>
+      </w:r>
+      <w:bookmarkEnd w:id="22"/>
+    </w:p>
+    <w:p>
+      <w:r>
+        <w:t>Le joueur à la possibilité de tirer avec la barre espac</w:t>
+      </w:r>
+      <w:r>
+        <w:t>e, les tirs ont un cooldown entre eux.</w:t>
+      </w:r>
+    </w:p>
+    <w:p>
+      <w:hyperlink r:id="rId19" w:history="1">
+        <w:r>
+          <w:rPr>
+            <w:rStyle w:val="Lienhypertexte"/>
+          </w:rPr>
+          <w:t>https://github.com/Gillian-LHorset/Projet320-ShootEmUp/issues/7</w:t>
+        </w:r>
+      </w:hyperlink>
+    </w:p>
+    <w:p>
+      <w:pPr>
+        <w:pStyle w:val="Titre2"/>
+      </w:pPr>
+      <w:bookmarkStart w:id="23" w:name="_Toc212934619"/>
+      <w:r>
+        <w:t>Diagramme UML</w:t>
+      </w:r>
+      <w:bookmarkEnd w:id="23"/>
+    </w:p>
+    <w:p>
+      <w:r>
+        <w:rPr>
+          <w:noProof/>
+        </w:rPr>
+        <w:drawing>
+          <wp:inline distT="0" distB="0" distL="0" distR="0" wp14:anchorId="1CD7B606" wp14:editId="5C0E5513">
+            <wp:extent cx="5986732" cy="3775452"/>
+            <wp:effectExtent l="0" t="0" r="0" b="0"/>
+            <wp:docPr id="1333925373" name="Image 1"/>
+            <wp:cNvGraphicFramePr>
+              <a:graphicFrameLocks xmlns:a="http://schemas.openxmlformats.org/drawingml/2006/main" noChangeAspect="1"/>
+            </wp:cNvGraphicFramePr>
+            <a:graphic xmlns:a="http://schemas.openxmlformats.org/drawingml/2006/main">
+              <a:graphicData uri="http://schemas.openxmlformats.org/drawingml/2006/picture">
+                <pic:pic xmlns:pic="http://schemas.openxmlformats.org/drawingml/2006/picture">
+                  <pic:nvPicPr>
+                    <pic:cNvPr id="0" name="Picture 2"/>
+                    <pic:cNvPicPr>
+                      <a:picLocks noChangeAspect="1" noChangeArrowheads="1"/>
+                    </pic:cNvPicPr>
+                  </pic:nvPicPr>
+                  <pic:blipFill>
+                    <a:blip r:embed="rId20" cstate="print">
+                      <a:extLst>
+                        <a:ext uri="{28A0092B-C50C-407E-A947-70E740481C1C}">
+                          <a14:useLocalDpi xmlns:a14="http://schemas.microsoft.com/office/drawing/2010/main" val="0"/>
+                        </a:ext>
+                      </a:extLst>
+                    </a:blip>
+                    <a:srcRect/>
+                    <a:stretch>
+                      <a:fillRect/>
+                    </a:stretch>
+                  </pic:blipFill>
+                  <pic:spPr bwMode="auto">
+                    <a:xfrm>
+                      <a:off x="0" y="0"/>
+                      <a:ext cx="6002847" cy="3785615"/>
+                    </a:xfrm>
+                    <a:prstGeom prst="rect">
+                      <a:avLst/>
+                    </a:prstGeom>
+                    <a:noFill/>
+                    <a:ln>
+                      <a:noFill/>
+                    </a:ln>
+                  </pic:spPr>
+                </pic:pic>
+              </a:graphicData>
+            </a:graphic>
+          </wp:inline>
+        </w:drawing>
+      </w:r>
+    </w:p>
+    <w:p>
+      <w:r>
+        <w:t>Pour plus de lisibilité, consulter le fichier "</w:t>
+      </w:r>
+      <w:r>
+        <w:t>I-P_POO-gillhorset-DiagrammeUML.png</w:t>
+      </w:r>
+      <w:r>
+        <w:t xml:space="preserve">" fourni dans la </w:t>
+      </w:r>
+      <w:r>
+        <w:t>release</w:t>
+      </w:r>
+      <w:r>
+        <w:t>.</w:t>
+      </w:r>
+    </w:p>
+    <w:p>
+      <w:r>
+        <w:t xml:space="preserve">Ce diagramme indique toutes les variables et méthode utiliser dans </w:t>
+      </w:r>
+      <w:r>
+        <w:t>le</w:t>
+      </w:r>
+      <w:r>
+        <w:t xml:space="preserve"> projet.</w:t>
+      </w:r>
+    </w:p>
+    <w:p>
+      <w:pPr>
+        <w:pStyle w:val="Titre3"/>
+      </w:pPr>
+      <w:bookmarkStart w:id="24" w:name="_Toc212934620"/>
+      <w:r>
+        <w:lastRenderedPageBreak/>
+        <w:t>Enemy</w:t>
+      </w:r>
+      <w:bookmarkEnd w:id="24"/>
+    </w:p>
+    <w:p>
+      <w:r>
+        <w:t xml:space="preserve">Les différents types d’ennemis hérite de la classe Enemy, cela permet d’avoir des variables et méthode en commun. La classe Enemy contient SniperShoot, qui est utiliser pour </w:t>
+      </w:r>
+      <w:r>
+        <w:t>les collisions</w:t>
+      </w:r>
+      <w:r>
+        <w:t xml:space="preserve"> du tir du type d’ennemi sniper</w:t>
+      </w:r>
+      <w:r>
+        <w:t>, il est présent ici pour pouvoir être appelé dans AirSpace pour vérifier les collisions, mais s’il serait uniquement sur le sniper, il ne serait pas possible de l’appeler.</w:t>
+      </w:r>
+    </w:p>
+    <w:p>
+      <w:r>
+        <w:t>La classe parent contient un Rectangle nommé EnemyRectCollision, il est là pour pouvoir vérifier les collisions avec le joueur ou ses tirs. Elle contient également une méthode de shoot par défaut et des mouvements qui ont pour but d’être override pour que les différentes classes puissent agir différemment. Elle contient des variables DateTime et TimeSpan, qui sont là pour les cooldown des tirs de ennemis.</w:t>
+      </w:r>
+    </w:p>
+    <w:p/>
+    <w:p>
+      <w:r>
+        <w:t>Le FrontEnemy contient beaucoup de variable pour savoir dans quelle direction bouger.</w:t>
+      </w:r>
+    </w:p>
+    <w:p/>
+    <w:p>
+      <w:r>
+        <w:t>BasicEnemy, contient des variables pour savoir quand se déplacer (</w:t>
+      </w:r>
+      <w:r>
+        <w:t>_</w:t>
+      </w:r>
+      <w:r>
+        <w:t>moveTiming)</w:t>
+      </w:r>
+      <w:r>
+        <w:t>, dans quelle direction se déplacer (_moveDirection) et quelle position horizontale être (_rndPositionX).</w:t>
+      </w:r>
+    </w:p>
+    <w:p/>
+    <w:p>
+      <w:r>
+        <w:t>SniperEnemy lui a beaucoup de variables pour ses tirs, connaitre leurs taille(_laserHeight), connaitre sa position (_laserYPosition). Il a aussi des variables pour se positionner aléatoirement sur l’axe verticale, savoir quand il est en position (_whenIsInPosition), le temps qu’il lui faut pour tirer après s’être déplacer (_cooldownAfterMove) et savoir s’il est en position pour tirer (_enemyCanShoot).</w:t>
+      </w:r>
+    </w:p>
+    <w:p/>
+    <w:p>
+      <w:r>
+        <w:t>TankEnemy, lui est lié au joueur, il a besoin de sa position pour se déplacer vers sa direction.</w:t>
+      </w:r>
+    </w:p>
+    <w:p>
+      <w:pPr>
+        <w:pStyle w:val="Titre3"/>
+      </w:pPr>
+      <w:bookmarkStart w:id="25" w:name="_Toc212934621"/>
+      <w:r>
+        <w:t>Shoot</w:t>
+      </w:r>
+      <w:bookmarkEnd w:id="25"/>
+    </w:p>
+    <w:p>
+      <w:r>
+        <w:t>Shoot possède un rectangle pour vérifier les collisions avec les entités.</w:t>
+      </w:r>
+    </w:p>
+    <w:p>
+      <w:r>
+        <w:t>Missile est une classe qui hérite de Shoot, qui a comme différence sa taille et sa vitesse de mouvement.</w:t>
+      </w:r>
+    </w:p>
+    <w:p>
+      <w:pPr>
+        <w:pStyle w:val="Titre3"/>
+      </w:pPr>
+      <w:bookmarkStart w:id="26" w:name="_Toc212934622"/>
+      <w:r>
+        <w:t>Ship</w:t>
+      </w:r>
+      <w:bookmarkEnd w:id="26"/>
+    </w:p>
+    <w:p>
+      <w:r>
+        <w:t xml:space="preserve">Ship est une classe majeure du programme, il contient le vaisseau que le joueur contrôle. Il a des points de vie </w:t>
+      </w:r>
+      <w:r>
+        <w:t>(HealPoint), des points de vie maximum (MaxHealPoint) qui est en constant, car elle n’a pas besoin d’être changé. Il à une réserve de missile (ReserveMissile) qui indique combien de missile le joueur peut encore tirer. Il a beaucoup de variable pour savoir quand tirer IsShooting, IsShootingMissile, HaveShoot, _lastBulletShoot, _ShootCooldown, _lastMissileShoot et _missileCooldown</w:t>
+      </w:r>
+      <w:r>
+        <w:t xml:space="preserve"> qui ont un usage spécifique pour chacun. Il a une variable pour savoir si le Joueur est en vie (IsInLife), il a un tableau qui contient </w:t>
+      </w:r>
+      <w:r>
+        <w:t>les différentes hauteurs</w:t>
+      </w:r>
+      <w:r>
+        <w:t xml:space="preserve"> du sol (ShipGround) qui va aller récupérer dans AirSpace pour savoir s’il va toucher le sol, qui est utiliser dans la méthode CheckGroundCollisionPlayer. Il a quelques méthodes </w:t>
+      </w:r>
+      <w:r>
+        <w:t>pour les dégâts reçu, PlayerHitIsNow indique que le joueur vient d’être touché et est utiliser dans PlayerCanBeHit pour savoir si le joueur peut à nouveau être touché.</w:t>
+      </w:r>
+    </w:p>
+    <w:p>
+      <w:pPr>
+        <w:pStyle w:val="Titre3"/>
+      </w:pPr>
+      <w:bookmarkStart w:id="27" w:name="_Toc212934623"/>
+      <w:r>
+        <w:t>AirSpace</w:t>
+      </w:r>
+      <w:bookmarkEnd w:id="27"/>
+    </w:p>
+    <w:p>
+      <w:r>
+        <w:t xml:space="preserve">La variable _ship est simplement la variable qui contient le joueur. Le tableau ground contiens les hauteurs des différents blocs du sol. Les listes _healItems, _missileItems et _allEnemyList sont simplement des listes pouvant contenir les différents objets qui compose le gameplay du jeu. EnemyDie est utiliser dans les méthodes CheckEnemyCollision et CheckMissileCollision pour déterminer si l’ennemi est mort. _timingExplosionPlayer est simplement une variable qui est incrémenter lorsque le joueur meurt pour changer la frame de son animation de mort. Les variables _lastEnemySpawned et _enemySpawnCooldown son utiliser pour déterminer le moment auquel le prochain ennemi va apparaitre et dans combien de temps il va apparaitre. Toutes les méthodes Check… sont utiliser pour vérifier les collisions entre les objets du programme. Les </w:t>
+      </w:r>
+      <w:r>
+        <w:t>méthodes …KeyDown et …KeyUp sont là pour vérifier lorsque le joueur appuie et relâche une touche du clavier.</w:t>
+      </w:r>
+    </w:p>
+    <w:p>
+      <w:pPr>
+        <w:pStyle w:val="Titre3"/>
+      </w:pPr>
+      <w:bookmarkStart w:id="28" w:name="_Toc212934624"/>
+      <w:r>
+        <w:t>Autre</w:t>
+      </w:r>
+      <w:bookmarkEnd w:id="28"/>
+    </w:p>
+    <w:p>
+      <w:r>
+        <w:t>La plupart des classes possède des méthodes Render, elles servent simplement à s’afficher sur l’écran. Certaines possède des variables …RectCollision, elles sont là pour être utiliser pour vérifier quand deux objets se touche.</w:t>
+      </w:r>
+    </w:p>
+    <w:p>
+      <w:pPr>
         <w:pStyle w:val="Titre1"/>
       </w:pPr>
-      <w:bookmarkStart w:id="14" w:name="_Toc532179964"/>
-      <w:bookmarkStart w:id="15" w:name="_Toc165969648"/>
-      <w:bookmarkStart w:id="16" w:name="_Toc308526337"/>
+      <w:bookmarkStart w:id="29" w:name="_Toc532179964"/>
+      <w:bookmarkStart w:id="30" w:name="_Toc165969648"/>
+      <w:bookmarkStart w:id="31" w:name="_Toc212934625"/>
       <w:bookmarkEnd w:id="11"/>
       <w:bookmarkEnd w:id="12"/>
-      <w:bookmarkEnd w:id="13"/>
       <w:r>
         <w:lastRenderedPageBreak/>
         <w:t>Réalisation</w:t>
       </w:r>
-      <w:bookmarkEnd w:id="14"/>
-      <w:bookmarkEnd w:id="15"/>
-      <w:bookmarkEnd w:id="16"/>
+      <w:bookmarkEnd w:id="29"/>
+      <w:bookmarkEnd w:id="30"/>
+      <w:bookmarkEnd w:id="31"/>
     </w:p>
     <w:p>
       <w:pPr>
         <w:pStyle w:val="Titre2"/>
       </w:pPr>
-      <w:bookmarkStart w:id="17" w:name="_Toc532179965"/>
-      <w:bookmarkStart w:id="18" w:name="_Toc165969649"/>
-      <w:bookmarkStart w:id="19" w:name="_Toc308526338"/>
+      <w:bookmarkStart w:id="32" w:name="_Toc532179965"/>
+      <w:bookmarkStart w:id="33" w:name="_Toc165969649"/>
+      <w:bookmarkStart w:id="34" w:name="_Toc212934626"/>
       <w:r>
         <w:t>Dossier de Réalisation</w:t>
       </w:r>
-      <w:bookmarkEnd w:id="17"/>
-      <w:bookmarkEnd w:id="18"/>
-      <w:bookmarkEnd w:id="19"/>
+      <w:bookmarkEnd w:id="32"/>
+      <w:bookmarkEnd w:id="33"/>
+      <w:bookmarkEnd w:id="34"/>
     </w:p>
     <w:p/>
     <w:p>
@@ -3734,9 +5154,11 @@
       <w:pPr>
         <w:pStyle w:val="Titre3"/>
       </w:pPr>
+      <w:bookmarkStart w:id="35" w:name="_Toc212934627"/>
       <w:r>
         <w:t>Gameplay</w:t>
       </w:r>
+      <w:bookmarkEnd w:id="35"/>
     </w:p>
     <w:p>
       <w:r>
@@ -3753,22 +5175,19 @@
       </w:r>
     </w:p>
     <w:p>
-      <w:proofErr w:type="gramStart"/>
-      <w:r>
-        <w:t>tirs</w:t>
-      </w:r>
-      <w:proofErr w:type="gramEnd"/>
-      <w:r>
-        <w:t xml:space="preserve"> également et si la vie du joueur atteint 0 il a perdu la partie.</w:t>
+      <w:r>
+        <w:t>tirs également et si la vie du joueur atteint 0 il a perdu la partie.</w:t>
       </w:r>
     </w:p>
     <w:p>
       <w:pPr>
         <w:pStyle w:val="Titre3"/>
       </w:pPr>
+      <w:bookmarkStart w:id="36" w:name="_Toc212934628"/>
       <w:r>
         <w:t>Le joueur</w:t>
       </w:r>
+      <w:bookmarkEnd w:id="36"/>
     </w:p>
     <w:p>
       <w:r>
@@ -3778,15 +5197,7 @@
         <w:t>représenté</w:t>
       </w:r>
       <w:r>
-        <w:t xml:space="preserve"> sur le </w:t>
-      </w:r>
-      <w:proofErr w:type="spellStart"/>
-      <w:r>
-        <w:t>AirSpace</w:t>
-      </w:r>
-      <w:proofErr w:type="spellEnd"/>
-      <w:r>
-        <w:t xml:space="preserve"> par </w:t>
+        <w:t xml:space="preserve"> sur le AirSpace par </w:t>
       </w:r>
       <w:r>
         <w:t>un vaisseau que le joueur peut déplacer à l’aide des touche W, A, S et D. Le joueur est bloqué lors qu’il essaie de sortir de l’écran ou de descendre en dessous du sol.</w:t>
@@ -3796,9 +5207,11 @@
       <w:pPr>
         <w:pStyle w:val="Titre3"/>
       </w:pPr>
+      <w:bookmarkStart w:id="37" w:name="_Toc212934629"/>
       <w:r>
         <w:t>Tirs</w:t>
       </w:r>
+      <w:bookmarkEnd w:id="37"/>
     </w:p>
     <w:p>
       <w:r>
@@ -3820,15 +5233,7 @@
         <w:t>ennemi</w:t>
       </w:r>
       <w:r>
-        <w:t xml:space="preserve"> laisse tomber un objet missile </w:t>
-      </w:r>
-      <w:proofErr w:type="spellStart"/>
-      <w:r>
-        <w:t>ramassable</w:t>
-      </w:r>
-      <w:proofErr w:type="spellEnd"/>
-      <w:r>
-        <w:t xml:space="preserve"> par le joueur pour incrémenter sa réserve. Les missiles, s’ils touchent l’</w:t>
+        <w:t xml:space="preserve"> laisse tomber un objet missile ramassable par le joueur pour incrémenter sa réserve. Les missiles, s’ils touchent l’</w:t>
       </w:r>
       <w:r>
         <w:t>ennemi</w:t>
@@ -3858,21 +5263,7 @@
         <w:t xml:space="preserve">ennemis </w:t>
       </w:r>
       <w:r>
-        <w:t xml:space="preserve">de type "sniper" </w:t>
-      </w:r>
-      <w:r>
-        <w:t xml:space="preserve">tirent </w:t>
-      </w:r>
-      <w:r>
-        <w:t xml:space="preserve">un rayon laser qui prends toute la largeur de </w:t>
-      </w:r>
-      <w:proofErr w:type="spellStart"/>
-      <w:r>
-        <w:t>AirSpace</w:t>
-      </w:r>
-      <w:proofErr w:type="spellEnd"/>
-      <w:r>
-        <w:t xml:space="preserve"> instantanément après leur tir.</w:t>
+        <w:t>de type "sniper" tirent un rayon laser qui prends toute la largeur de AirSpace instantanément après leur tir.</w:t>
       </w:r>
     </w:p>
     <w:p/>
@@ -3891,9 +5282,11 @@
       <w:pPr>
         <w:pStyle w:val="Titre3"/>
       </w:pPr>
+      <w:bookmarkStart w:id="38" w:name="_Toc212934630"/>
       <w:r>
         <w:t>Ennemis</w:t>
       </w:r>
+      <w:bookmarkEnd w:id="38"/>
     </w:p>
     <w:p>
       <w:r>
@@ -3920,13 +5313,7 @@
         <w:t xml:space="preserve">ennemis </w:t>
       </w:r>
       <w:r>
-        <w:t xml:space="preserve">de type </w:t>
-      </w:r>
-      <w:r>
-        <w:t>"basic"</w:t>
-      </w:r>
-      <w:r>
-        <w:t xml:space="preserve"> bouge aléatoirement de haut en bas et reste sur une position latérale qui leur est propre et défini aléatoirement. Ils ne tirs que des tirs basiques.</w:t>
+        <w:t>de type "basic" bouge aléatoirement de haut en bas et reste sur une position latérale qui leur est propre et défini aléatoirement. Ils ne tirs que des tirs basiques.</w:t>
       </w:r>
     </w:p>
     <w:p/>
@@ -3938,13 +5325,7 @@
         <w:t xml:space="preserve">ennemis </w:t>
       </w:r>
       <w:r>
-        <w:t xml:space="preserve">de type </w:t>
-      </w:r>
-      <w:r>
-        <w:t>"front"</w:t>
-      </w:r>
-      <w:r>
-        <w:t xml:space="preserve"> avance lentement vers la gauche de l’écran, en tirant des tirs basiques, puis retourne rapidement à droite de l’écran. Il se déplace légèrement de haut en bas puis remonte après avoir </w:t>
+        <w:t xml:space="preserve">de type "front" avance lentement vers la gauche de l’écran, en tirant des tirs basiques, puis retourne rapidement à droite de l’écran. Il se déplace légèrement de haut en bas puis remonte après avoir </w:t>
       </w:r>
       <w:r>
         <w:t>touché</w:t>
@@ -3962,16 +5343,7 @@
         <w:t xml:space="preserve">ennemis </w:t>
       </w:r>
       <w:r>
-        <w:t>de type</w:t>
-      </w:r>
-      <w:r>
-        <w:t xml:space="preserve"> </w:t>
-      </w:r>
-      <w:r>
-        <w:t>"sniper"</w:t>
-      </w:r>
-      <w:r>
-        <w:t xml:space="preserve"> choisissent aléatoirement une position puis s’y déplace et s’y arrête avant de tirer, puis recommence. Ils tirent des lasers qui font instantanément toute la largeur de l’écran.</w:t>
+        <w:t>de type "sniper" choisissent aléatoirement une position puis s’y déplace et s’y arrête avant de tirer, puis recommence. Ils tirent des lasers qui font instantanément toute la largeur de l’écran.</w:t>
       </w:r>
     </w:p>
     <w:p/>
@@ -3983,16 +5355,7 @@
         <w:t xml:space="preserve">ennemis </w:t>
       </w:r>
       <w:r>
-        <w:t>de type</w:t>
-      </w:r>
-      <w:r>
-        <w:t xml:space="preserve"> </w:t>
-      </w:r>
-      <w:r>
-        <w:t>"tank"</w:t>
-      </w:r>
-      <w:r>
-        <w:t xml:space="preserve"> ne tire pas et possède uniquement un point de vie. En revanche, il n’est pas sensible aux tirs basiques et ne peux être vaincu uniquement à l’aide de missile.</w:t>
+        <w:t>de type "tank" ne tire pas et possède uniquement un point de vie. En revanche, il n’est pas sensible aux tirs basiques et ne peux être vaincu uniquement à l’aide de missile.</w:t>
       </w:r>
     </w:p>
     <w:p/>
@@ -4004,15 +5367,7 @@
         <w:t>permettent</w:t>
       </w:r>
       <w:r>
-        <w:t xml:space="preserve"> pas, ni de sortir du </w:t>
-      </w:r>
-      <w:proofErr w:type="spellStart"/>
-      <w:r>
-        <w:t>AirSpace</w:t>
-      </w:r>
-      <w:proofErr w:type="spellEnd"/>
-      <w:r>
-        <w:t>, ni de passer sous le sol du niveau.</w:t>
+        <w:t xml:space="preserve"> pas, ni de sortir du AirSpace, ni de passer sous le sol du niveau.</w:t>
       </w:r>
     </w:p>
     <w:p/>
@@ -4031,10 +5386,12 @@
       <w:pPr>
         <w:pStyle w:val="Titre3"/>
       </w:pPr>
+      <w:bookmarkStart w:id="39" w:name="_Toc212934631"/>
       <w:r>
         <w:lastRenderedPageBreak/>
         <w:t>Points de vie</w:t>
       </w:r>
+      <w:bookmarkEnd w:id="39"/>
     </w:p>
     <w:p>
       <w:r>
@@ -4065,267 +5422,376 @@
       <w:pPr>
         <w:pStyle w:val="Titre2"/>
       </w:pPr>
+      <w:bookmarkStart w:id="40" w:name="_Toc212934632"/>
       <w:r>
         <w:t>Réalisation technique</w:t>
       </w:r>
-    </w:p>
-    <w:p>
-      <w:pPr>
-        <w:pStyle w:val="Retraitcorpsdetexte"/>
-      </w:pPr>
-    </w:p>
+      <w:bookmarkEnd w:id="40"/>
+    </w:p>
+    <w:p>
+      <w:r>
+        <w:t>Mon projet s’articule autour de différents objets qui interagissent entre eux dans AirSpace.</w:t>
+      </w:r>
+    </w:p>
+    <w:p>
+      <w:pPr>
+        <w:pStyle w:val="Titre3"/>
+      </w:pPr>
+      <w:bookmarkStart w:id="41" w:name="_Toc212934633"/>
+      <w:r>
+        <w:t>Ship</w:t>
+      </w:r>
+      <w:bookmarkEnd w:id="41"/>
+    </w:p>
+    <w:p>
+      <w:r>
+        <w:t xml:space="preserve">Le ship est le joueur. La classe possède des attributs classiques, position, taille, direction. Il possède une liste de shoot qui lui est propre, cela </w:t>
+      </w:r>
+      <w:r>
+        <w:t>rend</w:t>
+      </w:r>
+      <w:r>
+        <w:t xml:space="preserve"> le code plus facile pour tirer, car on peut juste ajouter dans cette classe et le render dans le AirSpace.</w:t>
+      </w:r>
+    </w:p>
+    <w:p/>
+    <w:p>
+      <w:r>
+        <w:t>Lors que le joueur tir, on va appliquer un cooldown. On définit le cooldown, on regarde si la dernière fois qu’il à tirer est supérieur au cooldown, si oui on note le dernier tir à maintenant.</w:t>
+      </w:r>
+    </w:p>
+    <w:p/>
+    <w:p>
+      <w:r>
+        <w:t>Le niveau ayant un sol qui défile, le joueur ne doit pas pouvoir descendre en dessous de se sol. La difficulté est que la hauteur du sol est générée aléatoirement, pour résoudre le problème, on va récupérer le tableau qui contiens les valeurs de hauteur du sol depuis AirSpace, le faire passer dans la classe Ship au travers d’un tableau ShipGround</w:t>
+      </w:r>
+      <w:r>
+        <w:t xml:space="preserve">. De là on peut définir que si la hauteur du vaisseau </w:t>
+      </w:r>
+      <w:r>
+        <w:t xml:space="preserve">plus sa taille </w:t>
+      </w:r>
+      <w:r>
+        <w:t>est inferieur à la hauteur du sol, il ne peut pas descendre. De là on peut en déduire que si la condition est fausse, il est dans le sol et on peut donc lui appliquer des dégâts.</w:t>
+      </w:r>
+    </w:p>
+    <w:p/>
+    <w:p>
+      <w:r>
+        <w:t>Pour éviter que le joueur perde toute sa vie à la moindre collision, on ajoute un cooldown</w:t>
+      </w:r>
+      <w:r>
+        <w:t xml:space="preserve"> et un effet de clignotement du modèle pour avoir un retour visuel pour l’utilisateur.</w:t>
+      </w:r>
+    </w:p>
+    <w:p/>
+    <w:p>
+      <w:pPr>
+        <w:pStyle w:val="Titre3"/>
+      </w:pPr>
+      <w:bookmarkStart w:id="42" w:name="_Toc212934634"/>
+      <w:r>
+        <w:t>Ennemis</w:t>
+      </w:r>
+      <w:bookmarkEnd w:id="42"/>
+    </w:p>
+    <w:p>
+      <w:r>
+        <w:t xml:space="preserve">Les ennemis </w:t>
+      </w:r>
+      <w:r>
+        <w:t>à des tirs basique</w:t>
+      </w:r>
+      <w:r>
+        <w:t>, ils ont de la vie, des tirs (pour la plupart) avec un cooldown et un déplacement qui leur est propre.</w:t>
+      </w:r>
+    </w:p>
+    <w:p/>
+    <w:p>
+      <w:r>
+        <w:t xml:space="preserve">Le basic enemy </w:t>
+      </w:r>
+      <w:r>
+        <w:t>à des tirs simples, il se déplace verticalement</w:t>
+      </w:r>
+      <w:r>
+        <w:t xml:space="preserve"> durant environ une seconde puis change de direction aléatoirement selon un random qui fait qu’il a une chance sur deux de monter ou descendre. On vérifie que si sa position plus son futur déplacement </w:t>
+      </w:r>
+      <w:r>
+        <w:t xml:space="preserve">ne sort pas de l’écran, sinon on bloque son mouvement. </w:t>
+      </w:r>
+    </w:p>
+    <w:p/>
+    <w:p>
+      <w:r>
+        <w:t>Le front enemy à des tirs</w:t>
+      </w:r>
+      <w:r>
+        <w:t xml:space="preserve"> </w:t>
+      </w:r>
+      <w:r>
+        <w:t>basiques, il se déplace, selon une force donnée, vers la gauche, puis lorsque que sa position est plus petite que 200 on lui donne l’ordre de reculer avec une force deux fois supérieur à la force d’avance.</w:t>
+      </w:r>
+    </w:p>
+    <w:p/>
+    <w:p>
+      <w:r>
+        <w:t>Pour le tank enemy, dans son constructeur, on lui donne une instance du joueur (ship) pour pouvoir utiliser s</w:t>
+      </w:r>
+      <w:r>
+        <w:t>a position. Si la position X de l’ennemi est inferieure à la position X du joueur, on réduit sa position, pareille pour Y.</w:t>
+      </w:r>
+    </w:p>
+    <w:p/>
+    <w:p>
+      <w:r>
+        <w:t xml:space="preserve">Le sniper enemy se déplace uniquement verticalement, il va tirer, choisir une nouvelle position à l’aide d’un random, </w:t>
+      </w:r>
+      <w:r>
+        <w:t>s’y déplacer, un cooldown va le maintenir en place quelques instants, puis exécuter la méthode de tir.</w:t>
+      </w:r>
+    </w:p>
+    <w:p/>
+    <w:p>
+      <w:pPr>
+        <w:pStyle w:val="Titre3"/>
+      </w:pPr>
+      <w:bookmarkStart w:id="43" w:name="_Toc212934635"/>
+      <w:r>
+        <w:t>Shoot</w:t>
+      </w:r>
+      <w:bookmarkEnd w:id="43"/>
+    </w:p>
+    <w:p>
+      <w:r>
+        <w:t xml:space="preserve">Shoot est une classe plutôt simple, le tir a une variable à sa création qui définit s’il est tiré par le joueur ou un ennemi. L’objet shoot va se déplacer, vers la droite s’il est tiré par le joueur, et vers la gauche s’il est tiré par un ennemi. </w:t>
+      </w:r>
+    </w:p>
+    <w:p>
+      <w:r>
+        <w:t xml:space="preserve">Tout l’intérêt du shoot est de pouvoir être créer </w:t>
+      </w:r>
+      <w:r>
+        <w:t>par les autres classes de manière facile pour tirer.</w:t>
+      </w:r>
+    </w:p>
+    <w:p>
+      <w:pPr>
+        <w:pStyle w:val="Titre3"/>
+      </w:pPr>
+      <w:bookmarkStart w:id="44" w:name="_Toc212934636"/>
+      <w:r>
+        <w:lastRenderedPageBreak/>
+        <w:t>AirSpace</w:t>
+      </w:r>
+      <w:bookmarkEnd w:id="44"/>
+    </w:p>
+    <w:p>
+      <w:r>
+        <w:t xml:space="preserve">Le AirSpace contient, à peu près, toutes les listes et objets du jeu. </w:t>
+      </w:r>
+    </w:p>
+    <w:p>
+      <w:r>
+        <w:t xml:space="preserve">Il contient les listes des items, des ennemis, la liste des tirs ennemis et le joueur. Cela est fait pour pouvoir créer très simplement des méthodes en utilisant </w:t>
+      </w:r>
+      <w:r>
+        <w:t>les objets présents</w:t>
+      </w:r>
+      <w:r>
+        <w:t xml:space="preserve"> de dedans</w:t>
+      </w:r>
+      <w:r>
+        <w:t>. La grande majorité des méthodes de check de collision sont présente dedans, comme il contient déjà toutes les listes cela rends le tout beaucoup plus facile.</w:t>
+      </w:r>
+    </w:p>
+    <w:p/>
+    <w:p/>
     <w:p>
       <w:pPr>
         <w:pStyle w:val="Titre1"/>
       </w:pPr>
-      <w:bookmarkStart w:id="20" w:name="_Toc165969653"/>
-      <w:bookmarkStart w:id="21" w:name="_Toc308526342"/>
+      <w:bookmarkStart w:id="45" w:name="_Toc165969653"/>
+      <w:bookmarkStart w:id="46" w:name="_Toc212934637"/>
       <w:r>
         <w:t>Conclusion</w:t>
       </w:r>
-      <w:bookmarkEnd w:id="20"/>
-      <w:bookmarkEnd w:id="21"/>
+      <w:bookmarkEnd w:id="45"/>
+      <w:bookmarkEnd w:id="46"/>
     </w:p>
     <w:p>
       <w:pPr>
         <w:pStyle w:val="Titre2"/>
       </w:pPr>
-      <w:bookmarkStart w:id="22" w:name="_Toc165969654"/>
-      <w:bookmarkStart w:id="23" w:name="_Toc308526343"/>
+      <w:bookmarkStart w:id="47" w:name="_Toc165969654"/>
+      <w:bookmarkStart w:id="48" w:name="_Toc212934638"/>
       <w:r>
         <w:t xml:space="preserve">Bilan des </w:t>
       </w:r>
-      <w:bookmarkEnd w:id="22"/>
+      <w:bookmarkEnd w:id="47"/>
       <w:r>
         <w:t>fonctionnalités demandées</w:t>
       </w:r>
-      <w:bookmarkEnd w:id="23"/>
-    </w:p>
-    <w:p>
-      <w:pPr>
-        <w:pStyle w:val="Informations"/>
-        <w:numPr>
-          <w:ilvl w:val="5"/>
-          <w:numId w:val="23"/>
-        </w:numPr>
-      </w:pPr>
-      <w:r>
-        <w:t xml:space="preserve">Il s’agit de reprendre point par point les fonctionnalités décrites dans les spécifications de départ </w:t>
-      </w:r>
-      <w:r>
-        <w:t>et de définir si elles sont atteintes ou pas, et pourquoi.</w:t>
-      </w:r>
-    </w:p>
-    <w:p>
-      <w:pPr>
-        <w:pStyle w:val="Informations"/>
-        <w:numPr>
-          <w:ilvl w:val="5"/>
-          <w:numId w:val="23"/>
-        </w:numPr>
-      </w:pPr>
-      <w:r>
-        <w:t>Si ce n’est pas le cas, estimer</w:t>
-      </w:r>
-      <w:r>
-        <w:t xml:space="preserve"> en « % » ou en « temps supplémentaire » </w:t>
-      </w:r>
-      <w:r>
-        <w:t>le travail qu’il reste à accomplir pour terminer le tout.</w:t>
+      <w:bookmarkEnd w:id="48"/>
+    </w:p>
+    <w:p>
+      <w:r>
+        <w:t xml:space="preserve">Toutes les fonctionnalités indiquer par les user stories au début du projet ont été réaliser. </w:t>
+      </w:r>
+      <w:r>
+        <w:t>Le projet contient également des fonctionnalités qui ont été ajouter au cours du projet et qui ne figurait pas dans les user stories de départ.</w:t>
       </w:r>
     </w:p>
     <w:p>
       <w:pPr>
         <w:pStyle w:val="Titre2"/>
       </w:pPr>
-      <w:bookmarkStart w:id="24" w:name="_Toc165969655"/>
-      <w:bookmarkStart w:id="25" w:name="_Toc308526344"/>
+      <w:bookmarkStart w:id="49" w:name="_Toc165969655"/>
+      <w:bookmarkStart w:id="50" w:name="_Toc212934639"/>
       <w:r>
         <w:t>Bilan de la planification</w:t>
       </w:r>
-      <w:bookmarkEnd w:id="24"/>
-      <w:bookmarkEnd w:id="25"/>
-    </w:p>
-    <w:p>
-      <w:pPr>
-        <w:pStyle w:val="Informations"/>
-        <w:numPr>
-          <w:ilvl w:val="5"/>
-          <w:numId w:val="24"/>
-        </w:numPr>
-      </w:pPr>
-      <w:r>
-        <w:t xml:space="preserve">Distinguer </w:t>
-      </w:r>
-      <w:r>
-        <w:t xml:space="preserve">et expliquer </w:t>
-      </w:r>
-      <w:r>
-        <w:t xml:space="preserve">les tâches qui ont généré des retards ou de l'avance dans la </w:t>
-      </w:r>
-      <w:r>
-        <w:t>gestion du</w:t>
-      </w:r>
-      <w:r>
-        <w:t xml:space="preserve"> projet.</w:t>
-      </w:r>
-      <w:r>
-        <w:t xml:space="preserve"> Indiquer </w:t>
-      </w:r>
-      <w:proofErr w:type="gramStart"/>
-      <w:r>
-        <w:t>les différence</w:t>
-      </w:r>
-      <w:proofErr w:type="gramEnd"/>
-      <w:r>
-        <w:t xml:space="preserve"> entre les planifications initiales et détaillées avec le journal de travail.</w:t>
+      <w:bookmarkEnd w:id="49"/>
+      <w:bookmarkEnd w:id="50"/>
+    </w:p>
+    <w:p>
+      <w:r>
+        <w:t>La planification n’a rien à voir avec la réalité, de très grosses difficultés ont été rencontrer au début du projet qui ont grandement ralenti le tout.</w:t>
+      </w:r>
+    </w:p>
+    <w:p>
+      <w:r>
+        <w:t>Les 3 premières semaines ont été consacré à l’apprentissage de la base du développement orienté objet.</w:t>
+      </w:r>
+    </w:p>
+    <w:p>
+      <w:r>
+        <w:t>La 4</w:t>
+      </w:r>
+      <w:r>
+        <w:rPr>
+          <w:vertAlign w:val="superscript"/>
+        </w:rPr>
+        <w:t>ème</w:t>
+      </w:r>
+      <w:r>
+        <w:t xml:space="preserve"> semaine à été consacré à la création du joueur.</w:t>
+      </w:r>
+    </w:p>
+    <w:p>
+      <w:r>
+        <w:t>Les semaine 5 à 7 ont été consacrés au déplacement du joueur, donc un gros retard sur le programme.</w:t>
+      </w:r>
+    </w:p>
+    <w:p>
+      <w:r>
+        <w:t>La dernière semaine à été dédier uniquement à la documentation.</w:t>
+      </w:r>
+    </w:p>
+    <w:p/>
+    <w:p>
+      <w:r>
+        <w:t xml:space="preserve">Le projet ayant pris un énorme retard, j’ai </w:t>
+      </w:r>
+      <w:r>
+        <w:t>passé</w:t>
+      </w:r>
+      <w:r>
+        <w:t xml:space="preserve"> les deux semaines de </w:t>
+      </w:r>
+      <w:r>
+        <w:t>vacances scolaires</w:t>
+      </w:r>
+      <w:r>
+        <w:t xml:space="preserve"> à développer le projet, cela fait que ces semaines ont permis de finaliser les </w:t>
+      </w:r>
+      <w:r>
+        <w:t>déplacements</w:t>
+      </w:r>
+      <w:r>
+        <w:t xml:space="preserve"> du joueur,</w:t>
+      </w:r>
+      <w:r>
+        <w:t xml:space="preserve"> </w:t>
+      </w:r>
+      <w:r>
+        <w:t>créer le système de t</w:t>
+      </w:r>
+      <w:r>
+        <w:t>irs</w:t>
+      </w:r>
+      <w:r>
+        <w:t xml:space="preserve">, créer un système de </w:t>
+      </w:r>
+      <w:r>
+        <w:t>points de vie</w:t>
+      </w:r>
+      <w:r>
+        <w:t xml:space="preserve"> et la c</w:t>
+      </w:r>
+      <w:r>
+        <w:t xml:space="preserve">réation des ennemis et </w:t>
+      </w:r>
+      <w:r>
+        <w:t xml:space="preserve">de </w:t>
+      </w:r>
+      <w:r>
+        <w:t>leur</w:t>
+      </w:r>
+      <w:r>
+        <w:t>s</w:t>
+      </w:r>
+      <w:r>
+        <w:t xml:space="preserve"> comportement</w:t>
+      </w:r>
+      <w:r>
+        <w:t>s. Les fonctionnalités demander ont donc été rendu-</w:t>
       </w:r>
     </w:p>
     <w:p>
       <w:pPr>
         <w:pStyle w:val="Titre2"/>
       </w:pPr>
-      <w:bookmarkStart w:id="26" w:name="_Toc165969656"/>
-      <w:bookmarkStart w:id="27" w:name="_Toc308526345"/>
+      <w:bookmarkStart w:id="51" w:name="_Toc165969656"/>
+      <w:bookmarkStart w:id="52" w:name="_Toc212934640"/>
       <w:r>
         <w:t>Bilan personnel</w:t>
       </w:r>
-      <w:bookmarkEnd w:id="26"/>
-      <w:bookmarkEnd w:id="27"/>
-    </w:p>
-    <w:p>
-      <w:pPr>
-        <w:pStyle w:val="Informations"/>
-        <w:numPr>
-          <w:ilvl w:val="5"/>
-          <w:numId w:val="24"/>
-        </w:numPr>
-      </w:pPr>
-      <w:r>
-        <w:t xml:space="preserve">Si c’était à </w:t>
-      </w:r>
-      <w:proofErr w:type="gramStart"/>
-      <w:r>
-        <w:t>refaire</w:t>
-      </w:r>
-      <w:r>
-        <w:t>:</w:t>
-      </w:r>
-      <w:proofErr w:type="gramEnd"/>
-    </w:p>
-    <w:p>
-      <w:pPr>
-        <w:pStyle w:val="Informations"/>
-        <w:numPr>
-          <w:ilvl w:val="6"/>
-          <w:numId w:val="24"/>
-        </w:numPr>
-      </w:pPr>
-      <w:r>
-        <w:t>Q</w:t>
-      </w:r>
-      <w:r>
-        <w:t xml:space="preserve">u’est-ce </w:t>
-      </w:r>
-      <w:r>
-        <w:t>qu’il faudrait garder</w:t>
-      </w:r>
-      <w:r>
-        <w:t> </w:t>
-      </w:r>
-      <w:r>
-        <w:t>? Les</w:t>
-      </w:r>
-      <w:r>
-        <w:t xml:space="preserve"> plus et les moins ?</w:t>
-      </w:r>
-    </w:p>
-    <w:p>
-      <w:pPr>
-        <w:pStyle w:val="Informations"/>
-        <w:numPr>
-          <w:ilvl w:val="6"/>
-          <w:numId w:val="24"/>
-        </w:numPr>
-      </w:pPr>
-      <w:r>
-        <w:t>Q</w:t>
-      </w:r>
-      <w:r>
-        <w:t xml:space="preserve">u’est-ce </w:t>
-      </w:r>
-      <w:r>
-        <w:t>qu’il faudrait gérer, réaliser ou traiter différemment ?</w:t>
-      </w:r>
-    </w:p>
-    <w:p>
-      <w:pPr>
-        <w:pStyle w:val="Informations"/>
-        <w:numPr>
-          <w:ilvl w:val="5"/>
-          <w:numId w:val="24"/>
-        </w:numPr>
-      </w:pPr>
-      <w:r>
-        <w:t>Qu’est que ce projet m’a appris ?</w:t>
-      </w:r>
-    </w:p>
-    <w:p>
-      <w:pPr>
-        <w:pStyle w:val="Informations"/>
-        <w:numPr>
-          <w:ilvl w:val="5"/>
-          <w:numId w:val="24"/>
-        </w:numPr>
-      </w:pPr>
-      <w:proofErr w:type="gramStart"/>
-      <w:r>
-        <w:t>Suite à</w:t>
-      </w:r>
-      <w:proofErr w:type="gramEnd"/>
-      <w:r>
-        <w:t xml:space="preserve"> donner, améliorations souhaitables, …</w:t>
-      </w:r>
-    </w:p>
-    <w:p>
-      <w:pPr>
-        <w:pStyle w:val="Informations"/>
-        <w:numPr>
-          <w:ilvl w:val="5"/>
-          <w:numId w:val="24"/>
-        </w:numPr>
-      </w:pPr>
-      <w:r>
-        <w:t>Remerciements, signature, etc.</w:t>
+      <w:bookmarkEnd w:id="51"/>
+      <w:bookmarkEnd w:id="52"/>
+    </w:p>
+    <w:p>
+      <w:r>
+        <w:t>Le projet à été très compliquer personnellement. N’ayant jamais développer en orienté objet avant, le module à été une découverte totale pour moi. Ayant eu de grosses difficultés dès le début du projet, j’ai très peu progressé dans la création du projet. Voyant le temps passer et le projet stagné, j’ai décider de passer les deux semaines de vacances scolaires à travailler sur le projet, et ça a porté ses fruits. Je sais désormais coder en orienté objet et je considère le projet comme m’ayant permis de mieux comprendre la manière de développer et d’apprendre dans le domaine du développement.</w:t>
       </w:r>
     </w:p>
     <w:p>
       <w:pPr>
         <w:pStyle w:val="Titre1"/>
       </w:pPr>
-      <w:bookmarkStart w:id="28" w:name="_Toc532179971"/>
-      <w:bookmarkStart w:id="29" w:name="_Toc165969657"/>
-      <w:bookmarkStart w:id="30" w:name="_Toc308526346"/>
+      <w:bookmarkStart w:id="53" w:name="_Toc532179971"/>
+      <w:bookmarkStart w:id="54" w:name="_Toc165969657"/>
+      <w:bookmarkStart w:id="55" w:name="_Toc212934641"/>
       <w:r>
         <w:t>Divers</w:t>
       </w:r>
-      <w:bookmarkEnd w:id="28"/>
-      <w:bookmarkEnd w:id="29"/>
-      <w:bookmarkEnd w:id="30"/>
+      <w:bookmarkEnd w:id="53"/>
+      <w:bookmarkEnd w:id="54"/>
+      <w:bookmarkEnd w:id="55"/>
     </w:p>
     <w:p>
       <w:pPr>
         <w:pStyle w:val="Titre2"/>
       </w:pPr>
-      <w:bookmarkStart w:id="31" w:name="_Toc532179972"/>
-      <w:bookmarkStart w:id="32" w:name="_Toc165969658"/>
-      <w:bookmarkStart w:id="33" w:name="_Toc308526347"/>
+      <w:bookmarkStart w:id="56" w:name="_Toc532179972"/>
+      <w:bookmarkStart w:id="57" w:name="_Toc165969658"/>
+      <w:bookmarkStart w:id="58" w:name="_Toc212934642"/>
       <w:r>
         <w:t>Journal de travail</w:t>
       </w:r>
-      <w:bookmarkEnd w:id="31"/>
-      <w:bookmarkEnd w:id="32"/>
-      <w:bookmarkEnd w:id="33"/>
+      <w:bookmarkEnd w:id="56"/>
+      <w:bookmarkEnd w:id="57"/>
+      <w:bookmarkEnd w:id="58"/>
     </w:p>
     <w:p>
       <w:r>
@@ -4342,13 +5808,18 @@
       <w:pPr>
         <w:pStyle w:val="Titre2"/>
       </w:pPr>
-      <w:bookmarkStart w:id="34" w:name="_Toc308526349"/>
+      <w:bookmarkStart w:id="59" w:name="_Toc212934643"/>
       <w:r>
         <w:t>Webographie</w:t>
       </w:r>
-      <w:bookmarkEnd w:id="34"/>
-    </w:p>
-    <w:p>
+      <w:bookmarkEnd w:id="59"/>
+    </w:p>
+    <w:p>
+      <w:pPr>
+        <w:rPr>
+          <w:lang w:val="en-US"/>
+        </w:rPr>
+      </w:pPr>
       <w:r>
         <w:t>Les différents assets utilisés</w:t>
       </w:r>
@@ -4359,138 +5830,85 @@
         <w:t>pour le jeu, viennent du</w:t>
       </w:r>
       <w:r>
-        <w:t xml:space="preserve"> jeu "</w:t>
-      </w:r>
-      <w:proofErr w:type="spellStart"/>
-      <w:r>
-        <w:t>Gradius</w:t>
-      </w:r>
-      <w:proofErr w:type="spellEnd"/>
-      <w:r>
-        <w:t xml:space="preserve">" sortie sur la console de jeu NES en </w:t>
+        <w:t xml:space="preserve"> jeu "Gradius" sortie sur la console de jeu NES en </w:t>
       </w:r>
       <w:r>
         <w:t>1988</w:t>
       </w:r>
       <w:r>
-        <w:t>. Le gameplay s’en inspire également</w:t>
-      </w:r>
-      <w:r>
+        <w:t xml:space="preserve">. </w:t>
+      </w:r>
+      <w:r>
+        <w:rPr>
+          <w:lang w:val="en-US"/>
+        </w:rPr>
+        <w:t>Le gameplay s’en inspire également</w:t>
+      </w:r>
+      <w:r>
+        <w:rPr>
+          <w:lang w:val="en-US"/>
+        </w:rPr>
         <w:t>.</w:t>
       </w:r>
     </w:p>
+    <w:p>
+      <w:pPr>
+        <w:rPr>
+          <w:lang w:val="en-US"/>
+        </w:rPr>
+      </w:pPr>
+    </w:p>
+    <w:p>
+      <w:pPr>
+        <w:rPr>
+          <w:lang w:val="en-US"/>
+        </w:rPr>
+      </w:pPr>
+      <w:hyperlink r:id="rId21" w:history="1">
+        <w:r>
+          <w:rPr>
+            <w:rStyle w:val="Lienhypertexte"/>
+            <w:lang w:val="en-US"/>
+          </w:rPr>
+          <w:t>https://learn.microsoft.com/en-us/dotnet/csharp/</w:t>
+        </w:r>
+      </w:hyperlink>
+    </w:p>
+    <w:p>
+      <w:hyperlink r:id="rId22" w:history="1">
+        <w:r>
+          <w:rPr>
+            <w:rStyle w:val="Lienhypertexte"/>
+          </w:rPr>
+          <w:t>https://www.w3schools.com/cs</w:t>
+        </w:r>
+      </w:hyperlink>
+    </w:p>
     <w:p/>
     <w:p>
-      <w:hyperlink r:id="rId12" w:history="1">
-        <w:r>
-          <w:rPr>
-            <w:rStyle w:val="Lienhypertexte"/>
-          </w:rPr>
-          <w:t>https://learn.microsoft.com/en-us/dotnet/csharp/</w:t>
-        </w:r>
-      </w:hyperlink>
-    </w:p>
-    <w:p>
-      <w:hyperlink r:id="rId13" w:history="1">
-        <w:r>
-          <w:rPr>
-            <w:rStyle w:val="Lienhypertexte"/>
-          </w:rPr>
-          <w:t>https://www.w3schools.com/cs</w:t>
-        </w:r>
-      </w:hyperlink>
-    </w:p>
-    <w:p/>
-    <w:p>
       <w:pPr>
         <w:pStyle w:val="Titre1"/>
       </w:pPr>
-      <w:bookmarkStart w:id="35" w:name="_Toc308526350"/>
+      <w:bookmarkStart w:id="60" w:name="_Toc212934644"/>
       <w:r>
         <w:t>Annexes</w:t>
       </w:r>
-      <w:bookmarkEnd w:id="35"/>
-    </w:p>
-    <w:p>
-      <w:pPr>
-        <w:pStyle w:val="Informations"/>
-        <w:numPr>
-          <w:ilvl w:val="5"/>
-          <w:numId w:val="25"/>
-        </w:numPr>
-      </w:pPr>
-      <w:proofErr w:type="gramStart"/>
-      <w:r>
-        <w:t>Listing</w:t>
-      </w:r>
-      <w:proofErr w:type="gramEnd"/>
-      <w:r>
-        <w:t xml:space="preserve"> du code source (partiel ou, plus rarement complet)</w:t>
-      </w:r>
-    </w:p>
-    <w:p>
-      <w:pPr>
-        <w:pStyle w:val="Informations"/>
-        <w:numPr>
-          <w:ilvl w:val="5"/>
-          <w:numId w:val="25"/>
-        </w:numPr>
-      </w:pPr>
-      <w:r>
-        <w:t>Guide</w:t>
-      </w:r>
-      <w:r>
-        <w:t>(s)</w:t>
-      </w:r>
-      <w:r>
-        <w:t xml:space="preserve"> d’utilisation et/ou guide de l’administrateur</w:t>
-      </w:r>
-    </w:p>
-    <w:p>
-      <w:pPr>
-        <w:pStyle w:val="Informations"/>
-        <w:numPr>
-          <w:ilvl w:val="5"/>
-          <w:numId w:val="25"/>
-        </w:numPr>
-      </w:pPr>
-      <w:r>
-        <w:t>Etat ou</w:t>
-      </w:r>
-      <w:r>
-        <w:t xml:space="preserve"> « dump » </w:t>
-      </w:r>
-      <w:r>
-        <w:t xml:space="preserve">de la configuration </w:t>
-      </w:r>
-      <w:r>
-        <w:t>des équipements</w:t>
-      </w:r>
-      <w:r>
-        <w:t xml:space="preserve"> (routeur, switch, robot, etc.).</w:t>
-      </w:r>
-    </w:p>
-    <w:p>
-      <w:pPr>
-        <w:pStyle w:val="Informations"/>
-        <w:numPr>
-          <w:ilvl w:val="5"/>
-          <w:numId w:val="25"/>
-        </w:numPr>
-      </w:pPr>
-      <w:r>
-        <w:t>Extraits</w:t>
-      </w:r>
-      <w:r>
-        <w:t xml:space="preserve"> de catalogue, documentation de fabricant</w:t>
-      </w:r>
-      <w:r>
-        <w:t>, etc.</w:t>
+      <w:bookmarkEnd w:id="60"/>
+    </w:p>
+    <w:p>
+      <w:r>
+        <w:t>Pour le diagramme UML voir le fichier "</w:t>
+      </w:r>
+      <w:r>
+        <w:t>I-P_POO-gillhorset-DiagrammeUML.png</w:t>
+      </w:r>
+      <w:r>
+        <w:t>"</w:t>
       </w:r>
     </w:p>
     <w:sectPr>
-      <w:headerReference w:type="default" r:id="rId14"/>
-      <w:footerReference w:type="default" r:id="rId15"/>
+      <w:headerReference w:type="default" r:id="rId23"/>
+      <w:footerReference w:type="default" r:id="rId24"/>
       <w:pgSz w:w="11906" w:h="16838" w:code="9"/>
       <w:pgMar w:top="1418" w:right="1418" w:bottom="1418" w:left="1418" w:header="709" w:footer="709" w:gutter="0"/>
       <w:cols w:space="708"/>
@@ -4502,7 +5920,7 @@
 </file>
 
 <file path=word/endnotes.xml><?xml version="1.0" encoding="utf-8"?>
-<w:endnotes xmlns:wpc="http://schemas.microsoft.com/office/word/2010/wordprocessingCanvas" xmlns:cx="http://schemas.microsoft.com/office/drawing/2014/chartex" xmlns:cx1="http://schemas.microsoft.com/office/drawing/2015/9/8/chartex" xmlns:cx2="http://schemas.microsoft.com/office/drawing/2015/10/21/chartex" xmlns:cx3="http://schemas.microsoft.com/office/drawing/2016/5/9/chartex" xmlns:cx4="http://schemas.microsoft.com/office/drawing/2016/5/10/chartex" xmlns:cx5="http://schemas.microsoft.com/office/drawing/2016/5/11/chartex" xmlns:cx6="http://schemas.microsoft.com/office/drawing/2016/5/12/chartex" xmlns:cx7="http://schemas.microsoft.com/office/drawing/2016/5/13/chartex" xmlns:cx8="http://schemas.microsoft.com/office/drawing/2016/5/14/chartex" xmlns:mc="http://schemas.openxmlformats.org/markup-compatibility/2006" xmlns:aink="http://schemas.microsoft.com/office/drawing/2016/ink" xmlns:am3d="http://schemas.microsoft.com/office/drawing/2017/model3d" xmlns:o="urn:schemas-microsoft-com:office:office" xmlns:oel="http://schemas.microsoft.com/office/2019/extlst" xmlns:r="http://schemas.openxmlformats.org/officeDocument/2006/relationships" xmlns:m="http://schemas.openxmlformats.org/officeDocument/2006/math" xmlns:v="urn:schemas-microsoft-com:vml" xmlns:wp14="http://schemas.microsoft.com/office/word/2010/wordprocessingDrawing" xmlns:wp="http://schemas.openxmlformats.org/drawingml/2006/wordprocessingDrawing" xmlns:w10="urn:schemas-microsoft-com:office:word" xmlns:w="http://schemas.openxmlformats.org/wordprocessingml/2006/main" xmlns:w14="http://schemas.microsoft.com/office/word/2010/wordml" xmlns:w15="http://schemas.microsoft.com/office/word/2012/wordml" xmlns:w16cex="http://schemas.microsoft.com/office/word/2018/wordml/cex" xmlns:w16cid="http://schemas.microsoft.com/office/word/2016/wordml/cid" xmlns:w16="http://schemas.microsoft.com/office/word/2018/wordml" xmlns:w16sdtdh="http://schemas.microsoft.com/office/word/2020/wordml/sdtdatahash" xmlns:w16se="http://schemas.microsoft.com/office/word/2015/wordml/symex" xmlns:wpg="http://schemas.microsoft.com/office/word/2010/wordprocessingGroup" xmlns:wpi="http://schemas.microsoft.com/office/word/2010/wordprocessingInk" xmlns:wne="http://schemas.microsoft.com/office/word/2006/wordml" xmlns:wps="http://schemas.microsoft.com/office/word/2010/wordprocessingShape" mc:Ignorable="w14 w15 w16se w16cid w16 w16cex w16sdtdh wp14">
+<w:endnotes xmlns:wpc="http://schemas.microsoft.com/office/word/2010/wordprocessingCanvas" xmlns:cx="http://schemas.microsoft.com/office/drawing/2014/chartex" xmlns:cx1="http://schemas.microsoft.com/office/drawing/2015/9/8/chartex" xmlns:cx2="http://schemas.microsoft.com/office/drawing/2015/10/21/chartex" xmlns:cx3="http://schemas.microsoft.com/office/drawing/2016/5/9/chartex" xmlns:cx4="http://schemas.microsoft.com/office/drawing/2016/5/10/chartex" xmlns:cx5="http://schemas.microsoft.com/office/drawing/2016/5/11/chartex" xmlns:cx6="http://schemas.microsoft.com/office/drawing/2016/5/12/chartex" xmlns:cx7="http://schemas.microsoft.com/office/drawing/2016/5/13/chartex" xmlns:cx8="http://schemas.microsoft.com/office/drawing/2016/5/14/chartex" xmlns:mc="http://schemas.openxmlformats.org/markup-compatibility/2006" xmlns:aink="http://schemas.microsoft.com/office/drawing/2016/ink" xmlns:am3d="http://schemas.microsoft.com/office/drawing/2017/model3d" xmlns:o="urn:schemas-microsoft-com:office:office" xmlns:oel="http://schemas.microsoft.com/office/2019/extlst" xmlns:r="http://schemas.openxmlformats.org/officeDocument/2006/relationships" xmlns:m="http://schemas.openxmlformats.org/officeDocument/2006/math" xmlns:v="urn:schemas-microsoft-com:vml" xmlns:wp14="http://schemas.microsoft.com/office/word/2010/wordprocessingDrawing" xmlns:wp="http://schemas.openxmlformats.org/drawingml/2006/wordprocessingDrawing" xmlns:w10="urn:schemas-microsoft-com:office:word" xmlns:w="http://schemas.openxmlformats.org/wordprocessingml/2006/main" xmlns:w14="http://schemas.microsoft.com/office/word/2010/wordml" xmlns:w15="http://schemas.microsoft.com/office/word/2012/wordml" xmlns:w16cex="http://schemas.microsoft.com/office/word/2018/wordml/cex" xmlns:w16cid="http://schemas.microsoft.com/office/word/2016/wordml/cid" xmlns:w16="http://schemas.microsoft.com/office/word/2018/wordml" xmlns:w16du="http://schemas.microsoft.com/office/word/2023/wordml/word16du" xmlns:w16sdtdh="http://schemas.microsoft.com/office/word/2020/wordml/sdtdatahash" xmlns:w16sdtfl="http://schemas.microsoft.com/office/word/2024/wordml/sdtformatlock" xmlns:w16se="http://schemas.microsoft.com/office/word/2015/wordml/symex" xmlns:wpg="http://schemas.microsoft.com/office/word/2010/wordprocessingGroup" xmlns:wpi="http://schemas.microsoft.com/office/word/2010/wordprocessingInk" xmlns:wne="http://schemas.microsoft.com/office/word/2006/wordml" xmlns:wps="http://schemas.microsoft.com/office/word/2010/wordprocessingShape" mc:Ignorable="w14 w15 w16se w16cid w16 w16cex w16sdtdh w16sdtfl w16du wp14">
   <w:endnote w:type="separator" w:id="-1">
     <w:p>
       <w:r>
@@ -4521,7 +5939,7 @@
 </file>
 
 <file path=word/footer1.xml><?xml version="1.0" encoding="utf-8"?>
-<w:ftr xmlns:wpc="http://schemas.microsoft.com/office/word/2010/wordprocessingCanvas" xmlns:cx="http://schemas.microsoft.com/office/drawing/2014/chartex" xmlns:cx1="http://schemas.microsoft.com/office/drawing/2015/9/8/chartex" xmlns:cx2="http://schemas.microsoft.com/office/drawing/2015/10/21/chartex" xmlns:cx3="http://schemas.microsoft.com/office/drawing/2016/5/9/chartex" xmlns:cx4="http://schemas.microsoft.com/office/drawing/2016/5/10/chartex" xmlns:cx5="http://schemas.microsoft.com/office/drawing/2016/5/11/chartex" xmlns:cx6="http://schemas.microsoft.com/office/drawing/2016/5/12/chartex" xmlns:cx7="http://schemas.microsoft.com/office/drawing/2016/5/13/chartex" xmlns:cx8="http://schemas.microsoft.com/office/drawing/2016/5/14/chartex" xmlns:mc="http://schemas.openxmlformats.org/markup-compatibility/2006" xmlns:aink="http://schemas.microsoft.com/office/drawing/2016/ink" xmlns:am3d="http://schemas.microsoft.com/office/drawing/2017/model3d" xmlns:o="urn:schemas-microsoft-com:office:office" xmlns:oel="http://schemas.microsoft.com/office/2019/extlst" xmlns:r="http://schemas.openxmlformats.org/officeDocument/2006/relationships" xmlns:m="http://schemas.openxmlformats.org/officeDocument/2006/math" xmlns:v="urn:schemas-microsoft-com:vml" xmlns:wp14="http://schemas.microsoft.com/office/word/2010/wordprocessingDrawing" xmlns:wp="http://schemas.openxmlformats.org/drawingml/2006/wordprocessingDrawing" xmlns:w10="urn:schemas-microsoft-com:office:word" xmlns:w="http://schemas.openxmlformats.org/wordprocessingml/2006/main" xmlns:w14="http://schemas.microsoft.com/office/word/2010/wordml" xmlns:w15="http://schemas.microsoft.com/office/word/2012/wordml" xmlns:w16cex="http://schemas.microsoft.com/office/word/2018/wordml/cex" xmlns:w16cid="http://schemas.microsoft.com/office/word/2016/wordml/cid" xmlns:w16="http://schemas.microsoft.com/office/word/2018/wordml" xmlns:w16sdtdh="http://schemas.microsoft.com/office/word/2020/wordml/sdtdatahash" xmlns:w16se="http://schemas.microsoft.com/office/word/2015/wordml/symex" xmlns:wpg="http://schemas.microsoft.com/office/word/2010/wordprocessingGroup" xmlns:wpi="http://schemas.microsoft.com/office/word/2010/wordprocessingInk" xmlns:wne="http://schemas.microsoft.com/office/word/2006/wordml" xmlns:wps="http://schemas.microsoft.com/office/word/2010/wordprocessingShape" mc:Ignorable="w14 w15 w16se w16cid w16 w16cex w16sdtdh wp14">
+<w:ftr xmlns:wpc="http://schemas.microsoft.com/office/word/2010/wordprocessingCanvas" xmlns:cx="http://schemas.microsoft.com/office/drawing/2014/chartex" xmlns:cx1="http://schemas.microsoft.com/office/drawing/2015/9/8/chartex" xmlns:cx2="http://schemas.microsoft.com/office/drawing/2015/10/21/chartex" xmlns:cx3="http://schemas.microsoft.com/office/drawing/2016/5/9/chartex" xmlns:cx4="http://schemas.microsoft.com/office/drawing/2016/5/10/chartex" xmlns:cx5="http://schemas.microsoft.com/office/drawing/2016/5/11/chartex" xmlns:cx6="http://schemas.microsoft.com/office/drawing/2016/5/12/chartex" xmlns:cx7="http://schemas.microsoft.com/office/drawing/2016/5/13/chartex" xmlns:cx8="http://schemas.microsoft.com/office/drawing/2016/5/14/chartex" xmlns:mc="http://schemas.openxmlformats.org/markup-compatibility/2006" xmlns:aink="http://schemas.microsoft.com/office/drawing/2016/ink" xmlns:am3d="http://schemas.microsoft.com/office/drawing/2017/model3d" xmlns:o="urn:schemas-microsoft-com:office:office" xmlns:oel="http://schemas.microsoft.com/office/2019/extlst" xmlns:r="http://schemas.openxmlformats.org/officeDocument/2006/relationships" xmlns:m="http://schemas.openxmlformats.org/officeDocument/2006/math" xmlns:v="urn:schemas-microsoft-com:vml" xmlns:wp14="http://schemas.microsoft.com/office/word/2010/wordprocessingDrawing" xmlns:wp="http://schemas.openxmlformats.org/drawingml/2006/wordprocessingDrawing" xmlns:w10="urn:schemas-microsoft-com:office:word" xmlns:w="http://schemas.openxmlformats.org/wordprocessingml/2006/main" xmlns:w14="http://schemas.microsoft.com/office/word/2010/wordml" xmlns:w15="http://schemas.microsoft.com/office/word/2012/wordml" xmlns:w16cex="http://schemas.microsoft.com/office/word/2018/wordml/cex" xmlns:w16cid="http://schemas.microsoft.com/office/word/2016/wordml/cid" xmlns:w16="http://schemas.microsoft.com/office/word/2018/wordml" xmlns:w16du="http://schemas.microsoft.com/office/word/2023/wordml/word16du" xmlns:w16sdtdh="http://schemas.microsoft.com/office/word/2020/wordml/sdtdatahash" xmlns:w16sdtfl="http://schemas.microsoft.com/office/word/2024/wordml/sdtformatlock" xmlns:w16se="http://schemas.microsoft.com/office/word/2015/wordml/symex" xmlns:wpg="http://schemas.microsoft.com/office/word/2010/wordprocessingGroup" xmlns:wpi="http://schemas.microsoft.com/office/word/2010/wordprocessingInk" xmlns:wne="http://schemas.microsoft.com/office/word/2006/wordml" xmlns:wps="http://schemas.microsoft.com/office/word/2010/wordprocessingShape" mc:Ignorable="w14 w15 w16se w16cid w16 w16cex w16sdtdh w16sdtfl w16du wp14">
   <w:tbl>
     <w:tblPr>
       <w:tblStyle w:val="Grilledutableau"/>
@@ -4963,7 +6381,7 @@
               <w:noProof/>
               <w:szCs w:val="16"/>
             </w:rPr>
-            <w:t>29.10.2025 15:08</w:t>
+            <w:t>31.10.2025 12:05</w:t>
           </w:r>
           <w:r>
             <w:rPr>
@@ -5016,7 +6434,7 @@
 </file>
 
 <file path=word/footnotes.xml><?xml version="1.0" encoding="utf-8"?>
-<w:footnotes xmlns:wpc="http://schemas.microsoft.com/office/word/2010/wordprocessingCanvas" xmlns:cx="http://schemas.microsoft.com/office/drawing/2014/chartex" xmlns:cx1="http://schemas.microsoft.com/office/drawing/2015/9/8/chartex" xmlns:cx2="http://schemas.microsoft.com/office/drawing/2015/10/21/chartex" xmlns:cx3="http://schemas.microsoft.com/office/drawing/2016/5/9/chartex" xmlns:cx4="http://schemas.microsoft.com/office/drawing/2016/5/10/chartex" xmlns:cx5="http://schemas.microsoft.com/office/drawing/2016/5/11/chartex" xmlns:cx6="http://schemas.microsoft.com/office/drawing/2016/5/12/chartex" xmlns:cx7="http://schemas.microsoft.com/office/drawing/2016/5/13/chartex" xmlns:cx8="http://schemas.microsoft.com/office/drawing/2016/5/14/chartex" xmlns:mc="http://schemas.openxmlformats.org/markup-compatibility/2006" xmlns:aink="http://schemas.microsoft.com/office/drawing/2016/ink" xmlns:am3d="http://schemas.microsoft.com/office/drawing/2017/model3d" xmlns:o="urn:schemas-microsoft-com:office:office" xmlns:oel="http://schemas.microsoft.com/office/2019/extlst" xmlns:r="http://schemas.openxmlformats.org/officeDocument/2006/relationships" xmlns:m="http://schemas.openxmlformats.org/officeDocument/2006/math" xmlns:v="urn:schemas-microsoft-com:vml" xmlns:wp14="http://schemas.microsoft.com/office/word/2010/wordprocessingDrawing" xmlns:wp="http://schemas.openxmlformats.org/drawingml/2006/wordprocessingDrawing" xmlns:w10="urn:schemas-microsoft-com:office:word" xmlns:w="http://schemas.openxmlformats.org/wordprocessingml/2006/main" xmlns:w14="http://schemas.microsoft.com/office/word/2010/wordml" xmlns:w15="http://schemas.microsoft.com/office/word/2012/wordml" xmlns:w16cex="http://schemas.microsoft.com/office/word/2018/wordml/cex" xmlns:w16cid="http://schemas.microsoft.com/office/word/2016/wordml/cid" xmlns:w16="http://schemas.microsoft.com/office/word/2018/wordml" xmlns:w16sdtdh="http://schemas.microsoft.com/office/word/2020/wordml/sdtdatahash" xmlns:w16se="http://schemas.microsoft.com/office/word/2015/wordml/symex" xmlns:wpg="http://schemas.microsoft.com/office/word/2010/wordprocessingGroup" xmlns:wpi="http://schemas.microsoft.com/office/word/2010/wordprocessingInk" xmlns:wne="http://schemas.microsoft.com/office/word/2006/wordml" xmlns:wps="http://schemas.microsoft.com/office/word/2010/wordprocessingShape" mc:Ignorable="w14 w15 w16se w16cid w16 w16cex w16sdtdh wp14">
+<w:footnotes xmlns:wpc="http://schemas.microsoft.com/office/word/2010/wordprocessingCanvas" xmlns:cx="http://schemas.microsoft.com/office/drawing/2014/chartex" xmlns:cx1="http://schemas.microsoft.com/office/drawing/2015/9/8/chartex" xmlns:cx2="http://schemas.microsoft.com/office/drawing/2015/10/21/chartex" xmlns:cx3="http://schemas.microsoft.com/office/drawing/2016/5/9/chartex" xmlns:cx4="http://schemas.microsoft.com/office/drawing/2016/5/10/chartex" xmlns:cx5="http://schemas.microsoft.com/office/drawing/2016/5/11/chartex" xmlns:cx6="http://schemas.microsoft.com/office/drawing/2016/5/12/chartex" xmlns:cx7="http://schemas.microsoft.com/office/drawing/2016/5/13/chartex" xmlns:cx8="http://schemas.microsoft.com/office/drawing/2016/5/14/chartex" xmlns:mc="http://schemas.openxmlformats.org/markup-compatibility/2006" xmlns:aink="http://schemas.microsoft.com/office/drawing/2016/ink" xmlns:am3d="http://schemas.microsoft.com/office/drawing/2017/model3d" xmlns:o="urn:schemas-microsoft-com:office:office" xmlns:oel="http://schemas.microsoft.com/office/2019/extlst" xmlns:r="http://schemas.openxmlformats.org/officeDocument/2006/relationships" xmlns:m="http://schemas.openxmlformats.org/officeDocument/2006/math" xmlns:v="urn:schemas-microsoft-com:vml" xmlns:wp14="http://schemas.microsoft.com/office/word/2010/wordprocessingDrawing" xmlns:wp="http://schemas.openxmlformats.org/drawingml/2006/wordprocessingDrawing" xmlns:w10="urn:schemas-microsoft-com:office:word" xmlns:w="http://schemas.openxmlformats.org/wordprocessingml/2006/main" xmlns:w14="http://schemas.microsoft.com/office/word/2010/wordml" xmlns:w15="http://schemas.microsoft.com/office/word/2012/wordml" xmlns:w16cex="http://schemas.microsoft.com/office/word/2018/wordml/cex" xmlns:w16cid="http://schemas.microsoft.com/office/word/2016/wordml/cid" xmlns:w16="http://schemas.microsoft.com/office/word/2018/wordml" xmlns:w16du="http://schemas.microsoft.com/office/word/2023/wordml/word16du" xmlns:w16sdtdh="http://schemas.microsoft.com/office/word/2020/wordml/sdtdatahash" xmlns:w16sdtfl="http://schemas.microsoft.com/office/word/2024/wordml/sdtformatlock" xmlns:w16se="http://schemas.microsoft.com/office/word/2015/wordml/symex" xmlns:wpg="http://schemas.microsoft.com/office/word/2010/wordprocessingGroup" xmlns:wpi="http://schemas.microsoft.com/office/word/2010/wordprocessingInk" xmlns:wne="http://schemas.microsoft.com/office/word/2006/wordml" xmlns:wps="http://schemas.microsoft.com/office/word/2010/wordprocessingShape" mc:Ignorable="w14 w15 w16se w16cid w16 w16cex w16sdtdh w16sdtfl w16du wp14">
   <w:footnote w:type="separator" w:id="-1">
     <w:p>
       <w:r>
@@ -5035,7 +6453,7 @@
 </file>
 
 <file path=word/header1.xml><?xml version="1.0" encoding="utf-8"?>
-<w:hdr xmlns:wpc="http://schemas.microsoft.com/office/word/2010/wordprocessingCanvas" xmlns:cx="http://schemas.microsoft.com/office/drawing/2014/chartex" xmlns:cx1="http://schemas.microsoft.com/office/drawing/2015/9/8/chartex" xmlns:cx2="http://schemas.microsoft.com/office/drawing/2015/10/21/chartex" xmlns:cx3="http://schemas.microsoft.com/office/drawing/2016/5/9/chartex" xmlns:cx4="http://schemas.microsoft.com/office/drawing/2016/5/10/chartex" xmlns:cx5="http://schemas.microsoft.com/office/drawing/2016/5/11/chartex" xmlns:cx6="http://schemas.microsoft.com/office/drawing/2016/5/12/chartex" xmlns:cx7="http://schemas.microsoft.com/office/drawing/2016/5/13/chartex" xmlns:cx8="http://schemas.microsoft.com/office/drawing/2016/5/14/chartex" xmlns:mc="http://schemas.openxmlformats.org/markup-compatibility/2006" xmlns:aink="http://schemas.microsoft.com/office/drawing/2016/ink" xmlns:am3d="http://schemas.microsoft.com/office/drawing/2017/model3d" xmlns:o="urn:schemas-microsoft-com:office:office" xmlns:oel="http://schemas.microsoft.com/office/2019/extlst" xmlns:r="http://schemas.openxmlformats.org/officeDocument/2006/relationships" xmlns:m="http://schemas.openxmlformats.org/officeDocument/2006/math" xmlns:v="urn:schemas-microsoft-com:vml" xmlns:wp14="http://schemas.microsoft.com/office/word/2010/wordprocessingDrawing" xmlns:wp="http://schemas.openxmlformats.org/drawingml/2006/wordprocessingDrawing" xmlns:w10="urn:schemas-microsoft-com:office:word" xmlns:w="http://schemas.openxmlformats.org/wordprocessingml/2006/main" xmlns:w14="http://schemas.microsoft.com/office/word/2010/wordml" xmlns:w15="http://schemas.microsoft.com/office/word/2012/wordml" xmlns:w16cex="http://schemas.microsoft.com/office/word/2018/wordml/cex" xmlns:w16cid="http://schemas.microsoft.com/office/word/2016/wordml/cid" xmlns:w16="http://schemas.microsoft.com/office/word/2018/wordml" xmlns:w16sdtdh="http://schemas.microsoft.com/office/word/2020/wordml/sdtdatahash" xmlns:w16se="http://schemas.microsoft.com/office/word/2015/wordml/symex" xmlns:wpg="http://schemas.microsoft.com/office/word/2010/wordprocessingGroup" xmlns:wpi="http://schemas.microsoft.com/office/word/2010/wordprocessingInk" xmlns:wne="http://schemas.microsoft.com/office/word/2006/wordml" xmlns:wps="http://schemas.microsoft.com/office/word/2010/wordprocessingShape" mc:Ignorable="w14 w15 w16se w16cid w16 w16cex w16sdtdh wp14">
+<w:hdr xmlns:wpc="http://schemas.microsoft.com/office/word/2010/wordprocessingCanvas" xmlns:cx="http://schemas.microsoft.com/office/drawing/2014/chartex" xmlns:cx1="http://schemas.microsoft.com/office/drawing/2015/9/8/chartex" xmlns:cx2="http://schemas.microsoft.com/office/drawing/2015/10/21/chartex" xmlns:cx3="http://schemas.microsoft.com/office/drawing/2016/5/9/chartex" xmlns:cx4="http://schemas.microsoft.com/office/drawing/2016/5/10/chartex" xmlns:cx5="http://schemas.microsoft.com/office/drawing/2016/5/11/chartex" xmlns:cx6="http://schemas.microsoft.com/office/drawing/2016/5/12/chartex" xmlns:cx7="http://schemas.microsoft.com/office/drawing/2016/5/13/chartex" xmlns:cx8="http://schemas.microsoft.com/office/drawing/2016/5/14/chartex" xmlns:mc="http://schemas.openxmlformats.org/markup-compatibility/2006" xmlns:aink="http://schemas.microsoft.com/office/drawing/2016/ink" xmlns:am3d="http://schemas.microsoft.com/office/drawing/2017/model3d" xmlns:o="urn:schemas-microsoft-com:office:office" xmlns:oel="http://schemas.microsoft.com/office/2019/extlst" xmlns:r="http://schemas.openxmlformats.org/officeDocument/2006/relationships" xmlns:m="http://schemas.openxmlformats.org/officeDocument/2006/math" xmlns:v="urn:schemas-microsoft-com:vml" xmlns:wp14="http://schemas.microsoft.com/office/word/2010/wordprocessingDrawing" xmlns:wp="http://schemas.openxmlformats.org/drawingml/2006/wordprocessingDrawing" xmlns:w10="urn:schemas-microsoft-com:office:word" xmlns:w="http://schemas.openxmlformats.org/wordprocessingml/2006/main" xmlns:w14="http://schemas.microsoft.com/office/word/2010/wordml" xmlns:w15="http://schemas.microsoft.com/office/word/2012/wordml" xmlns:w16cex="http://schemas.microsoft.com/office/word/2018/wordml/cex" xmlns:w16cid="http://schemas.microsoft.com/office/word/2016/wordml/cid" xmlns:w16="http://schemas.microsoft.com/office/word/2018/wordml" xmlns:w16du="http://schemas.microsoft.com/office/word/2023/wordml/word16du" xmlns:w16sdtdh="http://schemas.microsoft.com/office/word/2020/wordml/sdtdatahash" xmlns:w16sdtfl="http://schemas.microsoft.com/office/word/2024/wordml/sdtformatlock" xmlns:w16se="http://schemas.microsoft.com/office/word/2015/wordml/symex" xmlns:wpg="http://schemas.microsoft.com/office/word/2010/wordprocessingGroup" xmlns:wpi="http://schemas.microsoft.com/office/word/2010/wordprocessingInk" xmlns:wne="http://schemas.microsoft.com/office/word/2006/wordml" xmlns:wps="http://schemas.microsoft.com/office/word/2010/wordprocessingShape" mc:Ignorable="w14 w15 w16se w16cid w16 w16cex w16sdtdh w16sdtfl w16du wp14">
   <w:tbl>
     <w:tblPr>
       <w:tblStyle w:val="Grilledutableau"/>
@@ -5050,9 +6468,9 @@
       <w:tblLook w:val="01E0" w:firstRow="1" w:lastRow="1" w:firstColumn="1" w:lastColumn="1" w:noHBand="0" w:noVBand="0"/>
     </w:tblPr>
     <w:tblGrid>
-      <w:gridCol w:w="2402"/>
-      <w:gridCol w:w="4400"/>
-      <w:gridCol w:w="2268"/>
+      <w:gridCol w:w="2390"/>
+      <w:gridCol w:w="4411"/>
+      <w:gridCol w:w="2269"/>
     </w:tblGrid>
     <w:tr>
       <w:trPr>
@@ -5153,7 +6571,7 @@
 </file>
 
 <file path=word/numbering.xml><?xml version="1.0" encoding="utf-8"?>
-<w:numbering xmlns:wpc="http://schemas.microsoft.com/office/word/2010/wordprocessingCanvas" xmlns:cx="http://schemas.microsoft.com/office/drawing/2014/chartex" xmlns:cx1="http://schemas.microsoft.com/office/drawing/2015/9/8/chartex" xmlns:cx2="http://schemas.microsoft.com/office/drawing/2015/10/21/chartex" xmlns:cx3="http://schemas.microsoft.com/office/drawing/2016/5/9/chartex" xmlns:cx4="http://schemas.microsoft.com/office/drawing/2016/5/10/chartex" xmlns:cx5="http://schemas.microsoft.com/office/drawing/2016/5/11/chartex" xmlns:cx6="http://schemas.microsoft.com/office/drawing/2016/5/12/chartex" xmlns:cx7="http://schemas.microsoft.com/office/drawing/2016/5/13/chartex" xmlns:cx8="http://schemas.microsoft.com/office/drawing/2016/5/14/chartex" xmlns:mc="http://schemas.openxmlformats.org/markup-compatibility/2006" xmlns:aink="http://schemas.microsoft.com/office/drawing/2016/ink" xmlns:am3d="http://schemas.microsoft.com/office/drawing/2017/model3d" xmlns:o="urn:schemas-microsoft-com:office:office" xmlns:oel="http://schemas.microsoft.com/office/2019/extlst" xmlns:r="http://schemas.openxmlformats.org/officeDocument/2006/relationships" xmlns:m="http://schemas.openxmlformats.org/officeDocument/2006/math" xmlns:v="urn:schemas-microsoft-com:vml" xmlns:wp14="http://schemas.microsoft.com/office/word/2010/wordprocessingDrawing" xmlns:wp="http://schemas.openxmlformats.org/drawingml/2006/wordprocessingDrawing" xmlns:w10="urn:schemas-microsoft-com:office:word" xmlns:w="http://schemas.openxmlformats.org/wordprocessingml/2006/main" xmlns:w14="http://schemas.microsoft.com/office/word/2010/wordml" xmlns:w15="http://schemas.microsoft.com/office/word/2012/wordml" xmlns:w16cex="http://schemas.microsoft.com/office/word/2018/wordml/cex" xmlns:w16cid="http://schemas.microsoft.com/office/word/2016/wordml/cid" xmlns:w16="http://schemas.microsoft.com/office/word/2018/wordml" xmlns:w16sdtdh="http://schemas.microsoft.com/office/word/2020/wordml/sdtdatahash" xmlns:w16se="http://schemas.microsoft.com/office/word/2015/wordml/symex" xmlns:wpg="http://schemas.microsoft.com/office/word/2010/wordprocessingGroup" xmlns:wpi="http://schemas.microsoft.com/office/word/2010/wordprocessingInk" xmlns:wne="http://schemas.microsoft.com/office/word/2006/wordml" xmlns:wps="http://schemas.microsoft.com/office/word/2010/wordprocessingShape" mc:Ignorable="w14 w15 w16se w16cid w16 w16cex w16sdtdh wp14">
+<w:numbering xmlns:wpc="http://schemas.microsoft.com/office/word/2010/wordprocessingCanvas" xmlns:cx="http://schemas.microsoft.com/office/drawing/2014/chartex" xmlns:cx1="http://schemas.microsoft.com/office/drawing/2015/9/8/chartex" xmlns:cx2="http://schemas.microsoft.com/office/drawing/2015/10/21/chartex" xmlns:cx3="http://schemas.microsoft.com/office/drawing/2016/5/9/chartex" xmlns:cx4="http://schemas.microsoft.com/office/drawing/2016/5/10/chartex" xmlns:cx5="http://schemas.microsoft.com/office/drawing/2016/5/11/chartex" xmlns:cx6="http://schemas.microsoft.com/office/drawing/2016/5/12/chartex" xmlns:cx7="http://schemas.microsoft.com/office/drawing/2016/5/13/chartex" xmlns:cx8="http://schemas.microsoft.com/office/drawing/2016/5/14/chartex" xmlns:mc="http://schemas.openxmlformats.org/markup-compatibility/2006" xmlns:aink="http://schemas.microsoft.com/office/drawing/2016/ink" xmlns:am3d="http://schemas.microsoft.com/office/drawing/2017/model3d" xmlns:o="urn:schemas-microsoft-com:office:office" xmlns:oel="http://schemas.microsoft.com/office/2019/extlst" xmlns:r="http://schemas.openxmlformats.org/officeDocument/2006/relationships" xmlns:m="http://schemas.openxmlformats.org/officeDocument/2006/math" xmlns:v="urn:schemas-microsoft-com:vml" xmlns:wp14="http://schemas.microsoft.com/office/word/2010/wordprocessingDrawing" xmlns:wp="http://schemas.openxmlformats.org/drawingml/2006/wordprocessingDrawing" xmlns:w10="urn:schemas-microsoft-com:office:word" xmlns:w="http://schemas.openxmlformats.org/wordprocessingml/2006/main" xmlns:w14="http://schemas.microsoft.com/office/word/2010/wordml" xmlns:w15="http://schemas.microsoft.com/office/word/2012/wordml" xmlns:w16cex="http://schemas.microsoft.com/office/word/2018/wordml/cex" xmlns:w16cid="http://schemas.microsoft.com/office/word/2016/wordml/cid" xmlns:w16="http://schemas.microsoft.com/office/word/2018/wordml" xmlns:w16du="http://schemas.microsoft.com/office/word/2023/wordml/word16du" xmlns:w16sdtdh="http://schemas.microsoft.com/office/word/2020/wordml/sdtdatahash" xmlns:w16sdtfl="http://schemas.microsoft.com/office/word/2024/wordml/sdtformatlock" xmlns:w16se="http://schemas.microsoft.com/office/word/2015/wordml/symex" xmlns:wpg="http://schemas.microsoft.com/office/word/2010/wordprocessingGroup" xmlns:wpi="http://schemas.microsoft.com/office/word/2010/wordprocessingInk" xmlns:wne="http://schemas.microsoft.com/office/word/2006/wordml" xmlns:wps="http://schemas.microsoft.com/office/word/2010/wordprocessingShape" mc:Ignorable="w14 w15 w16se w16cid w16 w16cex w16sdtdh w16sdtfl w16du wp14">
   <w:numPicBullet w:numPicBulletId="0">
     <w:pict>
       <v:shapetype id="_x0000_t75" coordsize="21600,21600" o:spt="75" o:preferrelative="t" path="m@4@5l@4@11@9@11@9@5xe" filled="f" stroked="f">
@@ -5175,7 +6593,7 @@
         <v:path o:extrusionok="f" gradientshapeok="t" o:connecttype="rect"/>
         <o:lock v:ext="edit" aspectratio="t"/>
       </v:shapetype>
-      <v:shape id="_x0000_i1075" type="#_x0000_t75" style="width:11.55pt;height:11.55pt" o:bullet="t">
+      <v:shape id="_x0000_i1097" type="#_x0000_t75" style="width:11.55pt;height:11.55pt" o:bullet="t">
         <v:imagedata r:id="rId1" o:title="BD10263_"/>
       </v:shape>
     </w:pict>
@@ -8795,7 +10213,7 @@
 </file>
 
 <file path=word/styles.xml><?xml version="1.0" encoding="utf-8"?>
-<w:styles xmlns:mc="http://schemas.openxmlformats.org/markup-compatibility/2006" xmlns:r="http://schemas.openxmlformats.org/officeDocument/2006/relationships" xmlns:w="http://schemas.openxmlformats.org/wordprocessingml/2006/main" xmlns:w14="http://schemas.microsoft.com/office/word/2010/wordml" xmlns:w15="http://schemas.microsoft.com/office/word/2012/wordml" xmlns:w16cex="http://schemas.microsoft.com/office/word/2018/wordml/cex" xmlns:w16cid="http://schemas.microsoft.com/office/word/2016/wordml/cid" xmlns:w16="http://schemas.microsoft.com/office/word/2018/wordml" xmlns:w16sdtdh="http://schemas.microsoft.com/office/word/2020/wordml/sdtdatahash" xmlns:w16se="http://schemas.microsoft.com/office/word/2015/wordml/symex" mc:Ignorable="w14 w15 w16se w16cid w16 w16cex w16sdtdh">
+<w:styles xmlns:mc="http://schemas.openxmlformats.org/markup-compatibility/2006" xmlns:r="http://schemas.openxmlformats.org/officeDocument/2006/relationships" xmlns:w="http://schemas.openxmlformats.org/wordprocessingml/2006/main" xmlns:w14="http://schemas.microsoft.com/office/word/2010/wordml" xmlns:w15="http://schemas.microsoft.com/office/word/2012/wordml" xmlns:w16cex="http://schemas.microsoft.com/office/word/2018/wordml/cex" xmlns:w16cid="http://schemas.microsoft.com/office/word/2016/wordml/cid" xmlns:w16="http://schemas.microsoft.com/office/word/2018/wordml" xmlns:w16du="http://schemas.microsoft.com/office/word/2023/wordml/word16du" xmlns:w16sdtdh="http://schemas.microsoft.com/office/word/2020/wordml/sdtdatahash" xmlns:w16sdtfl="http://schemas.microsoft.com/office/word/2024/wordml/sdtformatlock" xmlns:w16se="http://schemas.microsoft.com/office/word/2015/wordml/symex" mc:Ignorable="w14 w15 w16se w16cid w16 w16cex w16sdtdh w16sdtfl w16du">
   <w:docDefaults>
     <w:rPrDefault>
       <w:rPr>
@@ -9298,6 +10716,7 @@
   <w:style w:type="character" w:default="1" w:styleId="Policepardfaut">
     <w:name w:val="Default Paragraph Font"/>
     <w:uiPriority w:val="1"/>
+    <w:semiHidden/>
     <w:unhideWhenUsed/>
   </w:style>
   <w:style w:type="table" w:default="1" w:styleId="TableauNormal">
@@ -9485,7 +10904,6 @@
     <w:next w:val="Normal"/>
     <w:autoRedefine/>
     <w:uiPriority w:val="39"/>
-    <w:semiHidden/>
     <w:rsid w:val="00656974"/>
     <w:pPr>
       <w:spacing w:before="120" w:after="120"/>
@@ -9502,7 +10920,6 @@
     <w:next w:val="Normal"/>
     <w:autoRedefine/>
     <w:uiPriority w:val="39"/>
-    <w:semiHidden/>
     <w:rsid w:val="007F30AE"/>
     <w:pPr>
       <w:ind w:left="200"/>
@@ -9517,7 +10934,6 @@
     <w:next w:val="Normal"/>
     <w:autoRedefine/>
     <w:uiPriority w:val="39"/>
-    <w:semiHidden/>
     <w:rsid w:val="007F30AE"/>
     <w:pPr>
       <w:ind w:left="400"/>
@@ -10120,6 +11536,19 @@
 </file>
 
 <file path=customXml/item1.xml><?xml version="1.0" encoding="utf-8"?>
+<b:Sources xmlns:b="http://schemas.openxmlformats.org/officeDocument/2006/bibliography" xmlns="http://schemas.openxmlformats.org/officeDocument/2006/bibliography" SelectedStyle="\APA.XSL" StyleName="APA"/>
+</file>
+
+<file path=customXml/item2.xml><?xml version="1.0" encoding="utf-8"?>
+<?mso-contentType ?>
+<FormTemplates xmlns="http://schemas.microsoft.com/sharepoint/v3/contenttype/forms">
+  <Display>DocumentLibraryForm</Display>
+  <Edit>DocumentLibraryForm</Edit>
+  <New>DocumentLibraryForm</New>
+</FormTemplates>
+</file>
+
+<file path=customXml/item3.xml><?xml version="1.0" encoding="utf-8"?>
 <ct:contentTypeSchema xmlns:ct="http://schemas.microsoft.com/office/2006/metadata/contentType" xmlns:ma="http://schemas.microsoft.com/office/2006/metadata/properties/metaAttributes" ct:_="" ma:_="" ma:contentTypeName="Document" ma:contentTypeID="0x0101005A5B8F5EAAC22C48A11F5D9A60E6F21D" ma:contentTypeVersion="16" ma:contentTypeDescription="Crée un document." ma:contentTypeScope="" ma:versionID="f2b963976306cc54294b7f4545a3c6c4">
   <xsd:schema xmlns:xsd="http://www.w3.org/2001/XMLSchema" xmlns:xs="http://www.w3.org/2001/XMLSchema" xmlns:p="http://schemas.microsoft.com/office/2006/metadata/properties" xmlns:ns2="a1b10758-7132-46a4-a2fe-7a2cf46f51f4" xmlns:ns3="f7d9f5a6-831d-4621-8c77-cbcaf993e406" targetNamespace="http://schemas.microsoft.com/office/2006/metadata/properties" ma:root="true" ma:fieldsID="e5e135fa2fc1295e1586ddcd9c1a8904" ns2:_="" ns3:_="">
     <xsd:import namespace="a1b10758-7132-46a4-a2fe-7a2cf46f51f4"/>
@@ -10362,7 +11791,7 @@
 </ct:contentTypeSchema>
 </file>
 
-<file path=customXml/item2.xml><?xml version="1.0" encoding="utf-8"?>
+<file path=customXml/item4.xml><?xml version="1.0" encoding="utf-8"?>
 <p:properties xmlns:p="http://schemas.microsoft.com/office/2006/metadata/properties" xmlns:xsi="http://www.w3.org/2001/XMLSchema-instance" xmlns:pc="http://schemas.microsoft.com/office/infopath/2007/PartnerControls">
   <documentManagement>
     <lcf76f155ced4ddcb4097134ff3c332f xmlns="a1b10758-7132-46a4-a2fe-7a2cf46f51f4">
@@ -10373,20 +11802,23 @@
 </p:properties>
 </file>
 
-<file path=customXml/item3.xml><?xml version="1.0" encoding="utf-8"?>
-<b:Sources xmlns:b="http://schemas.openxmlformats.org/officeDocument/2006/bibliography" xmlns="http://schemas.openxmlformats.org/officeDocument/2006/bibliography" SelectedStyle="\APA.XSL" StyleName="APA"/>
+<file path=customXml/itemProps1.xml><?xml version="1.0" encoding="utf-8"?>
+<ds:datastoreItem xmlns:ds="http://schemas.openxmlformats.org/officeDocument/2006/customXml" ds:itemID="{C8C35155-3E6A-4058-B6E4-303717845E3B}">
+  <ds:schemaRefs>
+    <ds:schemaRef ds:uri="http://schemas.openxmlformats.org/officeDocument/2006/bibliography"/>
+  </ds:schemaRefs>
+</ds:datastoreItem>
 </file>
 
-<file path=customXml/item4.xml><?xml version="1.0" encoding="utf-8"?>
-<?mso-contentType ?>
-<FormTemplates xmlns="http://schemas.microsoft.com/sharepoint/v3/contenttype/forms">
-  <Display>DocumentLibraryForm</Display>
-  <Edit>DocumentLibraryForm</Edit>
-  <New>DocumentLibraryForm</New>
-</FormTemplates>
+<file path=customXml/itemProps2.xml><?xml version="1.0" encoding="utf-8"?>
+<ds:datastoreItem xmlns:ds="http://schemas.openxmlformats.org/officeDocument/2006/customXml" ds:itemID="{6C3F7A66-EDE3-46FD-83EB-3C265E5D2669}">
+  <ds:schemaRefs>
+    <ds:schemaRef ds:uri="http://schemas.microsoft.com/sharepoint/v3/contenttype/forms"/>
+  </ds:schemaRefs>
+</ds:datastoreItem>
 </file>
 
-<file path=customXml/itemProps1.xml><?xml version="1.0" encoding="utf-8"?>
+<file path=customXml/itemProps3.xml><?xml version="1.0" encoding="utf-8"?>
 <ds:datastoreItem xmlns:ds="http://schemas.openxmlformats.org/officeDocument/2006/customXml" ds:itemID="{41546E4A-837A-4BEF-A4B8-FFD4EAB4E855}">
   <ds:schemaRefs>
     <ds:schemaRef ds:uri="http://schemas.microsoft.com/office/2006/metadata/contentType"/>
@@ -10405,7 +11837,7 @@
 </ds:datastoreItem>
 </file>
 
-<file path=customXml/itemProps2.xml><?xml version="1.0" encoding="utf-8"?>
+<file path=customXml/itemProps4.xml><?xml version="1.0" encoding="utf-8"?>
 <ds:datastoreItem xmlns:ds="http://schemas.openxmlformats.org/officeDocument/2006/customXml" ds:itemID="{2319CDB8-A2CD-412D-8359-13E6B4DF1FF4}">
   <ds:schemaRefs>
     <ds:schemaRef ds:uri="http://schemas.microsoft.com/office/2006/metadata/properties"/>
@@ -10414,20 +11846,4 @@
     <ds:schemaRef ds:uri="f7d9f5a6-831d-4621-8c77-cbcaf993e406"/>
   </ds:schemaRefs>
 </ds:datastoreItem>
-</file>
-
-<file path=customXml/itemProps3.xml><?xml version="1.0" encoding="utf-8"?>
-<ds:datastoreItem xmlns:ds="http://schemas.openxmlformats.org/officeDocument/2006/customXml" ds:itemID="{C8C35155-3E6A-4058-B6E4-303717845E3B}">
-  <ds:schemaRefs>
-    <ds:schemaRef ds:uri="http://schemas.openxmlformats.org/officeDocument/2006/bibliography"/>
-  </ds:schemaRefs>
-</ds:datastoreItem>
-</file>
-
-<file path=customXml/itemProps4.xml><?xml version="1.0" encoding="utf-8"?>
-<ds:datastoreItem xmlns:ds="http://schemas.openxmlformats.org/officeDocument/2006/customXml" ds:itemID="{6C3F7A66-EDE3-46FD-83EB-3C265E5D2669}">
-  <ds:schemaRefs>
-    <ds:schemaRef ds:uri="http://schemas.microsoft.com/sharepoint/v3/contenttype/forms"/>
-  </ds:schemaRefs>
-</ds:datastoreItem>
 </file>
--- a/Doc/H-P_POO-gillhorset-RapportDeProjet.docx
+++ b/Doc/H-P_POO-gillhorset-RapportDeProjet.docx
@@ -188,7 +188,7 @@
         </w:rPr>
         <w:fldChar w:fldCharType="separate"/>
       </w:r>
-      <w:hyperlink w:anchor="_Toc212934602" w:history="1">
+      <w:hyperlink w:anchor="_Toc213352291" w:history="1">
         <w:r>
           <w:rPr>
             <w:rStyle w:val="Lienhypertexte"/>
@@ -236,7 +236,7 @@
             <w:noProof/>
             <w:webHidden/>
           </w:rPr>
-          <w:instrText xml:space="preserve"> PAGEREF _Toc212934602 \h </w:instrText>
+          <w:instrText xml:space="preserve"> PAGEREF _Toc213352291 \h </w:instrText>
         </w:r>
         <w:r>
           <w:rPr>
@@ -284,7 +284,7 @@
           <w14:ligatures w14:val="standardContextual"/>
         </w:rPr>
       </w:pPr>
-      <w:hyperlink w:anchor="_Toc212934603" w:history="1">
+      <w:hyperlink w:anchor="_Toc213352292" w:history="1">
         <w:r>
           <w:rPr>
             <w:rStyle w:val="Lienhypertexte"/>
@@ -330,7 +330,7 @@
             <w:noProof/>
             <w:webHidden/>
           </w:rPr>
-          <w:instrText xml:space="preserve"> PAGEREF _Toc212934603 \h </w:instrText>
+          <w:instrText xml:space="preserve"> PAGEREF _Toc213352292 \h </w:instrText>
         </w:r>
         <w:r>
           <w:rPr>
@@ -378,7 +378,7 @@
           <w14:ligatures w14:val="standardContextual"/>
         </w:rPr>
       </w:pPr>
-      <w:hyperlink w:anchor="_Toc212934604" w:history="1">
+      <w:hyperlink w:anchor="_Toc213352293" w:history="1">
         <w:r>
           <w:rPr>
             <w:rStyle w:val="Lienhypertexte"/>
@@ -424,7 +424,7 @@
             <w:noProof/>
             <w:webHidden/>
           </w:rPr>
-          <w:instrText xml:space="preserve"> PAGEREF _Toc212934604 \h </w:instrText>
+          <w:instrText xml:space="preserve"> PAGEREF _Toc213352293 \h </w:instrText>
         </w:r>
         <w:r>
           <w:rPr>
@@ -472,7 +472,7 @@
           <w14:ligatures w14:val="standardContextual"/>
         </w:rPr>
       </w:pPr>
-      <w:hyperlink w:anchor="_Toc212934605" w:history="1">
+      <w:hyperlink w:anchor="_Toc213352294" w:history="1">
         <w:r>
           <w:rPr>
             <w:rStyle w:val="Lienhypertexte"/>
@@ -518,7 +518,7 @@
             <w:noProof/>
             <w:webHidden/>
           </w:rPr>
-          <w:instrText xml:space="preserve"> PAGEREF _Toc212934605 \h </w:instrText>
+          <w:instrText xml:space="preserve"> PAGEREF _Toc213352294 \h </w:instrText>
         </w:r>
         <w:r>
           <w:rPr>
@@ -567,7 +567,7 @@
           <w14:ligatures w14:val="standardContextual"/>
         </w:rPr>
       </w:pPr>
-      <w:hyperlink w:anchor="_Toc212934606" w:history="1">
+      <w:hyperlink w:anchor="_Toc213352295" w:history="1">
         <w:r>
           <w:rPr>
             <w:rStyle w:val="Lienhypertexte"/>
@@ -614,7 +614,7 @@
             <w:noProof/>
             <w:webHidden/>
           </w:rPr>
-          <w:instrText xml:space="preserve"> PAGEREF _Toc212934606 \h </w:instrText>
+          <w:instrText xml:space="preserve"> PAGEREF _Toc213352295 \h </w:instrText>
         </w:r>
         <w:r>
           <w:rPr>
@@ -663,7 +663,7 @@
           <w14:ligatures w14:val="standardContextual"/>
         </w:rPr>
       </w:pPr>
-      <w:hyperlink w:anchor="_Toc212934607" w:history="1">
+      <w:hyperlink w:anchor="_Toc213352296" w:history="1">
         <w:r>
           <w:rPr>
             <w:rStyle w:val="Lienhypertexte"/>
@@ -710,7 +710,7 @@
             <w:noProof/>
             <w:webHidden/>
           </w:rPr>
-          <w:instrText xml:space="preserve"> PAGEREF _Toc212934607 \h </w:instrText>
+          <w:instrText xml:space="preserve"> PAGEREF _Toc213352296 \h </w:instrText>
         </w:r>
         <w:r>
           <w:rPr>
@@ -760,7 +760,7 @@
           <w14:ligatures w14:val="standardContextual"/>
         </w:rPr>
       </w:pPr>
-      <w:hyperlink w:anchor="_Toc212934608" w:history="1">
+      <w:hyperlink w:anchor="_Toc213352297" w:history="1">
         <w:r>
           <w:rPr>
             <w:rStyle w:val="Lienhypertexte"/>
@@ -808,7 +808,7 @@
             <w:noProof/>
             <w:webHidden/>
           </w:rPr>
-          <w:instrText xml:space="preserve"> PAGEREF _Toc212934608 \h </w:instrText>
+          <w:instrText xml:space="preserve"> PAGEREF _Toc213352297 \h </w:instrText>
         </w:r>
         <w:r>
           <w:rPr>
@@ -856,7 +856,7 @@
           <w14:ligatures w14:val="standardContextual"/>
         </w:rPr>
       </w:pPr>
-      <w:hyperlink w:anchor="_Toc212934609" w:history="1">
+      <w:hyperlink w:anchor="_Toc213352298" w:history="1">
         <w:r>
           <w:rPr>
             <w:rStyle w:val="Lienhypertexte"/>
@@ -902,7 +902,7 @@
             <w:noProof/>
             <w:webHidden/>
           </w:rPr>
-          <w:instrText xml:space="preserve"> PAGEREF _Toc212934609 \h </w:instrText>
+          <w:instrText xml:space="preserve"> PAGEREF _Toc213352298 \h </w:instrText>
         </w:r>
         <w:r>
           <w:rPr>
@@ -950,7 +950,7 @@
           <w14:ligatures w14:val="standardContextual"/>
         </w:rPr>
       </w:pPr>
-      <w:hyperlink w:anchor="_Toc212934610" w:history="1">
+      <w:hyperlink w:anchor="_Toc213352299" w:history="1">
         <w:r>
           <w:rPr>
             <w:rStyle w:val="Lienhypertexte"/>
@@ -996,7 +996,7 @@
             <w:noProof/>
             <w:webHidden/>
           </w:rPr>
-          <w:instrText xml:space="preserve"> PAGEREF _Toc212934610 \h </w:instrText>
+          <w:instrText xml:space="preserve"> PAGEREF _Toc213352299 \h </w:instrText>
         </w:r>
         <w:r>
           <w:rPr>
@@ -1044,7 +1044,7 @@
           <w14:ligatures w14:val="standardContextual"/>
         </w:rPr>
       </w:pPr>
-      <w:hyperlink w:anchor="_Toc212934611" w:history="1">
+      <w:hyperlink w:anchor="_Toc213352300" w:history="1">
         <w:r>
           <w:rPr>
             <w:rStyle w:val="Lienhypertexte"/>
@@ -1090,7 +1090,7 @@
             <w:noProof/>
             <w:webHidden/>
           </w:rPr>
-          <w:instrText xml:space="preserve"> PAGEREF _Toc212934611 \h </w:instrText>
+          <w:instrText xml:space="preserve"> PAGEREF _Toc213352300 \h </w:instrText>
         </w:r>
         <w:r>
           <w:rPr>
@@ -1139,7 +1139,7 @@
           <w14:ligatures w14:val="standardContextual"/>
         </w:rPr>
       </w:pPr>
-      <w:hyperlink w:anchor="_Toc212934612" w:history="1">
+      <w:hyperlink w:anchor="_Toc213352301" w:history="1">
         <w:r>
           <w:rPr>
             <w:rStyle w:val="Lienhypertexte"/>
@@ -1186,7 +1186,7 @@
             <w:noProof/>
             <w:webHidden/>
           </w:rPr>
-          <w:instrText xml:space="preserve"> PAGEREF _Toc212934612 \h </w:instrText>
+          <w:instrText xml:space="preserve"> PAGEREF _Toc213352301 \h </w:instrText>
         </w:r>
         <w:r>
           <w:rPr>
@@ -1235,7 +1235,7 @@
           <w14:ligatures w14:val="standardContextual"/>
         </w:rPr>
       </w:pPr>
-      <w:hyperlink w:anchor="_Toc212934613" w:history="1">
+      <w:hyperlink w:anchor="_Toc213352302" w:history="1">
         <w:r>
           <w:rPr>
             <w:rStyle w:val="Lienhypertexte"/>
@@ -1282,7 +1282,7 @@
             <w:noProof/>
             <w:webHidden/>
           </w:rPr>
-          <w:instrText xml:space="preserve"> PAGEREF _Toc212934613 \h </w:instrText>
+          <w:instrText xml:space="preserve"> PAGEREF _Toc213352302 \h </w:instrText>
         </w:r>
         <w:r>
           <w:rPr>
@@ -1331,7 +1331,7 @@
           <w14:ligatures w14:val="standardContextual"/>
         </w:rPr>
       </w:pPr>
-      <w:hyperlink w:anchor="_Toc212934614" w:history="1">
+      <w:hyperlink w:anchor="_Toc213352303" w:history="1">
         <w:r>
           <w:rPr>
             <w:rStyle w:val="Lienhypertexte"/>
@@ -1378,7 +1378,7 @@
             <w:noProof/>
             <w:webHidden/>
           </w:rPr>
-          <w:instrText xml:space="preserve"> PAGEREF _Toc212934614 \h </w:instrText>
+          <w:instrText xml:space="preserve"> PAGEREF _Toc213352303 \h </w:instrText>
         </w:r>
         <w:r>
           <w:rPr>
@@ -1398,7 +1398,7 @@
             <w:noProof/>
             <w:webHidden/>
           </w:rPr>
-          <w:t>5</w:t>
+          <w:t>4</w:t>
         </w:r>
         <w:r>
           <w:rPr>
@@ -1427,7 +1427,7 @@
           <w14:ligatures w14:val="standardContextual"/>
         </w:rPr>
       </w:pPr>
-      <w:hyperlink w:anchor="_Toc212934615" w:history="1">
+      <w:hyperlink w:anchor="_Toc213352304" w:history="1">
         <w:r>
           <w:rPr>
             <w:rStyle w:val="Lienhypertexte"/>
@@ -1474,7 +1474,7 @@
             <w:noProof/>
             <w:webHidden/>
           </w:rPr>
-          <w:instrText xml:space="preserve"> PAGEREF _Toc212934615 \h </w:instrText>
+          <w:instrText xml:space="preserve"> PAGEREF _Toc213352304 \h </w:instrText>
         </w:r>
         <w:r>
           <w:rPr>
@@ -1523,7 +1523,7 @@
           <w14:ligatures w14:val="standardContextual"/>
         </w:rPr>
       </w:pPr>
-      <w:hyperlink w:anchor="_Toc212934616" w:history="1">
+      <w:hyperlink w:anchor="_Toc213352305" w:history="1">
         <w:r>
           <w:rPr>
             <w:rStyle w:val="Lienhypertexte"/>
@@ -1570,7 +1570,7 @@
             <w:noProof/>
             <w:webHidden/>
           </w:rPr>
-          <w:instrText xml:space="preserve"> PAGEREF _Toc212934616 \h </w:instrText>
+          <w:instrText xml:space="preserve"> PAGEREF _Toc213352305 \h </w:instrText>
         </w:r>
         <w:r>
           <w:rPr>
@@ -1619,7 +1619,7 @@
           <w14:ligatures w14:val="standardContextual"/>
         </w:rPr>
       </w:pPr>
-      <w:hyperlink w:anchor="_Toc212934617" w:history="1">
+      <w:hyperlink w:anchor="_Toc213352306" w:history="1">
         <w:r>
           <w:rPr>
             <w:rStyle w:val="Lienhypertexte"/>
@@ -1666,7 +1666,7 @@
             <w:noProof/>
             <w:webHidden/>
           </w:rPr>
-          <w:instrText xml:space="preserve"> PAGEREF _Toc212934617 \h </w:instrText>
+          <w:instrText xml:space="preserve"> PAGEREF _Toc213352306 \h </w:instrText>
         </w:r>
         <w:r>
           <w:rPr>
@@ -1715,7 +1715,7 @@
           <w14:ligatures w14:val="standardContextual"/>
         </w:rPr>
       </w:pPr>
-      <w:hyperlink w:anchor="_Toc212934618" w:history="1">
+      <w:hyperlink w:anchor="_Toc213352307" w:history="1">
         <w:r>
           <w:rPr>
             <w:rStyle w:val="Lienhypertexte"/>
@@ -1762,7 +1762,7 @@
             <w:noProof/>
             <w:webHidden/>
           </w:rPr>
-          <w:instrText xml:space="preserve"> PAGEREF _Toc212934618 \h </w:instrText>
+          <w:instrText xml:space="preserve"> PAGEREF _Toc213352307 \h </w:instrText>
         </w:r>
         <w:r>
           <w:rPr>
@@ -1810,7 +1810,7 @@
           <w14:ligatures w14:val="standardContextual"/>
         </w:rPr>
       </w:pPr>
-      <w:hyperlink w:anchor="_Toc212934619" w:history="1">
+      <w:hyperlink w:anchor="_Toc213352308" w:history="1">
         <w:r>
           <w:rPr>
             <w:rStyle w:val="Lienhypertexte"/>
@@ -1856,7 +1856,7 @@
             <w:noProof/>
             <w:webHidden/>
           </w:rPr>
-          <w:instrText xml:space="preserve"> PAGEREF _Toc212934619 \h </w:instrText>
+          <w:instrText xml:space="preserve"> PAGEREF _Toc213352308 \h </w:instrText>
         </w:r>
         <w:r>
           <w:rPr>
@@ -1876,7 +1876,7 @@
             <w:noProof/>
             <w:webHidden/>
           </w:rPr>
-          <w:t>5</w:t>
+          <w:t>6</w:t>
         </w:r>
         <w:r>
           <w:rPr>
@@ -1905,7 +1905,7 @@
           <w14:ligatures w14:val="standardContextual"/>
         </w:rPr>
       </w:pPr>
-      <w:hyperlink w:anchor="_Toc212934620" w:history="1">
+      <w:hyperlink w:anchor="_Toc213352309" w:history="1">
         <w:r>
           <w:rPr>
             <w:rStyle w:val="Lienhypertexte"/>
@@ -1952,7 +1952,7 @@
             <w:noProof/>
             <w:webHidden/>
           </w:rPr>
-          <w:instrText xml:space="preserve"> PAGEREF _Toc212934620 \h </w:instrText>
+          <w:instrText xml:space="preserve"> PAGEREF _Toc213352309 \h </w:instrText>
         </w:r>
         <w:r>
           <w:rPr>
@@ -1972,7 +1972,7 @@
             <w:noProof/>
             <w:webHidden/>
           </w:rPr>
-          <w:t>6</w:t>
+          <w:t>7</w:t>
         </w:r>
         <w:r>
           <w:rPr>
@@ -2001,7 +2001,7 @@
           <w14:ligatures w14:val="standardContextual"/>
         </w:rPr>
       </w:pPr>
-      <w:hyperlink w:anchor="_Toc212934621" w:history="1">
+      <w:hyperlink w:anchor="_Toc213352310" w:history="1">
         <w:r>
           <w:rPr>
             <w:rStyle w:val="Lienhypertexte"/>
@@ -2048,7 +2048,7 @@
             <w:noProof/>
             <w:webHidden/>
           </w:rPr>
-          <w:instrText xml:space="preserve"> PAGEREF _Toc212934621 \h </w:instrText>
+          <w:instrText xml:space="preserve"> PAGEREF _Toc213352310 \h </w:instrText>
         </w:r>
         <w:r>
           <w:rPr>
@@ -2068,7 +2068,7 @@
             <w:noProof/>
             <w:webHidden/>
           </w:rPr>
-          <w:t>6</w:t>
+          <w:t>9</w:t>
         </w:r>
         <w:r>
           <w:rPr>
@@ -2097,7 +2097,7 @@
           <w14:ligatures w14:val="standardContextual"/>
         </w:rPr>
       </w:pPr>
-      <w:hyperlink w:anchor="_Toc212934622" w:history="1">
+      <w:hyperlink w:anchor="_Toc213352311" w:history="1">
         <w:r>
           <w:rPr>
             <w:rStyle w:val="Lienhypertexte"/>
@@ -2144,7 +2144,7 @@
             <w:noProof/>
             <w:webHidden/>
           </w:rPr>
-          <w:instrText xml:space="preserve"> PAGEREF _Toc212934622 \h </w:instrText>
+          <w:instrText xml:space="preserve"> PAGEREF _Toc213352311 \h </w:instrText>
         </w:r>
         <w:r>
           <w:rPr>
@@ -2164,7 +2164,7 @@
             <w:noProof/>
             <w:webHidden/>
           </w:rPr>
-          <w:t>6</w:t>
+          <w:t>10</w:t>
         </w:r>
         <w:r>
           <w:rPr>
@@ -2193,7 +2193,7 @@
           <w14:ligatures w14:val="standardContextual"/>
         </w:rPr>
       </w:pPr>
-      <w:hyperlink w:anchor="_Toc212934623" w:history="1">
+      <w:hyperlink w:anchor="_Toc213352312" w:history="1">
         <w:r>
           <w:rPr>
             <w:rStyle w:val="Lienhypertexte"/>
@@ -2240,7 +2240,7 @@
             <w:noProof/>
             <w:webHidden/>
           </w:rPr>
-          <w:instrText xml:space="preserve"> PAGEREF _Toc212934623 \h </w:instrText>
+          <w:instrText xml:space="preserve"> PAGEREF _Toc213352312 \h </w:instrText>
         </w:r>
         <w:r>
           <w:rPr>
@@ -2260,7 +2260,7 @@
             <w:noProof/>
             <w:webHidden/>
           </w:rPr>
-          <w:t>6</w:t>
+          <w:t>11</w:t>
         </w:r>
         <w:r>
           <w:rPr>
@@ -2289,7 +2289,7 @@
           <w14:ligatures w14:val="standardContextual"/>
         </w:rPr>
       </w:pPr>
-      <w:hyperlink w:anchor="_Toc212934624" w:history="1">
+      <w:hyperlink w:anchor="_Toc213352313" w:history="1">
         <w:r>
           <w:rPr>
             <w:rStyle w:val="Lienhypertexte"/>
@@ -2336,7 +2336,7 @@
             <w:noProof/>
             <w:webHidden/>
           </w:rPr>
-          <w:instrText xml:space="preserve"> PAGEREF _Toc212934624 \h </w:instrText>
+          <w:instrText xml:space="preserve"> PAGEREF _Toc213352313 \h </w:instrText>
         </w:r>
         <w:r>
           <w:rPr>
@@ -2356,7 +2356,7 @@
             <w:noProof/>
             <w:webHidden/>
           </w:rPr>
-          <w:t>6</w:t>
+          <w:t>12</w:t>
         </w:r>
         <w:r>
           <w:rPr>
@@ -2386,7 +2386,7 @@
           <w14:ligatures w14:val="standardContextual"/>
         </w:rPr>
       </w:pPr>
-      <w:hyperlink w:anchor="_Toc212934625" w:history="1">
+      <w:hyperlink w:anchor="_Toc213352314" w:history="1">
         <w:r>
           <w:rPr>
             <w:rStyle w:val="Lienhypertexte"/>
@@ -2434,7 +2434,7 @@
             <w:noProof/>
             <w:webHidden/>
           </w:rPr>
-          <w:instrText xml:space="preserve"> PAGEREF _Toc212934625 \h </w:instrText>
+          <w:instrText xml:space="preserve"> PAGEREF _Toc213352314 \h </w:instrText>
         </w:r>
         <w:r>
           <w:rPr>
@@ -2454,7 +2454,7 @@
             <w:noProof/>
             <w:webHidden/>
           </w:rPr>
-          <w:t>7</w:t>
+          <w:t>13</w:t>
         </w:r>
         <w:r>
           <w:rPr>
@@ -2482,7 +2482,7 @@
           <w14:ligatures w14:val="standardContextual"/>
         </w:rPr>
       </w:pPr>
-      <w:hyperlink w:anchor="_Toc212934626" w:history="1">
+      <w:hyperlink w:anchor="_Toc213352315" w:history="1">
         <w:r>
           <w:rPr>
             <w:rStyle w:val="Lienhypertexte"/>
@@ -2528,7 +2528,7 @@
             <w:noProof/>
             <w:webHidden/>
           </w:rPr>
-          <w:instrText xml:space="preserve"> PAGEREF _Toc212934626 \h </w:instrText>
+          <w:instrText xml:space="preserve"> PAGEREF _Toc213352315 \h </w:instrText>
         </w:r>
         <w:r>
           <w:rPr>
@@ -2548,7 +2548,7 @@
             <w:noProof/>
             <w:webHidden/>
           </w:rPr>
-          <w:t>7</w:t>
+          <w:t>13</w:t>
         </w:r>
         <w:r>
           <w:rPr>
@@ -2577,7 +2577,7 @@
           <w14:ligatures w14:val="standardContextual"/>
         </w:rPr>
       </w:pPr>
-      <w:hyperlink w:anchor="_Toc212934627" w:history="1">
+      <w:hyperlink w:anchor="_Toc213352316" w:history="1">
         <w:r>
           <w:rPr>
             <w:rStyle w:val="Lienhypertexte"/>
@@ -2624,7 +2624,7 @@
             <w:noProof/>
             <w:webHidden/>
           </w:rPr>
-          <w:instrText xml:space="preserve"> PAGEREF _Toc212934627 \h </w:instrText>
+          <w:instrText xml:space="preserve"> PAGEREF _Toc213352316 \h </w:instrText>
         </w:r>
         <w:r>
           <w:rPr>
@@ -2644,7 +2644,7 @@
             <w:noProof/>
             <w:webHidden/>
           </w:rPr>
-          <w:t>7</w:t>
+          <w:t>13</w:t>
         </w:r>
         <w:r>
           <w:rPr>
@@ -2673,7 +2673,7 @@
           <w14:ligatures w14:val="standardContextual"/>
         </w:rPr>
       </w:pPr>
-      <w:hyperlink w:anchor="_Toc212934628" w:history="1">
+      <w:hyperlink w:anchor="_Toc213352317" w:history="1">
         <w:r>
           <w:rPr>
             <w:rStyle w:val="Lienhypertexte"/>
@@ -2720,7 +2720,7 @@
             <w:noProof/>
             <w:webHidden/>
           </w:rPr>
-          <w:instrText xml:space="preserve"> PAGEREF _Toc212934628 \h </w:instrText>
+          <w:instrText xml:space="preserve"> PAGEREF _Toc213352317 \h </w:instrText>
         </w:r>
         <w:r>
           <w:rPr>
@@ -2740,7 +2740,7 @@
             <w:noProof/>
             <w:webHidden/>
           </w:rPr>
-          <w:t>7</w:t>
+          <w:t>13</w:t>
         </w:r>
         <w:r>
           <w:rPr>
@@ -2769,7 +2769,7 @@
           <w14:ligatures w14:val="standardContextual"/>
         </w:rPr>
       </w:pPr>
-      <w:hyperlink w:anchor="_Toc212934629" w:history="1">
+      <w:hyperlink w:anchor="_Toc213352318" w:history="1">
         <w:r>
           <w:rPr>
             <w:rStyle w:val="Lienhypertexte"/>
@@ -2816,7 +2816,7 @@
             <w:noProof/>
             <w:webHidden/>
           </w:rPr>
-          <w:instrText xml:space="preserve"> PAGEREF _Toc212934629 \h </w:instrText>
+          <w:instrText xml:space="preserve"> PAGEREF _Toc213352318 \h </w:instrText>
         </w:r>
         <w:r>
           <w:rPr>
@@ -2836,7 +2836,7 @@
             <w:noProof/>
             <w:webHidden/>
           </w:rPr>
-          <w:t>7</w:t>
+          <w:t>13</w:t>
         </w:r>
         <w:r>
           <w:rPr>
@@ -2865,7 +2865,7 @@
           <w14:ligatures w14:val="standardContextual"/>
         </w:rPr>
       </w:pPr>
-      <w:hyperlink w:anchor="_Toc212934630" w:history="1">
+      <w:hyperlink w:anchor="_Toc213352319" w:history="1">
         <w:r>
           <w:rPr>
             <w:rStyle w:val="Lienhypertexte"/>
@@ -2912,7 +2912,7 @@
             <w:noProof/>
             <w:webHidden/>
           </w:rPr>
-          <w:instrText xml:space="preserve"> PAGEREF _Toc212934630 \h </w:instrText>
+          <w:instrText xml:space="preserve"> PAGEREF _Toc213352319 \h </w:instrText>
         </w:r>
         <w:r>
           <w:rPr>
@@ -2932,7 +2932,7 @@
             <w:noProof/>
             <w:webHidden/>
           </w:rPr>
-          <w:t>7</w:t>
+          <w:t>13</w:t>
         </w:r>
         <w:r>
           <w:rPr>
@@ -2961,7 +2961,7 @@
           <w14:ligatures w14:val="standardContextual"/>
         </w:rPr>
       </w:pPr>
-      <w:hyperlink w:anchor="_Toc212934631" w:history="1">
+      <w:hyperlink w:anchor="_Toc213352320" w:history="1">
         <w:r>
           <w:rPr>
             <w:rStyle w:val="Lienhypertexte"/>
@@ -3008,7 +3008,7 @@
             <w:noProof/>
             <w:webHidden/>
           </w:rPr>
-          <w:instrText xml:space="preserve"> PAGEREF _Toc212934631 \h </w:instrText>
+          <w:instrText xml:space="preserve"> PAGEREF _Toc213352320 \h </w:instrText>
         </w:r>
         <w:r>
           <w:rPr>
@@ -3028,7 +3028,7 @@
             <w:noProof/>
             <w:webHidden/>
           </w:rPr>
-          <w:t>8</w:t>
+          <w:t>13</w:t>
         </w:r>
         <w:r>
           <w:rPr>
@@ -3056,7 +3056,7 @@
           <w14:ligatures w14:val="standardContextual"/>
         </w:rPr>
       </w:pPr>
-      <w:hyperlink w:anchor="_Toc212934632" w:history="1">
+      <w:hyperlink w:anchor="_Toc213352321" w:history="1">
         <w:r>
           <w:rPr>
             <w:rStyle w:val="Lienhypertexte"/>
@@ -3102,7 +3102,7 @@
             <w:noProof/>
             <w:webHidden/>
           </w:rPr>
-          <w:instrText xml:space="preserve"> PAGEREF _Toc212934632 \h </w:instrText>
+          <w:instrText xml:space="preserve"> PAGEREF _Toc213352321 \h </w:instrText>
         </w:r>
         <w:r>
           <w:rPr>
@@ -3122,7 +3122,7 @@
             <w:noProof/>
             <w:webHidden/>
           </w:rPr>
-          <w:t>8</w:t>
+          <w:t>14</w:t>
         </w:r>
         <w:r>
           <w:rPr>
@@ -3151,7 +3151,7 @@
           <w14:ligatures w14:val="standardContextual"/>
         </w:rPr>
       </w:pPr>
-      <w:hyperlink w:anchor="_Toc212934633" w:history="1">
+      <w:hyperlink w:anchor="_Toc213352322" w:history="1">
         <w:r>
           <w:rPr>
             <w:rStyle w:val="Lienhypertexte"/>
@@ -3198,7 +3198,7 @@
             <w:noProof/>
             <w:webHidden/>
           </w:rPr>
-          <w:instrText xml:space="preserve"> PAGEREF _Toc212934633 \h </w:instrText>
+          <w:instrText xml:space="preserve"> PAGEREF _Toc213352322 \h </w:instrText>
         </w:r>
         <w:r>
           <w:rPr>
@@ -3218,7 +3218,7 @@
             <w:noProof/>
             <w:webHidden/>
           </w:rPr>
-          <w:t>8</w:t>
+          <w:t>14</w:t>
         </w:r>
         <w:r>
           <w:rPr>
@@ -3247,7 +3247,7 @@
           <w14:ligatures w14:val="standardContextual"/>
         </w:rPr>
       </w:pPr>
-      <w:hyperlink w:anchor="_Toc212934634" w:history="1">
+      <w:hyperlink w:anchor="_Toc213352323" w:history="1">
         <w:r>
           <w:rPr>
             <w:rStyle w:val="Lienhypertexte"/>
@@ -3294,7 +3294,7 @@
             <w:noProof/>
             <w:webHidden/>
           </w:rPr>
-          <w:instrText xml:space="preserve"> PAGEREF _Toc212934634 \h </w:instrText>
+          <w:instrText xml:space="preserve"> PAGEREF _Toc213352323 \h </w:instrText>
         </w:r>
         <w:r>
           <w:rPr>
@@ -3314,7 +3314,7 @@
             <w:noProof/>
             <w:webHidden/>
           </w:rPr>
-          <w:t>8</w:t>
+          <w:t>14</w:t>
         </w:r>
         <w:r>
           <w:rPr>
@@ -3343,7 +3343,7 @@
           <w14:ligatures w14:val="standardContextual"/>
         </w:rPr>
       </w:pPr>
-      <w:hyperlink w:anchor="_Toc212934635" w:history="1">
+      <w:hyperlink w:anchor="_Toc213352324" w:history="1">
         <w:r>
           <w:rPr>
             <w:rStyle w:val="Lienhypertexte"/>
@@ -3390,7 +3390,7 @@
             <w:noProof/>
             <w:webHidden/>
           </w:rPr>
-          <w:instrText xml:space="preserve"> PAGEREF _Toc212934635 \h </w:instrText>
+          <w:instrText xml:space="preserve"> PAGEREF _Toc213352324 \h </w:instrText>
         </w:r>
         <w:r>
           <w:rPr>
@@ -3410,7 +3410,7 @@
             <w:noProof/>
             <w:webHidden/>
           </w:rPr>
-          <w:t>8</w:t>
+          <w:t>14</w:t>
         </w:r>
         <w:r>
           <w:rPr>
@@ -3439,7 +3439,7 @@
           <w14:ligatures w14:val="standardContextual"/>
         </w:rPr>
       </w:pPr>
-      <w:hyperlink w:anchor="_Toc212934636" w:history="1">
+      <w:hyperlink w:anchor="_Toc213352325" w:history="1">
         <w:r>
           <w:rPr>
             <w:rStyle w:val="Lienhypertexte"/>
@@ -3486,7 +3486,7 @@
             <w:noProof/>
             <w:webHidden/>
           </w:rPr>
-          <w:instrText xml:space="preserve"> PAGEREF _Toc212934636 \h </w:instrText>
+          <w:instrText xml:space="preserve"> PAGEREF _Toc213352325 \h </w:instrText>
         </w:r>
         <w:r>
           <w:rPr>
@@ -3506,7 +3506,7 @@
             <w:noProof/>
             <w:webHidden/>
           </w:rPr>
-          <w:t>9</w:t>
+          <w:t>14</w:t>
         </w:r>
         <w:r>
           <w:rPr>
@@ -3536,7 +3536,7 @@
           <w14:ligatures w14:val="standardContextual"/>
         </w:rPr>
       </w:pPr>
-      <w:hyperlink w:anchor="_Toc212934637" w:history="1">
+      <w:hyperlink w:anchor="_Toc213352326" w:history="1">
         <w:r>
           <w:rPr>
             <w:rStyle w:val="Lienhypertexte"/>
@@ -3584,7 +3584,7 @@
             <w:noProof/>
             <w:webHidden/>
           </w:rPr>
-          <w:instrText xml:space="preserve"> PAGEREF _Toc212934637 \h </w:instrText>
+          <w:instrText xml:space="preserve"> PAGEREF _Toc213352326 \h </w:instrText>
         </w:r>
         <w:r>
           <w:rPr>
@@ -3604,7 +3604,7 @@
             <w:noProof/>
             <w:webHidden/>
           </w:rPr>
-          <w:t>9</w:t>
+          <w:t>15</w:t>
         </w:r>
         <w:r>
           <w:rPr>
@@ -3632,7 +3632,7 @@
           <w14:ligatures w14:val="standardContextual"/>
         </w:rPr>
       </w:pPr>
-      <w:hyperlink w:anchor="_Toc212934638" w:history="1">
+      <w:hyperlink w:anchor="_Toc213352327" w:history="1">
         <w:r>
           <w:rPr>
             <w:rStyle w:val="Lienhypertexte"/>
@@ -3678,7 +3678,7 @@
             <w:noProof/>
             <w:webHidden/>
           </w:rPr>
-          <w:instrText xml:space="preserve"> PAGEREF _Toc212934638 \h </w:instrText>
+          <w:instrText xml:space="preserve"> PAGEREF _Toc213352327 \h </w:instrText>
         </w:r>
         <w:r>
           <w:rPr>
@@ -3698,7 +3698,7 @@
             <w:noProof/>
             <w:webHidden/>
           </w:rPr>
-          <w:t>9</w:t>
+          <w:t>15</w:t>
         </w:r>
         <w:r>
           <w:rPr>
@@ -3726,7 +3726,7 @@
           <w14:ligatures w14:val="standardContextual"/>
         </w:rPr>
       </w:pPr>
-      <w:hyperlink w:anchor="_Toc212934639" w:history="1">
+      <w:hyperlink w:anchor="_Toc213352328" w:history="1">
         <w:r>
           <w:rPr>
             <w:rStyle w:val="Lienhypertexte"/>
@@ -3772,7 +3772,7 @@
             <w:noProof/>
             <w:webHidden/>
           </w:rPr>
-          <w:instrText xml:space="preserve"> PAGEREF _Toc212934639 \h </w:instrText>
+          <w:instrText xml:space="preserve"> PAGEREF _Toc213352328 \h </w:instrText>
         </w:r>
         <w:r>
           <w:rPr>
@@ -3792,7 +3792,7 @@
             <w:noProof/>
             <w:webHidden/>
           </w:rPr>
-          <w:t>9</w:t>
+          <w:t>15</w:t>
         </w:r>
         <w:r>
           <w:rPr>
@@ -3820,7 +3820,7 @@
           <w14:ligatures w14:val="standardContextual"/>
         </w:rPr>
       </w:pPr>
-      <w:hyperlink w:anchor="_Toc212934640" w:history="1">
+      <w:hyperlink w:anchor="_Toc213352329" w:history="1">
         <w:r>
           <w:rPr>
             <w:rStyle w:val="Lienhypertexte"/>
@@ -3866,7 +3866,7 @@
             <w:noProof/>
             <w:webHidden/>
           </w:rPr>
-          <w:instrText xml:space="preserve"> PAGEREF _Toc212934640 \h </w:instrText>
+          <w:instrText xml:space="preserve"> PAGEREF _Toc213352329 \h </w:instrText>
         </w:r>
         <w:r>
           <w:rPr>
@@ -3886,7 +3886,7 @@
             <w:noProof/>
             <w:webHidden/>
           </w:rPr>
-          <w:t>9</w:t>
+          <w:t>15</w:t>
         </w:r>
         <w:r>
           <w:rPr>
@@ -3916,7 +3916,7 @@
           <w14:ligatures w14:val="standardContextual"/>
         </w:rPr>
       </w:pPr>
-      <w:hyperlink w:anchor="_Toc212934641" w:history="1">
+      <w:hyperlink w:anchor="_Toc213352330" w:history="1">
         <w:r>
           <w:rPr>
             <w:rStyle w:val="Lienhypertexte"/>
@@ -3964,7 +3964,7 @@
             <w:noProof/>
             <w:webHidden/>
           </w:rPr>
-          <w:instrText xml:space="preserve"> PAGEREF _Toc212934641 \h </w:instrText>
+          <w:instrText xml:space="preserve"> PAGEREF _Toc213352330 \h </w:instrText>
         </w:r>
         <w:r>
           <w:rPr>
@@ -3984,7 +3984,7 @@
             <w:noProof/>
             <w:webHidden/>
           </w:rPr>
-          <w:t>9</w:t>
+          <w:t>15</w:t>
         </w:r>
         <w:r>
           <w:rPr>
@@ -4012,7 +4012,7 @@
           <w14:ligatures w14:val="standardContextual"/>
         </w:rPr>
       </w:pPr>
-      <w:hyperlink w:anchor="_Toc212934642" w:history="1">
+      <w:hyperlink w:anchor="_Toc213352331" w:history="1">
         <w:r>
           <w:rPr>
             <w:rStyle w:val="Lienhypertexte"/>
@@ -4058,7 +4058,7 @@
             <w:noProof/>
             <w:webHidden/>
           </w:rPr>
-          <w:instrText xml:space="preserve"> PAGEREF _Toc212934642 \h </w:instrText>
+          <w:instrText xml:space="preserve"> PAGEREF _Toc213352331 \h </w:instrText>
         </w:r>
         <w:r>
           <w:rPr>
@@ -4078,7 +4078,7 @@
             <w:noProof/>
             <w:webHidden/>
           </w:rPr>
-          <w:t>9</w:t>
+          <w:t>15</w:t>
         </w:r>
         <w:r>
           <w:rPr>
@@ -4106,7 +4106,7 @@
           <w14:ligatures w14:val="standardContextual"/>
         </w:rPr>
       </w:pPr>
-      <w:hyperlink w:anchor="_Toc212934643" w:history="1">
+      <w:hyperlink w:anchor="_Toc213352332" w:history="1">
         <w:r>
           <w:rPr>
             <w:rStyle w:val="Lienhypertexte"/>
@@ -4152,7 +4152,7 @@
             <w:noProof/>
             <w:webHidden/>
           </w:rPr>
-          <w:instrText xml:space="preserve"> PAGEREF _Toc212934643 \h </w:instrText>
+          <w:instrText xml:space="preserve"> PAGEREF _Toc213352332 \h </w:instrText>
         </w:r>
         <w:r>
           <w:rPr>
@@ -4172,7 +4172,7 @@
             <w:noProof/>
             <w:webHidden/>
           </w:rPr>
-          <w:t>9</w:t>
+          <w:t>15</w:t>
         </w:r>
         <w:r>
           <w:rPr>
@@ -4185,16 +4185,14 @@
     </w:p>
     <w:p>
       <w:pPr>
-        <w:pStyle w:val="TM10"/>
+        <w:pStyle w:val="TM2"/>
         <w:tabs>
-          <w:tab w:val="left" w:pos="400"/>
+          <w:tab w:val="left" w:pos="800"/>
           <w:tab w:val="right" w:leader="dot" w:pos="9060"/>
         </w:tabs>
         <w:rPr>
           <w:rFonts w:asciiTheme="minorHAnsi" w:eastAsiaTheme="minorEastAsia" w:hAnsiTheme="minorHAnsi" w:cstheme="minorBidi"/>
-          <w:b w:val="0"/>
-          <w:bCs w:val="0"/>
-          <w:caps w:val="0"/>
+          <w:smallCaps w:val="0"/>
           <w:noProof/>
           <w:kern w:val="2"/>
           <w:sz w:val="24"/>
@@ -4202,20 +4200,18 @@
           <w14:ligatures w14:val="standardContextual"/>
         </w:rPr>
       </w:pPr>
-      <w:hyperlink w:anchor="_Toc212934644" w:history="1">
+      <w:hyperlink w:anchor="_Toc213352333" w:history="1">
         <w:r>
           <w:rPr>
             <w:rStyle w:val="Lienhypertexte"/>
             <w:noProof/>
           </w:rPr>
-          <w:t>6</w:t>
+          <w:t>5.3</w:t>
         </w:r>
         <w:r>
           <w:rPr>
             <w:rFonts w:asciiTheme="minorHAnsi" w:eastAsiaTheme="minorEastAsia" w:hAnsiTheme="minorHAnsi" w:cstheme="minorBidi"/>
-            <w:b w:val="0"/>
-            <w:bCs w:val="0"/>
-            <w:caps w:val="0"/>
+            <w:smallCaps w:val="0"/>
             <w:noProof/>
             <w:kern w:val="2"/>
             <w:sz w:val="24"/>
@@ -4229,7 +4225,7 @@
             <w:rStyle w:val="Lienhypertexte"/>
             <w:noProof/>
           </w:rPr>
-          <w:t>Annexes</w:t>
+          <w:t>Utilisation de l’IA</w:t>
         </w:r>
         <w:r>
           <w:rPr>
@@ -4250,7 +4246,7 @@
             <w:noProof/>
             <w:webHidden/>
           </w:rPr>
-          <w:instrText xml:space="preserve"> PAGEREF _Toc212934644 \h </w:instrText>
+          <w:instrText xml:space="preserve"> PAGEREF _Toc213352333 \h </w:instrText>
         </w:r>
         <w:r>
           <w:rPr>
@@ -4270,7 +4266,7 @@
             <w:noProof/>
             <w:webHidden/>
           </w:rPr>
-          <w:t>9</w:t>
+          <w:t>15</w:t>
         </w:r>
         <w:r>
           <w:rPr>
@@ -4282,30 +4278,791 @@
       </w:hyperlink>
     </w:p>
     <w:p>
-      <w:r>
+      <w:pPr>
+        <w:pStyle w:val="TM3"/>
+        <w:tabs>
+          <w:tab w:val="left" w:pos="1200"/>
+          <w:tab w:val="right" w:leader="dot" w:pos="9060"/>
+        </w:tabs>
         <w:rPr>
-          <w:rFonts w:cs="Arial"/>
+          <w:rFonts w:asciiTheme="minorHAnsi" w:eastAsiaTheme="minorEastAsia" w:hAnsiTheme="minorHAnsi" w:cstheme="minorBidi"/>
+          <w:i w:val="0"/>
+          <w:iCs w:val="0"/>
+          <w:noProof/>
+          <w:kern w:val="2"/>
+          <w:sz w:val="24"/>
+          <w:szCs w:val="24"/>
+          <w14:ligatures w14:val="standardContextual"/>
+        </w:rPr>
+      </w:pPr>
+      <w:hyperlink w:anchor="_Toc213352334" w:history="1">
+        <w:r>
+          <w:rPr>
+            <w:rStyle w:val="Lienhypertexte"/>
+            <w:noProof/>
+          </w:rPr>
+          <w:t>5.3.1</w:t>
+        </w:r>
+        <w:r>
+          <w:rPr>
+            <w:rFonts w:asciiTheme="minorHAnsi" w:eastAsiaTheme="minorEastAsia" w:hAnsiTheme="minorHAnsi" w:cstheme="minorBidi"/>
+            <w:i w:val="0"/>
+            <w:iCs w:val="0"/>
+            <w:noProof/>
+            <w:kern w:val="2"/>
+            <w:sz w:val="24"/>
+            <w:szCs w:val="24"/>
+            <w14:ligatures w14:val="standardContextual"/>
+          </w:rPr>
+          <w:tab/>
+        </w:r>
+        <w:r>
+          <w:rPr>
+            <w:rStyle w:val="Lienhypertexte"/>
+            <w:noProof/>
+          </w:rPr>
+          <w:t>Requête 1</w:t>
+        </w:r>
+        <w:r>
+          <w:rPr>
+            <w:noProof/>
+            <w:webHidden/>
+          </w:rPr>
+          <w:tab/>
+        </w:r>
+        <w:r>
+          <w:rPr>
+            <w:noProof/>
+            <w:webHidden/>
+          </w:rPr>
+          <w:fldChar w:fldCharType="begin"/>
+        </w:r>
+        <w:r>
+          <w:rPr>
+            <w:noProof/>
+            <w:webHidden/>
+          </w:rPr>
+          <w:instrText xml:space="preserve"> PAGEREF _Toc213352334 \h </w:instrText>
+        </w:r>
+        <w:r>
+          <w:rPr>
+            <w:noProof/>
+            <w:webHidden/>
+          </w:rPr>
+        </w:r>
+        <w:r>
+          <w:rPr>
+            <w:noProof/>
+            <w:webHidden/>
+          </w:rPr>
+          <w:fldChar w:fldCharType="separate"/>
+        </w:r>
+        <w:r>
+          <w:rPr>
+            <w:noProof/>
+            <w:webHidden/>
+          </w:rPr>
+          <w:t>16</w:t>
+        </w:r>
+        <w:r>
+          <w:rPr>
+            <w:noProof/>
+            <w:webHidden/>
+          </w:rPr>
+          <w:fldChar w:fldCharType="end"/>
+        </w:r>
+      </w:hyperlink>
+    </w:p>
+    <w:p>
+      <w:pPr>
+        <w:pStyle w:val="TM3"/>
+        <w:tabs>
+          <w:tab w:val="left" w:pos="1200"/>
+          <w:tab w:val="right" w:leader="dot" w:pos="9060"/>
+        </w:tabs>
+        <w:rPr>
+          <w:rFonts w:asciiTheme="minorHAnsi" w:eastAsiaTheme="minorEastAsia" w:hAnsiTheme="minorHAnsi" w:cstheme="minorBidi"/>
+          <w:i w:val="0"/>
+          <w:iCs w:val="0"/>
+          <w:noProof/>
+          <w:kern w:val="2"/>
+          <w:sz w:val="24"/>
+          <w:szCs w:val="24"/>
+          <w14:ligatures w14:val="standardContextual"/>
+        </w:rPr>
+      </w:pPr>
+      <w:hyperlink w:anchor="_Toc213352335" w:history="1">
+        <w:r>
+          <w:rPr>
+            <w:rStyle w:val="Lienhypertexte"/>
+            <w:noProof/>
+          </w:rPr>
+          <w:t>5.3.2</w:t>
+        </w:r>
+        <w:r>
+          <w:rPr>
+            <w:rFonts w:asciiTheme="minorHAnsi" w:eastAsiaTheme="minorEastAsia" w:hAnsiTheme="minorHAnsi" w:cstheme="minorBidi"/>
+            <w:i w:val="0"/>
+            <w:iCs w:val="0"/>
+            <w:noProof/>
+            <w:kern w:val="2"/>
+            <w:sz w:val="24"/>
+            <w:szCs w:val="24"/>
+            <w14:ligatures w14:val="standardContextual"/>
+          </w:rPr>
+          <w:tab/>
+        </w:r>
+        <w:r>
+          <w:rPr>
+            <w:rStyle w:val="Lienhypertexte"/>
+            <w:noProof/>
+          </w:rPr>
+          <w:t>Requête 2</w:t>
+        </w:r>
+        <w:r>
+          <w:rPr>
+            <w:noProof/>
+            <w:webHidden/>
+          </w:rPr>
+          <w:tab/>
+        </w:r>
+        <w:r>
+          <w:rPr>
+            <w:noProof/>
+            <w:webHidden/>
+          </w:rPr>
+          <w:fldChar w:fldCharType="begin"/>
+        </w:r>
+        <w:r>
+          <w:rPr>
+            <w:noProof/>
+            <w:webHidden/>
+          </w:rPr>
+          <w:instrText xml:space="preserve"> PAGEREF _Toc213352335 \h </w:instrText>
+        </w:r>
+        <w:r>
+          <w:rPr>
+            <w:noProof/>
+            <w:webHidden/>
+          </w:rPr>
+        </w:r>
+        <w:r>
+          <w:rPr>
+            <w:noProof/>
+            <w:webHidden/>
+          </w:rPr>
+          <w:fldChar w:fldCharType="separate"/>
+        </w:r>
+        <w:r>
+          <w:rPr>
+            <w:noProof/>
+            <w:webHidden/>
+          </w:rPr>
+          <w:t>18</w:t>
+        </w:r>
+        <w:r>
+          <w:rPr>
+            <w:noProof/>
+            <w:webHidden/>
+          </w:rPr>
+          <w:fldChar w:fldCharType="end"/>
+        </w:r>
+      </w:hyperlink>
+    </w:p>
+    <w:p>
+      <w:pPr>
+        <w:pStyle w:val="TM3"/>
+        <w:tabs>
+          <w:tab w:val="left" w:pos="1200"/>
+          <w:tab w:val="right" w:leader="dot" w:pos="9060"/>
+        </w:tabs>
+        <w:rPr>
+          <w:rFonts w:asciiTheme="minorHAnsi" w:eastAsiaTheme="minorEastAsia" w:hAnsiTheme="minorHAnsi" w:cstheme="minorBidi"/>
+          <w:i w:val="0"/>
+          <w:iCs w:val="0"/>
+          <w:noProof/>
+          <w:kern w:val="2"/>
+          <w:sz w:val="24"/>
+          <w:szCs w:val="24"/>
+          <w14:ligatures w14:val="standardContextual"/>
+        </w:rPr>
+      </w:pPr>
+      <w:hyperlink w:anchor="_Toc213352336" w:history="1">
+        <w:r>
+          <w:rPr>
+            <w:rStyle w:val="Lienhypertexte"/>
+            <w:noProof/>
+          </w:rPr>
+          <w:t>5.3.3</w:t>
+        </w:r>
+        <w:r>
+          <w:rPr>
+            <w:rFonts w:asciiTheme="minorHAnsi" w:eastAsiaTheme="minorEastAsia" w:hAnsiTheme="minorHAnsi" w:cstheme="minorBidi"/>
+            <w:i w:val="0"/>
+            <w:iCs w:val="0"/>
+            <w:noProof/>
+            <w:kern w:val="2"/>
+            <w:sz w:val="24"/>
+            <w:szCs w:val="24"/>
+            <w14:ligatures w14:val="standardContextual"/>
+          </w:rPr>
+          <w:tab/>
+        </w:r>
+        <w:r>
+          <w:rPr>
+            <w:rStyle w:val="Lienhypertexte"/>
+            <w:noProof/>
+          </w:rPr>
+          <w:t>Requête 3</w:t>
+        </w:r>
+        <w:r>
+          <w:rPr>
+            <w:noProof/>
+            <w:webHidden/>
+          </w:rPr>
+          <w:tab/>
+        </w:r>
+        <w:r>
+          <w:rPr>
+            <w:noProof/>
+            <w:webHidden/>
+          </w:rPr>
+          <w:fldChar w:fldCharType="begin"/>
+        </w:r>
+        <w:r>
+          <w:rPr>
+            <w:noProof/>
+            <w:webHidden/>
+          </w:rPr>
+          <w:instrText xml:space="preserve"> PAGEREF _Toc213352336 \h </w:instrText>
+        </w:r>
+        <w:r>
+          <w:rPr>
+            <w:noProof/>
+            <w:webHidden/>
+          </w:rPr>
+        </w:r>
+        <w:r>
+          <w:rPr>
+            <w:noProof/>
+            <w:webHidden/>
+          </w:rPr>
+          <w:fldChar w:fldCharType="separate"/>
+        </w:r>
+        <w:r>
+          <w:rPr>
+            <w:noProof/>
+            <w:webHidden/>
+          </w:rPr>
+          <w:t>19</w:t>
+        </w:r>
+        <w:r>
+          <w:rPr>
+            <w:noProof/>
+            <w:webHidden/>
+          </w:rPr>
+          <w:fldChar w:fldCharType="end"/>
+        </w:r>
+      </w:hyperlink>
+    </w:p>
+    <w:p>
+      <w:pPr>
+        <w:pStyle w:val="TM3"/>
+        <w:tabs>
+          <w:tab w:val="left" w:pos="1200"/>
+          <w:tab w:val="right" w:leader="dot" w:pos="9060"/>
+        </w:tabs>
+        <w:rPr>
+          <w:rFonts w:asciiTheme="minorHAnsi" w:eastAsiaTheme="minorEastAsia" w:hAnsiTheme="minorHAnsi" w:cstheme="minorBidi"/>
+          <w:i w:val="0"/>
+          <w:iCs w:val="0"/>
+          <w:noProof/>
+          <w:kern w:val="2"/>
+          <w:sz w:val="24"/>
+          <w:szCs w:val="24"/>
+          <w14:ligatures w14:val="standardContextual"/>
+        </w:rPr>
+      </w:pPr>
+      <w:hyperlink w:anchor="_Toc213352337" w:history="1">
+        <w:r>
+          <w:rPr>
+            <w:rStyle w:val="Lienhypertexte"/>
+            <w:noProof/>
+          </w:rPr>
+          <w:t>5.3.4</w:t>
+        </w:r>
+        <w:r>
+          <w:rPr>
+            <w:rFonts w:asciiTheme="minorHAnsi" w:eastAsiaTheme="minorEastAsia" w:hAnsiTheme="minorHAnsi" w:cstheme="minorBidi"/>
+            <w:i w:val="0"/>
+            <w:iCs w:val="0"/>
+            <w:noProof/>
+            <w:kern w:val="2"/>
+            <w:sz w:val="24"/>
+            <w:szCs w:val="24"/>
+            <w14:ligatures w14:val="standardContextual"/>
+          </w:rPr>
+          <w:tab/>
+        </w:r>
+        <w:r>
+          <w:rPr>
+            <w:rStyle w:val="Lienhypertexte"/>
+            <w:noProof/>
+          </w:rPr>
+          <w:t>Requête 4</w:t>
+        </w:r>
+        <w:r>
+          <w:rPr>
+            <w:noProof/>
+            <w:webHidden/>
+          </w:rPr>
+          <w:tab/>
+        </w:r>
+        <w:r>
+          <w:rPr>
+            <w:noProof/>
+            <w:webHidden/>
+          </w:rPr>
+          <w:fldChar w:fldCharType="begin"/>
+        </w:r>
+        <w:r>
+          <w:rPr>
+            <w:noProof/>
+            <w:webHidden/>
+          </w:rPr>
+          <w:instrText xml:space="preserve"> PAGEREF _Toc213352337 \h </w:instrText>
+        </w:r>
+        <w:r>
+          <w:rPr>
+            <w:noProof/>
+            <w:webHidden/>
+          </w:rPr>
+        </w:r>
+        <w:r>
+          <w:rPr>
+            <w:noProof/>
+            <w:webHidden/>
+          </w:rPr>
+          <w:fldChar w:fldCharType="separate"/>
+        </w:r>
+        <w:r>
+          <w:rPr>
+            <w:noProof/>
+            <w:webHidden/>
+          </w:rPr>
+          <w:t>19</w:t>
+        </w:r>
+        <w:r>
+          <w:rPr>
+            <w:noProof/>
+            <w:webHidden/>
+          </w:rPr>
+          <w:fldChar w:fldCharType="end"/>
+        </w:r>
+      </w:hyperlink>
+    </w:p>
+    <w:p>
+      <w:pPr>
+        <w:pStyle w:val="TM3"/>
+        <w:tabs>
+          <w:tab w:val="left" w:pos="1200"/>
+          <w:tab w:val="right" w:leader="dot" w:pos="9060"/>
+        </w:tabs>
+        <w:rPr>
+          <w:rFonts w:asciiTheme="minorHAnsi" w:eastAsiaTheme="minorEastAsia" w:hAnsiTheme="minorHAnsi" w:cstheme="minorBidi"/>
+          <w:i w:val="0"/>
+          <w:iCs w:val="0"/>
+          <w:noProof/>
+          <w:kern w:val="2"/>
+          <w:sz w:val="24"/>
+          <w:szCs w:val="24"/>
+          <w14:ligatures w14:val="standardContextual"/>
+        </w:rPr>
+      </w:pPr>
+      <w:hyperlink w:anchor="_Toc213352338" w:history="1">
+        <w:r>
+          <w:rPr>
+            <w:rStyle w:val="Lienhypertexte"/>
+            <w:noProof/>
+          </w:rPr>
+          <w:t>5.3.5</w:t>
+        </w:r>
+        <w:r>
+          <w:rPr>
+            <w:rFonts w:asciiTheme="minorHAnsi" w:eastAsiaTheme="minorEastAsia" w:hAnsiTheme="minorHAnsi" w:cstheme="minorBidi"/>
+            <w:i w:val="0"/>
+            <w:iCs w:val="0"/>
+            <w:noProof/>
+            <w:kern w:val="2"/>
+            <w:sz w:val="24"/>
+            <w:szCs w:val="24"/>
+            <w14:ligatures w14:val="standardContextual"/>
+          </w:rPr>
+          <w:tab/>
+        </w:r>
+        <w:r>
+          <w:rPr>
+            <w:rStyle w:val="Lienhypertexte"/>
+            <w:noProof/>
+          </w:rPr>
+          <w:t>Requête 5</w:t>
+        </w:r>
+        <w:r>
+          <w:rPr>
+            <w:noProof/>
+            <w:webHidden/>
+          </w:rPr>
+          <w:tab/>
+        </w:r>
+        <w:r>
+          <w:rPr>
+            <w:noProof/>
+            <w:webHidden/>
+          </w:rPr>
+          <w:fldChar w:fldCharType="begin"/>
+        </w:r>
+        <w:r>
+          <w:rPr>
+            <w:noProof/>
+            <w:webHidden/>
+          </w:rPr>
+          <w:instrText xml:space="preserve"> PAGEREF _Toc213352338 \h </w:instrText>
+        </w:r>
+        <w:r>
+          <w:rPr>
+            <w:noProof/>
+            <w:webHidden/>
+          </w:rPr>
+        </w:r>
+        <w:r>
+          <w:rPr>
+            <w:noProof/>
+            <w:webHidden/>
+          </w:rPr>
+          <w:fldChar w:fldCharType="separate"/>
+        </w:r>
+        <w:r>
+          <w:rPr>
+            <w:noProof/>
+            <w:webHidden/>
+          </w:rPr>
+          <w:t>22</w:t>
+        </w:r>
+        <w:r>
+          <w:rPr>
+            <w:noProof/>
+            <w:webHidden/>
+          </w:rPr>
+          <w:fldChar w:fldCharType="end"/>
+        </w:r>
+      </w:hyperlink>
+    </w:p>
+    <w:p>
+      <w:pPr>
+        <w:pStyle w:val="TM3"/>
+        <w:tabs>
+          <w:tab w:val="left" w:pos="1200"/>
+          <w:tab w:val="right" w:leader="dot" w:pos="9060"/>
+        </w:tabs>
+        <w:rPr>
+          <w:rFonts w:asciiTheme="minorHAnsi" w:eastAsiaTheme="minorEastAsia" w:hAnsiTheme="minorHAnsi" w:cstheme="minorBidi"/>
+          <w:i w:val="0"/>
+          <w:iCs w:val="0"/>
+          <w:noProof/>
+          <w:kern w:val="2"/>
+          <w:sz w:val="24"/>
+          <w:szCs w:val="24"/>
+          <w14:ligatures w14:val="standardContextual"/>
+        </w:rPr>
+      </w:pPr>
+      <w:hyperlink w:anchor="_Toc213352339" w:history="1">
+        <w:r>
+          <w:rPr>
+            <w:rStyle w:val="Lienhypertexte"/>
+            <w:noProof/>
+          </w:rPr>
+          <w:t>5.3.6</w:t>
+        </w:r>
+        <w:r>
+          <w:rPr>
+            <w:rFonts w:asciiTheme="minorHAnsi" w:eastAsiaTheme="minorEastAsia" w:hAnsiTheme="minorHAnsi" w:cstheme="minorBidi"/>
+            <w:i w:val="0"/>
+            <w:iCs w:val="0"/>
+            <w:noProof/>
+            <w:kern w:val="2"/>
+            <w:sz w:val="24"/>
+            <w:szCs w:val="24"/>
+            <w14:ligatures w14:val="standardContextual"/>
+          </w:rPr>
+          <w:tab/>
+        </w:r>
+        <w:r>
+          <w:rPr>
+            <w:rStyle w:val="Lienhypertexte"/>
+            <w:noProof/>
+          </w:rPr>
+          <w:t>Requête 6</w:t>
+        </w:r>
+        <w:r>
+          <w:rPr>
+            <w:noProof/>
+            <w:webHidden/>
+          </w:rPr>
+          <w:tab/>
+        </w:r>
+        <w:r>
+          <w:rPr>
+            <w:noProof/>
+            <w:webHidden/>
+          </w:rPr>
+          <w:fldChar w:fldCharType="begin"/>
+        </w:r>
+        <w:r>
+          <w:rPr>
+            <w:noProof/>
+            <w:webHidden/>
+          </w:rPr>
+          <w:instrText xml:space="preserve"> PAGEREF _Toc213352339 \h </w:instrText>
+        </w:r>
+        <w:r>
+          <w:rPr>
+            <w:noProof/>
+            <w:webHidden/>
+          </w:rPr>
+        </w:r>
+        <w:r>
+          <w:rPr>
+            <w:noProof/>
+            <w:webHidden/>
+          </w:rPr>
+          <w:fldChar w:fldCharType="separate"/>
+        </w:r>
+        <w:r>
+          <w:rPr>
+            <w:noProof/>
+            <w:webHidden/>
+          </w:rPr>
+          <w:t>23</w:t>
+        </w:r>
+        <w:r>
+          <w:rPr>
+            <w:noProof/>
+            <w:webHidden/>
+          </w:rPr>
+          <w:fldChar w:fldCharType="end"/>
+        </w:r>
+      </w:hyperlink>
+    </w:p>
+    <w:p>
+      <w:pPr>
+        <w:pStyle w:val="TM3"/>
+        <w:tabs>
+          <w:tab w:val="left" w:pos="1200"/>
+          <w:tab w:val="right" w:leader="dot" w:pos="9060"/>
+        </w:tabs>
+        <w:rPr>
+          <w:rFonts w:asciiTheme="minorHAnsi" w:eastAsiaTheme="minorEastAsia" w:hAnsiTheme="minorHAnsi" w:cstheme="minorBidi"/>
+          <w:i w:val="0"/>
+          <w:iCs w:val="0"/>
+          <w:noProof/>
+          <w:kern w:val="2"/>
+          <w:sz w:val="24"/>
+          <w:szCs w:val="24"/>
+          <w14:ligatures w14:val="standardContextual"/>
+        </w:rPr>
+      </w:pPr>
+      <w:hyperlink w:anchor="_Toc213352340" w:history="1">
+        <w:r>
+          <w:rPr>
+            <w:rStyle w:val="Lienhypertexte"/>
+            <w:noProof/>
+          </w:rPr>
+          <w:t>5.3.7</w:t>
+        </w:r>
+        <w:r>
+          <w:rPr>
+            <w:rFonts w:asciiTheme="minorHAnsi" w:eastAsiaTheme="minorEastAsia" w:hAnsiTheme="minorHAnsi" w:cstheme="minorBidi"/>
+            <w:i w:val="0"/>
+            <w:iCs w:val="0"/>
+            <w:noProof/>
+            <w:kern w:val="2"/>
+            <w:sz w:val="24"/>
+            <w:szCs w:val="24"/>
+            <w14:ligatures w14:val="standardContextual"/>
+          </w:rPr>
+          <w:tab/>
+        </w:r>
+        <w:r>
+          <w:rPr>
+            <w:rStyle w:val="Lienhypertexte"/>
+            <w:noProof/>
+          </w:rPr>
+          <w:t>Requête 7</w:t>
+        </w:r>
+        <w:r>
+          <w:rPr>
+            <w:noProof/>
+            <w:webHidden/>
+          </w:rPr>
+          <w:tab/>
+        </w:r>
+        <w:r>
+          <w:rPr>
+            <w:noProof/>
+            <w:webHidden/>
+          </w:rPr>
+          <w:fldChar w:fldCharType="begin"/>
+        </w:r>
+        <w:r>
+          <w:rPr>
+            <w:noProof/>
+            <w:webHidden/>
+          </w:rPr>
+          <w:instrText xml:space="preserve"> PAGEREF _Toc213352340 \h </w:instrText>
+        </w:r>
+        <w:r>
+          <w:rPr>
+            <w:noProof/>
+            <w:webHidden/>
+          </w:rPr>
+        </w:r>
+        <w:r>
+          <w:rPr>
+            <w:noProof/>
+            <w:webHidden/>
+          </w:rPr>
+          <w:fldChar w:fldCharType="separate"/>
+        </w:r>
+        <w:r>
+          <w:rPr>
+            <w:noProof/>
+            <w:webHidden/>
+          </w:rPr>
+          <w:t>24</w:t>
+        </w:r>
+        <w:r>
+          <w:rPr>
+            <w:noProof/>
+            <w:webHidden/>
+          </w:rPr>
+          <w:fldChar w:fldCharType="end"/>
+        </w:r>
+      </w:hyperlink>
+    </w:p>
+    <w:p>
+      <w:pPr>
+        <w:pStyle w:val="TM3"/>
+        <w:tabs>
+          <w:tab w:val="left" w:pos="1200"/>
+          <w:tab w:val="right" w:leader="dot" w:pos="9060"/>
+        </w:tabs>
+        <w:rPr>
+          <w:rFonts w:asciiTheme="minorHAnsi" w:eastAsiaTheme="minorEastAsia" w:hAnsiTheme="minorHAnsi" w:cstheme="minorBidi"/>
+          <w:i w:val="0"/>
+          <w:iCs w:val="0"/>
+          <w:noProof/>
+          <w:kern w:val="2"/>
+          <w:sz w:val="24"/>
+          <w:szCs w:val="24"/>
+          <w14:ligatures w14:val="standardContextual"/>
+        </w:rPr>
+      </w:pPr>
+      <w:hyperlink w:anchor="_Toc213352341" w:history="1">
+        <w:r>
+          <w:rPr>
+            <w:rStyle w:val="Lienhypertexte"/>
+            <w:noProof/>
+          </w:rPr>
+          <w:t>5.3.8</w:t>
+        </w:r>
+        <w:r>
+          <w:rPr>
+            <w:rFonts w:asciiTheme="minorHAnsi" w:eastAsiaTheme="minorEastAsia" w:hAnsiTheme="minorHAnsi" w:cstheme="minorBidi"/>
+            <w:i w:val="0"/>
+            <w:iCs w:val="0"/>
+            <w:noProof/>
+            <w:kern w:val="2"/>
+            <w:sz w:val="24"/>
+            <w:szCs w:val="24"/>
+            <w14:ligatures w14:val="standardContextual"/>
+          </w:rPr>
+          <w:tab/>
+        </w:r>
+        <w:r>
+          <w:rPr>
+            <w:rStyle w:val="Lienhypertexte"/>
+            <w:noProof/>
+          </w:rPr>
+          <w:t>Débrief des requêtes</w:t>
+        </w:r>
+        <w:r>
+          <w:rPr>
+            <w:noProof/>
+            <w:webHidden/>
+          </w:rPr>
+          <w:tab/>
+        </w:r>
+        <w:r>
+          <w:rPr>
+            <w:noProof/>
+            <w:webHidden/>
+          </w:rPr>
+          <w:fldChar w:fldCharType="begin"/>
+        </w:r>
+        <w:r>
+          <w:rPr>
+            <w:noProof/>
+            <w:webHidden/>
+          </w:rPr>
+          <w:instrText xml:space="preserve"> PAGEREF _Toc213352341 \h </w:instrText>
+        </w:r>
+        <w:r>
+          <w:rPr>
+            <w:noProof/>
+            <w:webHidden/>
+          </w:rPr>
+        </w:r>
+        <w:r>
+          <w:rPr>
+            <w:noProof/>
+            <w:webHidden/>
+          </w:rPr>
+          <w:fldChar w:fldCharType="separate"/>
+        </w:r>
+        <w:r>
+          <w:rPr>
+            <w:noProof/>
+            <w:webHidden/>
+          </w:rPr>
+          <w:t>26</w:t>
+        </w:r>
+        <w:r>
+          <w:rPr>
+            <w:noProof/>
+            <w:webHidden/>
+          </w:rPr>
+          <w:fldChar w:fldCharType="end"/>
+        </w:r>
+      </w:hyperlink>
+    </w:p>
+    <w:p>
+      <w:pPr>
+        <w:pStyle w:val="Titre1"/>
+      </w:pPr>
+      <w:r>
+        <w:rPr>
           <w:i/>
           <w:iCs/>
-          <w:caps/>
           <w:sz w:val="22"/>
           <w:szCs w:val="22"/>
         </w:rPr>
+        <w:lastRenderedPageBreak/>
         <w:fldChar w:fldCharType="end"/>
       </w:r>
-      <w:r>
-        <w:br w:type="page"/>
-      </w:r>
-    </w:p>
-    <w:p>
-      <w:pPr>
-        <w:pStyle w:val="Titre1"/>
-      </w:pPr>
       <w:bookmarkStart w:id="0" w:name="_Toc532179955"/>
       <w:bookmarkStart w:id="1" w:name="_Toc165969637"/>
-      <w:bookmarkStart w:id="2" w:name="_Toc212934602"/>
-      <w:r>
-        <w:lastRenderedPageBreak/>
+      <w:bookmarkStart w:id="2" w:name="_Toc213352291"/>
+      <w:r>
         <w:t>Spécifications</w:t>
       </w:r>
       <w:bookmarkEnd w:id="0"/>
@@ -4323,7 +5080,7 @@
       </w:pPr>
       <w:bookmarkStart w:id="3" w:name="_Toc532179969"/>
       <w:bookmarkStart w:id="4" w:name="_Toc165969639"/>
-      <w:bookmarkStart w:id="5" w:name="_Toc212934603"/>
+      <w:bookmarkStart w:id="5" w:name="_Toc213352292"/>
       <w:r>
         <w:t>Introduction</w:t>
       </w:r>
@@ -4366,7 +5123,7 @@
       <w:pPr>
         <w:pStyle w:val="Titre2"/>
       </w:pPr>
-      <w:bookmarkStart w:id="6" w:name="_Toc212934604"/>
+      <w:bookmarkStart w:id="6" w:name="_Toc213352293"/>
       <w:r>
         <w:t>Matériel et logiciels à disposition</w:t>
       </w:r>
@@ -4387,7 +5144,7 @@
       <w:pPr>
         <w:pStyle w:val="Titre2"/>
       </w:pPr>
-      <w:bookmarkStart w:id="7" w:name="_Toc212934605"/>
+      <w:bookmarkStart w:id="7" w:name="_Toc213352294"/>
       <w:r>
         <w:t>Cahier des charges</w:t>
       </w:r>
@@ -4402,7 +5159,7 @@
       <w:pPr>
         <w:pStyle w:val="Titre3"/>
       </w:pPr>
-      <w:bookmarkStart w:id="8" w:name="_Toc212934606"/>
+      <w:bookmarkStart w:id="8" w:name="_Toc213352295"/>
       <w:r>
         <w:t>Fonctionnalités requises (du point de vue de l’utilisateur)</w:t>
       </w:r>
@@ -4436,7 +5193,7 @@
       <w:pPr>
         <w:pStyle w:val="Titre3"/>
       </w:pPr>
-      <w:bookmarkStart w:id="9" w:name="_Toc212934607"/>
+      <w:bookmarkStart w:id="9" w:name="_Toc213352296"/>
       <w:r>
         <w:t>Contraintes</w:t>
       </w:r>
@@ -4462,7 +5219,7 @@
       <w:pPr>
         <w:pStyle w:val="Titre1"/>
       </w:pPr>
-      <w:bookmarkStart w:id="10" w:name="_Toc212934608"/>
+      <w:bookmarkStart w:id="10" w:name="_Toc213352297"/>
       <w:bookmarkEnd w:id="3"/>
       <w:bookmarkEnd w:id="4"/>
       <w:r>
@@ -4476,7 +5233,7 @@
       </w:pPr>
       <w:bookmarkStart w:id="11" w:name="_Toc532179957"/>
       <w:bookmarkStart w:id="12" w:name="_Toc165969641"/>
-      <w:bookmarkStart w:id="13" w:name="_Toc212934609"/>
+      <w:bookmarkStart w:id="13" w:name="_Toc213352298"/>
       <w:r>
         <w:t>Planification</w:t>
       </w:r>
@@ -4555,30 +5312,30 @@
     <w:p/>
     <w:p>
       <w:r>
+        <w:t>Semaine 7 - 8</w:t>
+      </w:r>
+    </w:p>
+    <w:p>
+      <w:r>
+        <w:t xml:space="preserve">Création des </w:t>
+      </w:r>
+      <w:r>
+        <w:t xml:space="preserve">ennemis </w:t>
+      </w:r>
+      <w:r>
+        <w:t>et leur comportement</w:t>
+      </w:r>
+      <w:r>
+        <w:t>.</w:t>
+      </w:r>
+    </w:p>
+    <w:p>
+      <w:pPr>
+        <w:pStyle w:val="Titre2"/>
+      </w:pPr>
+      <w:bookmarkStart w:id="14" w:name="_Toc213352299"/>
+      <w:r>
         <w:lastRenderedPageBreak/>
-        <w:t>Semaine 7 - 8</w:t>
-      </w:r>
-    </w:p>
-    <w:p>
-      <w:r>
-        <w:t xml:space="preserve">Création des </w:t>
-      </w:r>
-      <w:r>
-        <w:t xml:space="preserve">ennemis </w:t>
-      </w:r>
-      <w:r>
-        <w:t>et leur comportement</w:t>
-      </w:r>
-      <w:r>
-        <w:t>.</w:t>
-      </w:r>
-    </w:p>
-    <w:p>
-      <w:pPr>
-        <w:pStyle w:val="Titre2"/>
-      </w:pPr>
-      <w:bookmarkStart w:id="14" w:name="_Toc212934610"/>
-      <w:r>
         <w:t>Analyse fonctionnelle</w:t>
       </w:r>
       <w:bookmarkEnd w:id="14"/>
@@ -4649,7 +5406,7 @@
       <w:pPr>
         <w:pStyle w:val="Titre2"/>
       </w:pPr>
-      <w:bookmarkStart w:id="15" w:name="_Toc212934611"/>
+      <w:bookmarkStart w:id="15" w:name="_Toc213352300"/>
       <w:r>
         <w:t>User stories</w:t>
       </w:r>
@@ -4659,7 +5416,7 @@
       <w:pPr>
         <w:pStyle w:val="Titre3"/>
       </w:pPr>
-      <w:bookmarkStart w:id="16" w:name="_Toc212934612"/>
+      <w:bookmarkStart w:id="16" w:name="_Toc213352301"/>
       <w:r>
         <w:t>Déplacement</w:t>
       </w:r>
@@ -4684,7 +5441,7 @@
       <w:pPr>
         <w:pStyle w:val="Titre3"/>
       </w:pPr>
-      <w:bookmarkStart w:id="17" w:name="_Toc212934613"/>
+      <w:bookmarkStart w:id="17" w:name="_Toc213352302"/>
       <w:r>
         <w:t>Obstacle</w:t>
       </w:r>
@@ -4712,40 +5469,65 @@
       <w:pPr>
         <w:pStyle w:val="Titre3"/>
       </w:pPr>
-      <w:bookmarkStart w:id="18" w:name="_Toc212934614"/>
+      <w:bookmarkStart w:id="18" w:name="_Toc213352303"/>
+      <w:r>
+        <w:t>Point de vie</w:t>
+      </w:r>
+      <w:bookmarkEnd w:id="18"/>
+    </w:p>
+    <w:p>
+      <w:r>
+        <w:t>Le joueur dispose de points de vie, il peut les voir graphiquement, ses points de vie restant, i</w:t>
+      </w:r>
+      <w:r>
+        <w:t xml:space="preserve">ls sont </w:t>
+      </w:r>
+      <w:r>
+        <w:t>affich</w:t>
+      </w:r>
+      <w:r>
+        <w:t>é</w:t>
+      </w:r>
+      <w:r>
+        <w:t xml:space="preserve"> en permanence sur l’écran</w:t>
+      </w:r>
+      <w:r>
+        <w:t>. Il à la capacité de se soigné. Les dégâts reçu par le joueur, par les ennemis ou les obstacles, lui donne un temps d’invincibilité.</w:t>
+      </w:r>
+    </w:p>
+    <w:p>
+      <w:hyperlink r:id="rId15" w:history="1">
+        <w:r>
+          <w:rPr>
+            <w:rStyle w:val="Lienhypertexte"/>
+          </w:rPr>
+          <w:t>https://github.com/Gillian-LHorset/Projet320-ShootEmUp/issues/3</w:t>
+        </w:r>
+      </w:hyperlink>
+    </w:p>
+    <w:p>
+      <w:pPr>
+        <w:pStyle w:val="Titre3"/>
+      </w:pPr>
+      <w:bookmarkStart w:id="19" w:name="_Toc213352304"/>
       <w:r>
         <w:lastRenderedPageBreak/>
-        <w:t>Point de vie</w:t>
-      </w:r>
-      <w:bookmarkEnd w:id="18"/>
-    </w:p>
-    <w:p>
-      <w:r>
-        <w:t>Le joueur dispose de points de vie, il peut les voir graphiquement, ses points de vie restant, i</w:t>
-      </w:r>
-      <w:r>
-        <w:t xml:space="preserve">ls sont </w:t>
-      </w:r>
-      <w:r>
-        <w:t>affich</w:t>
-      </w:r>
-      <w:r>
-        <w:t>é</w:t>
-      </w:r>
-      <w:r>
-        <w:t xml:space="preserve"> en permanence sur l’écran</w:t>
-      </w:r>
-      <w:r>
-        <w:t>. Il à la capacité de se soigné. Les dégâts reçu par le joueur, par les ennemis ou les obstacles, lui donne un temps d’invincibilité.</w:t>
-      </w:r>
-    </w:p>
-    <w:p>
-      <w:hyperlink r:id="rId15" w:history="1">
+        <w:t>Types d’ennemis</w:t>
+      </w:r>
+      <w:bookmarkEnd w:id="19"/>
+    </w:p>
+    <w:p>
+      <w:r>
+        <w:t>Il y a des ennemis qui ont différente caractéristique, de manière générale, les ennemis se déplace de haut en bas, et tir sur le joueur.</w:t>
+      </w:r>
+    </w:p>
+    <w:p>
+      <w:hyperlink r:id="rId16" w:history="1">
         <w:r>
           <w:rPr>
             <w:rStyle w:val="Lienhypertexte"/>
           </w:rPr>
-          <w:t>https://github.com/Gillian-LHorset/Projet320-ShootEmUp/issues/3</w:t>
+          <w:t>https://github.com/Gillian-LHorset/Projet320-ShootEmUp/issues/4</w:t>
         </w:r>
       </w:hyperlink>
     </w:p>
@@ -4753,24 +5535,24 @@
       <w:pPr>
         <w:pStyle w:val="Titre3"/>
       </w:pPr>
-      <w:bookmarkStart w:id="19" w:name="_Toc212934615"/>
-      <w:r>
-        <w:t>Types d’ennemis</w:t>
-      </w:r>
-      <w:bookmarkEnd w:id="19"/>
-    </w:p>
-    <w:p>
-      <w:r>
-        <w:t>Il y a des ennemis qui ont différente caractéristique, de manière générale, les ennemis se déplace de haut en bas, et tir sur le joueur.</w:t>
-      </w:r>
-    </w:p>
-    <w:p>
-      <w:hyperlink r:id="rId16" w:history="1">
+      <w:bookmarkStart w:id="20" w:name="_Toc213352305"/>
+      <w:r>
+        <w:t>Tirs</w:t>
+      </w:r>
+      <w:bookmarkEnd w:id="20"/>
+    </w:p>
+    <w:p>
+      <w:r>
+        <w:t>Les tirs sont une mécanique centrale du jeu, le joueur et les ennemis tirs pour infliger des dégâts. Le joueur doit les éviter pour ne pas perdre de vie et mourir, mais les ennemis ne cherchent pas forcément à les éviter. Il y a un missile qui inflige plus de dégât et qui peut être lâché à la mort des ennemis.</w:t>
+      </w:r>
+    </w:p>
+    <w:p>
+      <w:hyperlink r:id="rId17" w:history="1">
         <w:r>
           <w:rPr>
             <w:rStyle w:val="Lienhypertexte"/>
           </w:rPr>
-          <w:t>https://github.com/Gillian-LHorset/Projet320-ShootEmUp/issues/4</w:t>
+          <w:t>https://github.com/Gillian-LHorset/Projet320-ShootEmUp/issues/5</w:t>
         </w:r>
       </w:hyperlink>
     </w:p>
@@ -4778,24 +5560,39 @@
       <w:pPr>
         <w:pStyle w:val="Titre3"/>
       </w:pPr>
-      <w:bookmarkStart w:id="20" w:name="_Toc212934616"/>
-      <w:r>
-        <w:t>Tirs</w:t>
-      </w:r>
-      <w:bookmarkEnd w:id="20"/>
-    </w:p>
-    <w:p>
-      <w:r>
-        <w:t>Les tirs sont une mécanique centrale du jeu, le joueur et les ennemis tirs pour infliger des dégâts. Le joueur doit les éviter pour ne pas perdre de vie et mourir, mais les ennemis ne cherchent pas forcément à les éviter. Il y a un missile qui inflige plus de dégât et qui peut être lâché à la mort des ennemis.</w:t>
-      </w:r>
-    </w:p>
-    <w:p>
-      <w:hyperlink r:id="rId17" w:history="1">
+      <w:bookmarkStart w:id="21" w:name="_Toc213352306"/>
+      <w:r>
+        <w:t>Système de dégât</w:t>
+      </w:r>
+      <w:bookmarkEnd w:id="21"/>
+    </w:p>
+    <w:p>
+      <w:r>
+        <w:t xml:space="preserve">Les </w:t>
+      </w:r>
+      <w:r>
+        <w:t>dégâts</w:t>
+      </w:r>
+      <w:r>
+        <w:t xml:space="preserve"> font diminuer la vie de l’entité avec laquelle il entre en collision. Ils offrent une </w:t>
+      </w:r>
+      <w:r>
+        <w:t xml:space="preserve">durée d'invulnérabilité de 2 </w:t>
+      </w:r>
+      <w:r>
+        <w:t>secondes</w:t>
+      </w:r>
+      <w:r>
+        <w:t xml:space="preserve"> au joueur après avoir été touché.</w:t>
+      </w:r>
+    </w:p>
+    <w:p>
+      <w:hyperlink r:id="rId18" w:history="1">
         <w:r>
           <w:rPr>
             <w:rStyle w:val="Lienhypertexte"/>
           </w:rPr>
-          <w:t>https://github.com/Gillian-LHorset/Projet320-ShootEmUp/issues/5</w:t>
+          <w:t>https://github.com/Gillian-LHorset/Projet320-ShootEmUp/issues/6</w:t>
         </w:r>
       </w:hyperlink>
     </w:p>
@@ -4803,76 +5600,37 @@
       <w:pPr>
         <w:pStyle w:val="Titre3"/>
       </w:pPr>
-      <w:bookmarkStart w:id="21" w:name="_Toc212934617"/>
-      <w:r>
-        <w:t>Système de dégât</w:t>
-      </w:r>
-      <w:bookmarkEnd w:id="21"/>
-    </w:p>
-    <w:p>
-      <w:r>
-        <w:t xml:space="preserve">Les </w:t>
-      </w:r>
-      <w:r>
-        <w:t>dégâts</w:t>
-      </w:r>
-      <w:r>
-        <w:t xml:space="preserve"> font diminuer la vie de l’entité avec laquelle il entre en collision. Ils offrent une </w:t>
-      </w:r>
-      <w:r>
-        <w:t xml:space="preserve">durée d'invulnérabilité de 2 </w:t>
-      </w:r>
-      <w:r>
-        <w:t>secondes</w:t>
-      </w:r>
-      <w:r>
-        <w:t xml:space="preserve"> au joueur après avoir été touché.</w:t>
-      </w:r>
-    </w:p>
-    <w:p>
-      <w:hyperlink r:id="rId18" w:history="1">
+      <w:bookmarkStart w:id="22" w:name="_Toc213352307"/>
+      <w:r>
+        <w:t>Tir du joueur</w:t>
+      </w:r>
+      <w:bookmarkEnd w:id="22"/>
+    </w:p>
+    <w:p>
+      <w:r>
+        <w:t>Le joueur à la possibilité de tirer avec la barre espac</w:t>
+      </w:r>
+      <w:r>
+        <w:t>e, les tirs ont un cooldown entre eux.</w:t>
+      </w:r>
+    </w:p>
+    <w:p>
+      <w:hyperlink r:id="rId19" w:history="1">
         <w:r>
           <w:rPr>
             <w:rStyle w:val="Lienhypertexte"/>
           </w:rPr>
-          <w:t>https://github.com/Gillian-LHorset/Projet320-ShootEmUp/issues/6</w:t>
+          <w:t>https://github.com/Gillian-LHorset/Projet320-ShootEmUp/issues/7</w:t>
         </w:r>
       </w:hyperlink>
     </w:p>
     <w:p>
       <w:pPr>
-        <w:pStyle w:val="Titre3"/>
-      </w:pPr>
-      <w:bookmarkStart w:id="22" w:name="_Toc212934618"/>
-      <w:r>
-        <w:t>Tir du joueur</w:t>
-      </w:r>
-      <w:bookmarkEnd w:id="22"/>
-    </w:p>
-    <w:p>
-      <w:r>
-        <w:t>Le joueur à la possibilité de tirer avec la barre espac</w:t>
-      </w:r>
-      <w:r>
-        <w:t>e, les tirs ont un cooldown entre eux.</w:t>
-      </w:r>
-    </w:p>
-    <w:p>
-      <w:hyperlink r:id="rId19" w:history="1">
-        <w:r>
-          <w:rPr>
-            <w:rStyle w:val="Lienhypertexte"/>
-          </w:rPr>
-          <w:t>https://github.com/Gillian-LHorset/Projet320-ShootEmUp/issues/7</w:t>
-        </w:r>
-      </w:hyperlink>
-    </w:p>
-    <w:p>
-      <w:pPr>
         <w:pStyle w:val="Titre2"/>
       </w:pPr>
-      <w:bookmarkStart w:id="23" w:name="_Toc212934619"/>
-      <w:r>
+      <w:bookmarkStart w:id="23" w:name="_Toc213352308"/>
+      <w:r>
+        <w:lastRenderedPageBreak/>
         <w:t>Diagramme UML</w:t>
       </w:r>
       <w:bookmarkEnd w:id="23"/>
@@ -4883,10 +5641,10 @@
           <w:noProof/>
         </w:rPr>
         <w:drawing>
-          <wp:inline distT="0" distB="0" distL="0" distR="0" wp14:anchorId="1CD7B606" wp14:editId="5C0E5513">
-            <wp:extent cx="5986732" cy="3775452"/>
-            <wp:effectExtent l="0" t="0" r="0" b="0"/>
-            <wp:docPr id="1333925373" name="Image 1"/>
+          <wp:inline distT="0" distB="0" distL="0" distR="0" wp14:anchorId="3CD6463C" wp14:editId="536A2933">
+            <wp:extent cx="5748655" cy="7577455"/>
+            <wp:effectExtent l="0" t="0" r="4445" b="4445"/>
+            <wp:docPr id="331612487" name="Image 1"/>
             <wp:cNvGraphicFramePr>
               <a:graphicFrameLocks xmlns:a="http://schemas.openxmlformats.org/drawingml/2006/main" noChangeAspect="1"/>
             </wp:cNvGraphicFramePr>
@@ -4900,7 +5658,7 @@
                     </pic:cNvPicPr>
                   </pic:nvPicPr>
                   <pic:blipFill>
-                    <a:blip r:embed="rId20" cstate="print">
+                    <a:blip r:embed="rId20">
                       <a:extLst>
                         <a:ext uri="{28A0092B-C50C-407E-A947-70E740481C1C}">
                           <a14:useLocalDpi xmlns:a14="http://schemas.microsoft.com/office/drawing/2010/main" val="0"/>
@@ -4915,7 +5673,7 @@
                   <pic:spPr bwMode="auto">
                     <a:xfrm>
                       <a:off x="0" y="0"/>
-                      <a:ext cx="6002847" cy="3785615"/>
+                      <a:ext cx="5748655" cy="7577455"/>
                     </a:xfrm>
                     <a:prstGeom prst="rect">
                       <a:avLst/>
@@ -4934,24 +5692,13 @@
     </w:p>
     <w:p>
       <w:r>
-        <w:t>Pour plus de lisibilité, consulter le fichier "</w:t>
-      </w:r>
-      <w:r>
-        <w:t>I-P_POO-gillhorset-DiagrammeUML.png</w:t>
-      </w:r>
-      <w:r>
-        <w:t xml:space="preserve">" fourni dans la </w:t>
-      </w:r>
-      <w:r>
-        <w:t>release</w:t>
-      </w:r>
-      <w:r>
-        <w:t>.</w:t>
-      </w:r>
-    </w:p>
-    <w:p>
-      <w:r>
-        <w:t xml:space="preserve">Ce diagramme indique toutes les variables et méthode utiliser dans </w:t>
+        <w:t>Ce diagramme indique toutes les variables et méthode utilis</w:t>
+      </w:r>
+      <w:r>
+        <w:t>é</w:t>
+      </w:r>
+      <w:r>
+        <w:t xml:space="preserve"> dans </w:t>
       </w:r>
       <w:r>
         <w:t>le</w:t>
@@ -4964,7 +5711,7 @@
       <w:pPr>
         <w:pStyle w:val="Titre3"/>
       </w:pPr>
-      <w:bookmarkStart w:id="24" w:name="_Toc212934620"/>
+      <w:bookmarkStart w:id="24" w:name="_Toc213352309"/>
       <w:r>
         <w:lastRenderedPageBreak/>
         <w:t>Enemy</w:t>
@@ -4973,7 +5720,68 @@
     </w:p>
     <w:p>
       <w:r>
-        <w:t xml:space="preserve">Les différents types d’ennemis hérite de la classe Enemy, cela permet d’avoir des variables et méthode en commun. La classe Enemy contient SniperShoot, qui est utiliser pour </w:t>
+        <w:rPr>
+          <w:noProof/>
+        </w:rPr>
+        <w:drawing>
+          <wp:inline distT="0" distB="0" distL="0" distR="0" wp14:anchorId="1C668ED7" wp14:editId="01726DFC">
+            <wp:extent cx="3649980" cy="3591560"/>
+            <wp:effectExtent l="0" t="0" r="7620" b="8890"/>
+            <wp:docPr id="119885615" name="Image 1"/>
+            <wp:cNvGraphicFramePr>
+              <a:graphicFrameLocks xmlns:a="http://schemas.openxmlformats.org/drawingml/2006/main" noChangeAspect="1"/>
+            </wp:cNvGraphicFramePr>
+            <a:graphic xmlns:a="http://schemas.openxmlformats.org/drawingml/2006/main">
+              <a:graphicData uri="http://schemas.openxmlformats.org/drawingml/2006/picture">
+                <pic:pic xmlns:pic="http://schemas.openxmlformats.org/drawingml/2006/picture">
+                  <pic:nvPicPr>
+                    <pic:cNvPr id="0" name="Picture 2"/>
+                    <pic:cNvPicPr>
+                      <a:picLocks noChangeAspect="1" noChangeArrowheads="1"/>
+                    </pic:cNvPicPr>
+                  </pic:nvPicPr>
+                  <pic:blipFill>
+                    <a:blip r:embed="rId21">
+                      <a:extLst>
+                        <a:ext uri="{28A0092B-C50C-407E-A947-70E740481C1C}">
+                          <a14:useLocalDpi xmlns:a14="http://schemas.microsoft.com/office/drawing/2010/main" val="0"/>
+                        </a:ext>
+                      </a:extLst>
+                    </a:blip>
+                    <a:srcRect/>
+                    <a:stretch>
+                      <a:fillRect/>
+                    </a:stretch>
+                  </pic:blipFill>
+                  <pic:spPr bwMode="auto">
+                    <a:xfrm>
+                      <a:off x="0" y="0"/>
+                      <a:ext cx="3649980" cy="3591560"/>
+                    </a:xfrm>
+                    <a:prstGeom prst="rect">
+                      <a:avLst/>
+                    </a:prstGeom>
+                    <a:noFill/>
+                    <a:ln>
+                      <a:noFill/>
+                    </a:ln>
+                  </pic:spPr>
+                </pic:pic>
+              </a:graphicData>
+            </a:graphic>
+          </wp:inline>
+        </w:drawing>
+      </w:r>
+    </w:p>
+    <w:p>
+      <w:r>
+        <w:t>Les différents types d’ennemis hérite de la classe Enemy, cela permet d’avoir des variables et méthode en commun.</w:t>
+      </w:r>
+      <w:r>
+        <w:t xml:space="preserve"> </w:t>
+      </w:r>
+      <w:r>
+        <w:t xml:space="preserve">La classe Enemy contient SniperShoot, qui est utiliser pour </w:t>
       </w:r>
       <w:r>
         <w:t>les collisions</w:t>
@@ -4990,117 +5798,748 @@
         <w:t>La classe parent contient un Rectangle nommé EnemyRectCollision, il est là pour pouvoir vérifier les collisions avec le joueur ou ses tirs. Elle contient également une méthode de shoot par défaut et des mouvements qui ont pour but d’être override pour que les différentes classes puissent agir différemment. Elle contient des variables DateTime et TimeSpan, qui sont là pour les cooldown des tirs de ennemis.</w:t>
       </w:r>
     </w:p>
+    <w:p>
+      <w:r>
+        <w:rPr>
+          <w:noProof/>
+        </w:rPr>
+        <w:drawing>
+          <wp:inline distT="0" distB="0" distL="0" distR="0" wp14:anchorId="11DBDB45" wp14:editId="67CE6C60">
+            <wp:extent cx="3533217" cy="3423285"/>
+            <wp:effectExtent l="0" t="0" r="0" b="0"/>
+            <wp:docPr id="1035448049" name="Image 3"/>
+            <wp:cNvGraphicFramePr>
+              <a:graphicFrameLocks xmlns:a="http://schemas.openxmlformats.org/drawingml/2006/main" noChangeAspect="1"/>
+            </wp:cNvGraphicFramePr>
+            <a:graphic xmlns:a="http://schemas.openxmlformats.org/drawingml/2006/main">
+              <a:graphicData uri="http://schemas.openxmlformats.org/drawingml/2006/picture">
+                <pic:pic xmlns:pic="http://schemas.openxmlformats.org/drawingml/2006/picture">
+                  <pic:nvPicPr>
+                    <pic:cNvPr id="0" name="Picture 4"/>
+                    <pic:cNvPicPr>
+                      <a:picLocks noChangeAspect="1" noChangeArrowheads="1"/>
+                    </pic:cNvPicPr>
+                  </pic:nvPicPr>
+                  <pic:blipFill rotWithShape="1">
+                    <a:blip r:embed="rId22">
+                      <a:extLst>
+                        <a:ext uri="{28A0092B-C50C-407E-A947-70E740481C1C}">
+                          <a14:useLocalDpi xmlns:a14="http://schemas.microsoft.com/office/drawing/2010/main" val="0"/>
+                        </a:ext>
+                      </a:extLst>
+                    </a:blip>
+                    <a:srcRect l="19768"/>
+                    <a:stretch>
+                      <a:fillRect/>
+                    </a:stretch>
+                  </pic:blipFill>
+                  <pic:spPr bwMode="auto">
+                    <a:xfrm>
+                      <a:off x="0" y="0"/>
+                      <a:ext cx="3533217" cy="3423285"/>
+                    </a:xfrm>
+                    <a:prstGeom prst="rect">
+                      <a:avLst/>
+                    </a:prstGeom>
+                    <a:noFill/>
+                    <a:ln>
+                      <a:noFill/>
+                    </a:ln>
+                    <a:extLst>
+                      <a:ext uri="{53640926-AAD7-44D8-BBD7-CCE9431645EC}">
+                        <a14:shadowObscured xmlns:a14="http://schemas.microsoft.com/office/drawing/2010/main"/>
+                      </a:ext>
+                    </a:extLst>
+                  </pic:spPr>
+                </pic:pic>
+              </a:graphicData>
+            </a:graphic>
+          </wp:inline>
+        </w:drawing>
+      </w:r>
+    </w:p>
+    <w:p>
+      <w:r>
+        <w:t>Le FrontEnemy contient beaucoup de variable pour savoir dans quelle direction bouger.</w:t>
+      </w:r>
+    </w:p>
+    <w:p>
+      <w:r>
+        <w:rPr>
+          <w:noProof/>
+        </w:rPr>
+        <w:lastRenderedPageBreak/>
+        <w:drawing>
+          <wp:inline distT="0" distB="0" distL="0" distR="0" wp14:anchorId="1B9ECB7B" wp14:editId="622EBD7A">
+            <wp:extent cx="4593945" cy="2179955"/>
+            <wp:effectExtent l="0" t="0" r="0" b="0"/>
+            <wp:docPr id="438297309" name="Image 6"/>
+            <wp:cNvGraphicFramePr>
+              <a:graphicFrameLocks xmlns:a="http://schemas.openxmlformats.org/drawingml/2006/main" noChangeAspect="1"/>
+            </wp:cNvGraphicFramePr>
+            <a:graphic xmlns:a="http://schemas.openxmlformats.org/drawingml/2006/main">
+              <a:graphicData uri="http://schemas.openxmlformats.org/drawingml/2006/picture">
+                <pic:pic xmlns:pic="http://schemas.openxmlformats.org/drawingml/2006/picture">
+                  <pic:nvPicPr>
+                    <pic:cNvPr id="0" name="Picture 7"/>
+                    <pic:cNvPicPr>
+                      <a:picLocks noChangeAspect="1" noChangeArrowheads="1"/>
+                    </pic:cNvPicPr>
+                  </pic:nvPicPr>
+                  <pic:blipFill rotWithShape="1">
+                    <a:blip r:embed="rId23">
+                      <a:extLst>
+                        <a:ext uri="{28A0092B-C50C-407E-A947-70E740481C1C}">
+                          <a14:useLocalDpi xmlns:a14="http://schemas.microsoft.com/office/drawing/2010/main" val="0"/>
+                        </a:ext>
+                      </a:extLst>
+                    </a:blip>
+                    <a:srcRect r="20201"/>
+                    <a:stretch>
+                      <a:fillRect/>
+                    </a:stretch>
+                  </pic:blipFill>
+                  <pic:spPr bwMode="auto">
+                    <a:xfrm>
+                      <a:off x="0" y="0"/>
+                      <a:ext cx="4593945" cy="2179955"/>
+                    </a:xfrm>
+                    <a:prstGeom prst="rect">
+                      <a:avLst/>
+                    </a:prstGeom>
+                    <a:noFill/>
+                    <a:ln>
+                      <a:noFill/>
+                    </a:ln>
+                    <a:extLst>
+                      <a:ext uri="{53640926-AAD7-44D8-BBD7-CCE9431645EC}">
+                        <a14:shadowObscured xmlns:a14="http://schemas.microsoft.com/office/drawing/2010/main"/>
+                      </a:ext>
+                    </a:extLst>
+                  </pic:spPr>
+                </pic:pic>
+              </a:graphicData>
+            </a:graphic>
+          </wp:inline>
+        </w:drawing>
+      </w:r>
+    </w:p>
+    <w:p>
+      <w:r>
+        <w:t>BasicEnemy, contient des variables pour savoir quand se déplacer (</w:t>
+      </w:r>
+      <w:r>
+        <w:t>_</w:t>
+      </w:r>
+      <w:r>
+        <w:t>moveTiming)</w:t>
+      </w:r>
+      <w:r>
+        <w:t>, dans quelle direction se déplacer (_moveDirection) et quelle position horizontale être (_rndPositionX).</w:t>
+      </w:r>
+    </w:p>
+    <w:p>
+      <w:r>
+        <w:rPr>
+          <w:noProof/>
+        </w:rPr>
+        <w:drawing>
+          <wp:inline distT="0" distB="0" distL="0" distR="0" wp14:anchorId="347F4289" wp14:editId="00917EE4">
+            <wp:extent cx="4198620" cy="3489351"/>
+            <wp:effectExtent l="0" t="0" r="0" b="0"/>
+            <wp:docPr id="733469534" name="Image 7"/>
+            <wp:cNvGraphicFramePr>
+              <a:graphicFrameLocks xmlns:a="http://schemas.openxmlformats.org/drawingml/2006/main" noChangeAspect="1"/>
+            </wp:cNvGraphicFramePr>
+            <a:graphic xmlns:a="http://schemas.openxmlformats.org/drawingml/2006/main">
+              <a:graphicData uri="http://schemas.openxmlformats.org/drawingml/2006/picture">
+                <pic:pic xmlns:pic="http://schemas.openxmlformats.org/drawingml/2006/picture">
+                  <pic:nvPicPr>
+                    <pic:cNvPr id="0" name="Picture 8"/>
+                    <pic:cNvPicPr>
+                      <a:picLocks noChangeAspect="1" noChangeArrowheads="1"/>
+                    </pic:cNvPicPr>
+                  </pic:nvPicPr>
+                  <pic:blipFill rotWithShape="1">
+                    <a:blip r:embed="rId24">
+                      <a:extLst>
+                        <a:ext uri="{28A0092B-C50C-407E-A947-70E740481C1C}">
+                          <a14:useLocalDpi xmlns:a14="http://schemas.microsoft.com/office/drawing/2010/main" val="0"/>
+                        </a:ext>
+                      </a:extLst>
+                    </a:blip>
+                    <a:srcRect b="18459"/>
+                    <a:stretch>
+                      <a:fillRect/>
+                    </a:stretch>
+                  </pic:blipFill>
+                  <pic:spPr bwMode="auto">
+                    <a:xfrm>
+                      <a:off x="0" y="0"/>
+                      <a:ext cx="4198620" cy="3489351"/>
+                    </a:xfrm>
+                    <a:prstGeom prst="rect">
+                      <a:avLst/>
+                    </a:prstGeom>
+                    <a:noFill/>
+                    <a:ln>
+                      <a:noFill/>
+                    </a:ln>
+                    <a:extLst>
+                      <a:ext uri="{53640926-AAD7-44D8-BBD7-CCE9431645EC}">
+                        <a14:shadowObscured xmlns:a14="http://schemas.microsoft.com/office/drawing/2010/main"/>
+                      </a:ext>
+                    </a:extLst>
+                  </pic:spPr>
+                </pic:pic>
+              </a:graphicData>
+            </a:graphic>
+          </wp:inline>
+        </w:drawing>
+      </w:r>
+    </w:p>
+    <w:p>
+      <w:r>
+        <w:t>SniperEnemy lui a beaucoup de variables pour ses tirs, connaitre leurs taille(_laserHeight), connaitre sa position (_laserYPosition). Il a aussi des variables pour se positionner aléatoirement sur l’axe verticale, savoir quand il est en position (_whenIsInPosition), le temps qu’il lui faut pour tirer après s’être déplacer (_cooldownAfterMove) et savoir s’il est en position pour tirer (_enemyCanShoot).</w:t>
+      </w:r>
+    </w:p>
+    <w:p>
+      <w:r>
+        <w:rPr>
+          <w:noProof/>
+        </w:rPr>
+        <w:drawing>
+          <wp:inline distT="0" distB="0" distL="0" distR="0" wp14:anchorId="71D13E01" wp14:editId="4683539A">
+            <wp:extent cx="3255264" cy="2158264"/>
+            <wp:effectExtent l="0" t="0" r="2540" b="0"/>
+            <wp:docPr id="1659069800" name="Image 5"/>
+            <wp:cNvGraphicFramePr>
+              <a:graphicFrameLocks xmlns:a="http://schemas.openxmlformats.org/drawingml/2006/main" noChangeAspect="1"/>
+            </wp:cNvGraphicFramePr>
+            <a:graphic xmlns:a="http://schemas.openxmlformats.org/drawingml/2006/main">
+              <a:graphicData uri="http://schemas.openxmlformats.org/drawingml/2006/picture">
+                <pic:pic xmlns:pic="http://schemas.openxmlformats.org/drawingml/2006/picture">
+                  <pic:nvPicPr>
+                    <pic:cNvPr id="0" name="Picture 6"/>
+                    <pic:cNvPicPr>
+                      <a:picLocks noChangeAspect="1" noChangeArrowheads="1"/>
+                    </pic:cNvPicPr>
+                  </pic:nvPicPr>
+                  <pic:blipFill rotWithShape="1">
+                    <a:blip r:embed="rId25">
+                      <a:extLst>
+                        <a:ext uri="{28A0092B-C50C-407E-A947-70E740481C1C}">
+                          <a14:useLocalDpi xmlns:a14="http://schemas.microsoft.com/office/drawing/2010/main" val="0"/>
+                        </a:ext>
+                      </a:extLst>
+                    </a:blip>
+                    <a:srcRect t="58034" r="24064"/>
+                    <a:stretch>
+                      <a:fillRect/>
+                    </a:stretch>
+                  </pic:blipFill>
+                  <pic:spPr bwMode="auto">
+                    <a:xfrm>
+                      <a:off x="0" y="0"/>
+                      <a:ext cx="3255264" cy="2158264"/>
+                    </a:xfrm>
+                    <a:prstGeom prst="rect">
+                      <a:avLst/>
+                    </a:prstGeom>
+                    <a:noFill/>
+                    <a:ln>
+                      <a:noFill/>
+                    </a:ln>
+                    <a:extLst>
+                      <a:ext uri="{53640926-AAD7-44D8-BBD7-CCE9431645EC}">
+                        <a14:shadowObscured xmlns:a14="http://schemas.microsoft.com/office/drawing/2010/main"/>
+                      </a:ext>
+                    </a:extLst>
+                  </pic:spPr>
+                </pic:pic>
+              </a:graphicData>
+            </a:graphic>
+          </wp:inline>
+        </w:drawing>
+      </w:r>
+    </w:p>
+    <w:p>
+      <w:r>
+        <w:t>TankEnemy, lui est lié au joueur, il a besoin de sa position pour se déplacer vers sa direction.</w:t>
+      </w:r>
+    </w:p>
+    <w:p>
+      <w:pPr>
+        <w:pStyle w:val="Titre3"/>
+      </w:pPr>
+      <w:bookmarkStart w:id="25" w:name="_Toc213352310"/>
+      <w:r>
+        <w:lastRenderedPageBreak/>
+        <w:t>Shoot</w:t>
+      </w:r>
+      <w:bookmarkEnd w:id="25"/>
+    </w:p>
+    <w:p>
+      <w:r>
+        <w:rPr>
+          <w:noProof/>
+        </w:rPr>
+        <w:drawing>
+          <wp:inline distT="0" distB="0" distL="0" distR="0" wp14:anchorId="67563CC7" wp14:editId="37F319A0">
+            <wp:extent cx="5752465" cy="2402205"/>
+            <wp:effectExtent l="0" t="0" r="635" b="0"/>
+            <wp:docPr id="914181172" name="Image 8"/>
+            <wp:cNvGraphicFramePr>
+              <a:graphicFrameLocks xmlns:a="http://schemas.openxmlformats.org/drawingml/2006/main" noChangeAspect="1"/>
+            </wp:cNvGraphicFramePr>
+            <a:graphic xmlns:a="http://schemas.openxmlformats.org/drawingml/2006/main">
+              <a:graphicData uri="http://schemas.openxmlformats.org/drawingml/2006/picture">
+                <pic:pic xmlns:pic="http://schemas.openxmlformats.org/drawingml/2006/picture">
+                  <pic:nvPicPr>
+                    <pic:cNvPr id="0" name="Picture 9"/>
+                    <pic:cNvPicPr>
+                      <a:picLocks noChangeAspect="1" noChangeArrowheads="1"/>
+                    </pic:cNvPicPr>
+                  </pic:nvPicPr>
+                  <pic:blipFill>
+                    <a:blip r:embed="rId26">
+                      <a:extLst>
+                        <a:ext uri="{28A0092B-C50C-407E-A947-70E740481C1C}">
+                          <a14:useLocalDpi xmlns:a14="http://schemas.microsoft.com/office/drawing/2010/main" val="0"/>
+                        </a:ext>
+                      </a:extLst>
+                    </a:blip>
+                    <a:srcRect/>
+                    <a:stretch>
+                      <a:fillRect/>
+                    </a:stretch>
+                  </pic:blipFill>
+                  <pic:spPr bwMode="auto">
+                    <a:xfrm>
+                      <a:off x="0" y="0"/>
+                      <a:ext cx="5752465" cy="2402205"/>
+                    </a:xfrm>
+                    <a:prstGeom prst="rect">
+                      <a:avLst/>
+                    </a:prstGeom>
+                    <a:noFill/>
+                    <a:ln>
+                      <a:noFill/>
+                    </a:ln>
+                  </pic:spPr>
+                </pic:pic>
+              </a:graphicData>
+            </a:graphic>
+          </wp:inline>
+        </w:drawing>
+      </w:r>
+    </w:p>
+    <w:p>
+      <w:r>
+        <w:t>Shoot possède un rectangle pour vérifier les collisions avec les entités.</w:t>
+      </w:r>
+    </w:p>
+    <w:p>
+      <w:r>
+        <w:t>Missile est une classe qui hérite de Shoot, qui a comme différence sa taille et sa vitesse de mouvement.</w:t>
+      </w:r>
+    </w:p>
+    <w:p>
+      <w:pPr>
+        <w:pStyle w:val="Titre3"/>
+      </w:pPr>
+      <w:bookmarkStart w:id="26" w:name="_Toc213352311"/>
+      <w:r>
+        <w:lastRenderedPageBreak/>
+        <w:t>Ship</w:t>
+      </w:r>
+      <w:bookmarkEnd w:id="26"/>
+    </w:p>
+    <w:p>
+      <w:r>
+        <w:rPr>
+          <w:noProof/>
+        </w:rPr>
+        <w:drawing>
+          <wp:inline distT="0" distB="0" distL="0" distR="0" wp14:anchorId="48D71B15" wp14:editId="3517605F">
+            <wp:extent cx="4210050" cy="8345805"/>
+            <wp:effectExtent l="0" t="0" r="0" b="0"/>
+            <wp:docPr id="1990655448" name="Image 9"/>
+            <wp:cNvGraphicFramePr>
+              <a:graphicFrameLocks xmlns:a="http://schemas.openxmlformats.org/drawingml/2006/main" noChangeAspect="1"/>
+            </wp:cNvGraphicFramePr>
+            <a:graphic xmlns:a="http://schemas.openxmlformats.org/drawingml/2006/main">
+              <a:graphicData uri="http://schemas.openxmlformats.org/drawingml/2006/picture">
+                <pic:pic xmlns:pic="http://schemas.openxmlformats.org/drawingml/2006/picture">
+                  <pic:nvPicPr>
+                    <pic:cNvPr id="0" name="Picture 10"/>
+                    <pic:cNvPicPr>
+                      <a:picLocks noChangeAspect="1" noChangeArrowheads="1"/>
+                    </pic:cNvPicPr>
+                  </pic:nvPicPr>
+                  <pic:blipFill>
+                    <a:blip r:embed="rId27">
+                      <a:extLst>
+                        <a:ext uri="{28A0092B-C50C-407E-A947-70E740481C1C}">
+                          <a14:useLocalDpi xmlns:a14="http://schemas.microsoft.com/office/drawing/2010/main" val="0"/>
+                        </a:ext>
+                      </a:extLst>
+                    </a:blip>
+                    <a:srcRect/>
+                    <a:stretch>
+                      <a:fillRect/>
+                    </a:stretch>
+                  </pic:blipFill>
+                  <pic:spPr bwMode="auto">
+                    <a:xfrm>
+                      <a:off x="0" y="0"/>
+                      <a:ext cx="4210050" cy="8345805"/>
+                    </a:xfrm>
+                    <a:prstGeom prst="rect">
+                      <a:avLst/>
+                    </a:prstGeom>
+                    <a:noFill/>
+                    <a:ln>
+                      <a:noFill/>
+                    </a:ln>
+                  </pic:spPr>
+                </pic:pic>
+              </a:graphicData>
+            </a:graphic>
+          </wp:inline>
+        </w:drawing>
+      </w:r>
+    </w:p>
+    <w:p>
+      <w:r>
+        <w:t xml:space="preserve">Ship est une classe majeure du programme, il contient le vaisseau que le joueur contrôle. Il a des points de vie </w:t>
+      </w:r>
+      <w:r>
+        <w:t xml:space="preserve">(HealPoint), des points de vie maximum (MaxHealPoint) qui est en constant, car elle n’a </w:t>
+      </w:r>
+      <w:r>
+        <w:lastRenderedPageBreak/>
+        <w:t>pas besoin d’être changé. Il à une réserve de missile (ReserveMissile) qui indique combien de missile le joueur peut encore tirer. Il a beaucoup de variable pour savoir quand tirer IsShooting, IsShootingMissile, HaveShoot, _lastBulletShoot, _ShootCooldown, _lastMissileShoot et _missileCooldown</w:t>
+      </w:r>
+      <w:r>
+        <w:t xml:space="preserve"> qui ont un usage spécifique pour chacun. Il a une variable pour savoir si le Joueur est en vie (IsInLife), il a un tableau qui contient </w:t>
+      </w:r>
+      <w:r>
+        <w:t>les différentes hauteurs</w:t>
+      </w:r>
+      <w:r>
+        <w:t xml:space="preserve"> du sol (ShipGround) qui va aller récupérer dans AirSpace pour savoir s’il va toucher le sol, qui est utiliser dans la méthode CheckGroundCollisionPlayer. Il a quelques méthodes </w:t>
+      </w:r>
+      <w:r>
+        <w:t>pour les dégâts reçu, PlayerHitIsNow indique que le joueur vient d’être touché et est utiliser dans PlayerCanBeHit pour savoir si le joueur peut à nouveau être touché.</w:t>
+      </w:r>
+    </w:p>
+    <w:p>
+      <w:pPr>
+        <w:pStyle w:val="Titre3"/>
+      </w:pPr>
+      <w:bookmarkStart w:id="27" w:name="_Toc213352312"/>
+      <w:r>
+        <w:t>AirSpace</w:t>
+      </w:r>
+      <w:bookmarkEnd w:id="27"/>
+    </w:p>
+    <w:p>
+      <w:r>
+        <w:rPr>
+          <w:noProof/>
+        </w:rPr>
+        <w:drawing>
+          <wp:inline distT="0" distB="0" distL="0" distR="0" wp14:anchorId="1F6F22EA" wp14:editId="1F6AF4D6">
+            <wp:extent cx="5404485" cy="6783070"/>
+            <wp:effectExtent l="0" t="0" r="5715" b="0"/>
+            <wp:docPr id="80639787" name="Image 10"/>
+            <wp:cNvGraphicFramePr>
+              <a:graphicFrameLocks xmlns:a="http://schemas.openxmlformats.org/drawingml/2006/main" noChangeAspect="1"/>
+            </wp:cNvGraphicFramePr>
+            <a:graphic xmlns:a="http://schemas.openxmlformats.org/drawingml/2006/main">
+              <a:graphicData uri="http://schemas.openxmlformats.org/drawingml/2006/picture">
+                <pic:pic xmlns:pic="http://schemas.openxmlformats.org/drawingml/2006/picture">
+                  <pic:nvPicPr>
+                    <pic:cNvPr id="0" name="Picture 11"/>
+                    <pic:cNvPicPr>
+                      <a:picLocks noChangeAspect="1" noChangeArrowheads="1"/>
+                    </pic:cNvPicPr>
+                  </pic:nvPicPr>
+                  <pic:blipFill>
+                    <a:blip r:embed="rId28">
+                      <a:extLst>
+                        <a:ext uri="{28A0092B-C50C-407E-A947-70E740481C1C}">
+                          <a14:useLocalDpi xmlns:a14="http://schemas.microsoft.com/office/drawing/2010/main" val="0"/>
+                        </a:ext>
+                      </a:extLst>
+                    </a:blip>
+                    <a:srcRect/>
+                    <a:stretch>
+                      <a:fillRect/>
+                    </a:stretch>
+                  </pic:blipFill>
+                  <pic:spPr bwMode="auto">
+                    <a:xfrm>
+                      <a:off x="0" y="0"/>
+                      <a:ext cx="5404485" cy="6783070"/>
+                    </a:xfrm>
+                    <a:prstGeom prst="rect">
+                      <a:avLst/>
+                    </a:prstGeom>
+                    <a:noFill/>
+                    <a:ln>
+                      <a:noFill/>
+                    </a:ln>
+                  </pic:spPr>
+                </pic:pic>
+              </a:graphicData>
+            </a:graphic>
+          </wp:inline>
+        </w:drawing>
+      </w:r>
+    </w:p>
+    <w:p>
+      <w:r>
+        <w:t xml:space="preserve">La variable _ship est simplement la variable qui contient le joueur. Le tableau ground contiens les hauteurs des différents blocs du sol. Les listes _healItems, _missileItems et _allEnemyList sont simplement des listes pouvant contenir les différents objets qui compose le gameplay du jeu. EnemyDie est utiliser dans les méthodes CheckEnemyCollision et CheckMissileCollision pour </w:t>
+      </w:r>
+      <w:r>
+        <w:lastRenderedPageBreak/>
+        <w:t xml:space="preserve">déterminer si l’ennemi est mort. _timingExplosionPlayer est simplement une variable qui est incrémenter lorsque le joueur meurt pour changer la frame de son animation de mort. Les variables _lastEnemySpawned et _enemySpawnCooldown son utiliser pour déterminer le moment auquel le prochain ennemi va apparaitre et dans combien de temps il va apparaitre. Toutes les méthodes Check… sont utiliser pour vérifier les collisions entre les objets du programme. Les </w:t>
+      </w:r>
+      <w:r>
+        <w:t>méthodes …KeyDown et …KeyUp sont là pour vérifier lorsque le joueur appuie et relâche une touche du clavier.</w:t>
+      </w:r>
+    </w:p>
+    <w:p>
+      <w:pPr>
+        <w:pStyle w:val="Titre3"/>
+      </w:pPr>
+      <w:bookmarkStart w:id="28" w:name="_Toc213352313"/>
+      <w:r>
+        <w:t>Autre</w:t>
+      </w:r>
+      <w:bookmarkEnd w:id="28"/>
+    </w:p>
+    <w:p>
+      <w:r>
+        <w:rPr>
+          <w:noProof/>
+        </w:rPr>
+        <w:drawing>
+          <wp:inline distT="0" distB="0" distL="0" distR="0" wp14:anchorId="317326A0" wp14:editId="27A47B4E">
+            <wp:extent cx="3950970" cy="1555750"/>
+            <wp:effectExtent l="0" t="0" r="0" b="6350"/>
+            <wp:docPr id="290681335" name="Image 11"/>
+            <wp:cNvGraphicFramePr>
+              <a:graphicFrameLocks xmlns:a="http://schemas.openxmlformats.org/drawingml/2006/main" noChangeAspect="1"/>
+            </wp:cNvGraphicFramePr>
+            <a:graphic xmlns:a="http://schemas.openxmlformats.org/drawingml/2006/main">
+              <a:graphicData uri="http://schemas.openxmlformats.org/drawingml/2006/picture">
+                <pic:pic xmlns:pic="http://schemas.openxmlformats.org/drawingml/2006/picture">
+                  <pic:nvPicPr>
+                    <pic:cNvPr id="0" name="Picture 12"/>
+                    <pic:cNvPicPr>
+                      <a:picLocks noChangeAspect="1" noChangeArrowheads="1"/>
+                    </pic:cNvPicPr>
+                  </pic:nvPicPr>
+                  <pic:blipFill>
+                    <a:blip r:embed="rId29">
+                      <a:extLst>
+                        <a:ext uri="{28A0092B-C50C-407E-A947-70E740481C1C}">
+                          <a14:useLocalDpi xmlns:a14="http://schemas.microsoft.com/office/drawing/2010/main" val="0"/>
+                        </a:ext>
+                      </a:extLst>
+                    </a:blip>
+                    <a:srcRect/>
+                    <a:stretch>
+                      <a:fillRect/>
+                    </a:stretch>
+                  </pic:blipFill>
+                  <pic:spPr bwMode="auto">
+                    <a:xfrm>
+                      <a:off x="0" y="0"/>
+                      <a:ext cx="3950970" cy="1555750"/>
+                    </a:xfrm>
+                    <a:prstGeom prst="rect">
+                      <a:avLst/>
+                    </a:prstGeom>
+                    <a:noFill/>
+                    <a:ln>
+                      <a:noFill/>
+                    </a:ln>
+                  </pic:spPr>
+                </pic:pic>
+              </a:graphicData>
+            </a:graphic>
+          </wp:inline>
+        </w:drawing>
+      </w:r>
+    </w:p>
+    <w:p>
+      <w:r>
+        <w:rPr>
+          <w:noProof/>
+        </w:rPr>
+        <w:drawing>
+          <wp:inline distT="0" distB="0" distL="0" distR="0" wp14:anchorId="66B3A1A5" wp14:editId="487E9942">
+            <wp:extent cx="3364230" cy="2306320"/>
+            <wp:effectExtent l="0" t="0" r="0" b="0"/>
+            <wp:docPr id="307550967" name="Image 12"/>
+            <wp:cNvGraphicFramePr>
+              <a:graphicFrameLocks xmlns:a="http://schemas.openxmlformats.org/drawingml/2006/main" noChangeAspect="1"/>
+            </wp:cNvGraphicFramePr>
+            <a:graphic xmlns:a="http://schemas.openxmlformats.org/drawingml/2006/main">
+              <a:graphicData uri="http://schemas.openxmlformats.org/drawingml/2006/picture">
+                <pic:pic xmlns:pic="http://schemas.openxmlformats.org/drawingml/2006/picture">
+                  <pic:nvPicPr>
+                    <pic:cNvPr id="0" name="Picture 13"/>
+                    <pic:cNvPicPr>
+                      <a:picLocks noChangeAspect="1" noChangeArrowheads="1"/>
+                    </pic:cNvPicPr>
+                  </pic:nvPicPr>
+                  <pic:blipFill>
+                    <a:blip r:embed="rId30">
+                      <a:extLst>
+                        <a:ext uri="{28A0092B-C50C-407E-A947-70E740481C1C}">
+                          <a14:useLocalDpi xmlns:a14="http://schemas.microsoft.com/office/drawing/2010/main" val="0"/>
+                        </a:ext>
+                      </a:extLst>
+                    </a:blip>
+                    <a:srcRect/>
+                    <a:stretch>
+                      <a:fillRect/>
+                    </a:stretch>
+                  </pic:blipFill>
+                  <pic:spPr bwMode="auto">
+                    <a:xfrm>
+                      <a:off x="0" y="0"/>
+                      <a:ext cx="3364230" cy="2306320"/>
+                    </a:xfrm>
+                    <a:prstGeom prst="rect">
+                      <a:avLst/>
+                    </a:prstGeom>
+                    <a:noFill/>
+                    <a:ln>
+                      <a:noFill/>
+                    </a:ln>
+                  </pic:spPr>
+                </pic:pic>
+              </a:graphicData>
+            </a:graphic>
+          </wp:inline>
+        </w:drawing>
+      </w:r>
+      <w:r>
+        <w:rPr>
+          <w:noProof/>
+        </w:rPr>
+        <w:drawing>
+          <wp:inline distT="0" distB="0" distL="0" distR="0" wp14:anchorId="7563BF92" wp14:editId="38B5A858">
+            <wp:extent cx="3562350" cy="1125855"/>
+            <wp:effectExtent l="0" t="0" r="0" b="0"/>
+            <wp:docPr id="242776859" name="Image 14"/>
+            <wp:cNvGraphicFramePr>
+              <a:graphicFrameLocks xmlns:a="http://schemas.openxmlformats.org/drawingml/2006/main" noChangeAspect="1"/>
+            </wp:cNvGraphicFramePr>
+            <a:graphic xmlns:a="http://schemas.openxmlformats.org/drawingml/2006/main">
+              <a:graphicData uri="http://schemas.openxmlformats.org/drawingml/2006/picture">
+                <pic:pic xmlns:pic="http://schemas.openxmlformats.org/drawingml/2006/picture">
+                  <pic:nvPicPr>
+                    <pic:cNvPr id="0" name="Picture 15"/>
+                    <pic:cNvPicPr>
+                      <a:picLocks noChangeAspect="1" noChangeArrowheads="1"/>
+                    </pic:cNvPicPr>
+                  </pic:nvPicPr>
+                  <pic:blipFill>
+                    <a:blip r:embed="rId31">
+                      <a:extLst>
+                        <a:ext uri="{28A0092B-C50C-407E-A947-70E740481C1C}">
+                          <a14:useLocalDpi xmlns:a14="http://schemas.microsoft.com/office/drawing/2010/main" val="0"/>
+                        </a:ext>
+                      </a:extLst>
+                    </a:blip>
+                    <a:srcRect/>
+                    <a:stretch>
+                      <a:fillRect/>
+                    </a:stretch>
+                  </pic:blipFill>
+                  <pic:spPr bwMode="auto">
+                    <a:xfrm>
+                      <a:off x="0" y="0"/>
+                      <a:ext cx="3562350" cy="1125855"/>
+                    </a:xfrm>
+                    <a:prstGeom prst="rect">
+                      <a:avLst/>
+                    </a:prstGeom>
+                    <a:noFill/>
+                    <a:ln>
+                      <a:noFill/>
+                    </a:ln>
+                  </pic:spPr>
+                </pic:pic>
+              </a:graphicData>
+            </a:graphic>
+          </wp:inline>
+        </w:drawing>
+      </w:r>
+    </w:p>
+    <w:p>
+      <w:r>
+        <w:rPr>
+          <w:noProof/>
+        </w:rPr>
+        <w:drawing>
+          <wp:inline distT="0" distB="0" distL="0" distR="0" wp14:anchorId="4ECBC3F2" wp14:editId="452C5747">
+            <wp:extent cx="2599690" cy="1951355"/>
+            <wp:effectExtent l="0" t="0" r="0" b="0"/>
+            <wp:docPr id="685514403" name="Image 13"/>
+            <wp:cNvGraphicFramePr>
+              <a:graphicFrameLocks xmlns:a="http://schemas.openxmlformats.org/drawingml/2006/main" noChangeAspect="1"/>
+            </wp:cNvGraphicFramePr>
+            <a:graphic xmlns:a="http://schemas.openxmlformats.org/drawingml/2006/main">
+              <a:graphicData uri="http://schemas.openxmlformats.org/drawingml/2006/picture">
+                <pic:pic xmlns:pic="http://schemas.openxmlformats.org/drawingml/2006/picture">
+                  <pic:nvPicPr>
+                    <pic:cNvPr id="0" name="Picture 14"/>
+                    <pic:cNvPicPr>
+                      <a:picLocks noChangeAspect="1" noChangeArrowheads="1"/>
+                    </pic:cNvPicPr>
+                  </pic:nvPicPr>
+                  <pic:blipFill>
+                    <a:blip r:embed="rId32">
+                      <a:extLst>
+                        <a:ext uri="{28A0092B-C50C-407E-A947-70E740481C1C}">
+                          <a14:useLocalDpi xmlns:a14="http://schemas.microsoft.com/office/drawing/2010/main" val="0"/>
+                        </a:ext>
+                      </a:extLst>
+                    </a:blip>
+                    <a:srcRect/>
+                    <a:stretch>
+                      <a:fillRect/>
+                    </a:stretch>
+                  </pic:blipFill>
+                  <pic:spPr bwMode="auto">
+                    <a:xfrm>
+                      <a:off x="0" y="0"/>
+                      <a:ext cx="2599690" cy="1951355"/>
+                    </a:xfrm>
+                    <a:prstGeom prst="rect">
+                      <a:avLst/>
+                    </a:prstGeom>
+                    <a:noFill/>
+                    <a:ln>
+                      <a:noFill/>
+                    </a:ln>
+                  </pic:spPr>
+                </pic:pic>
+              </a:graphicData>
+            </a:graphic>
+          </wp:inline>
+        </w:drawing>
+      </w:r>
+    </w:p>
     <w:p/>
-    <w:p>
-      <w:r>
-        <w:t>Le FrontEnemy contient beaucoup de variable pour savoir dans quelle direction bouger.</w:t>
-      </w:r>
-    </w:p>
-    <w:p/>
-    <w:p>
-      <w:r>
-        <w:t>BasicEnemy, contient des variables pour savoir quand se déplacer (</w:t>
-      </w:r>
-      <w:r>
-        <w:t>_</w:t>
-      </w:r>
-      <w:r>
-        <w:t>moveTiming)</w:t>
-      </w:r>
-      <w:r>
-        <w:t>, dans quelle direction se déplacer (_moveDirection) et quelle position horizontale être (_rndPositionX).</w:t>
-      </w:r>
-    </w:p>
-    <w:p/>
-    <w:p>
-      <w:r>
-        <w:t>SniperEnemy lui a beaucoup de variables pour ses tirs, connaitre leurs taille(_laserHeight), connaitre sa position (_laserYPosition). Il a aussi des variables pour se positionner aléatoirement sur l’axe verticale, savoir quand il est en position (_whenIsInPosition), le temps qu’il lui faut pour tirer après s’être déplacer (_cooldownAfterMove) et savoir s’il est en position pour tirer (_enemyCanShoot).</w:t>
-      </w:r>
-    </w:p>
-    <w:p/>
-    <w:p>
-      <w:r>
-        <w:t>TankEnemy, lui est lié au joueur, il a besoin de sa position pour se déplacer vers sa direction.</w:t>
-      </w:r>
-    </w:p>
-    <w:p>
-      <w:pPr>
-        <w:pStyle w:val="Titre3"/>
-      </w:pPr>
-      <w:bookmarkStart w:id="25" w:name="_Toc212934621"/>
-      <w:r>
-        <w:t>Shoot</w:t>
-      </w:r>
-      <w:bookmarkEnd w:id="25"/>
-    </w:p>
-    <w:p>
-      <w:r>
-        <w:t>Shoot possède un rectangle pour vérifier les collisions avec les entités.</w:t>
-      </w:r>
-    </w:p>
-    <w:p>
-      <w:r>
-        <w:t>Missile est une classe qui hérite de Shoot, qui a comme différence sa taille et sa vitesse de mouvement.</w:t>
-      </w:r>
-    </w:p>
-    <w:p>
-      <w:pPr>
-        <w:pStyle w:val="Titre3"/>
-      </w:pPr>
-      <w:bookmarkStart w:id="26" w:name="_Toc212934622"/>
-      <w:r>
-        <w:t>Ship</w:t>
-      </w:r>
-      <w:bookmarkEnd w:id="26"/>
-    </w:p>
-    <w:p>
-      <w:r>
-        <w:t xml:space="preserve">Ship est une classe majeure du programme, il contient le vaisseau que le joueur contrôle. Il a des points de vie </w:t>
-      </w:r>
-      <w:r>
-        <w:t>(HealPoint), des points de vie maximum (MaxHealPoint) qui est en constant, car elle n’a pas besoin d’être changé. Il à une réserve de missile (ReserveMissile) qui indique combien de missile le joueur peut encore tirer. Il a beaucoup de variable pour savoir quand tirer IsShooting, IsShootingMissile, HaveShoot, _lastBulletShoot, _ShootCooldown, _lastMissileShoot et _missileCooldown</w:t>
-      </w:r>
-      <w:r>
-        <w:t xml:space="preserve"> qui ont un usage spécifique pour chacun. Il a une variable pour savoir si le Joueur est en vie (IsInLife), il a un tableau qui contient </w:t>
-      </w:r>
-      <w:r>
-        <w:t>les différentes hauteurs</w:t>
-      </w:r>
-      <w:r>
-        <w:t xml:space="preserve"> du sol (ShipGround) qui va aller récupérer dans AirSpace pour savoir s’il va toucher le sol, qui est utiliser dans la méthode CheckGroundCollisionPlayer. Il a quelques méthodes </w:t>
-      </w:r>
-      <w:r>
-        <w:t>pour les dégâts reçu, PlayerHitIsNow indique que le joueur vient d’être touché et est utiliser dans PlayerCanBeHit pour savoir si le joueur peut à nouveau être touché.</w:t>
-      </w:r>
-    </w:p>
-    <w:p>
-      <w:pPr>
-        <w:pStyle w:val="Titre3"/>
-      </w:pPr>
-      <w:bookmarkStart w:id="27" w:name="_Toc212934623"/>
-      <w:r>
-        <w:t>AirSpace</w:t>
-      </w:r>
-      <w:bookmarkEnd w:id="27"/>
-    </w:p>
-    <w:p>
-      <w:r>
-        <w:t xml:space="preserve">La variable _ship est simplement la variable qui contient le joueur. Le tableau ground contiens les hauteurs des différents blocs du sol. Les listes _healItems, _missileItems et _allEnemyList sont simplement des listes pouvant contenir les différents objets qui compose le gameplay du jeu. EnemyDie est utiliser dans les méthodes CheckEnemyCollision et CheckMissileCollision pour déterminer si l’ennemi est mort. _timingExplosionPlayer est simplement une variable qui est incrémenter lorsque le joueur meurt pour changer la frame de son animation de mort. Les variables _lastEnemySpawned et _enemySpawnCooldown son utiliser pour déterminer le moment auquel le prochain ennemi va apparaitre et dans combien de temps il va apparaitre. Toutes les méthodes Check… sont utiliser pour vérifier les collisions entre les objets du programme. Les </w:t>
-      </w:r>
-      <w:r>
-        <w:t>méthodes …KeyDown et …KeyUp sont là pour vérifier lorsque le joueur appuie et relâche une touche du clavier.</w:t>
-      </w:r>
-    </w:p>
-    <w:p>
-      <w:pPr>
-        <w:pStyle w:val="Titre3"/>
-      </w:pPr>
-      <w:bookmarkStart w:id="28" w:name="_Toc212934624"/>
-      <w:r>
-        <w:t>Autre</w:t>
-      </w:r>
-      <w:bookmarkEnd w:id="28"/>
-    </w:p>
     <w:p>
       <w:r>
         <w:t>La plupart des classes possède des méthodes Render, elles servent simplement à s’afficher sur l’écran. Certaines possède des variables …RectCollision, elles sont là pour être utiliser pour vérifier quand deux objets se touche.</w:t>
@@ -5112,7 +6551,7 @@
       </w:pPr>
       <w:bookmarkStart w:id="29" w:name="_Toc532179964"/>
       <w:bookmarkStart w:id="30" w:name="_Toc165969648"/>
-      <w:bookmarkStart w:id="31" w:name="_Toc212934625"/>
+      <w:bookmarkStart w:id="31" w:name="_Toc213352314"/>
       <w:bookmarkEnd w:id="11"/>
       <w:bookmarkEnd w:id="12"/>
       <w:r>
@@ -5129,7 +6568,7 @@
       </w:pPr>
       <w:bookmarkStart w:id="32" w:name="_Toc532179965"/>
       <w:bookmarkStart w:id="33" w:name="_Toc165969649"/>
-      <w:bookmarkStart w:id="34" w:name="_Toc212934626"/>
+      <w:bookmarkStart w:id="34" w:name="_Toc213352315"/>
       <w:r>
         <w:t>Dossier de Réalisation</w:t>
       </w:r>
@@ -5154,7 +6593,7 @@
       <w:pPr>
         <w:pStyle w:val="Titre3"/>
       </w:pPr>
-      <w:bookmarkStart w:id="35" w:name="_Toc212934627"/>
+      <w:bookmarkStart w:id="35" w:name="_Toc213352316"/>
       <w:r>
         <w:t>Gameplay</w:t>
       </w:r>
@@ -5183,7 +6622,7 @@
       <w:pPr>
         <w:pStyle w:val="Titre3"/>
       </w:pPr>
-      <w:bookmarkStart w:id="36" w:name="_Toc212934628"/>
+      <w:bookmarkStart w:id="36" w:name="_Toc213352317"/>
       <w:r>
         <w:t>Le joueur</w:t>
       </w:r>
@@ -5207,7 +6646,7 @@
       <w:pPr>
         <w:pStyle w:val="Titre3"/>
       </w:pPr>
-      <w:bookmarkStart w:id="37" w:name="_Toc212934629"/>
+      <w:bookmarkStart w:id="37" w:name="_Toc213352318"/>
       <w:r>
         <w:t>Tirs</w:t>
       </w:r>
@@ -5282,7 +6721,7 @@
       <w:pPr>
         <w:pStyle w:val="Titre3"/>
       </w:pPr>
-      <w:bookmarkStart w:id="38" w:name="_Toc212934630"/>
+      <w:bookmarkStart w:id="38" w:name="_Toc213352319"/>
       <w:r>
         <w:t>Ennemis</w:t>
       </w:r>
@@ -5386,16 +6825,19 @@
       <w:pPr>
         <w:pStyle w:val="Titre3"/>
       </w:pPr>
-      <w:bookmarkStart w:id="39" w:name="_Toc212934631"/>
+      <w:bookmarkStart w:id="39" w:name="_Toc213352320"/>
+      <w:r>
+        <w:t>Points de vie</w:t>
+      </w:r>
+      <w:bookmarkEnd w:id="39"/>
+    </w:p>
+    <w:p>
+      <w:r>
+        <w:t xml:space="preserve">Chaque entité, que se soit joueur ou ennemi, possède des points de vie. Ces points de vie diminuent, sauf exception, au contacte des projectiles. Alors que les tirs basiques font un point de dégât, les </w:t>
+      </w:r>
       <w:r>
         <w:lastRenderedPageBreak/>
-        <w:t>Points de vie</w:t>
-      </w:r>
-      <w:bookmarkEnd w:id="39"/>
-    </w:p>
-    <w:p>
-      <w:r>
-        <w:t>Chaque entité, que se soit joueur ou ennemi, possède des points de vie. Ces points de vie diminuent, sauf exception, au contacte des projectiles. Alors que les tirs basiques font un point de dégât, les missiles en font trois. Le joueur à la possibilité de se soigner en récupérant des objets de soin qui peuvent être lâché par les ennemis à leur mort.</w:t>
+        <w:t>missiles en font trois. Le joueur à la possibilité de se soigner en récupérant des objets de soin qui peuvent être lâché par les ennemis à leur mort.</w:t>
       </w:r>
     </w:p>
     <w:p>
@@ -5422,7 +6864,7 @@
       <w:pPr>
         <w:pStyle w:val="Titre2"/>
       </w:pPr>
-      <w:bookmarkStart w:id="40" w:name="_Toc212934632"/>
+      <w:bookmarkStart w:id="40" w:name="_Toc213352321"/>
       <w:r>
         <w:t>Réalisation technique</w:t>
       </w:r>
@@ -5437,7 +6879,7 @@
       <w:pPr>
         <w:pStyle w:val="Titre3"/>
       </w:pPr>
-      <w:bookmarkStart w:id="41" w:name="_Toc212934633"/>
+      <w:bookmarkStart w:id="41" w:name="_Toc213352322"/>
       <w:r>
         <w:t>Ship</w:t>
       </w:r>
@@ -5489,7 +6931,7 @@
       <w:pPr>
         <w:pStyle w:val="Titre3"/>
       </w:pPr>
-      <w:bookmarkStart w:id="42" w:name="_Toc212934634"/>
+      <w:bookmarkStart w:id="42" w:name="_Toc213352323"/>
       <w:r>
         <w:t>Ennemis</w:t>
       </w:r>
@@ -5556,7 +6998,7 @@
       <w:pPr>
         <w:pStyle w:val="Titre3"/>
       </w:pPr>
-      <w:bookmarkStart w:id="43" w:name="_Toc212934635"/>
+      <w:bookmarkStart w:id="43" w:name="_Toc213352324"/>
       <w:r>
         <w:t>Shoot</w:t>
       </w:r>
@@ -5579,30 +7021,33 @@
       <w:pPr>
         <w:pStyle w:val="Titre3"/>
       </w:pPr>
-      <w:bookmarkStart w:id="44" w:name="_Toc212934636"/>
+      <w:bookmarkStart w:id="44" w:name="_Toc213352325"/>
+      <w:r>
+        <w:t>AirSpace</w:t>
+      </w:r>
+      <w:bookmarkEnd w:id="44"/>
+    </w:p>
+    <w:p>
+      <w:r>
+        <w:t xml:space="preserve">Le AirSpace contient, à peu près, toutes les listes et objets du jeu. </w:t>
+      </w:r>
+    </w:p>
+    <w:p>
+      <w:r>
+        <w:t xml:space="preserve">Il contient les listes des items, des ennemis, la liste des tirs ennemis et le joueur. Cela est fait pour pouvoir créer très simplement des méthodes en utilisant </w:t>
+      </w:r>
+      <w:r>
+        <w:t>les objets présents</w:t>
+      </w:r>
+      <w:r>
+        <w:t xml:space="preserve"> de dedans</w:t>
+      </w:r>
+      <w:r>
+        <w:t xml:space="preserve">. La grande </w:t>
+      </w:r>
       <w:r>
         <w:lastRenderedPageBreak/>
-        <w:t>AirSpace</w:t>
-      </w:r>
-      <w:bookmarkEnd w:id="44"/>
-    </w:p>
-    <w:p>
-      <w:r>
-        <w:t xml:space="preserve">Le AirSpace contient, à peu près, toutes les listes et objets du jeu. </w:t>
-      </w:r>
-    </w:p>
-    <w:p>
-      <w:r>
-        <w:t xml:space="preserve">Il contient les listes des items, des ennemis, la liste des tirs ennemis et le joueur. Cela est fait pour pouvoir créer très simplement des méthodes en utilisant </w:t>
-      </w:r>
-      <w:r>
-        <w:t>les objets présents</w:t>
-      </w:r>
-      <w:r>
-        <w:t xml:space="preserve"> de dedans</w:t>
-      </w:r>
-      <w:r>
-        <w:t>. La grande majorité des méthodes de check de collision sont présente dedans, comme il contient déjà toutes les listes cela rends le tout beaucoup plus facile.</w:t>
+        <w:t>majorité des méthodes de check de collision sont présente dedans, comme il contient déjà toutes les listes cela rends le tout beaucoup plus facile.</w:t>
       </w:r>
     </w:p>
     <w:p/>
@@ -5612,7 +7057,7 @@
         <w:pStyle w:val="Titre1"/>
       </w:pPr>
       <w:bookmarkStart w:id="45" w:name="_Toc165969653"/>
-      <w:bookmarkStart w:id="46" w:name="_Toc212934637"/>
+      <w:bookmarkStart w:id="46" w:name="_Toc213352326"/>
       <w:r>
         <w:t>Conclusion</w:t>
       </w:r>
@@ -5624,7 +7069,7 @@
         <w:pStyle w:val="Titre2"/>
       </w:pPr>
       <w:bookmarkStart w:id="47" w:name="_Toc165969654"/>
-      <w:bookmarkStart w:id="48" w:name="_Toc212934638"/>
+      <w:bookmarkStart w:id="48" w:name="_Toc213352327"/>
       <w:r>
         <w:t xml:space="preserve">Bilan des </w:t>
       </w:r>
@@ -5647,7 +7092,7 @@
         <w:pStyle w:val="Titre2"/>
       </w:pPr>
       <w:bookmarkStart w:id="49" w:name="_Toc165969655"/>
-      <w:bookmarkStart w:id="50" w:name="_Toc212934639"/>
+      <w:bookmarkStart w:id="50" w:name="_Toc213352328"/>
       <w:r>
         <w:t>Bilan de la planification</w:t>
       </w:r>
@@ -5715,10 +7160,7 @@
         <w:t xml:space="preserve"> </w:t>
       </w:r>
       <w:r>
-        <w:t>créer le système de t</w:t>
-      </w:r>
-      <w:r>
-        <w:t>irs</w:t>
+        <w:t>créer le système de tirs</w:t>
       </w:r>
       <w:r>
         <w:t xml:space="preserve">, créer un système de </w:t>
@@ -5753,7 +7195,7 @@
         <w:pStyle w:val="Titre2"/>
       </w:pPr>
       <w:bookmarkStart w:id="51" w:name="_Toc165969656"/>
-      <w:bookmarkStart w:id="52" w:name="_Toc212934640"/>
+      <w:bookmarkStart w:id="52" w:name="_Toc213352329"/>
       <w:r>
         <w:t>Bilan personnel</w:t>
       </w:r>
@@ -5771,7 +7213,7 @@
       </w:pPr>
       <w:bookmarkStart w:id="53" w:name="_Toc532179971"/>
       <w:bookmarkStart w:id="54" w:name="_Toc165969657"/>
-      <w:bookmarkStart w:id="55" w:name="_Toc212934641"/>
+      <w:bookmarkStart w:id="55" w:name="_Toc213352330"/>
       <w:r>
         <w:t>Divers</w:t>
       </w:r>
@@ -5785,7 +7227,7 @@
       </w:pPr>
       <w:bookmarkStart w:id="56" w:name="_Toc532179972"/>
       <w:bookmarkStart w:id="57" w:name="_Toc165969658"/>
-      <w:bookmarkStart w:id="58" w:name="_Toc212934642"/>
+      <w:bookmarkStart w:id="58" w:name="_Toc213352331"/>
       <w:r>
         <w:t>Journal de travail</w:t>
       </w:r>
@@ -5808,7 +7250,7 @@
       <w:pPr>
         <w:pStyle w:val="Titre2"/>
       </w:pPr>
-      <w:bookmarkStart w:id="59" w:name="_Toc212934643"/>
+      <w:bookmarkStart w:id="59" w:name="_Toc213352332"/>
       <w:r>
         <w:t>Webographie</w:t>
       </w:r>
@@ -5864,7 +7306,7 @@
           <w:lang w:val="en-US"/>
         </w:rPr>
       </w:pPr>
-      <w:hyperlink r:id="rId21" w:history="1">
+      <w:hyperlink r:id="rId33" w:history="1">
         <w:r>
           <w:rPr>
             <w:rStyle w:val="Lienhypertexte"/>
@@ -5875,7 +7317,7 @@
       </w:hyperlink>
     </w:p>
     <w:p>
-      <w:hyperlink r:id="rId22" w:history="1">
+      <w:hyperlink r:id="rId34" w:history="1">
         <w:r>
           <w:rPr>
             <w:rStyle w:val="Lienhypertexte"/>
@@ -5886,31 +7328,715 @@
     </w:p>
     <w:p/>
     <w:p>
-      <w:pPr>
-        <w:pStyle w:val="Titre1"/>
-      </w:pPr>
-      <w:bookmarkStart w:id="60" w:name="_Toc212934644"/>
-      <w:r>
-        <w:t>Annexes</w:t>
+      <w:r>
+        <w:t>L’IA utilisé durant le projet était Le Chat (</w:t>
+      </w:r>
+      <w:hyperlink r:id="rId35" w:history="1">
+        <w:r>
+          <w:rPr>
+            <w:rStyle w:val="Lienhypertexte"/>
+          </w:rPr>
+          <w:t>https://chat.mistral.ai</w:t>
+        </w:r>
+      </w:hyperlink>
+      <w:r>
+        <w:t>).</w:t>
+      </w:r>
+    </w:p>
+    <w:p>
+      <w:pPr>
+        <w:pStyle w:val="Titre2"/>
+      </w:pPr>
+      <w:bookmarkStart w:id="60" w:name="_Toc213352333"/>
+      <w:r>
+        <w:t>Utilisation de l’IA</w:t>
       </w:r>
       <w:bookmarkEnd w:id="60"/>
     </w:p>
     <w:p>
       <w:r>
-        <w:t>Pour le diagramme UML voir le fichier "</w:t>
-      </w:r>
-      <w:r>
-        <w:t>I-P_POO-gillhorset-DiagrammeUML.png</w:t>
-      </w:r>
-      <w:r>
-        <w:t>"</w:t>
+        <w:t xml:space="preserve">Durant le projet, j’ai eu recoure à l’utilisation de l’IA à but informatif. Ayant de </w:t>
+      </w:r>
+      <w:r>
+        <w:t>grande difficulté</w:t>
+      </w:r>
+      <w:r>
+        <w:t xml:space="preserve"> et dans le but de gagner du temps sans avoir besoin de passer par des forums et </w:t>
+      </w:r>
+      <w:r>
+        <w:t>la documentation officielle. L’utilisation de l’IA n’a pas été abusive, je suis en capacité de reproduire le code et d’expliquer chaque ligne.</w:t>
+      </w:r>
+    </w:p>
+    <w:p>
+      <w:r>
+        <w:t>Promptes envoyé à l’IA :</w:t>
+      </w:r>
+    </w:p>
+    <w:p>
+      <w:pPr>
+        <w:pStyle w:val="Titre3"/>
+      </w:pPr>
+      <w:bookmarkStart w:id="61" w:name="_Toc213352334"/>
+      <w:r>
+        <w:lastRenderedPageBreak/>
+        <w:t>Requête 1</w:t>
+      </w:r>
+      <w:bookmarkEnd w:id="61"/>
+    </w:p>
+    <w:p>
+      <w:r>
+        <w:rPr>
+          <w:noProof/>
+        </w:rPr>
+        <w:drawing>
+          <wp:inline distT="0" distB="0" distL="0" distR="0" wp14:anchorId="7D01EA90" wp14:editId="2CB7C5F2">
+            <wp:extent cx="5759450" cy="5737225"/>
+            <wp:effectExtent l="0" t="0" r="0" b="0"/>
+            <wp:docPr id="769104312" name="Image 1" descr="Une image contenant texte, capture d’écran, logiciel, ordinateur&#10;&#10;Le contenu généré par l’IA peut être incorrect."/>
+            <wp:cNvGraphicFramePr>
+              <a:graphicFrameLocks xmlns:a="http://schemas.openxmlformats.org/drawingml/2006/main" noChangeAspect="1"/>
+            </wp:cNvGraphicFramePr>
+            <a:graphic xmlns:a="http://schemas.openxmlformats.org/drawingml/2006/main">
+              <a:graphicData uri="http://schemas.openxmlformats.org/drawingml/2006/picture">
+                <pic:pic xmlns:pic="http://schemas.openxmlformats.org/drawingml/2006/picture">
+                  <pic:nvPicPr>
+                    <pic:cNvPr id="769104312" name="Image 1" descr="Une image contenant texte, capture d’écran, logiciel, ordinateur&#10;&#10;Le contenu généré par l’IA peut être incorrect."/>
+                    <pic:cNvPicPr/>
+                  </pic:nvPicPr>
+                  <pic:blipFill>
+                    <a:blip r:embed="rId36"/>
+                    <a:stretch>
+                      <a:fillRect/>
+                    </a:stretch>
+                  </pic:blipFill>
+                  <pic:spPr>
+                    <a:xfrm>
+                      <a:off x="0" y="0"/>
+                      <a:ext cx="5759450" cy="5737225"/>
+                    </a:xfrm>
+                    <a:prstGeom prst="rect">
+                      <a:avLst/>
+                    </a:prstGeom>
+                  </pic:spPr>
+                </pic:pic>
+              </a:graphicData>
+            </a:graphic>
+          </wp:inline>
+        </w:drawing>
+      </w:r>
+    </w:p>
+    <w:p>
+      <w:r>
+        <w:t>Réponse de l’IA :</w:t>
+      </w:r>
+    </w:p>
+    <w:p>
+      <w:r>
+        <w:rPr>
+          <w:noProof/>
+        </w:rPr>
+        <w:drawing>
+          <wp:inline distT="0" distB="0" distL="0" distR="0" wp14:anchorId="5A6C49C4" wp14:editId="0A95789C">
+            <wp:extent cx="5759450" cy="2526665"/>
+            <wp:effectExtent l="0" t="0" r="0" b="6985"/>
+            <wp:docPr id="1896901397" name="Image 1" descr="Une image contenant texte, capture d’écran, Police, logiciel&#10;&#10;Le contenu généré par l’IA peut être incorrect."/>
+            <wp:cNvGraphicFramePr>
+              <a:graphicFrameLocks xmlns:a="http://schemas.openxmlformats.org/drawingml/2006/main" noChangeAspect="1"/>
+            </wp:cNvGraphicFramePr>
+            <a:graphic xmlns:a="http://schemas.openxmlformats.org/drawingml/2006/main">
+              <a:graphicData uri="http://schemas.openxmlformats.org/drawingml/2006/picture">
+                <pic:pic xmlns:pic="http://schemas.openxmlformats.org/drawingml/2006/picture">
+                  <pic:nvPicPr>
+                    <pic:cNvPr id="1896901397" name="Image 1" descr="Une image contenant texte, capture d’écran, Police, logiciel&#10;&#10;Le contenu généré par l’IA peut être incorrect."/>
+                    <pic:cNvPicPr/>
+                  </pic:nvPicPr>
+                  <pic:blipFill>
+                    <a:blip r:embed="rId37"/>
+                    <a:stretch>
+                      <a:fillRect/>
+                    </a:stretch>
+                  </pic:blipFill>
+                  <pic:spPr>
+                    <a:xfrm>
+                      <a:off x="0" y="0"/>
+                      <a:ext cx="5759450" cy="2526665"/>
+                    </a:xfrm>
+                    <a:prstGeom prst="rect">
+                      <a:avLst/>
+                    </a:prstGeom>
+                  </pic:spPr>
+                </pic:pic>
+              </a:graphicData>
+            </a:graphic>
+          </wp:inline>
+        </w:drawing>
+      </w:r>
+    </w:p>
+    <w:p>
+      <w:r>
+        <w:rPr>
+          <w:noProof/>
+        </w:rPr>
+        <w:lastRenderedPageBreak/>
+        <w:drawing>
+          <wp:inline distT="0" distB="0" distL="0" distR="0" wp14:anchorId="4B29107B" wp14:editId="6355EE9E">
+            <wp:extent cx="5759450" cy="5751830"/>
+            <wp:effectExtent l="0" t="0" r="0" b="1270"/>
+            <wp:docPr id="1415425614" name="Image 1" descr="Une image contenant texte, capture d’écran, logiciel, affichage&#10;&#10;Le contenu généré par l’IA peut être incorrect."/>
+            <wp:cNvGraphicFramePr>
+              <a:graphicFrameLocks xmlns:a="http://schemas.openxmlformats.org/drawingml/2006/main" noChangeAspect="1"/>
+            </wp:cNvGraphicFramePr>
+            <a:graphic xmlns:a="http://schemas.openxmlformats.org/drawingml/2006/main">
+              <a:graphicData uri="http://schemas.openxmlformats.org/drawingml/2006/picture">
+                <pic:pic xmlns:pic="http://schemas.openxmlformats.org/drawingml/2006/picture">
+                  <pic:nvPicPr>
+                    <pic:cNvPr id="1415425614" name="Image 1" descr="Une image contenant texte, capture d’écran, logiciel, affichage&#10;&#10;Le contenu généré par l’IA peut être incorrect."/>
+                    <pic:cNvPicPr/>
+                  </pic:nvPicPr>
+                  <pic:blipFill>
+                    <a:blip r:embed="rId38"/>
+                    <a:stretch>
+                      <a:fillRect/>
+                    </a:stretch>
+                  </pic:blipFill>
+                  <pic:spPr>
+                    <a:xfrm>
+                      <a:off x="0" y="0"/>
+                      <a:ext cx="5759450" cy="5751830"/>
+                    </a:xfrm>
+                    <a:prstGeom prst="rect">
+                      <a:avLst/>
+                    </a:prstGeom>
+                  </pic:spPr>
+                </pic:pic>
+              </a:graphicData>
+            </a:graphic>
+          </wp:inline>
+        </w:drawing>
+      </w:r>
+    </w:p>
+    <w:p>
+      <w:pPr>
+        <w:pStyle w:val="Titre3"/>
+      </w:pPr>
+      <w:bookmarkStart w:id="62" w:name="_Toc213352335"/>
+      <w:r>
+        <w:lastRenderedPageBreak/>
+        <w:t>Requête 2</w:t>
+      </w:r>
+      <w:bookmarkEnd w:id="62"/>
+    </w:p>
+    <w:p>
+      <w:r>
+        <w:rPr>
+          <w:noProof/>
+        </w:rPr>
+        <w:drawing>
+          <wp:inline distT="0" distB="0" distL="0" distR="0" wp14:anchorId="33E914E0" wp14:editId="50249A95">
+            <wp:extent cx="5759450" cy="4414520"/>
+            <wp:effectExtent l="0" t="0" r="0" b="5080"/>
+            <wp:docPr id="1877199321" name="Image 1" descr="Une image contenant texte, capture d’écran, logiciel, Icône d’ordinateur&#10;&#10;Le contenu généré par l’IA peut être incorrect."/>
+            <wp:cNvGraphicFramePr>
+              <a:graphicFrameLocks xmlns:a="http://schemas.openxmlformats.org/drawingml/2006/main" noChangeAspect="1"/>
+            </wp:cNvGraphicFramePr>
+            <a:graphic xmlns:a="http://schemas.openxmlformats.org/drawingml/2006/main">
+              <a:graphicData uri="http://schemas.openxmlformats.org/drawingml/2006/picture">
+                <pic:pic xmlns:pic="http://schemas.openxmlformats.org/drawingml/2006/picture">
+                  <pic:nvPicPr>
+                    <pic:cNvPr id="1877199321" name="Image 1" descr="Une image contenant texte, capture d’écran, logiciel, Icône d’ordinateur&#10;&#10;Le contenu généré par l’IA peut être incorrect."/>
+                    <pic:cNvPicPr/>
+                  </pic:nvPicPr>
+                  <pic:blipFill>
+                    <a:blip r:embed="rId39"/>
+                    <a:stretch>
+                      <a:fillRect/>
+                    </a:stretch>
+                  </pic:blipFill>
+                  <pic:spPr>
+                    <a:xfrm>
+                      <a:off x="0" y="0"/>
+                      <a:ext cx="5759450" cy="4414520"/>
+                    </a:xfrm>
+                    <a:prstGeom prst="rect">
+                      <a:avLst/>
+                    </a:prstGeom>
+                  </pic:spPr>
+                </pic:pic>
+              </a:graphicData>
+            </a:graphic>
+          </wp:inline>
+        </w:drawing>
+      </w:r>
+    </w:p>
+    <w:p>
+      <w:pPr>
+        <w:pStyle w:val="Titre3"/>
+      </w:pPr>
+      <w:bookmarkStart w:id="63" w:name="_Toc213352336"/>
+      <w:r>
+        <w:lastRenderedPageBreak/>
+        <w:t>Requête 3</w:t>
+      </w:r>
+      <w:bookmarkEnd w:id="63"/>
+    </w:p>
+    <w:p>
+      <w:r>
+        <w:rPr>
+          <w:noProof/>
+        </w:rPr>
+        <w:drawing>
+          <wp:inline distT="0" distB="0" distL="0" distR="0" wp14:anchorId="04CB175E" wp14:editId="57143FF3">
+            <wp:extent cx="5759450" cy="7310120"/>
+            <wp:effectExtent l="0" t="0" r="0" b="5080"/>
+            <wp:docPr id="890799062" name="Image 1" descr="Une image contenant texte, capture d’écran, logiciel, Site web&#10;&#10;Le contenu généré par l’IA peut être incorrect."/>
+            <wp:cNvGraphicFramePr>
+              <a:graphicFrameLocks xmlns:a="http://schemas.openxmlformats.org/drawingml/2006/main" noChangeAspect="1"/>
+            </wp:cNvGraphicFramePr>
+            <a:graphic xmlns:a="http://schemas.openxmlformats.org/drawingml/2006/main">
+              <a:graphicData uri="http://schemas.openxmlformats.org/drawingml/2006/picture">
+                <pic:pic xmlns:pic="http://schemas.openxmlformats.org/drawingml/2006/picture">
+                  <pic:nvPicPr>
+                    <pic:cNvPr id="890799062" name="Image 1" descr="Une image contenant texte, capture d’écran, logiciel, Site web&#10;&#10;Le contenu généré par l’IA peut être incorrect."/>
+                    <pic:cNvPicPr/>
+                  </pic:nvPicPr>
+                  <pic:blipFill>
+                    <a:blip r:embed="rId40"/>
+                    <a:stretch>
+                      <a:fillRect/>
+                    </a:stretch>
+                  </pic:blipFill>
+                  <pic:spPr>
+                    <a:xfrm>
+                      <a:off x="0" y="0"/>
+                      <a:ext cx="5759450" cy="7310120"/>
+                    </a:xfrm>
+                    <a:prstGeom prst="rect">
+                      <a:avLst/>
+                    </a:prstGeom>
+                  </pic:spPr>
+                </pic:pic>
+              </a:graphicData>
+            </a:graphic>
+          </wp:inline>
+        </w:drawing>
+      </w:r>
+    </w:p>
+    <w:p>
+      <w:pPr>
+        <w:pStyle w:val="Titre3"/>
+      </w:pPr>
+      <w:bookmarkStart w:id="64" w:name="_Toc213352337"/>
+      <w:r>
+        <w:t>Requête</w:t>
+      </w:r>
+      <w:r>
+        <w:t xml:space="preserve"> 4</w:t>
+      </w:r>
+      <w:bookmarkEnd w:id="64"/>
+    </w:p>
+    <w:p/>
+    <w:p>
+      <w:r>
+        <w:rPr>
+          <w:noProof/>
+        </w:rPr>
+        <w:lastRenderedPageBreak/>
+        <w:drawing>
+          <wp:inline distT="0" distB="0" distL="0" distR="0" wp14:anchorId="3EAF66AB" wp14:editId="298F2078">
+            <wp:extent cx="5759450" cy="6442710"/>
+            <wp:effectExtent l="0" t="0" r="0" b="0"/>
+            <wp:docPr id="278223279" name="Image 1" descr="Une image contenant texte, capture d’écran, logiciel, Police&#10;&#10;Le contenu généré par l’IA peut être incorrect."/>
+            <wp:cNvGraphicFramePr>
+              <a:graphicFrameLocks xmlns:a="http://schemas.openxmlformats.org/drawingml/2006/main" noChangeAspect="1"/>
+            </wp:cNvGraphicFramePr>
+            <a:graphic xmlns:a="http://schemas.openxmlformats.org/drawingml/2006/main">
+              <a:graphicData uri="http://schemas.openxmlformats.org/drawingml/2006/picture">
+                <pic:pic xmlns:pic="http://schemas.openxmlformats.org/drawingml/2006/picture">
+                  <pic:nvPicPr>
+                    <pic:cNvPr id="278223279" name="Image 1" descr="Une image contenant texte, capture d’écran, logiciel, Police&#10;&#10;Le contenu généré par l’IA peut être incorrect."/>
+                    <pic:cNvPicPr/>
+                  </pic:nvPicPr>
+                  <pic:blipFill>
+                    <a:blip r:embed="rId41"/>
+                    <a:stretch>
+                      <a:fillRect/>
+                    </a:stretch>
+                  </pic:blipFill>
+                  <pic:spPr>
+                    <a:xfrm>
+                      <a:off x="0" y="0"/>
+                      <a:ext cx="5759450" cy="6442710"/>
+                    </a:xfrm>
+                    <a:prstGeom prst="rect">
+                      <a:avLst/>
+                    </a:prstGeom>
+                  </pic:spPr>
+                </pic:pic>
+              </a:graphicData>
+            </a:graphic>
+          </wp:inline>
+        </w:drawing>
+      </w:r>
+    </w:p>
+    <w:p>
+      <w:r>
+        <w:rPr>
+          <w:noProof/>
+        </w:rPr>
+        <w:lastRenderedPageBreak/>
+        <w:drawing>
+          <wp:inline distT="0" distB="0" distL="0" distR="0" wp14:anchorId="3EB2C31B" wp14:editId="65A666F4">
+            <wp:extent cx="5759450" cy="7139940"/>
+            <wp:effectExtent l="0" t="0" r="0" b="3810"/>
+            <wp:docPr id="74431228" name="Image 1" descr="Une image contenant texte, capture d’écran, logiciel, Site web&#10;&#10;Le contenu généré par l’IA peut être incorrect."/>
+            <wp:cNvGraphicFramePr>
+              <a:graphicFrameLocks xmlns:a="http://schemas.openxmlformats.org/drawingml/2006/main" noChangeAspect="1"/>
+            </wp:cNvGraphicFramePr>
+            <a:graphic xmlns:a="http://schemas.openxmlformats.org/drawingml/2006/main">
+              <a:graphicData uri="http://schemas.openxmlformats.org/drawingml/2006/picture">
+                <pic:pic xmlns:pic="http://schemas.openxmlformats.org/drawingml/2006/picture">
+                  <pic:nvPicPr>
+                    <pic:cNvPr id="74431228" name="Image 1" descr="Une image contenant texte, capture d’écran, logiciel, Site web&#10;&#10;Le contenu généré par l’IA peut être incorrect."/>
+                    <pic:cNvPicPr/>
+                  </pic:nvPicPr>
+                  <pic:blipFill>
+                    <a:blip r:embed="rId42"/>
+                    <a:stretch>
+                      <a:fillRect/>
+                    </a:stretch>
+                  </pic:blipFill>
+                  <pic:spPr>
+                    <a:xfrm>
+                      <a:off x="0" y="0"/>
+                      <a:ext cx="5759450" cy="7139940"/>
+                    </a:xfrm>
+                    <a:prstGeom prst="rect">
+                      <a:avLst/>
+                    </a:prstGeom>
+                  </pic:spPr>
+                </pic:pic>
+              </a:graphicData>
+            </a:graphic>
+          </wp:inline>
+        </w:drawing>
+      </w:r>
+    </w:p>
+    <w:p>
+      <w:pPr>
+        <w:pStyle w:val="Titre3"/>
+      </w:pPr>
+      <w:bookmarkStart w:id="65" w:name="_Toc213352338"/>
+      <w:r>
+        <w:lastRenderedPageBreak/>
+        <w:t>Requête</w:t>
+      </w:r>
+      <w:r>
+        <w:t xml:space="preserve"> 5</w:t>
+      </w:r>
+      <w:bookmarkEnd w:id="65"/>
+    </w:p>
+    <w:p>
+      <w:r>
+        <w:rPr>
+          <w:noProof/>
+        </w:rPr>
+        <w:drawing>
+          <wp:inline distT="0" distB="0" distL="0" distR="0" wp14:anchorId="60143E28" wp14:editId="6757F333">
+            <wp:extent cx="5759450" cy="4808220"/>
+            <wp:effectExtent l="0" t="0" r="0" b="0"/>
+            <wp:docPr id="105301931" name="Image 1" descr="Une image contenant texte, capture d’écran, Police, logiciel&#10;&#10;Le contenu généré par l’IA peut être incorrect."/>
+            <wp:cNvGraphicFramePr>
+              <a:graphicFrameLocks xmlns:a="http://schemas.openxmlformats.org/drawingml/2006/main" noChangeAspect="1"/>
+            </wp:cNvGraphicFramePr>
+            <a:graphic xmlns:a="http://schemas.openxmlformats.org/drawingml/2006/main">
+              <a:graphicData uri="http://schemas.openxmlformats.org/drawingml/2006/picture">
+                <pic:pic xmlns:pic="http://schemas.openxmlformats.org/drawingml/2006/picture">
+                  <pic:nvPicPr>
+                    <pic:cNvPr id="105301931" name="Image 1" descr="Une image contenant texte, capture d’écran, Police, logiciel&#10;&#10;Le contenu généré par l’IA peut être incorrect."/>
+                    <pic:cNvPicPr/>
+                  </pic:nvPicPr>
+                  <pic:blipFill>
+                    <a:blip r:embed="rId43"/>
+                    <a:stretch>
+                      <a:fillRect/>
+                    </a:stretch>
+                  </pic:blipFill>
+                  <pic:spPr>
+                    <a:xfrm>
+                      <a:off x="0" y="0"/>
+                      <a:ext cx="5759450" cy="4808220"/>
+                    </a:xfrm>
+                    <a:prstGeom prst="rect">
+                      <a:avLst/>
+                    </a:prstGeom>
+                  </pic:spPr>
+                </pic:pic>
+              </a:graphicData>
+            </a:graphic>
+          </wp:inline>
+        </w:drawing>
+      </w:r>
+    </w:p>
+    <w:p>
+      <w:r>
+        <w:rPr>
+          <w:noProof/>
+        </w:rPr>
+        <w:drawing>
+          <wp:inline distT="0" distB="0" distL="0" distR="0" wp14:anchorId="1A83777B" wp14:editId="00D41593">
+            <wp:extent cx="5759450" cy="3515995"/>
+            <wp:effectExtent l="0" t="0" r="0" b="8255"/>
+            <wp:docPr id="1991323553" name="Image 1" descr="Une image contenant texte, capture d’écran, logiciel, Police&#10;&#10;Le contenu généré par l’IA peut être incorrect."/>
+            <wp:cNvGraphicFramePr>
+              <a:graphicFrameLocks xmlns:a="http://schemas.openxmlformats.org/drawingml/2006/main" noChangeAspect="1"/>
+            </wp:cNvGraphicFramePr>
+            <a:graphic xmlns:a="http://schemas.openxmlformats.org/drawingml/2006/main">
+              <a:graphicData uri="http://schemas.openxmlformats.org/drawingml/2006/picture">
+                <pic:pic xmlns:pic="http://schemas.openxmlformats.org/drawingml/2006/picture">
+                  <pic:nvPicPr>
+                    <pic:cNvPr id="1991323553" name="Image 1" descr="Une image contenant texte, capture d’écran, logiciel, Police&#10;&#10;Le contenu généré par l’IA peut être incorrect."/>
+                    <pic:cNvPicPr/>
+                  </pic:nvPicPr>
+                  <pic:blipFill>
+                    <a:blip r:embed="rId44"/>
+                    <a:stretch>
+                      <a:fillRect/>
+                    </a:stretch>
+                  </pic:blipFill>
+                  <pic:spPr>
+                    <a:xfrm>
+                      <a:off x="0" y="0"/>
+                      <a:ext cx="5759450" cy="3515995"/>
+                    </a:xfrm>
+                    <a:prstGeom prst="rect">
+                      <a:avLst/>
+                    </a:prstGeom>
+                  </pic:spPr>
+                </pic:pic>
+              </a:graphicData>
+            </a:graphic>
+          </wp:inline>
+        </w:drawing>
+      </w:r>
+    </w:p>
+    <w:p>
+      <w:pPr>
+        <w:pStyle w:val="Titre3"/>
+      </w:pPr>
+      <w:bookmarkStart w:id="66" w:name="_Toc213352339"/>
+      <w:r>
+        <w:lastRenderedPageBreak/>
+        <w:t>Requête 6</w:t>
+      </w:r>
+      <w:bookmarkEnd w:id="66"/>
+    </w:p>
+    <w:p>
+      <w:r>
+        <w:rPr>
+          <w:noProof/>
+        </w:rPr>
+        <w:drawing>
+          <wp:inline distT="0" distB="0" distL="0" distR="0" wp14:anchorId="2E5CFCA1" wp14:editId="4DBB6967">
+            <wp:extent cx="5759450" cy="7800975"/>
+            <wp:effectExtent l="0" t="0" r="0" b="9525"/>
+            <wp:docPr id="208630065" name="Image 1" descr="Une image contenant texte, capture d’écran, logiciel, Logiciel multimédia&#10;&#10;Le contenu généré par l’IA peut être incorrect."/>
+            <wp:cNvGraphicFramePr>
+              <a:graphicFrameLocks xmlns:a="http://schemas.openxmlformats.org/drawingml/2006/main" noChangeAspect="1"/>
+            </wp:cNvGraphicFramePr>
+            <a:graphic xmlns:a="http://schemas.openxmlformats.org/drawingml/2006/main">
+              <a:graphicData uri="http://schemas.openxmlformats.org/drawingml/2006/picture">
+                <pic:pic xmlns:pic="http://schemas.openxmlformats.org/drawingml/2006/picture">
+                  <pic:nvPicPr>
+                    <pic:cNvPr id="208630065" name="Image 1" descr="Une image contenant texte, capture d’écran, logiciel, Logiciel multimédia&#10;&#10;Le contenu généré par l’IA peut être incorrect."/>
+                    <pic:cNvPicPr/>
+                  </pic:nvPicPr>
+                  <pic:blipFill>
+                    <a:blip r:embed="rId45"/>
+                    <a:stretch>
+                      <a:fillRect/>
+                    </a:stretch>
+                  </pic:blipFill>
+                  <pic:spPr>
+                    <a:xfrm>
+                      <a:off x="0" y="0"/>
+                      <a:ext cx="5759450" cy="7800975"/>
+                    </a:xfrm>
+                    <a:prstGeom prst="rect">
+                      <a:avLst/>
+                    </a:prstGeom>
+                  </pic:spPr>
+                </pic:pic>
+              </a:graphicData>
+            </a:graphic>
+          </wp:inline>
+        </w:drawing>
+      </w:r>
+    </w:p>
+    <w:p>
+      <w:pPr>
+        <w:pStyle w:val="Titre3"/>
+      </w:pPr>
+      <w:bookmarkStart w:id="67" w:name="_Toc213352340"/>
+      <w:r>
+        <w:lastRenderedPageBreak/>
+        <w:t>Requête 7</w:t>
+      </w:r>
+      <w:bookmarkEnd w:id="67"/>
+    </w:p>
+    <w:p>
+      <w:r>
+        <w:rPr>
+          <w:noProof/>
+        </w:rPr>
+        <w:drawing>
+          <wp:inline distT="0" distB="0" distL="0" distR="0" wp14:anchorId="067F946B" wp14:editId="6C88E308">
+            <wp:extent cx="4810796" cy="4305901"/>
+            <wp:effectExtent l="0" t="0" r="8890" b="0"/>
+            <wp:docPr id="870693360" name="Image 1" descr="Une image contenant texte, capture d’écran, Police&#10;&#10;Le contenu généré par l’IA peut être incorrect."/>
+            <wp:cNvGraphicFramePr>
+              <a:graphicFrameLocks xmlns:a="http://schemas.openxmlformats.org/drawingml/2006/main" noChangeAspect="1"/>
+            </wp:cNvGraphicFramePr>
+            <a:graphic xmlns:a="http://schemas.openxmlformats.org/drawingml/2006/main">
+              <a:graphicData uri="http://schemas.openxmlformats.org/drawingml/2006/picture">
+                <pic:pic xmlns:pic="http://schemas.openxmlformats.org/drawingml/2006/picture">
+                  <pic:nvPicPr>
+                    <pic:cNvPr id="870693360" name="Image 1" descr="Une image contenant texte, capture d’écran, Police&#10;&#10;Le contenu généré par l’IA peut être incorrect."/>
+                    <pic:cNvPicPr/>
+                  </pic:nvPicPr>
+                  <pic:blipFill>
+                    <a:blip r:embed="rId46"/>
+                    <a:stretch>
+                      <a:fillRect/>
+                    </a:stretch>
+                  </pic:blipFill>
+                  <pic:spPr>
+                    <a:xfrm>
+                      <a:off x="0" y="0"/>
+                      <a:ext cx="4810796" cy="4305901"/>
+                    </a:xfrm>
+                    <a:prstGeom prst="rect">
+                      <a:avLst/>
+                    </a:prstGeom>
+                  </pic:spPr>
+                </pic:pic>
+              </a:graphicData>
+            </a:graphic>
+          </wp:inline>
+        </w:drawing>
+      </w:r>
+    </w:p>
+    <w:p>
+      <w:r>
+        <w:rPr>
+          <w:noProof/>
+        </w:rPr>
+        <w:lastRenderedPageBreak/>
+        <w:drawing>
+          <wp:inline distT="0" distB="0" distL="0" distR="0" wp14:anchorId="14C3A374" wp14:editId="0F3916F0">
+            <wp:extent cx="5759450" cy="7108190"/>
+            <wp:effectExtent l="0" t="0" r="0" b="0"/>
+            <wp:docPr id="857235109" name="Image 1" descr="Une image contenant texte, capture d’écran, logiciel, Logiciel multimédia&#10;&#10;Le contenu généré par l’IA peut être incorrect."/>
+            <wp:cNvGraphicFramePr>
+              <a:graphicFrameLocks xmlns:a="http://schemas.openxmlformats.org/drawingml/2006/main" noChangeAspect="1"/>
+            </wp:cNvGraphicFramePr>
+            <a:graphic xmlns:a="http://schemas.openxmlformats.org/drawingml/2006/main">
+              <a:graphicData uri="http://schemas.openxmlformats.org/drawingml/2006/picture">
+                <pic:pic xmlns:pic="http://schemas.openxmlformats.org/drawingml/2006/picture">
+                  <pic:nvPicPr>
+                    <pic:cNvPr id="857235109" name="Image 1" descr="Une image contenant texte, capture d’écran, logiciel, Logiciel multimédia&#10;&#10;Le contenu généré par l’IA peut être incorrect."/>
+                    <pic:cNvPicPr/>
+                  </pic:nvPicPr>
+                  <pic:blipFill>
+                    <a:blip r:embed="rId47"/>
+                    <a:stretch>
+                      <a:fillRect/>
+                    </a:stretch>
+                  </pic:blipFill>
+                  <pic:spPr>
+                    <a:xfrm>
+                      <a:off x="0" y="0"/>
+                      <a:ext cx="5759450" cy="7108190"/>
+                    </a:xfrm>
+                    <a:prstGeom prst="rect">
+                      <a:avLst/>
+                    </a:prstGeom>
+                  </pic:spPr>
+                </pic:pic>
+              </a:graphicData>
+            </a:graphic>
+          </wp:inline>
+        </w:drawing>
+      </w:r>
+    </w:p>
+    <w:p>
+      <w:r>
+        <w:rPr>
+          <w:noProof/>
+        </w:rPr>
+        <w:lastRenderedPageBreak/>
+        <w:drawing>
+          <wp:inline distT="0" distB="0" distL="0" distR="0" wp14:anchorId="55B03658" wp14:editId="23F6247E">
+            <wp:extent cx="5759450" cy="1993265"/>
+            <wp:effectExtent l="0" t="0" r="0" b="6985"/>
+            <wp:docPr id="1464415330" name="Image 1" descr="Une image contenant texte, capture d’écran, logiciel, Logiciel multimédia&#10;&#10;Le contenu généré par l’IA peut être incorrect."/>
+            <wp:cNvGraphicFramePr>
+              <a:graphicFrameLocks xmlns:a="http://schemas.openxmlformats.org/drawingml/2006/main" noChangeAspect="1"/>
+            </wp:cNvGraphicFramePr>
+            <a:graphic xmlns:a="http://schemas.openxmlformats.org/drawingml/2006/main">
+              <a:graphicData uri="http://schemas.openxmlformats.org/drawingml/2006/picture">
+                <pic:pic xmlns:pic="http://schemas.openxmlformats.org/drawingml/2006/picture">
+                  <pic:nvPicPr>
+                    <pic:cNvPr id="1464415330" name="Image 1" descr="Une image contenant texte, capture d’écran, logiciel, Logiciel multimédia&#10;&#10;Le contenu généré par l’IA peut être incorrect."/>
+                    <pic:cNvPicPr/>
+                  </pic:nvPicPr>
+                  <pic:blipFill>
+                    <a:blip r:embed="rId48"/>
+                    <a:stretch>
+                      <a:fillRect/>
+                    </a:stretch>
+                  </pic:blipFill>
+                  <pic:spPr>
+                    <a:xfrm>
+                      <a:off x="0" y="0"/>
+                      <a:ext cx="5759450" cy="1993265"/>
+                    </a:xfrm>
+                    <a:prstGeom prst="rect">
+                      <a:avLst/>
+                    </a:prstGeom>
+                  </pic:spPr>
+                </pic:pic>
+              </a:graphicData>
+            </a:graphic>
+          </wp:inline>
+        </w:drawing>
+      </w:r>
+    </w:p>
+    <w:p>
+      <w:pPr>
+        <w:pStyle w:val="Titre3"/>
+      </w:pPr>
+      <w:bookmarkStart w:id="68" w:name="_Toc213352341"/>
+      <w:r>
+        <w:t>Débrief des requêtes</w:t>
+      </w:r>
+      <w:bookmarkEnd w:id="68"/>
+    </w:p>
+    <w:p>
+      <w:r>
+        <w:t>La simplicité d</w:t>
+      </w:r>
+      <w:r>
+        <w:t>es</w:t>
+      </w:r>
+      <w:r>
+        <w:t xml:space="preserve"> demandes faites à l’IA vienne du fait qu’elles ont été posées à un stade peu avancer du projet. Cela vient du fait que l’utilisation de l’IA étaient couplé à une lecture de la documentation fourni par l’ETML et des solutions d’exercices vu en classe. Cela a été fait dans le but de comprendre le plus efficacement possible et ne pas dépendre de l’IA, car je sais que ce sont des notions très importantes à apprendre en tant que développeur.</w:t>
       </w:r>
     </w:p>
     <w:sectPr>
-      <w:headerReference w:type="default" r:id="rId23"/>
-      <w:footerReference w:type="default" r:id="rId24"/>
+      <w:headerReference w:type="default" r:id="rId49"/>
+      <w:footerReference w:type="default" r:id="rId50"/>
       <w:pgSz w:w="11906" w:h="16838" w:code="9"/>
-      <w:pgMar w:top="1418" w:right="1418" w:bottom="1418" w:left="1418" w:header="709" w:footer="709" w:gutter="0"/>
+      <w:pgMar w:top="1276" w:right="1418" w:bottom="1134" w:left="1418" w:header="709" w:footer="480" w:gutter="0"/>
       <w:cols w:space="708"/>
       <w:titlePg/>
       <w:docGrid w:linePitch="360"/>
@@ -6381,7 +8507,7 @@
               <w:noProof/>
               <w:szCs w:val="16"/>
             </w:rPr>
-            <w:t>31.10.2025 12:05</w:t>
+            <w:t>06.11.2025 20:09</w:t>
           </w:r>
           <w:r>
             <w:rPr>
@@ -6516,7 +8642,7 @@
               <wp:inline distT="0" distB="0" distL="0" distR="0" wp14:anchorId="7C62B2D0" wp14:editId="7172CDBF">
                 <wp:extent cx="1046480" cy="315680"/>
                 <wp:effectExtent l="0" t="0" r="1270" b="8255"/>
-                <wp:docPr id="2" name="Image 2" descr="Logo_entete"/>
+                <wp:docPr id="1469110159" name="Image 1469110159" descr="Logo_entete"/>
                 <wp:cNvGraphicFramePr>
                   <a:graphicFrameLocks xmlns:a="http://schemas.openxmlformats.org/drawingml/2006/main" noChangeAspect="1"/>
                 </wp:cNvGraphicFramePr>
@@ -6593,7 +8719,7 @@
         <v:path o:extrusionok="f" gradientshapeok="t" o:connecttype="rect"/>
         <o:lock v:ext="edit" aspectratio="t"/>
       </v:shapetype>
-      <v:shape id="_x0000_i1097" type="#_x0000_t75" style="width:11.55pt;height:11.55pt" o:bullet="t">
+      <v:shape id="_x0000_i1033" type="#_x0000_t75" style="width:11.25pt;height:11.25pt" o:bullet="t">
         <v:imagedata r:id="rId1" o:title="BD10263_"/>
       </v:shape>
     </w:pict>
@@ -11246,6 +13372,11 @@
       <w:shd w:val="clear" w:color="auto" w:fill="E1DFDD"/>
     </w:rPr>
   </w:style>
+  <w:style w:type="character" w:customStyle="1" w:styleId="whitespace-pre-wrap">
+    <w:name w:val="whitespace-pre-wrap"/>
+    <w:basedOn w:val="Policepardfaut"/>
+    <w:rsid w:val="00F75B1B"/>
+  </w:style>
 </w:styles>
 </file>
 
@@ -11540,15 +13671,6 @@
 </file>
 
 <file path=customXml/item2.xml><?xml version="1.0" encoding="utf-8"?>
-<?mso-contentType ?>
-<FormTemplates xmlns="http://schemas.microsoft.com/sharepoint/v3/contenttype/forms">
-  <Display>DocumentLibraryForm</Display>
-  <Edit>DocumentLibraryForm</Edit>
-  <New>DocumentLibraryForm</New>
-</FormTemplates>
-</file>
-
-<file path=customXml/item3.xml><?xml version="1.0" encoding="utf-8"?>
 <ct:contentTypeSchema xmlns:ct="http://schemas.microsoft.com/office/2006/metadata/contentType" xmlns:ma="http://schemas.microsoft.com/office/2006/metadata/properties/metaAttributes" ct:_="" ma:_="" ma:contentTypeName="Document" ma:contentTypeID="0x0101005A5B8F5EAAC22C48A11F5D9A60E6F21D" ma:contentTypeVersion="16" ma:contentTypeDescription="Crée un document." ma:contentTypeScope="" ma:versionID="f2b963976306cc54294b7f4545a3c6c4">
   <xsd:schema xmlns:xsd="http://www.w3.org/2001/XMLSchema" xmlns:xs="http://www.w3.org/2001/XMLSchema" xmlns:p="http://schemas.microsoft.com/office/2006/metadata/properties" xmlns:ns2="a1b10758-7132-46a4-a2fe-7a2cf46f51f4" xmlns:ns3="f7d9f5a6-831d-4621-8c77-cbcaf993e406" targetNamespace="http://schemas.microsoft.com/office/2006/metadata/properties" ma:root="true" ma:fieldsID="e5e135fa2fc1295e1586ddcd9c1a8904" ns2:_="" ns3:_="">
     <xsd:import namespace="a1b10758-7132-46a4-a2fe-7a2cf46f51f4"/>
@@ -11791,7 +13913,7 @@
 </ct:contentTypeSchema>
 </file>
 
-<file path=customXml/item4.xml><?xml version="1.0" encoding="utf-8"?>
+<file path=customXml/item3.xml><?xml version="1.0" encoding="utf-8"?>
 <p:properties xmlns:p="http://schemas.microsoft.com/office/2006/metadata/properties" xmlns:xsi="http://www.w3.org/2001/XMLSchema-instance" xmlns:pc="http://schemas.microsoft.com/office/infopath/2007/PartnerControls">
   <documentManagement>
     <lcf76f155ced4ddcb4097134ff3c332f xmlns="a1b10758-7132-46a4-a2fe-7a2cf46f51f4">
@@ -11800,6 +13922,15 @@
     <TaxCatchAll xmlns="f7d9f5a6-831d-4621-8c77-cbcaf993e406" xsi:nil="true"/>
   </documentManagement>
 </p:properties>
+</file>
+
+<file path=customXml/item4.xml><?xml version="1.0" encoding="utf-8"?>
+<?mso-contentType ?>
+<FormTemplates xmlns="http://schemas.microsoft.com/sharepoint/v3/contenttype/forms">
+  <Display>DocumentLibraryForm</Display>
+  <Edit>DocumentLibraryForm</Edit>
+  <New>DocumentLibraryForm</New>
+</FormTemplates>
 </file>
 
 <file path=customXml/itemProps1.xml><?xml version="1.0" encoding="utf-8"?>
@@ -11811,14 +13942,6 @@
 </file>
 
 <file path=customXml/itemProps2.xml><?xml version="1.0" encoding="utf-8"?>
-<ds:datastoreItem xmlns:ds="http://schemas.openxmlformats.org/officeDocument/2006/customXml" ds:itemID="{6C3F7A66-EDE3-46FD-83EB-3C265E5D2669}">
-  <ds:schemaRefs>
-    <ds:schemaRef ds:uri="http://schemas.microsoft.com/sharepoint/v3/contenttype/forms"/>
-  </ds:schemaRefs>
-</ds:datastoreItem>
-</file>
-
-<file path=customXml/itemProps3.xml><?xml version="1.0" encoding="utf-8"?>
 <ds:datastoreItem xmlns:ds="http://schemas.openxmlformats.org/officeDocument/2006/customXml" ds:itemID="{41546E4A-837A-4BEF-A4B8-FFD4EAB4E855}">
   <ds:schemaRefs>
     <ds:schemaRef ds:uri="http://schemas.microsoft.com/office/2006/metadata/contentType"/>
@@ -11837,7 +13960,7 @@
 </ds:datastoreItem>
 </file>
 
-<file path=customXml/itemProps4.xml><?xml version="1.0" encoding="utf-8"?>
+<file path=customXml/itemProps3.xml><?xml version="1.0" encoding="utf-8"?>
 <ds:datastoreItem xmlns:ds="http://schemas.openxmlformats.org/officeDocument/2006/customXml" ds:itemID="{2319CDB8-A2CD-412D-8359-13E6B4DF1FF4}">
   <ds:schemaRefs>
     <ds:schemaRef ds:uri="http://schemas.microsoft.com/office/2006/metadata/properties"/>
@@ -11846,4 +13969,12 @@
     <ds:schemaRef ds:uri="f7d9f5a6-831d-4621-8c77-cbcaf993e406"/>
   </ds:schemaRefs>
 </ds:datastoreItem>
+</file>
+
+<file path=customXml/itemProps4.xml><?xml version="1.0" encoding="utf-8"?>
+<ds:datastoreItem xmlns:ds="http://schemas.openxmlformats.org/officeDocument/2006/customXml" ds:itemID="{6C3F7A66-EDE3-46FD-83EB-3C265E5D2669}">
+  <ds:schemaRefs>
+    <ds:schemaRef ds:uri="http://schemas.microsoft.com/sharepoint/v3/contenttype/forms"/>
+  </ds:schemaRefs>
+</ds:datastoreItem>
 </file>